--- a/downloads/teacher/ai-2-week-03.docx
+++ b/downloads/teacher/ai-2-week-03.docx
@@ -2974,6 +2974,396 @@
         <w:t>Validate recommender requests before ranking items, retaining explicit labels for missing or invalid cases.</w:t>
       </w:r>
     </w:p>
+    <w:p>
+      <w:pPr>
+        <w:pStyle w:val="Heading1"/>
+      </w:pPr>
+      <w:r>
+        <w:t>07. Prepare, teach and assess</w:t>
+      </w:r>
+    </w:p>
+    <w:p>
+      <w:r>
+        <w:t>Teaching target: Trace the selected branch in an if elif else chain</w:t>
+      </w:r>
+    </w:p>
+    <w:p>
+      <w:r>
+        <w:t>Prepare the labelled worked-case picture, the matching workbook, fictional input cards and a place for individual responses. No paid AI account is required for the paper reasoning activities.</w:t>
+      </w:r>
+    </w:p>
+    <w:tbl>
+      <w:tblPr>
+        <w:tblStyle w:val="LightShading-Accent1"/>
+        <w:tblW w:type="auto" w:w="0"/>
+        <w:tblLook w:firstColumn="1" w:firstRow="1" w:lastColumn="0" w:lastRow="0" w:noHBand="0" w:noVBand="1" w:val="04A0"/>
+      </w:tblPr>
+      <w:tblGrid>
+        <w:gridCol w:w="3408"/>
+        <w:gridCol w:w="3408"/>
+        <w:gridCol w:w="3408"/>
+      </w:tblGrid>
+      <w:tr>
+        <w:trPr>
+          <w:tblHeader/>
+        </w:trPr>
+        <w:tc>
+          <w:tcPr>
+            <w:tcW w:type="dxa" w:w="3408"/>
+          </w:tcPr>
+          <w:p>
+            <w:r>
+              <w:t>Session</w:t>
+            </w:r>
+          </w:p>
+        </w:tc>
+        <w:tc>
+          <w:tcPr>
+            <w:tcW w:type="dxa" w:w="3408"/>
+          </w:tcPr>
+          <w:p>
+            <w:r>
+              <w:t>Plan</w:t>
+            </w:r>
+          </w:p>
+        </w:tc>
+        <w:tc>
+          <w:tcPr>
+            <w:tcW w:type="dxa" w:w="3408"/>
+          </w:tcPr>
+          <w:p>
+            <w:r>
+              <w:t>Resources</w:t>
+            </w:r>
+          </w:p>
+        </w:tc>
+      </w:tr>
+      <w:tr>
+        <w:tc>
+          <w:tcPr>
+            <w:tcW w:type="dxa" w:w="3408"/>
+          </w:tcPr>
+          <w:p>
+            <w:r>
+              <w:t>Session 1 · Understand · 45 min</w:t>
+            </w:r>
+          </w:p>
+        </w:tc>
+        <w:tc>
+          <w:tcPr>
+            <w:tcW w:type="dxa" w:w="3408"/>
+          </w:tcPr>
+          <w:p>
+            <w:r>
+              <w:t>0–7: recall and prerequisite; 7–15: inspect the concrete case and predict; 15–30: teacher models the worked trace; 30–40: learners explain a step using the text and visual; 40–45: check the core idea.</w:t>
+            </w:r>
+          </w:p>
+        </w:tc>
+        <w:tc>
+          <w:tcPr>
+            <w:tcW w:type="dxa" w:w="3408"/>
+          </w:tcPr>
+          <w:p>
+            <w:r>
+              <w:t>Sections 1–6; record the brief recall in the workbook.</w:t>
+            </w:r>
+          </w:p>
+        </w:tc>
+      </w:tr>
+      <w:tr>
+        <w:tc>
+          <w:tcPr>
+            <w:tcW w:type="dxa" w:w="3408"/>
+          </w:tcPr>
+          <w:p>
+            <w:r>
+              <w:t>Session 2 · Practise · 45 min</w:t>
+            </w:r>
+          </w:p>
+        </w:tc>
+        <w:tc>
+          <w:tcPr>
+            <w:tcW w:type="dxa" w:w="3408"/>
+          </w:tcPr>
+          <w:p>
+            <w:r>
+              <w:t>0–5: retrieve the procedure; 5–15: W2 completion practice; 15–23: explain and check with a partner; 23–30: each learner answers the misconception check; 30–40: targeted reteaching or a harder variation; 40–45: prepare the investigation.</w:t>
+            </w:r>
+          </w:p>
+        </w:tc>
+        <w:tc>
+          <w:tcPr>
+            <w:tcW w:type="dxa" w:w="3408"/>
+          </w:tcPr>
+          <w:p>
+            <w:r>
+              <w:t>Sections 7–10; use the matching workbook W2 and misconception check.</w:t>
+            </w:r>
+          </w:p>
+        </w:tc>
+      </w:tr>
+      <w:tr>
+        <w:tc>
+          <w:tcPr>
+            <w:tcW w:type="dxa" w:w="3408"/>
+          </w:tcPr>
+          <w:p>
+            <w:r>
+              <w:t>Session 3 · Investigate and transfer · 45 min</w:t>
+            </w:r>
+          </w:p>
+        </w:tc>
+        <w:tc>
+          <w:tcPr>
+            <w:tcW w:type="dxa" w:w="3408"/>
+          </w:tcPr>
+          <w:p>
+            <w:r>
+              <w:t>0–5: retrieve the decision rule; 5–20: investigate or trace; 20–30: start the independent case; 30–38: connect the project; 38–43: act on feedback; 43–45: plan the return check.</w:t>
+            </w:r>
+          </w:p>
+        </w:tc>
+        <w:tc>
+          <w:tcPr>
+            <w:tcW w:type="dxa" w:w="3408"/>
+          </w:tcPr>
+          <w:p>
+            <w:r>
+              <w:t>Sections 9 and 11–14. Give extra time to finish the full task set; use Section 15 when the week includes a coding lab.</w:t>
+            </w:r>
+          </w:p>
+        </w:tc>
+      </w:tr>
+    </w:tbl>
+    <w:p>
+      <w:r>
+        <w:t>Before class, solve the supported practice: For -1, 12 and 13, record checked conditions, skipped conditions and the final label. Run each as a fresh script after predicting.</w:t>
+      </w:r>
+    </w:p>
+    <w:p>
+      <w:r>
+        <w:t>Reasoned practice answer: -1: first True, second skipped, Invalid. 12: first False, second True, Short. 13: both False, else selected, Long. Retain observed results separately.</w:t>
+      </w:r>
+    </w:p>
+    <w:p>
+      <w:r>
+        <w:t>Check every learner before discussion: Use the worked case for Branching and boundary tests. Proposed explanation: “Every condition in the chain always runs”. Decide whether this explanation is supported. Point to the step or supplied fact that decides; explain your repair if needed.</w:t>
+      </w:r>
+    </w:p>
+    <w:p>
+      <w:r>
+        <w:t>Misconception repair: Once one condition succeeds, later alternatives are skipped.</w:t>
+      </w:r>
+    </w:p>
+    <w:p>
+      <w:r>
+        <w:t>Support: read the exact case aloud, enlarge the labelled picture, supply input cards and model only the first deciding step. Accept a spoken explanation or drawing; retain the reasoning goal.</w:t>
+      </w:r>
+    </w:p>
+    <w:p>
+      <w:r>
+        <w:t>Extension: Move minutes&lt;=10 to the first branch. Require a prediction and a reason before comparing. Expected result: −1 and 0 wrongly receive Short. Reason: Both satisfy the earlier comparison before their intended checks are reached.</w:t>
+      </w:r>
+    </w:p>
+    <w:p>
+      <w:r>
+        <w:t>Independent assessment: withhold the reserved answer until the learner has attempted the new case. Record support separately from correctness.</w:t>
+      </w:r>
+    </w:p>
+    <w:tbl>
+      <w:tblPr>
+        <w:tblStyle w:val="LightShading-Accent1"/>
+        <w:tblW w:type="auto" w:w="0"/>
+        <w:tblLook w:firstColumn="1" w:firstRow="1" w:lastColumn="0" w:lastRow="0" w:noHBand="0" w:noVBand="1" w:val="04A0"/>
+      </w:tblPr>
+      <w:tblGrid>
+        <w:gridCol w:w="2556"/>
+        <w:gridCol w:w="2556"/>
+        <w:gridCol w:w="2556"/>
+        <w:gridCol w:w="2556"/>
+      </w:tblGrid>
+      <w:tr>
+        <w:trPr>
+          <w:tblHeader/>
+        </w:trPr>
+        <w:tc>
+          <w:tcPr>
+            <w:tcW w:type="dxa" w:w="2556"/>
+          </w:tcPr>
+          <w:p>
+            <w:r>
+              <w:t>Criterion</w:t>
+            </w:r>
+          </w:p>
+        </w:tc>
+        <w:tc>
+          <w:tcPr>
+            <w:tcW w:type="dxa" w:w="2556"/>
+          </w:tcPr>
+          <w:p>
+            <w:r>
+              <w:t>Not yet</w:t>
+            </w:r>
+          </w:p>
+        </w:tc>
+        <w:tc>
+          <w:tcPr>
+            <w:tcW w:type="dxa" w:w="2556"/>
+          </w:tcPr>
+          <w:p>
+            <w:r>
+              <w:t>With support</w:t>
+            </w:r>
+          </w:p>
+        </w:tc>
+        <w:tc>
+          <w:tcPr>
+            <w:tcW w:type="dxa" w:w="2556"/>
+          </w:tcPr>
+          <w:p>
+            <w:r>
+              <w:t>Independent</w:t>
+            </w:r>
+          </w:p>
+        </w:tc>
+      </w:tr>
+      <w:tr>
+        <w:tc>
+          <w:tcPr>
+            <w:tcW w:type="dxa" w:w="2556"/>
+          </w:tcPr>
+          <w:p>
+            <w:r>
+              <w:t>Explanation</w:t>
+            </w:r>
+          </w:p>
+        </w:tc>
+        <w:tc>
+          <w:tcPr>
+            <w:tcW w:type="dxa" w:w="2556"/>
+          </w:tcPr>
+          <w:p>
+            <w:r>
+              <w:t>Names an answer without a deciding fact</w:t>
+            </w:r>
+          </w:p>
+        </w:tc>
+        <w:tc>
+          <w:tcPr>
+            <w:tcW w:type="dxa" w:w="2556"/>
+          </w:tcPr>
+          <w:p>
+            <w:r>
+              <w:t>Uses a hint to link fact and decision</w:t>
+            </w:r>
+          </w:p>
+        </w:tc>
+        <w:tc>
+          <w:tcPr>
+            <w:tcW w:type="dxa" w:w="2556"/>
+          </w:tcPr>
+          <w:p>
+            <w:r>
+              <w:t>Explains the deciding fact in own words</w:t>
+            </w:r>
+          </w:p>
+        </w:tc>
+      </w:tr>
+      <w:tr>
+        <w:tc>
+          <w:tcPr>
+            <w:tcW w:type="dxa" w:w="2556"/>
+          </w:tcPr>
+          <w:p>
+            <w:r>
+              <w:t>Trace or test</w:t>
+            </w:r>
+          </w:p>
+        </w:tc>
+        <w:tc>
+          <w:tcPr>
+            <w:tcW w:type="dxa" w:w="2556"/>
+          </w:tcPr>
+          <w:p>
+            <w:r>
+              <w:t>Cannot connect input and result</w:t>
+            </w:r>
+          </w:p>
+        </w:tc>
+        <w:tc>
+          <w:tcPr>
+            <w:tcW w:type="dxa" w:w="2556"/>
+          </w:tcPr>
+          <w:p>
+            <w:r>
+              <w:t>Completes steps with prompts</w:t>
+            </w:r>
+          </w:p>
+        </w:tc>
+        <w:tc>
+          <w:tcPr>
+            <w:tcW w:type="dxa" w:w="2556"/>
+          </w:tcPr>
+          <w:p>
+            <w:r>
+              <w:t>Traces or tests a changed case accurately</w:t>
+            </w:r>
+          </w:p>
+        </w:tc>
+      </w:tr>
+      <w:tr>
+        <w:tc>
+          <w:tcPr>
+            <w:tcW w:type="dxa" w:w="2556"/>
+          </w:tcPr>
+          <w:p>
+            <w:r>
+              <w:t>Limits and revision</w:t>
+            </w:r>
+          </w:p>
+        </w:tc>
+        <w:tc>
+          <w:tcPr>
+            <w:tcW w:type="dxa" w:w="2556"/>
+          </w:tcPr>
+          <w:p>
+            <w:r>
+              <w:t>Claims more than evidence supports</w:t>
+            </w:r>
+          </w:p>
+        </w:tc>
+        <w:tc>
+          <w:tcPr>
+            <w:tcW w:type="dxa" w:w="2556"/>
+          </w:tcPr>
+          <w:p>
+            <w:r>
+              <w:t>Names a limit after a prompt</w:t>
+            </w:r>
+          </w:p>
+        </w:tc>
+        <w:tc>
+          <w:tcPr>
+            <w:tcW w:type="dxa" w:w="2556"/>
+          </w:tcPr>
+          <w:p>
+            <w:r>
+              <w:t>States a defensible limit and useful next test</w:t>
+            </w:r>
+          </w:p>
+        </w:tc>
+      </w:tr>
+    </w:tbl>
+    <w:p>
+      <w:r>
+        <w:t>Project checkpoint: Frame the need. Name the user, the problem, allowed inputs and a safe simple starting method.</w:t>
+      </w:r>
+    </w:p>
+    <w:p>
+      <w:r>
+        <w:t>Use the weekly teacher answer for topic-specific reasoning. A saved progress tick is an activity record; judge mastery from the learner’s explanation and evidence.</w:t>
+      </w:r>
+    </w:p>
     <w:sectPr>
       <w:pgSz w:w="12240" w:h="15840"/>
       <w:pgMar w:top="936" w:right="1008" w:bottom="936" w:left="1008" w:header="720" w:footer="720" w:gutter="0"/>

--- a/downloads/teacher/ai-2-week-03.docx
+++ b/downloads/teacher/ai-2-week-03.docx
@@ -3364,6 +3364,39 @@
         <w:t>Use the weekly teacher answer for topic-specific reasoning. A saved progress tick is an activity record; judge mastery from the learner’s explanation and evidence.</w:t>
       </w:r>
     </w:p>
+    <w:p>
+      <w:pPr>
+        <w:pStyle w:val="Heading1"/>
+      </w:pPr>
+      <w:r>
+        <w:t>08. Use feedback, labs and repair paths</w:t>
+      </w:r>
+    </w:p>
+    <w:p>
+      <w:r>
+        <w:t>Use the two formative questions as supported practice, not as independent mastery scores. Discuss the deciding evidence rather than accepting a guessed selection.</w:t>
+      </w:r>
+    </w:p>
+    <w:p>
+      <w:r>
+        <w:t>The feedback comes from the reviewed public worked case. Do not reveal the separately reserved independent teacher answer until the learner has attempted that case.</w:t>
+      </w:r>
+    </w:p>
+    <w:p>
+      <w:r>
+        <w:t>Ask students to predict before running code. Preserve errors and actual outputs; collect a changed test and an explanation. The branch-boundary and indexing lessons deliberately include failure cases.</w:t>
+      </w:r>
+    </w:p>
+    <w:p>
+      <w:r>
+        <w:t>Use the earlier worked-explanation links to address a specific missing building block, then return to the current question. Adapt this suggestion after observing the learner; it is not an automatic diagnosis.</w:t>
+      </w:r>
+    </w:p>
+    <w:p>
+      <w:r>
+        <w:t>Collect the completed-work portfolio as evidence. Record support separately from correctness, and assess explanation, trace/test and limitations. Progress ticks and quiz selections alone do not establish mastery.</w:t>
+      </w:r>
+    </w:p>
     <w:sectPr>
       <w:pgSz w:w="12240" w:h="15840"/>
       <w:pgMar w:top="936" w:right="1008" w:bottom="936" w:left="1008" w:header="720" w:footer="720" w:gutter="0"/>

--- a/downloads/teacher/ai-2-week-03.docx
+++ b/downloads/teacher/ai-2-week-03.docx
@@ -29,6 +29,11 @@
       </w:r>
     </w:p>
     <w:p>
+      <w:r>
+        <w:t>Prepare Branching Logic: check the target, prerequisites, resources and adaptable teaching schedule.</w:t>
+      </w:r>
+    </w:p>
+    <w:p>
       <w:pPr>
         <w:pStyle w:val="Heading3"/>
       </w:pPr>
@@ -37,8 +42,26 @@
       </w:r>
     </w:p>
     <w:p>
-      <w:r>
-        <w:t>Primary target: Trace the selected branch in an if elif else chain</w:t>
+      <w:pPr>
+        <w:spacing w:line="336" w:lineRule="auto" w:after="180"/>
+      </w:pPr>
+      <w:r>
+        <w:rPr>
+          <w:b w:val="0"/>
+        </w:rPr>
+        <w:t xml:space="preserve">Primary target: Trace the selected </w:t>
+      </w:r>
+      <w:r>
+        <w:rPr>
+          <w:b/>
+        </w:rPr>
+        <w:t>branch</w:t>
+      </w:r>
+      <w:r>
+        <w:rPr>
+          <w:b w:val="0"/>
+        </w:rPr>
+        <w:t xml:space="preserve"> in an if elif else chain</w:t>
       </w:r>
     </w:p>
     <w:tbl>
@@ -185,12 +208,47 @@
       </w:tr>
     </w:tbl>
     <w:p>
-      <w:r>
-        <w:t>This is a starting allocation of 135 minutes, not a validated duration. Preserve all named topics. Schedule extra time for connected examples, the full investigation, independent cases and project building. Repeated copies of a case share one recorded attempt; they are not new evidence.</w:t>
-      </w:r>
-    </w:p>
-    <w:p>
-      <w:r>
+      <w:pPr>
+        <w:spacing w:line="336" w:lineRule="auto" w:after="180"/>
+      </w:pPr>
+      <w:r>
+        <w:rPr>
+          <w:b w:val="0"/>
+        </w:rPr>
+        <w:t>This is a starting allocation of 135 minutes, not a validated duration. Preserve all named topics. Schedule extra time for connected examples, the full investigation, independent cases and project building.</w:t>
+      </w:r>
+    </w:p>
+    <w:p>
+      <w:pPr>
+        <w:spacing w:line="336" w:lineRule="auto" w:after="180"/>
+      </w:pPr>
+      <w:r>
+        <w:rPr>
+          <w:b w:val="0"/>
+        </w:rPr>
+        <w:t xml:space="preserve">Repeated copies of a case share one recorded attempt; they are not new </w:t>
+      </w:r>
+      <w:r>
+        <w:rPr>
+          <w:b/>
+        </w:rPr>
+        <w:t>evidence</w:t>
+      </w:r>
+      <w:r>
+        <w:rPr>
+          <w:b w:val="0"/>
+        </w:rPr>
+        <w:t>.</w:t>
+      </w:r>
+    </w:p>
+    <w:p>
+      <w:pPr>
+        <w:spacing w:line="336" w:lineRule="auto" w:after="180"/>
+      </w:pPr>
+      <w:r>
+        <w:rPr>
+          <w:b w:val="0"/>
+        </w:rPr>
         <w:t>Case exposure check: this source example appears in ai-2/3, python-bridge/5. Reuse a familiar case for recall or modelling; verify that the case used to assess transfer has not already received feedback.</w:t>
       </w:r>
     </w:p>
@@ -211,22 +269,46 @@
       </w:r>
     </w:p>
     <w:p>
-      <w:r>
+      <w:pPr>
+        <w:spacing w:line="336" w:lineRule="auto" w:after="180"/>
+      </w:pPr>
+      <w:r>
+        <w:rPr>
+          <w:b w:val="0"/>
+        </w:rPr>
         <w:t>Without opening the old lesson, explain one key idea from Decompose a Goal. Give an example and a mistake that the idea helps you avoid.</w:t>
       </w:r>
     </w:p>
     <w:p>
-      <w:r>
+      <w:pPr>
+        <w:spacing w:line="336" w:lineRule="auto" w:after="180"/>
+      </w:pPr>
+      <w:r>
+        <w:rPr>
+          <w:b w:val="0"/>
+        </w:rPr>
         <w:t>Look for: Distinguish a function definition from a function call</w:t>
       </w:r>
     </w:p>
     <w:p>
-      <w:r>
+      <w:pPr>
+        <w:spacing w:line="336" w:lineRule="auto" w:after="180"/>
+      </w:pPr>
+      <w:r>
+        <w:rPr>
+          <w:b w:val="0"/>
+        </w:rPr>
         <w:t>Reference example, not the only acceptable wording: Name show_remaining; parameters capacity and used. Arguments 15 and 6 match capacity = 15 and used = 6. Expected printed result 9.</w:t>
       </w:r>
     </w:p>
     <w:p>
-      <w:r>
+      <w:pPr>
+        <w:spacing w:line="336" w:lineRule="auto" w:after="180"/>
+      </w:pPr>
+      <w:r>
+        <w:rPr>
+          <w:b w:val="0"/>
+        </w:rPr>
         <w:t>Use the student module and workbook section with this exact week title. The worked case, independent question and answers below form one aligned lesson sequence.</w:t>
       </w:r>
     </w:p>
@@ -239,8 +321,27 @@
       </w:r>
     </w:p>
     <w:p>
-      <w:r>
-        <w:t>Classify lengths with if pages&lt;80 then Short; else if pages&lt;=160 then Medium; else Long. Trace 79,80,160,161. What happens if the &lt;=160 branch is placed first?</w:t>
+      <w:pPr>
+        <w:spacing w:line="336" w:lineRule="auto" w:after="180"/>
+        <w:shd w:fill="F5F1FB"/>
+      </w:pPr>
+      <w:r>
+        <w:rPr>
+          <w:b w:val="0"/>
+        </w:rPr>
+        <w:t xml:space="preserve">Classify lengths with if pages&lt;80 then Short; else if pages&lt;=160 then Medium; else Long. Trace 79,80,160,161. What happens if the &lt;=160 </w:t>
+      </w:r>
+      <w:r>
+        <w:rPr>
+          <w:b/>
+        </w:rPr>
+        <w:t>branch</w:t>
+      </w:r>
+      <w:r>
+        <w:rPr>
+          <w:b w:val="0"/>
+        </w:rPr>
+        <w:t xml:space="preserve"> is placed first?</w:t>
       </w:r>
     </w:p>
     <w:p>
@@ -252,8 +353,32 @@
       </w:r>
     </w:p>
     <w:p>
-      <w:r>
-        <w:t>Ordered conditions determine which path a system takes.</w:t>
+      <w:pPr>
+        <w:spacing w:line="336" w:lineRule="auto" w:after="180"/>
+      </w:pPr>
+      <w:r>
+        <w:rPr>
+          <w:b/>
+        </w:rPr>
+        <w:t>Order</w:t>
+      </w:r>
+      <w:r>
+        <w:rPr>
+          <w:b w:val="0"/>
+        </w:rPr>
+        <w:t xml:space="preserve">ed </w:t>
+      </w:r>
+      <w:r>
+        <w:rPr>
+          <w:b/>
+        </w:rPr>
+        <w:t>condition</w:t>
+      </w:r>
+      <w:r>
+        <w:rPr>
+          <w:b w:val="0"/>
+        </w:rPr>
+        <w:t>s determine which path a system takes.</w:t>
       </w:r>
     </w:p>
     <w:tbl>
@@ -389,12 +514,38 @@
       </w:r>
     </w:p>
     <w:p>
-      <w:r>
+      <w:pPr>
+        <w:spacing w:line="336" w:lineRule="auto" w:after="180"/>
+      </w:pPr>
+      <w:r>
+        <w:rPr>
+          <w:b w:val="0"/>
+        </w:rPr>
         <w:t>Use the supplied scenario, student illustrations and blank paper. For numeric work, offer counters or a calculator after learners show the setup. Fictional records are supplied; personal data and paid accounts are unnecessary.</w:t>
       </w:r>
     </w:p>
     <w:p>
-      <w:r>
+      <w:pPr>
+        <w:pStyle w:val="Heading3"/>
+      </w:pPr>
+      <w:r>
+        <w:t>Alternative compact allocation</w:t>
+      </w:r>
+    </w:p>
+    <w:p>
+      <w:r>
+        <w:t>This compact option is not the full-week schedule. Use the main teaching cycle and allow extra sessions for the investigation, independent work and project.</w:t>
+      </w:r>
+    </w:p>
+    <w:p>
+      <w:pPr>
+        <w:spacing w:line="336" w:lineRule="auto" w:after="180"/>
+        <w:shd w:fill="F1F6F8"/>
+      </w:pPr>
+      <w:r>
+        <w:rPr>
+          <w:b w:val="0"/>
+        </w:rPr>
         <w:t>Allow 80 minutes: recall 8; explanation 12; worked demonstration 15; guided practice 20; independent assessment 15; project and reflection 10. Extend the lab into a second session when needed.</w:t>
       </w:r>
     </w:p>
@@ -407,8 +558,85 @@
       </w:r>
     </w:p>
     <w:p>
-      <w:r>
-        <w:t>Teach ordered selection and indentation using a written input contract. A script can cover all branches while missing an equality bug. Reference: https://docs.python.org/3/tutorial/controlflow.html#if-statements. The new task requires one four-way chain; independently correct equivalent conditions are acceptable.</w:t>
+      <w:pPr>
+        <w:spacing w:line="336" w:lineRule="auto" w:after="180"/>
+      </w:pPr>
+      <w:r>
+        <w:rPr>
+          <w:b w:val="0"/>
+        </w:rPr>
+        <w:t xml:space="preserve">Teach </w:t>
+      </w:r>
+      <w:r>
+        <w:rPr>
+          <w:b/>
+        </w:rPr>
+        <w:t>order</w:t>
+      </w:r>
+      <w:r>
+        <w:rPr>
+          <w:b w:val="0"/>
+        </w:rPr>
+        <w:t xml:space="preserve">ed selection and </w:t>
+      </w:r>
+      <w:r>
+        <w:rPr>
+          <w:b/>
+        </w:rPr>
+        <w:t>indentation</w:t>
+      </w:r>
+      <w:r>
+        <w:rPr>
+          <w:b w:val="0"/>
+        </w:rPr>
+        <w:t xml:space="preserve"> using a written </w:t>
+      </w:r>
+      <w:r>
+        <w:rPr>
+          <w:b/>
+        </w:rPr>
+        <w:t>input</w:t>
+      </w:r>
+      <w:r>
+        <w:rPr>
+          <w:b w:val="0"/>
+        </w:rPr>
+        <w:t xml:space="preserve"> contract. A script can cover all </w:t>
+      </w:r>
+      <w:r>
+        <w:rPr>
+          <w:b/>
+        </w:rPr>
+        <w:t>branch</w:t>
+      </w:r>
+      <w:r>
+        <w:rPr>
+          <w:b w:val="0"/>
+        </w:rPr>
+        <w:t>es while missing an equality bug. Reference: https://docs.python.org/3/tutorial/controlflow.html#if-statements.</w:t>
+      </w:r>
+    </w:p>
+    <w:p>
+      <w:pPr>
+        <w:spacing w:line="336" w:lineRule="auto" w:after="180"/>
+      </w:pPr>
+      <w:r>
+        <w:rPr>
+          <w:b w:val="0"/>
+        </w:rPr>
+        <w:t xml:space="preserve">The new task requires one four-way chain; independently correct equivalent </w:t>
+      </w:r>
+      <w:r>
+        <w:rPr>
+          <w:b/>
+        </w:rPr>
+        <w:t>condition</w:t>
+      </w:r>
+      <w:r>
+        <w:rPr>
+          <w:b w:val="0"/>
+        </w:rPr>
+        <w:t>s are acceptable.</w:t>
       </w:r>
     </w:p>
     <w:p>
@@ -420,22 +648,82 @@
       </w:r>
     </w:p>
     <w:p>
-      <w:r>
-        <w:t>&lt;= accepts equality; &lt; excludes it. At 12 the two conditions produce different Boolean values.</w:t>
-      </w:r>
-    </w:p>
-    <w:p>
-      <w:r>
-        <w:t>Python 3 editor and branches.py</w:t>
-      </w:r>
-    </w:p>
-    <w:p>
-      <w:r>
-        <w:t>The written duration rule and boundary case cards</w:t>
-      </w:r>
-    </w:p>
-    <w:p>
-      <w:r>
+      <w:pPr>
+        <w:spacing w:line="336" w:lineRule="auto" w:after="180"/>
+      </w:pPr>
+      <w:r>
+        <w:rPr>
+          <w:b w:val="0"/>
+        </w:rPr>
+        <w:t xml:space="preserve">&lt;= accepts equality; &lt; excludes it. At 12 the two </w:t>
+      </w:r>
+      <w:r>
+        <w:rPr>
+          <w:b/>
+        </w:rPr>
+        <w:t>condition</w:t>
+      </w:r>
+      <w:r>
+        <w:rPr>
+          <w:b w:val="0"/>
+        </w:rPr>
+        <w:t>s produce different Boolean values.</w:t>
+      </w:r>
+    </w:p>
+    <w:p>
+      <w:pPr>
+        <w:spacing w:line="336" w:lineRule="auto" w:after="180"/>
+      </w:pPr>
+      <w:r>
+        <w:rPr>
+          <w:b w:val="0"/>
+        </w:rPr>
+        <w:t xml:space="preserve">Python 3 editor and </w:t>
+      </w:r>
+      <w:r>
+        <w:rPr>
+          <w:b/>
+        </w:rPr>
+        <w:t>branch</w:t>
+      </w:r>
+      <w:r>
+        <w:rPr>
+          <w:b w:val="0"/>
+        </w:rPr>
+        <w:t>es.py</w:t>
+      </w:r>
+    </w:p>
+    <w:p>
+      <w:pPr>
+        <w:spacing w:line="336" w:lineRule="auto" w:after="180"/>
+      </w:pPr>
+      <w:r>
+        <w:rPr>
+          <w:b w:val="0"/>
+        </w:rPr>
+        <w:t xml:space="preserve">The written duration rule and </w:t>
+      </w:r>
+      <w:r>
+        <w:rPr>
+          <w:b/>
+        </w:rPr>
+        <w:t>boundary</w:t>
+      </w:r>
+      <w:r>
+        <w:rPr>
+          <w:b w:val="0"/>
+        </w:rPr>
+        <w:t xml:space="preserve"> case cards</w:t>
+      </w:r>
+    </w:p>
+    <w:p>
+      <w:pPr>
+        <w:spacing w:line="336" w:lineRule="auto" w:after="180"/>
+      </w:pPr>
+      <w:r>
+        <w:rPr>
+          <w:b w:val="0"/>
+        </w:rPr>
         <w:t>Blank trace table with a skipped marker</w:t>
       </w:r>
     </w:p>
@@ -448,12 +736,60 @@
       </w:r>
     </w:p>
     <w:p>
-      <w:r>
-        <w:t>By the end, I can order branches so each input receives exactly its intended category.</w:t>
-      </w:r>
-    </w:p>
-    <w:p>
-      <w:r>
+      <w:pPr>
+        <w:spacing w:line="336" w:lineRule="auto" w:after="180"/>
+      </w:pPr>
+      <w:r>
+        <w:rPr>
+          <w:b w:val="0"/>
+        </w:rPr>
+        <w:t xml:space="preserve">By the end, I can </w:t>
+      </w:r>
+      <w:r>
+        <w:rPr>
+          <w:b/>
+        </w:rPr>
+        <w:t>order</w:t>
+      </w:r>
+      <w:r>
+        <w:rPr>
+          <w:b w:val="0"/>
+        </w:rPr>
+        <w:t xml:space="preserve"> </w:t>
+      </w:r>
+      <w:r>
+        <w:rPr>
+          <w:b/>
+        </w:rPr>
+        <w:t>branch</w:t>
+      </w:r>
+      <w:r>
+        <w:rPr>
+          <w:b w:val="0"/>
+        </w:rPr>
+        <w:t xml:space="preserve">es so each </w:t>
+      </w:r>
+      <w:r>
+        <w:rPr>
+          <w:b/>
+        </w:rPr>
+        <w:t>input</w:t>
+      </w:r>
+      <w:r>
+        <w:rPr>
+          <w:b w:val="0"/>
+        </w:rPr>
+        <w:t xml:space="preserve"> receives exactly its intended category.</w:t>
+      </w:r>
+    </w:p>
+    <w:p>
+      <w:pPr>
+        <w:spacing w:line="336" w:lineRule="auto" w:after="180"/>
+      </w:pPr>
+      <w:r>
+        <w:rPr>
+          <w:b w:val="0"/>
+        </w:rPr>
         <w:t>This added worked case illustrates the week’s main idea. Retain all original and connected topics; schedule its practice within the teaching cycle.</w:t>
       </w:r>
     </w:p>
@@ -466,61 +802,203 @@
       </w:r>
     </w:p>
     <w:p>
+      <w:r>
+        <w:t>Model Branching Logic using the supplied case, labelled mechanism and reasoning. Make the scope of each conclusion explicit.</w:t>
+      </w:r>
+    </w:p>
+    <w:p>
+      <w:pPr>
+        <w:spacing w:line="336" w:lineRule="auto" w:after="180"/>
+      </w:pPr>
+      <w:r>
+        <w:rPr>
+          <w:b/>
+        </w:rPr>
+        <w:t>Input</w:t>
+      </w:r>
+      <w:r>
+        <w:rPr>
+          <w:b w:val="0"/>
+        </w:rPr>
+        <w:t xml:space="preserve"> → </w:t>
+      </w:r>
+      <w:r>
+        <w:rPr>
+          <w:b/>
+        </w:rPr>
+        <w:t>Process</w:t>
+      </w:r>
+      <w:r>
+        <w:rPr>
+          <w:b w:val="0"/>
+        </w:rPr>
+        <w:t xml:space="preserve"> → </w:t>
+      </w:r>
+      <w:r>
+        <w:rPr>
+          <w:b/>
+        </w:rPr>
+        <w:t>Output</w:t>
+      </w:r>
+    </w:p>
+    <w:p>
+      <w:pPr>
+        <w:spacing w:line="336" w:lineRule="auto" w:after="180"/>
+      </w:pPr>
+      <w:r>
+        <w:rPr>
+          <w:b w:val="0"/>
+        </w:rPr>
+        <w:t>Trace the information. At each stage, ask what changed and how you could test it.</w:t>
+      </w:r>
+    </w:p>
+    <w:p>
+      <w:pPr>
+        <w:spacing w:line="336" w:lineRule="auto" w:after="180"/>
+      </w:pPr>
+      <w:r>
+        <w:rPr>
+          <w:b w:val="0"/>
+        </w:rPr>
+        <w:t>Which stage could fail even when the other two are correct? Explain:</w:t>
+      </w:r>
+    </w:p>
+    <w:p>
+      <w:pPr>
+        <w:spacing w:line="336" w:lineRule="auto" w:after="180"/>
+      </w:pPr>
+      <w:r>
+        <w:rPr>
+          <w:b w:val="0"/>
+        </w:rPr>
+        <w:t xml:space="preserve">Predict first. Then check each step. A correct answer without visible reasoning is incomplete </w:t>
+      </w:r>
+      <w:r>
+        <w:rPr>
+          <w:b/>
+        </w:rPr>
+        <w:t>evidence</w:t>
+      </w:r>
+      <w:r>
+        <w:rPr>
+          <w:b w:val="0"/>
+        </w:rPr>
+        <w:t>.</w:t>
+      </w:r>
+    </w:p>
+    <w:p>
+      <w:pPr>
+        <w:spacing w:line="336" w:lineRule="auto" w:after="180"/>
+        <w:shd w:fill="F4F9FC"/>
+      </w:pPr>
+      <w:r>
+        <w:rPr>
+          <w:b w:val="0"/>
+        </w:rPr>
+        <w:t>1. IF pet is hungry → feed.</w:t>
+      </w:r>
+    </w:p>
+    <w:p>
+      <w:pPr>
+        <w:spacing w:line="336" w:lineRule="auto" w:after="180"/>
+        <w:shd w:fill="F4F9FC"/>
+      </w:pPr>
+      <w:r>
+        <w:rPr>
+          <w:b w:val="0"/>
+        </w:rPr>
+        <w:t>2. ELSE IF pet needs exercise → walk or play.</w:t>
+      </w:r>
+    </w:p>
+    <w:p>
+      <w:pPr>
+        <w:spacing w:line="336" w:lineRule="auto" w:after="180"/>
+        <w:shd w:fill="F4F9FC"/>
+      </w:pPr>
+      <w:r>
+        <w:rPr>
+          <w:b w:val="0"/>
+        </w:rPr>
+        <w:t>3. ELSE → provide a quiet rest space.</w:t>
+      </w:r>
+    </w:p>
+    <w:p>
+      <w:pPr>
+        <w:spacing w:line="336" w:lineRule="auto" w:after="180"/>
+        <w:shd w:fill="F4F9FC"/>
+      </w:pPr>
+      <w:r>
+        <w:rPr>
+          <w:b w:val="0"/>
+        </w:rPr>
+        <w:t xml:space="preserve">4. </w:t>
+      </w:r>
+      <w:r>
+        <w:rPr>
+          <w:b/>
+        </w:rPr>
+        <w:t>Boundary</w:t>
+      </w:r>
+      <w:r>
+        <w:rPr>
+          <w:b w:val="0"/>
+        </w:rPr>
+        <w:t xml:space="preserve"> test: what if hungry and needs exercise? The first true </w:t>
+      </w:r>
+      <w:r>
+        <w:rPr>
+          <w:b/>
+        </w:rPr>
+        <w:t>branch</w:t>
+      </w:r>
+      <w:r>
+        <w:rPr>
+          <w:b w:val="0"/>
+        </w:rPr>
+        <w:t xml:space="preserve"> wins.</w:t>
+      </w:r>
+    </w:p>
+    <w:p>
+      <w:pPr>
+        <w:spacing w:line="336" w:lineRule="auto" w:after="180"/>
+      </w:pPr>
+      <w:r>
+        <w:rPr>
+          <w:b w:val="0"/>
+        </w:rPr>
+        <w:t>Recalculate, retrace, or restate the reasoning in your own representation:</w:t>
+      </w:r>
+    </w:p>
+    <w:p>
+      <w:pPr>
+        <w:spacing w:line="336" w:lineRule="auto" w:after="180"/>
+        <w:shd w:fill="F5F1FB"/>
+      </w:pPr>
+      <w:r>
+        <w:rPr>
+          <w:b w:val="0"/>
+        </w:rPr>
+        <w:t xml:space="preserve">CHECK Did the </w:t>
+      </w:r>
+      <w:r>
+        <w:rPr>
+          <w:b/>
+        </w:rPr>
+        <w:t>evidence</w:t>
+      </w:r>
+      <w:r>
+        <w:rPr>
+          <w:b w:val="0"/>
+        </w:rPr>
+        <w:t xml:space="preserve"> answer the exact question? Did the total, path, or source record stay consistent?</w:t>
+      </w:r>
+    </w:p>
+    <w:p>
       <w:pPr>
         <w:pStyle w:val="Heading3"/>
       </w:pPr>
       <w:r>
-        <w:t>Explain the mechanism</w:t>
-      </w:r>
-    </w:p>
-    <w:p>
-      <w:r>
-        <w:t>Input → Process → Output</w:t>
-      </w:r>
-    </w:p>
-    <w:p>
-      <w:r>
-        <w:t>Trace the information. At each stage, ask what changed and how you could test it.</w:t>
-      </w:r>
-    </w:p>
-    <w:p>
-      <w:r>
-        <w:t>Which stage could fail even when the other two are correct? Explain:</w:t>
-      </w:r>
-    </w:p>
-    <w:p>
-      <w:r>
-        <w:t>Predict first. Then check each step. A correct answer without visible reasoning is incomplete evidence.</w:t>
-      </w:r>
-    </w:p>
-    <w:p>
-      <w:r>
-        <w:t>1. IF pet is hungry → feed.</w:t>
-      </w:r>
-    </w:p>
-    <w:p>
-      <w:r>
-        <w:t>2. ELSE IF pet needs exercise → walk or play.</w:t>
-      </w:r>
-    </w:p>
-    <w:p>
-      <w:r>
-        <w:t>3. ELSE → provide a quiet rest space.</w:t>
-      </w:r>
-    </w:p>
-    <w:p>
-      <w:r>
-        <w:t>4. Boundary test: what if hungry and needs exercise? The first true branch wins.</w:t>
-      </w:r>
-    </w:p>
-    <w:p>
-      <w:r>
-        <w:t>Recalculate, retrace, or restate the reasoning in your own representation:</w:t>
-      </w:r>
-    </w:p>
-    <w:p>
-      <w:r>
-        <w:t>CHECK Did the evidence answer the exact question? Did the total, path, or source record stay consistent?</w:t>
+        <w:t>Concrete teaching case</w:t>
       </w:r>
     </w:p>
     <w:p>
@@ -528,16 +1006,38 @@
         <w:pStyle w:val="Heading3"/>
       </w:pPr>
       <w:r>
-        <w:t>Concrete teaching case</w:t>
-      </w:r>
-    </w:p>
-    <w:p>
-      <w:r>
+        <w:t>The teaching case</w:t>
+      </w:r>
+    </w:p>
+    <w:p>
+      <w:pPr>
+        <w:spacing w:line="336" w:lineRule="auto" w:after="180"/>
+        <w:shd w:fill="F1F6FC"/>
+      </w:pPr>
+      <w:r>
+        <w:rPr>
+          <w:b w:val="0"/>
+        </w:rPr>
         <w:t>If pages&lt;100 choose Short; otherwise if pages&lt;=200 choose Medium; otherwise Long.</w:t>
       </w:r>
     </w:p>
     <w:p>
-      <w:r>
+      <w:pPr>
+        <w:pStyle w:val="Heading3"/>
+      </w:pPr>
+      <w:r>
+        <w:t>The teaching case</w:t>
+      </w:r>
+    </w:p>
+    <w:p>
+      <w:pPr>
+        <w:spacing w:line="336" w:lineRule="auto" w:after="180"/>
+        <w:shd w:fill="F1F6FC"/>
+      </w:pPr>
+      <w:r>
+        <w:rPr>
+          <w:b w:val="0"/>
+        </w:rPr>
         <w:t>Classify 99,100,200,201 pages.</w:t>
       </w:r>
     </w:p>
@@ -550,31 +1050,221 @@
       </w:r>
     </w:p>
     <w:p>
-      <w:r>
-        <w:t>Short, Medium, Medium, Long. Strict and inclusive boundaries and branch order matter.</w:t>
-      </w:r>
-    </w:p>
-    <w:p>
       <w:pPr>
         <w:pStyle w:val="Heading3"/>
       </w:pPr>
       <w:r>
+        <w:t>Why the result follows</w:t>
+      </w:r>
+    </w:p>
+    <w:p>
+      <w:pPr>
+        <w:spacing w:line="336" w:lineRule="auto" w:after="180"/>
+        <w:shd w:fill="F1F6FC"/>
+      </w:pPr>
+      <w:r>
+        <w:rPr>
+          <w:b w:val="0"/>
+        </w:rPr>
+        <w:t xml:space="preserve">Short, Medium, Medium, Long. Strict and inclusive boundaries and </w:t>
+      </w:r>
+      <w:r>
+        <w:rPr>
+          <w:b/>
+        </w:rPr>
+        <w:t>branch</w:t>
+      </w:r>
+      <w:r>
+        <w:rPr>
+          <w:b w:val="0"/>
+        </w:rPr>
+        <w:t xml:space="preserve"> </w:t>
+      </w:r>
+      <w:r>
+        <w:rPr>
+          <w:b/>
+        </w:rPr>
+        <w:t>order</w:t>
+      </w:r>
+      <w:r>
+        <w:rPr>
+          <w:b w:val="0"/>
+        </w:rPr>
+        <w:t xml:space="preserve"> matter.</w:t>
+      </w:r>
+    </w:p>
+    <w:p>
+      <w:pPr>
+        <w:pStyle w:val="Heading3"/>
+      </w:pPr>
+      <w:r>
         <w:t>Explain the added worked example</w:t>
       </w:r>
     </w:p>
     <w:p>
-      <w:r>
-        <w:t>A fictional activity sorter labels a supplied integer duration. Negative values are Invalid; values from zero through 12 are Short; larger values are Long. The labels describe duration only. Write this requirement before the program so that a test has an expected answer independent of the code.</w:t>
-      </w:r>
-    </w:p>
-    <w:p>
-      <w:r>
-        <w:t>An if statement selects a block when its condition is true. An elif is considered only if earlier conditions in the same chain were false. An else handles the remaining cases. Colons end the condition lines. Use four spaces for the indented statements and keep related branches aligned.</w:t>
-      </w:r>
-    </w:p>
-    <w:p>
-      <w:r>
-        <w:t>The output is Short. For 12, the first condition is false and the second is true. The else block is skipped. print(label) is not indented, so it runs after the selected branch. Each path assigns label before this line reads it. Change only minutes and save before each fresh run.</w:t>
+      <w:pPr>
+        <w:pStyle w:val="Heading3"/>
+      </w:pPr>
+      <w:r>
+        <w:t>Explain the added worked example · 1</w:t>
+      </w:r>
+    </w:p>
+    <w:p>
+      <w:pPr>
+        <w:spacing w:line="336" w:lineRule="auto" w:after="180"/>
+      </w:pPr>
+      <w:r>
+        <w:rPr>
+          <w:b w:val="0"/>
+        </w:rPr>
+        <w:t>A fictional activity sorter labels a supplied integer duration. Negative values are Invalid; values from zero through 12 are Short; larger values are Long. The labels describe duration only.</w:t>
+      </w:r>
+    </w:p>
+    <w:p>
+      <w:pPr>
+        <w:spacing w:line="336" w:lineRule="auto" w:after="180"/>
+      </w:pPr>
+      <w:r>
+        <w:rPr>
+          <w:b w:val="0"/>
+        </w:rPr>
+        <w:t>Write this requirement before the program so that a test has an expected answer independent of the code.</w:t>
+      </w:r>
+    </w:p>
+    <w:p>
+      <w:pPr>
+        <w:pStyle w:val="Heading3"/>
+      </w:pPr>
+      <w:r>
+        <w:t>Explain the added worked example · 2</w:t>
+      </w:r>
+    </w:p>
+    <w:p>
+      <w:pPr>
+        <w:spacing w:line="336" w:lineRule="auto" w:after="180"/>
+      </w:pPr>
+      <w:r>
+        <w:rPr>
+          <w:b w:val="0"/>
+        </w:rPr>
+        <w:t xml:space="preserve">An if statement selects a block when its </w:t>
+      </w:r>
+      <w:r>
+        <w:rPr>
+          <w:b/>
+        </w:rPr>
+        <w:t>condition</w:t>
+      </w:r>
+      <w:r>
+        <w:rPr>
+          <w:b w:val="0"/>
+        </w:rPr>
+        <w:t xml:space="preserve"> is true. An elif is considered only if earlier </w:t>
+      </w:r>
+      <w:r>
+        <w:rPr>
+          <w:b/>
+        </w:rPr>
+        <w:t>condition</w:t>
+      </w:r>
+      <w:r>
+        <w:rPr>
+          <w:b w:val="0"/>
+        </w:rPr>
+        <w:t xml:space="preserve">s in the same chain were false. An else handles the remaining cases. Colons end the </w:t>
+      </w:r>
+      <w:r>
+        <w:rPr>
+          <w:b/>
+        </w:rPr>
+        <w:t>condition</w:t>
+      </w:r>
+      <w:r>
+        <w:rPr>
+          <w:b w:val="0"/>
+        </w:rPr>
+        <w:t xml:space="preserve"> lines.</w:t>
+      </w:r>
+    </w:p>
+    <w:p>
+      <w:pPr>
+        <w:spacing w:line="336" w:lineRule="auto" w:after="180"/>
+      </w:pPr>
+      <w:r>
+        <w:rPr>
+          <w:b w:val="0"/>
+        </w:rPr>
+        <w:t xml:space="preserve">Use four spaces for the indented statements and keep related </w:t>
+      </w:r>
+      <w:r>
+        <w:rPr>
+          <w:b/>
+        </w:rPr>
+        <w:t>branch</w:t>
+      </w:r>
+      <w:r>
+        <w:rPr>
+          <w:b w:val="0"/>
+        </w:rPr>
+        <w:t>es aligned.</w:t>
+      </w:r>
+    </w:p>
+    <w:p>
+      <w:pPr>
+        <w:spacing w:line="336" w:lineRule="auto" w:after="180"/>
+      </w:pPr>
+      <w:r>
+        <w:rPr>
+          <w:b w:val="0"/>
+        </w:rPr>
+        <w:t xml:space="preserve">The </w:t>
+      </w:r>
+      <w:r>
+        <w:rPr>
+          <w:b/>
+        </w:rPr>
+        <w:t>output</w:t>
+      </w:r>
+      <w:r>
+        <w:rPr>
+          <w:b w:val="0"/>
+        </w:rPr>
+        <w:t xml:space="preserve"> is Short. For 12, the first </w:t>
+      </w:r>
+      <w:r>
+        <w:rPr>
+          <w:b/>
+        </w:rPr>
+        <w:t>condition</w:t>
+      </w:r>
+      <w:r>
+        <w:rPr>
+          <w:b w:val="0"/>
+        </w:rPr>
+        <w:t xml:space="preserve"> is false and the second is true. The else block is skipped. print(label) is not indented, so it runs after the selected </w:t>
+      </w:r>
+      <w:r>
+        <w:rPr>
+          <w:b/>
+        </w:rPr>
+        <w:t>branch</w:t>
+      </w:r>
+      <w:r>
+        <w:rPr>
+          <w:b w:val="0"/>
+        </w:rPr>
+        <w:t>.</w:t>
+      </w:r>
+    </w:p>
+    <w:p>
+      <w:pPr>
+        <w:spacing w:line="336" w:lineRule="auto" w:after="180"/>
+      </w:pPr>
+      <w:r>
+        <w:rPr>
+          <w:b w:val="0"/>
+        </w:rPr>
+        <w:t>Each path assigns label before this line reads it. Change only minutes and save before each fresh run.</w:t>
       </w:r>
     </w:p>
     <w:p>
@@ -740,8 +1430,37 @@
       </w:r>
     </w:p>
     <w:p>
-      <w:r>
-        <w:t>Use the complete worked example below before asking learners to complete W2. Reveal a small part, invite a prediction, then explain the deciding step. These teacher notes contain solutions; do not reveal the independent case answer during modelling.</w:t>
+      <w:pPr>
+        <w:spacing w:line="336" w:lineRule="auto" w:after="180"/>
+      </w:pPr>
+      <w:r>
+        <w:rPr>
+          <w:b w:val="0"/>
+        </w:rPr>
+        <w:t xml:space="preserve">Use the complete worked example below before asking learners to complete W2. Reveal a small part, invite a </w:t>
+      </w:r>
+      <w:r>
+        <w:rPr>
+          <w:b/>
+        </w:rPr>
+        <w:t>prediction</w:t>
+      </w:r>
+      <w:r>
+        <w:rPr>
+          <w:b w:val="0"/>
+        </w:rPr>
+        <w:t>, then explain the deciding step.</w:t>
+      </w:r>
+    </w:p>
+    <w:p>
+      <w:pPr>
+        <w:spacing w:line="336" w:lineRule="auto" w:after="180"/>
+      </w:pPr>
+      <w:r>
+        <w:rPr>
+          <w:b w:val="0"/>
+        </w:rPr>
+        <w:t>These teacher notes contain solutions; do not reveal the independent case answer during modelling.</w:t>
       </w:r>
     </w:p>
     <w:tbl>
@@ -759,6 +1478,38 @@
         <w:trPr>
           <w:tblHeader/>
         </w:trPr>
+        <w:tc>
+          <w:tcPr>
+            <w:tcW w:type="dxa" w:w="3408"/>
+          </w:tcPr>
+          <w:p>
+            <w:r>
+              <w:t>Input minutes</w:t>
+            </w:r>
+          </w:p>
+        </w:tc>
+        <w:tc>
+          <w:tcPr>
+            <w:tcW w:type="dxa" w:w="3408"/>
+          </w:tcPr>
+          <w:p>
+            <w:r>
+              <w:t>Expected label</w:t>
+            </w:r>
+          </w:p>
+        </w:tc>
+        <w:tc>
+          <w:tcPr>
+            <w:tcW w:type="dxa" w:w="3408"/>
+          </w:tcPr>
+          <w:p>
+            <w:r>
+              <w:t>Reason for this test</w:t>
+            </w:r>
+          </w:p>
+        </w:tc>
+      </w:tr>
+      <w:tr>
         <w:tc>
           <w:tcPr>
             <w:tcW w:type="dxa" w:w="3408"/>
@@ -920,8 +1671,67 @@
       </w:tr>
     </w:tbl>
     <w:p>
-      <w:r>
-        <w:t>These tests exercise every branch and the equality case. A change from &lt;= 12 to &lt; 12 is exposed by 12; testing 11 alone misses it. Branch coverage means every branch was exercised, but it does not prove every condition is correct.</w:t>
+      <w:pPr>
+        <w:spacing w:line="336" w:lineRule="auto" w:after="180"/>
+      </w:pPr>
+      <w:r>
+        <w:rPr>
+          <w:b w:val="0"/>
+        </w:rPr>
+        <w:t xml:space="preserve">These tests exercise every </w:t>
+      </w:r>
+      <w:r>
+        <w:rPr>
+          <w:b/>
+        </w:rPr>
+        <w:t>branch</w:t>
+      </w:r>
+      <w:r>
+        <w:rPr>
+          <w:b w:val="0"/>
+        </w:rPr>
+        <w:t xml:space="preserve"> and the equality case. A change from &lt;= 12 to &lt; 12 is exposed by 12; testing 11 alone misses it.</w:t>
+      </w:r>
+    </w:p>
+    <w:p>
+      <w:pPr>
+        <w:spacing w:line="336" w:lineRule="auto" w:after="180"/>
+      </w:pPr>
+      <w:r>
+        <w:rPr>
+          <w:b/>
+        </w:rPr>
+        <w:t>Branch</w:t>
+      </w:r>
+      <w:r>
+        <w:rPr>
+          <w:b w:val="0"/>
+        </w:rPr>
+        <w:t xml:space="preserve"> coverage means every </w:t>
+      </w:r>
+      <w:r>
+        <w:rPr>
+          <w:b/>
+        </w:rPr>
+        <w:t>branch</w:t>
+      </w:r>
+      <w:r>
+        <w:rPr>
+          <w:b w:val="0"/>
+        </w:rPr>
+        <w:t xml:space="preserve"> was exercised, but it does not prove every </w:t>
+      </w:r>
+      <w:r>
+        <w:rPr>
+          <w:b/>
+        </w:rPr>
+        <w:t>condition</w:t>
+      </w:r>
+      <w:r>
+        <w:rPr>
+          <w:b w:val="0"/>
+        </w:rPr>
+        <w:t xml:space="preserve"> is correct.</w:t>
       </w:r>
     </w:p>
     <w:p>
@@ -1060,7 +1870,13 @@
       </w:tr>
     </w:tbl>
     <w:p>
-      <w:r>
+      <w:pPr>
+        <w:spacing w:line="336" w:lineRule="auto" w:after="180"/>
+      </w:pPr>
+      <w:r>
+        <w:rPr>
+          <w:b w:val="0"/>
+        </w:rPr>
         <w:t>Use the diagram and verbal explanation together. Ask learners to match a sentence to a specific visual step; do not assign learners fixed visual or auditory learning styles.</w:t>
       </w:r>
     </w:p>
@@ -1073,8 +1889,26 @@
       </w:r>
     </w:p>
     <w:p>
-      <w:r>
-        <w:t>A fictional reading-time labeler uses one Python if/elif/else chain.</w:t>
+      <w:pPr>
+        <w:spacing w:line="336" w:lineRule="auto" w:after="180"/>
+      </w:pPr>
+      <w:r>
+        <w:rPr>
+          <w:b w:val="0"/>
+        </w:rPr>
+        <w:t>A fictional reading-time labeler uses one Python if/el</w:t>
+      </w:r>
+      <w:r>
+        <w:rPr>
+          <w:b/>
+        </w:rPr>
+        <w:t>if/else</w:t>
+      </w:r>
+      <w:r>
+        <w:rPr>
+          <w:b w:val="0"/>
+        </w:rPr>
+        <w:t xml:space="preserve"> chain.</w:t>
       </w:r>
     </w:p>
     <w:p>
@@ -1086,13 +1920,49 @@
       </w:r>
     </w:p>
     <w:p>
-      <w:r>
+      <w:pPr>
+        <w:pStyle w:val="Heading3"/>
+      </w:pPr>
+      <w:r>
+        <w:t>Supplied facts</w:t>
+      </w:r>
+    </w:p>
+    <w:p>
+      <w:pPr>
+        <w:spacing w:line="336" w:lineRule="auto" w:after="180"/>
+        <w:shd w:fill="F1F6FC"/>
+      </w:pPr>
+      <w:r>
+        <w:rPr>
+          <w:b w:val="0"/>
+        </w:rPr>
         <w:t>Whole minutes below 0: Invalid; 0: Empty; 1–10: Short; above 10: Long.</w:t>
       </w:r>
     </w:p>
     <w:p>
-      <w:r>
-        <w:t>Order checks as minutes&lt;0, minutes==0, minutes&lt;=10, otherwise. Print the assigned label once.</w:t>
+      <w:pPr>
+        <w:pStyle w:val="Heading3"/>
+      </w:pPr>
+      <w:r>
+        <w:t>Supplied facts</w:t>
+      </w:r>
+    </w:p>
+    <w:p>
+      <w:pPr>
+        <w:spacing w:line="336" w:lineRule="auto" w:after="180"/>
+        <w:shd w:fill="F1F6FC"/>
+      </w:pPr>
+      <w:r>
+        <w:rPr>
+          <w:b/>
+        </w:rPr>
+        <w:t>Order</w:t>
+      </w:r>
+      <w:r>
+        <w:rPr>
+          <w:b w:val="0"/>
+        </w:rPr>
+        <w:t xml:space="preserve"> checks as minutes&lt;0, minutes==0, minutes&lt;=10, otherwise. Print the assigned label once.</w:t>
       </w:r>
     </w:p>
     <w:p>
@@ -1277,43 +2147,208 @@
       </w:r>
     </w:p>
     <w:p>
-      <w:r>
-        <w:t>The third comparison alone would include negative values and zero, but earlier branches already handle them. An elif chain selects its first true branch. Multiple independent if statements would have different behavior and could overwrite an earlier label. Boundary traces show why order belongs to the specification.</w:t>
-      </w:r>
-    </w:p>
-    <w:p>
       <w:pPr>
         <w:pStyle w:val="Heading3"/>
       </w:pPr>
       <w:r>
+        <w:t>Why the result follows</w:t>
+      </w:r>
+    </w:p>
+    <w:p>
+      <w:pPr>
+        <w:spacing w:line="336" w:lineRule="auto" w:after="180"/>
+        <w:shd w:fill="F1F6FC"/>
+      </w:pPr>
+      <w:r>
+        <w:rPr>
+          <w:b w:val="0"/>
+        </w:rPr>
+        <w:t xml:space="preserve">The third comparison alone would include negative values and zero, but earlier </w:t>
+      </w:r>
+      <w:r>
+        <w:rPr>
+          <w:b/>
+        </w:rPr>
+        <w:t>branch</w:t>
+      </w:r>
+      <w:r>
+        <w:rPr>
+          <w:b w:val="0"/>
+        </w:rPr>
+        <w:t xml:space="preserve">es already handle them. An elif chain selects its first true </w:t>
+      </w:r>
+      <w:r>
+        <w:rPr>
+          <w:b/>
+        </w:rPr>
+        <w:t>branch</w:t>
+      </w:r>
+      <w:r>
+        <w:rPr>
+          <w:b w:val="0"/>
+        </w:rPr>
+        <w:t>.</w:t>
+      </w:r>
+    </w:p>
+    <w:p>
+      <w:pPr>
+        <w:spacing w:line="336" w:lineRule="auto" w:after="180"/>
+        <w:shd w:fill="F1F6FC"/>
+      </w:pPr>
+      <w:r>
+        <w:rPr>
+          <w:b w:val="0"/>
+        </w:rPr>
+        <w:t xml:space="preserve">Multiple independent if statements would have different behavior and could overwrite an earlier label. </w:t>
+      </w:r>
+      <w:r>
+        <w:rPr>
+          <w:b/>
+        </w:rPr>
+        <w:t>Boundary</w:t>
+      </w:r>
+      <w:r>
+        <w:rPr>
+          <w:b w:val="0"/>
+        </w:rPr>
+        <w:t xml:space="preserve"> traces show why </w:t>
+      </w:r>
+      <w:r>
+        <w:rPr>
+          <w:b/>
+        </w:rPr>
+        <w:t>order</w:t>
+      </w:r>
+      <w:r>
+        <w:rPr>
+          <w:b w:val="0"/>
+        </w:rPr>
+        <w:t xml:space="preserve"> belongs to the specification.</w:t>
+      </w:r>
+    </w:p>
+    <w:p>
+      <w:pPr>
+        <w:pStyle w:val="Heading3"/>
+      </w:pPr>
+      <w:r>
         <w:t>What this example does not establish</w:t>
       </w:r>
     </w:p>
     <w:p>
-      <w:r>
-        <w:t>The example assumes whole numeric minutes; strings, missing values and fractional values need a separate declared input contract.</w:t>
-      </w:r>
-    </w:p>
-    <w:p>
       <w:pPr>
         <w:pStyle w:val="Heading3"/>
       </w:pPr>
       <w:r>
+        <w:t>Keep the stated limit</w:t>
+      </w:r>
+    </w:p>
+    <w:p>
+      <w:pPr>
+        <w:spacing w:line="336" w:lineRule="auto" w:after="180"/>
+        <w:shd w:fill="FFF5E6"/>
+      </w:pPr>
+      <w:r>
+        <w:rPr>
+          <w:b w:val="0"/>
+        </w:rPr>
+        <w:t xml:space="preserve">The example assumes whole numeric minutes; strings, missing values and fractional values need a separate declared </w:t>
+      </w:r>
+      <w:r>
+        <w:rPr>
+          <w:b/>
+        </w:rPr>
+        <w:t>input</w:t>
+      </w:r>
+      <w:r>
+        <w:rPr>
+          <w:b w:val="0"/>
+        </w:rPr>
+        <w:t xml:space="preserve"> contract.</w:t>
+      </w:r>
+    </w:p>
+    <w:p>
+      <w:pPr>
+        <w:pStyle w:val="Heading3"/>
+      </w:pPr>
+      <w:r>
         <w:t>Change one thing in the pictured case</w:t>
       </w:r>
     </w:p>
     <w:p>
-      <w:r>
-        <w:t>Change: Move minutes&lt;=10 to the first branch.</w:t>
-      </w:r>
-    </w:p>
-    <w:p>
-      <w:r>
-        <w:t>Prediction: −1 and 0 wrongly receive Short.</w:t>
-      </w:r>
-    </w:p>
-    <w:p>
-      <w:r>
+      <w:pPr>
+        <w:pStyle w:val="Heading3"/>
+      </w:pPr>
+      <w:r>
+        <w:t>Change one thing</w:t>
+      </w:r>
+    </w:p>
+    <w:p>
+      <w:pPr>
+        <w:spacing w:line="336" w:lineRule="auto" w:after="180"/>
+        <w:shd w:fill="F5F1FB"/>
+      </w:pPr>
+      <w:r>
+        <w:rPr>
+          <w:b w:val="0"/>
+        </w:rPr>
+        <w:t xml:space="preserve">Change: Move minutes&lt;=10 to the first </w:t>
+      </w:r>
+      <w:r>
+        <w:rPr>
+          <w:b/>
+        </w:rPr>
+        <w:t>branch</w:t>
+      </w:r>
+      <w:r>
+        <w:rPr>
+          <w:b w:val="0"/>
+        </w:rPr>
+        <w:t>.</w:t>
+      </w:r>
+    </w:p>
+    <w:p>
+      <w:pPr>
+        <w:pStyle w:val="Heading3"/>
+      </w:pPr>
+      <w:r>
+        <w:t>Predicted result</w:t>
+      </w:r>
+    </w:p>
+    <w:p>
+      <w:pPr>
+        <w:spacing w:line="336" w:lineRule="auto" w:after="180"/>
+        <w:shd w:fill="F1F6FC"/>
+      </w:pPr>
+      <w:r>
+        <w:rPr>
+          <w:b/>
+        </w:rPr>
+        <w:t>Prediction</w:t>
+      </w:r>
+      <w:r>
+        <w:rPr>
+          <w:b w:val="0"/>
+        </w:rPr>
+        <w:t>: −1 and 0 wrongly receive Short.</w:t>
+      </w:r>
+    </w:p>
+    <w:p>
+      <w:pPr>
+        <w:pStyle w:val="Heading3"/>
+      </w:pPr>
+      <w:r>
+        <w:t>Why the result follows</w:t>
+      </w:r>
+    </w:p>
+    <w:p>
+      <w:pPr>
+        <w:spacing w:line="336" w:lineRule="auto" w:after="180"/>
+        <w:shd w:fill="F1F6FC"/>
+      </w:pPr>
+      <w:r>
+        <w:rPr>
+          <w:b w:val="0"/>
+        </w:rPr>
         <w:t>Reason: Both satisfy the earlier comparison before their intended checks are reached.</w:t>
       </w:r>
     </w:p>
@@ -1326,8 +2361,69 @@
       </w:r>
     </w:p>
     <w:p>
-      <w:r>
-        <w:t>Cover the result. Ask learners to name the inputs and predict the next step. Uncover one step, connect the icon to the actual procedure, and explain its evidence. Then change the supplied condition and compare. The picture is a representation; it does not document execution of a real AI model.</w:t>
+      <w:pPr>
+        <w:pStyle w:val="Heading3"/>
+      </w:pPr>
+      <w:r>
+        <w:t>Ask while showing the picture · 3</w:t>
+      </w:r>
+    </w:p>
+    <w:p>
+      <w:pPr>
+        <w:spacing w:line="336" w:lineRule="auto" w:after="180"/>
+      </w:pPr>
+      <w:r>
+        <w:rPr>
+          <w:b w:val="0"/>
+        </w:rPr>
+        <w:t xml:space="preserve">Cover the result. Ask learners to name the </w:t>
+      </w:r>
+      <w:r>
+        <w:rPr>
+          <w:b/>
+        </w:rPr>
+        <w:t>input</w:t>
+      </w:r>
+      <w:r>
+        <w:rPr>
+          <w:b w:val="0"/>
+        </w:rPr>
+        <w:t xml:space="preserve">s and predict the next step. Uncover one step, connect the icon to the actual procedure, and explain its </w:t>
+      </w:r>
+      <w:r>
+        <w:rPr>
+          <w:b/>
+        </w:rPr>
+        <w:t>evidence</w:t>
+      </w:r>
+      <w:r>
+        <w:rPr>
+          <w:b w:val="0"/>
+        </w:rPr>
+        <w:t xml:space="preserve">. Then change the supplied </w:t>
+      </w:r>
+      <w:r>
+        <w:rPr>
+          <w:b/>
+        </w:rPr>
+        <w:t>condition</w:t>
+      </w:r>
+      <w:r>
+        <w:rPr>
+          <w:b w:val="0"/>
+        </w:rPr>
+        <w:t xml:space="preserve"> and compare.</w:t>
+      </w:r>
+    </w:p>
+    <w:p>
+      <w:pPr>
+        <w:spacing w:line="336" w:lineRule="auto" w:after="180"/>
+      </w:pPr>
+      <w:r>
+        <w:rPr>
+          <w:b w:val="0"/>
+        </w:rPr>
+        <w:t>The picture is a representation; it does not document execution of a real AI model.</w:t>
       </w:r>
     </w:p>
     <w:p>
@@ -1339,11 +2435,16 @@
       </w:r>
     </w:p>
     <w:p>
+      <w:r>
+        <w:t>Demonstrate Branching Logic, reduce support deliberately and check individual reasoning before discussing answers.</w:t>
+      </w:r>
+    </w:p>
+    <w:p>
       <w:pPr>
         <w:pStyle w:val="Heading3"/>
       </w:pPr>
       <w:r>
-        <w:t>Demonstrate and guide practice</w:t>
+        <w:t>Board sequence</w:t>
       </w:r>
     </w:p>
     <w:p>
@@ -1351,55 +2452,221 @@
         <w:pStyle w:val="Heading3"/>
       </w:pPr>
       <w:r>
-        <w:t>Board sequence</w:t>
-      </w:r>
-    </w:p>
-    <w:p>
-      <w:r>
+        <w:t>1. Put the facts on the board</w:t>
+      </w:r>
+    </w:p>
+    <w:p>
+      <w:pPr>
+        <w:spacing w:line="336" w:lineRule="auto" w:after="180"/>
+        <w:shd w:fill="F4F9FC"/>
+      </w:pPr>
+      <w:r>
+        <w:rPr>
+          <w:b w:val="0"/>
+        </w:rPr>
         <w:t>Write the given facts: If pages&lt;100 choose Short; otherwise if pages&lt;=200 choose Medium; otherwise Long.</w:t>
       </w:r>
     </w:p>
     <w:p>
-      <w:r>
+      <w:pPr>
+        <w:pStyle w:val="Heading3"/>
+      </w:pPr>
+      <w:r>
+        <w:t>2. State the decision to explain</w:t>
+      </w:r>
+    </w:p>
+    <w:p>
+      <w:pPr>
+        <w:spacing w:line="336" w:lineRule="auto" w:after="180"/>
+        <w:shd w:fill="F4F9FC"/>
+      </w:pPr>
+      <w:r>
+        <w:rPr>
+          <w:b w:val="0"/>
+        </w:rPr>
         <w:t>Write the question to explain: Classify 99,100,200,201 pages.</w:t>
       </w:r>
     </w:p>
     <w:p>
-      <w:r>
-        <w:t>Reveal after predictions: Short, Medium, Medium, Long. Strict and inclusive boundaries and branch order matter.</w:t>
-      </w:r>
-    </w:p>
-    <w:p>
-      <w:r>
-        <w:t>Keep for an independent attempt: If pages are at most 80, choose short; otherwise choose long. Classify books with 79, 80 and 81 pages and explain the boundary.</w:t>
-      </w:r>
-    </w:p>
-    <w:p>
       <w:pPr>
         <w:pStyle w:val="Heading3"/>
       </w:pPr>
       <w:r>
+        <w:t>3. Reveal the worked reasoning</w:t>
+      </w:r>
+    </w:p>
+    <w:p>
+      <w:pPr>
+        <w:spacing w:line="336" w:lineRule="auto" w:after="180"/>
+        <w:shd w:fill="F1F6FC"/>
+      </w:pPr>
+      <w:r>
+        <w:rPr>
+          <w:b w:val="0"/>
+        </w:rPr>
+        <w:t xml:space="preserve">Reveal after </w:t>
+      </w:r>
+      <w:r>
+        <w:rPr>
+          <w:b/>
+        </w:rPr>
+        <w:t>prediction</w:t>
+      </w:r>
+      <w:r>
+        <w:rPr>
+          <w:b w:val="0"/>
+        </w:rPr>
+        <w:t xml:space="preserve">s: Short, Medium, Medium, Long. Strict and inclusive boundaries and </w:t>
+      </w:r>
+      <w:r>
+        <w:rPr>
+          <w:b/>
+        </w:rPr>
+        <w:t>branch</w:t>
+      </w:r>
+      <w:r>
+        <w:rPr>
+          <w:b w:val="0"/>
+        </w:rPr>
+        <w:t xml:space="preserve"> </w:t>
+      </w:r>
+      <w:r>
+        <w:rPr>
+          <w:b/>
+        </w:rPr>
+        <w:t>order</w:t>
+      </w:r>
+      <w:r>
+        <w:rPr>
+          <w:b w:val="0"/>
+        </w:rPr>
+        <w:t xml:space="preserve"> matter.</w:t>
+      </w:r>
+    </w:p>
+    <w:p>
+      <w:pPr>
+        <w:pStyle w:val="Heading3"/>
+      </w:pPr>
+      <w:r>
+        <w:t>Hold back the independent task</w:t>
+      </w:r>
+    </w:p>
+    <w:p>
+      <w:pPr>
+        <w:spacing w:line="336" w:lineRule="auto" w:after="180"/>
+        <w:shd w:fill="FFF5E6"/>
+      </w:pPr>
+      <w:r>
+        <w:rPr>
+          <w:b w:val="0"/>
+        </w:rPr>
+        <w:t xml:space="preserve">Keep for an independent attempt: If pages are at most 80, choose short; otherwise choose long. Classify books with 79, 80 and 81 pages and explain the </w:t>
+      </w:r>
+      <w:r>
+        <w:rPr>
+          <w:b/>
+        </w:rPr>
+        <w:t>boundary</w:t>
+      </w:r>
+      <w:r>
+        <w:rPr>
+          <w:b w:val="0"/>
+        </w:rPr>
+        <w:t>.</w:t>
+      </w:r>
+    </w:p>
+    <w:p>
+      <w:pPr>
+        <w:pStyle w:val="Heading3"/>
+      </w:pPr>
+      <w:r>
         <w:t>Classroom dialogue</w:t>
       </w:r>
     </w:p>
     <w:p>
-      <w:r>
+      <w:pPr>
+        <w:pStyle w:val="Heading3"/>
+      </w:pPr>
+      <w:r>
+        <w:t>Ask the class</w:t>
+      </w:r>
+    </w:p>
+    <w:p>
+      <w:pPr>
+        <w:spacing w:line="336" w:lineRule="auto" w:after="180"/>
+        <w:shd w:fill="F5F1FB"/>
+      </w:pPr>
+      <w:r>
+        <w:rPr>
+          <w:b w:val="0"/>
+        </w:rPr>
         <w:t>Ask: Which facts are given, and which would we have to assume? Learners mark relevant details before discussing answers.</w:t>
       </w:r>
     </w:p>
     <w:p>
-      <w:r>
+      <w:pPr>
+        <w:pStyle w:val="Heading3"/>
+      </w:pPr>
+      <w:r>
+        <w:t>Language to model</w:t>
+      </w:r>
+    </w:p>
+    <w:p>
+      <w:pPr>
+        <w:spacing w:line="336" w:lineRule="auto" w:after="180"/>
+        <w:shd w:fill="F1F6F8"/>
+      </w:pPr>
+      <w:r>
+        <w:rPr>
+          <w:b w:val="0"/>
+        </w:rPr>
         <w:t>Say: Predict first. Show the rule, information path or calculation that would produce the result. A correct guess is not yet an explanation.</w:t>
       </w:r>
     </w:p>
     <w:p>
-      <w:r>
-        <w:t>Reveal reasoning one step at a time. Explain why a tempting alternative fails. Write units and denominators for arithmetic, trace conditions for decisions, and identify supporting sources for claims.</w:t>
-      </w:r>
-    </w:p>
-    <w:p>
-      <w:r>
-        <w:t>In pairs, one learner solves while the other checks evidence; exchange roles. Remove the worked answer before independent assessment.</w:t>
+      <w:pPr>
+        <w:spacing w:line="336" w:lineRule="auto" w:after="180"/>
+      </w:pPr>
+      <w:r>
+        <w:rPr>
+          <w:b w:val="0"/>
+        </w:rPr>
+        <w:t xml:space="preserve">Reveal reasoning one step at a time. Explain why a tempting alternative fails. Write units and denominators for arithmetic, trace </w:t>
+      </w:r>
+      <w:r>
+        <w:rPr>
+          <w:b/>
+        </w:rPr>
+        <w:t>condition</w:t>
+      </w:r>
+      <w:r>
+        <w:rPr>
+          <w:b w:val="0"/>
+        </w:rPr>
+        <w:t>s for decisions, and identify supporting sources for claims.</w:t>
+      </w:r>
+    </w:p>
+    <w:p>
+      <w:pPr>
+        <w:spacing w:line="336" w:lineRule="auto" w:after="180"/>
+      </w:pPr>
+      <w:r>
+        <w:rPr>
+          <w:b w:val="0"/>
+        </w:rPr>
+        <w:t xml:space="preserve">In pairs, one learner solves while the other checks </w:t>
+      </w:r>
+      <w:r>
+        <w:rPr>
+          <w:b/>
+        </w:rPr>
+        <w:t>evidence</w:t>
+      </w:r>
+      <w:r>
+        <w:rPr>
+          <w:b w:val="0"/>
+        </w:rPr>
+        <w:t>; exchange roles. Remove the worked answer before independent assessment.</w:t>
       </w:r>
     </w:p>
     <w:p>
@@ -1411,8 +2678,37 @@
       </w:r>
     </w:p>
     <w:p>
-      <w:r>
-        <w:t>The faulty &lt; 12 version prints Long for 12, contrary to the inclusive Short rule. Repair to &lt;= 12 and rerun 11 or 13 as well as 12. Exit: exact 12 is missing. -1, 2 and 20 can visit all branches even when the equality comparison is wrong.</w:t>
+      <w:pPr>
+        <w:spacing w:line="336" w:lineRule="auto" w:after="180"/>
+      </w:pPr>
+      <w:r>
+        <w:rPr>
+          <w:b w:val="0"/>
+        </w:rPr>
+        <w:t>The faulty &lt; 12 version prints Long for 12, contrary to the inclusive Short rule. Repair to &lt;= 12 and rerun 11 or 13 as well as 12.</w:t>
+      </w:r>
+    </w:p>
+    <w:p>
+      <w:pPr>
+        <w:spacing w:line="336" w:lineRule="auto" w:after="180"/>
+      </w:pPr>
+      <w:r>
+        <w:rPr>
+          <w:b w:val="0"/>
+        </w:rPr>
+        <w:t xml:space="preserve">Exit: exact 12 is missing. -1, 2 and 20 can visit all </w:t>
+      </w:r>
+      <w:r>
+        <w:rPr>
+          <w:b/>
+        </w:rPr>
+        <w:t>branch</w:t>
+      </w:r>
+      <w:r>
+        <w:rPr>
+          <w:b w:val="0"/>
+        </w:rPr>
+        <w:t>es even when the equality comparison is wrong.</w:t>
       </w:r>
     </w:p>
     <w:p>
@@ -1644,18 +2940,101 @@
       </w:r>
     </w:p>
     <w:p>
-      <w:r>
-        <w:t>Completion task: For -1, 12 and 13, record checked conditions, skipped conditions and the final label. Run each as a fresh script after predicting.</w:t>
-      </w:r>
-    </w:p>
-    <w:p>
-      <w:r>
+      <w:pPr>
+        <w:pStyle w:val="Heading3"/>
+      </w:pPr>
+      <w:r>
+        <w:t>Completion practice</w:t>
+      </w:r>
+    </w:p>
+    <w:p>
+      <w:pPr>
+        <w:spacing w:line="336" w:lineRule="auto" w:after="180"/>
+        <w:shd w:fill="F5F1FB"/>
+      </w:pPr>
+      <w:r>
+        <w:rPr>
+          <w:b w:val="0"/>
+        </w:rPr>
+        <w:t xml:space="preserve">Completion task: For -1, 12 and 13, record checked </w:t>
+      </w:r>
+      <w:r>
+        <w:rPr>
+          <w:b/>
+        </w:rPr>
+        <w:t>condition</w:t>
+      </w:r>
+      <w:r>
+        <w:rPr>
+          <w:b w:val="0"/>
+        </w:rPr>
+        <w:t xml:space="preserve">s, skipped </w:t>
+      </w:r>
+      <w:r>
+        <w:rPr>
+          <w:b/>
+        </w:rPr>
+        <w:t>condition</w:t>
+      </w:r>
+      <w:r>
+        <w:rPr>
+          <w:b w:val="0"/>
+        </w:rPr>
+        <w:t>s and the final label. Run each as a fresh script after predicting.</w:t>
+      </w:r>
+    </w:p>
+    <w:p>
+      <w:pPr>
+        <w:pStyle w:val="Heading3"/>
+      </w:pPr>
+      <w:r>
+        <w:t>Reasoning to listen for</w:t>
+      </w:r>
+    </w:p>
+    <w:p>
+      <w:pPr>
+        <w:spacing w:line="336" w:lineRule="auto" w:after="180"/>
+        <w:shd w:fill="F1F6FC"/>
+      </w:pPr>
+      <w:r>
+        <w:rPr>
+          <w:b w:val="0"/>
+        </w:rPr>
         <w:t>Teacher check: -1: first True, second skipped, Invalid. 12: first False, second True, Short. 13: both False, else selected, Long. Retain observed results separately.</w:t>
       </w:r>
     </w:p>
     <w:p>
-      <w:r>
-        <w:t>Start by identifying the given inputs together. Leave the intermediate steps blank. If needed, model one step, then withdraw that help on the next step. Move to a full trace only when the partial trace is understood. For partners, alternate explainer and checker; collect a response from every learner before discussion.</w:t>
+      <w:pPr>
+        <w:spacing w:line="336" w:lineRule="auto" w:after="180"/>
+      </w:pPr>
+      <w:r>
+        <w:rPr>
+          <w:b w:val="0"/>
+        </w:rPr>
+        <w:t xml:space="preserve">Start by identifying the given </w:t>
+      </w:r>
+      <w:r>
+        <w:rPr>
+          <w:b/>
+        </w:rPr>
+        <w:t>input</w:t>
+      </w:r>
+      <w:r>
+        <w:rPr>
+          <w:b w:val="0"/>
+        </w:rPr>
+        <w:t>s together. Leave the intermediate steps blank. If needed, model one step, then withdraw that help on the next step. Move to a full trace only when the partial trace is understood.</w:t>
+      </w:r>
+    </w:p>
+    <w:p>
+      <w:pPr>
+        <w:spacing w:line="336" w:lineRule="auto" w:after="180"/>
+      </w:pPr>
+      <w:r>
+        <w:rPr>
+          <w:b w:val="0"/>
+        </w:rPr>
+        <w:t>For partners, alternate explainer and checker; collect a response from every learner before discussion.</w:t>
       </w:r>
     </w:p>
     <w:p>
@@ -1667,18 +3046,61 @@
       </w:r>
     </w:p>
     <w:p>
-      <w:r>
-        <w:t>Use the worked case for Branching and boundary tests. Proposed explanation: “Every condition in the chain always runs”. Decide whether this explanation is supported. Point to the step or supplied fact that decides; explain your repair if needed.</w:t>
-      </w:r>
-    </w:p>
-    <w:p>
-      <w:r>
-        <w:t>Expected correction: Once one condition succeeds, later alternatives are skipped.</w:t>
-      </w:r>
-    </w:p>
-    <w:p>
-      <w:r>
-        <w:t>Collect explanations, not only yes/no votes. If a misunderstanding is common, re-model the relevant step for the class. If it affects a few learners, give a short targeted group explanation while others solve a more demanding variation.</w:t>
+      <w:pPr>
+        <w:spacing w:line="336" w:lineRule="auto" w:after="180"/>
+      </w:pPr>
+      <w:r>
+        <w:rPr>
+          <w:b w:val="0"/>
+        </w:rPr>
+        <w:t xml:space="preserve">Use the worked case for </w:t>
+      </w:r>
+      <w:r>
+        <w:rPr>
+          <w:b/>
+        </w:rPr>
+        <w:t>Branch</w:t>
+      </w:r>
+      <w:r>
+        <w:rPr>
+          <w:b w:val="0"/>
+        </w:rPr>
+        <w:t xml:space="preserve">ing and </w:t>
+      </w:r>
+      <w:r>
+        <w:rPr>
+          <w:b/>
+        </w:rPr>
+        <w:t>boundary</w:t>
+      </w:r>
+      <w:r>
+        <w:rPr>
+          <w:b w:val="0"/>
+        </w:rPr>
+        <w:t xml:space="preserve"> tests. Proposed explanation: “Every </w:t>
+      </w:r>
+      <w:r>
+        <w:rPr>
+          <w:b/>
+        </w:rPr>
+        <w:t>condition</w:t>
+      </w:r>
+      <w:r>
+        <w:rPr>
+          <w:b w:val="0"/>
+        </w:rPr>
+        <w:t xml:space="preserve"> in the chain always runs”. Decide whether this explanation is supported.</w:t>
+      </w:r>
+    </w:p>
+    <w:p>
+      <w:pPr>
+        <w:spacing w:line="336" w:lineRule="auto" w:after="180"/>
+      </w:pPr>
+      <w:r>
+        <w:rPr>
+          <w:b w:val="0"/>
+        </w:rPr>
+        <w:t>Point to the step or supplied fact that decides; explain your repair if needed.</w:t>
       </w:r>
     </w:p>
     <w:p>
@@ -1686,12 +3108,84 @@
         <w:pStyle w:val="Heading3"/>
       </w:pPr>
       <w:r>
+        <w:t>Expected repair</w:t>
+      </w:r>
+    </w:p>
+    <w:p>
+      <w:pPr>
+        <w:spacing w:line="336" w:lineRule="auto" w:after="180"/>
+        <w:shd w:fill="F1F6FC"/>
+      </w:pPr>
+      <w:r>
+        <w:rPr>
+          <w:b w:val="0"/>
+        </w:rPr>
+        <w:t xml:space="preserve">Expected correction: Once one </w:t>
+      </w:r>
+      <w:r>
+        <w:rPr>
+          <w:b/>
+        </w:rPr>
+        <w:t>condition</w:t>
+      </w:r>
+      <w:r>
+        <w:rPr>
+          <w:b w:val="0"/>
+        </w:rPr>
+        <w:t xml:space="preserve"> succeeds, later alternatives are skipped.</w:t>
+      </w:r>
+    </w:p>
+    <w:p>
+      <w:pPr>
+        <w:spacing w:line="336" w:lineRule="auto" w:after="180"/>
+      </w:pPr>
+      <w:r>
+        <w:rPr>
+          <w:b w:val="0"/>
+        </w:rPr>
+        <w:t>Collect explanations, not only yes/no votes. If a misunderstanding is common, re-model the relevant step for the class.</w:t>
+      </w:r>
+    </w:p>
+    <w:p>
+      <w:pPr>
+        <w:spacing w:line="336" w:lineRule="auto" w:after="180"/>
+      </w:pPr>
+      <w:r>
+        <w:rPr>
+          <w:b w:val="0"/>
+        </w:rPr>
+        <w:t>If it affects a few learners, give a short targeted group explanation while others solve a more demanding variation.</w:t>
+      </w:r>
+    </w:p>
+    <w:p>
+      <w:pPr>
+        <w:pStyle w:val="Heading3"/>
+      </w:pPr>
+      <w:r>
         <w:t>Pictorial practice question</w:t>
       </w:r>
     </w:p>
     <w:p>
-      <w:r>
-        <w:t>Give expected labels for −1,0,10,11 and identify the equality boundary for Short.</w:t>
+      <w:pPr>
+        <w:spacing w:line="336" w:lineRule="auto" w:after="180"/>
+      </w:pPr>
+      <w:r>
+        <w:rPr>
+          <w:b w:val="0"/>
+        </w:rPr>
+        <w:t xml:space="preserve">Give expected labels for −1,0,10,11 and identify the equality </w:t>
+      </w:r>
+      <w:r>
+        <w:rPr>
+          <w:b/>
+        </w:rPr>
+        <w:t>boundary</w:t>
+      </w:r>
+      <w:r>
+        <w:rPr>
+          <w:b w:val="0"/>
+        </w:rPr>
+        <w:t xml:space="preserve"> for Short.</w:t>
       </w:r>
     </w:p>
     <w:p>
@@ -1703,18 +3197,60 @@
       </w:r>
     </w:p>
     <w:p>
-      <w:r>
+      <w:pPr>
+        <w:spacing w:line="336" w:lineRule="auto" w:after="180"/>
+      </w:pPr>
+      <w:r>
+        <w:rPr>
+          <w:b w:val="0"/>
+        </w:rPr>
         <w:t>Invalid, Empty, Short, Long. Ten is included in Short because the comparison uses &lt;=.</w:t>
       </w:r>
     </w:p>
     <w:p>
-      <w:r>
+      <w:pPr>
+        <w:spacing w:line="336" w:lineRule="auto" w:after="180"/>
+      </w:pPr>
+      <w:r>
+        <w:rPr>
+          <w:b w:val="0"/>
+        </w:rPr>
         <w:t>Changed-case reasoning: −1 and 0 wrongly receive Short. Both satisfy the earlier comparison before their intended checks are reached.</w:t>
       </w:r>
     </w:p>
     <w:p>
-      <w:r>
-        <w:t>Collect each learner’s explanation before discussion. Use the first missing connection between input, deciding step and result to choose support. This question is worked-case practice, not fresh mastery evidence.</w:t>
+      <w:pPr>
+        <w:spacing w:line="336" w:lineRule="auto" w:after="180"/>
+      </w:pPr>
+      <w:r>
+        <w:rPr>
+          <w:b w:val="0"/>
+        </w:rPr>
+        <w:t xml:space="preserve">Collect each learner’s explanation before discussion. Use the first missing connection between </w:t>
+      </w:r>
+      <w:r>
+        <w:rPr>
+          <w:b/>
+        </w:rPr>
+        <w:t>input</w:t>
+      </w:r>
+      <w:r>
+        <w:rPr>
+          <w:b w:val="0"/>
+        </w:rPr>
+        <w:t xml:space="preserve">, deciding step and result to choose support. This question is worked-case practice, not fresh mastery </w:t>
+      </w:r>
+      <w:r>
+        <w:rPr>
+          <w:b/>
+        </w:rPr>
+        <w:t>evidence</w:t>
+      </w:r>
+      <w:r>
+        <w:rPr>
+          <w:b w:val="0"/>
+        </w:rPr>
+        <w:t>.</w:t>
       </w:r>
     </w:p>
     <w:p>
@@ -1726,54 +3262,153 @@
       </w:r>
     </w:p>
     <w:p>
+      <w:r>
+        <w:t>Run the Branching Logic investigation and use the first unsupported step to choose a teaching response.</w:t>
+      </w:r>
+    </w:p>
+    <w:p>
+      <w:pPr>
+        <w:spacing w:line="336" w:lineRule="auto" w:after="180"/>
+      </w:pPr>
+      <w:r>
+        <w:rPr>
+          <w:b w:val="0"/>
+        </w:rPr>
+        <w:t>Words You Can Use to Reason</w:t>
+      </w:r>
+    </w:p>
+    <w:p>
+      <w:pPr>
+        <w:spacing w:line="336" w:lineRule="auto" w:after="180"/>
+      </w:pPr>
+      <w:r>
+        <w:rPr>
+          <w:b w:val="0"/>
+        </w:rPr>
+        <w:t>A definition matters when you can recognize the idea, use it, and contrast it with a near-miss.</w:t>
+      </w:r>
+    </w:p>
+    <w:p>
+      <w:pPr>
+        <w:spacing w:line="336" w:lineRule="auto" w:after="180"/>
+      </w:pPr>
+      <w:r>
+        <w:rPr>
+          <w:b w:val="0"/>
+        </w:rPr>
+        <w:t>Predict → Test → Record → Explain</w:t>
+      </w:r>
+    </w:p>
+    <w:p>
+      <w:pPr>
+        <w:spacing w:line="336" w:lineRule="auto" w:after="180"/>
+      </w:pPr>
+      <w:r>
+        <w:rPr>
+          <w:b w:val="0"/>
+        </w:rPr>
+        <w:t>Keep expected and actual results separate. Surprises are useful data when recorded honestly.</w:t>
+      </w:r>
+    </w:p>
+    <w:p>
+      <w:pPr>
+        <w:spacing w:line="336" w:lineRule="auto" w:after="180"/>
+      </w:pPr>
+      <w:r>
+        <w:rPr>
+          <w:b w:val="0"/>
+        </w:rPr>
+        <w:t xml:space="preserve">Trace six pet cards through the same </w:t>
+      </w:r>
+      <w:r>
+        <w:rPr>
+          <w:b/>
+        </w:rPr>
+        <w:t>order</w:t>
+      </w:r>
+      <w:r>
+        <w:rPr>
+          <w:b w:val="0"/>
+        </w:rPr>
+        <w:t xml:space="preserve">ed rules. Change only the rule </w:t>
+      </w:r>
+      <w:r>
+        <w:rPr>
+          <w:b/>
+        </w:rPr>
+        <w:t>order</w:t>
+      </w:r>
+      <w:r>
+        <w:rPr>
+          <w:b w:val="0"/>
+        </w:rPr>
+        <w:t xml:space="preserve"> and compare </w:t>
+      </w:r>
+      <w:r>
+        <w:rPr>
+          <w:b/>
+        </w:rPr>
+        <w:t>output</w:t>
+      </w:r>
+      <w:r>
+        <w:rPr>
+          <w:b w:val="0"/>
+        </w:rPr>
+        <w:t>s.</w:t>
+      </w:r>
+    </w:p>
+    <w:p>
+      <w:pPr>
+        <w:spacing w:line="336" w:lineRule="auto" w:after="180"/>
+        <w:shd w:fill="F5F1FB"/>
+      </w:pPr>
+      <w:r>
+        <w:rPr>
+          <w:b w:val="0"/>
+        </w:rPr>
+        <w:t>What did the hardest test teach you that the normal test did not?</w:t>
+      </w:r>
+    </w:p>
+    <w:p>
       <w:pPr>
         <w:pStyle w:val="Heading3"/>
       </w:pPr>
       <w:r>
-        <w:t>Run the weekly evidence lab</w:t>
-      </w:r>
-    </w:p>
-    <w:p>
-      <w:r>
-        <w:t>Words You Can Use to Reason</w:t>
-      </w:r>
-    </w:p>
-    <w:p>
-      <w:r>
-        <w:t>A definition matters when you can recognize the idea, use it, and contrast it with a near-miss.</w:t>
-      </w:r>
-    </w:p>
-    <w:p>
-      <w:r>
-        <w:t>Predict → Test → Record → Explain</w:t>
-      </w:r>
-    </w:p>
-    <w:p>
-      <w:r>
-        <w:t>Keep expected and actual results separate. Surprises are useful data when recorded honestly.</w:t>
-      </w:r>
-    </w:p>
-    <w:p>
-      <w:r>
-        <w:t>Trace six pet cards through the same ordered rules. Change only the rule order and compare outputs.</w:t>
-      </w:r>
-    </w:p>
-    <w:p>
-      <w:r>
-        <w:t>What did the hardest test teach you that the normal test did not?</w:t>
-      </w:r>
-    </w:p>
-    <w:p>
-      <w:pPr>
-        <w:pStyle w:val="Heading3"/>
-      </w:pPr>
-      <w:r>
         <w:t>Make the lab runnable</w:t>
       </w:r>
     </w:p>
     <w:p>
-      <w:r>
-        <w:t>Use the concrete case as the shared normal case and the independent question as a second case. Each pair creates a boundary or missing-information case and predicts its result before testing. Keep the expected result separate from an observed mistake.</w:t>
+      <w:pPr>
+        <w:spacing w:line="336" w:lineRule="auto" w:after="180"/>
+      </w:pPr>
+      <w:r>
+        <w:rPr>
+          <w:b w:val="0"/>
+        </w:rPr>
+        <w:t xml:space="preserve">Use the concrete case as the shared normal case and the independent question as a second case. Each pair creates a </w:t>
+      </w:r>
+      <w:r>
+        <w:rPr>
+          <w:b/>
+        </w:rPr>
+        <w:t>boundary</w:t>
+      </w:r>
+      <w:r>
+        <w:rPr>
+          <w:b w:val="0"/>
+        </w:rPr>
+        <w:t xml:space="preserve"> or missing-information case and predicts its result before testing.</w:t>
+      </w:r>
+    </w:p>
+    <w:p>
+      <w:pPr>
+        <w:spacing w:line="336" w:lineRule="auto" w:after="180"/>
+      </w:pPr>
+      <w:r>
+        <w:rPr>
+          <w:b w:val="0"/>
+        </w:rPr>
+        <w:t>Keep the expected result separate from an observed mistake.</w:t>
       </w:r>
     </w:p>
     <w:tbl>
@@ -1931,8 +3566,25 @@
       </w:r>
     </w:p>
     <w:p>
-      <w:r>
-        <w:t>For guessing, return to given facts and request a trace. For vocabulary without application, use one example and one non-example. For arithmetic errors, check the setup before the calculation. Finish with a different uncoached case before recording mastery.</w:t>
+      <w:pPr>
+        <w:spacing w:line="336" w:lineRule="auto" w:after="180"/>
+      </w:pPr>
+      <w:r>
+        <w:rPr>
+          <w:b w:val="0"/>
+        </w:rPr>
+        <w:t>For guessing, return to given facts and request a trace. For vocabulary without application, use one example and one non-example. For arithmetic errors, check the setup before the calculation.</w:t>
+      </w:r>
+    </w:p>
+    <w:p>
+      <w:pPr>
+        <w:spacing w:line="336" w:lineRule="auto" w:after="180"/>
+      </w:pPr>
+      <w:r>
+        <w:rPr>
+          <w:b w:val="0"/>
+        </w:rPr>
+        <w:t>Finish with a different uncoached case before recording mastery.</w:t>
       </w:r>
     </w:p>
     <w:p>
@@ -1944,23 +3596,113 @@
       </w:r>
     </w:p>
     <w:p>
-      <w:r>
-        <w:t>Every condition in the chain always runs: Once one condition succeeds, later alternatives are skipped.</w:t>
-      </w:r>
-    </w:p>
-    <w:p>
-      <w:r>
+      <w:pPr>
+        <w:spacing w:line="336" w:lineRule="auto" w:after="180"/>
+      </w:pPr>
+      <w:r>
+        <w:rPr>
+          <w:b w:val="0"/>
+        </w:rPr>
+        <w:t xml:space="preserve">Every </w:t>
+      </w:r>
+      <w:r>
+        <w:rPr>
+          <w:b/>
+        </w:rPr>
+        <w:t>condition</w:t>
+      </w:r>
+      <w:r>
+        <w:rPr>
+          <w:b w:val="0"/>
+        </w:rPr>
+        <w:t xml:space="preserve"> in the chain always runs: Once one </w:t>
+      </w:r>
+      <w:r>
+        <w:rPr>
+          <w:b/>
+        </w:rPr>
+        <w:t>condition</w:t>
+      </w:r>
+      <w:r>
+        <w:rPr>
+          <w:b w:val="0"/>
+        </w:rPr>
+        <w:t xml:space="preserve"> succeeds, later alternatives are skipped.</w:t>
+      </w:r>
+    </w:p>
+    <w:p>
+      <w:pPr>
+        <w:spacing w:line="336" w:lineRule="auto" w:after="180"/>
+      </w:pPr>
+      <w:r>
+        <w:rPr>
+          <w:b w:val="0"/>
+        </w:rPr>
         <w:t>Two if statements behave like if then elif: Independent if statements can both run and overwrite a result.</w:t>
       </w:r>
     </w:p>
     <w:p>
-      <w:r>
-        <w:t>Indentation is cosmetic: Leading spaces define the branch body.</w:t>
-      </w:r>
-    </w:p>
-    <w:p>
-      <w:r>
-        <w:t>Every branch tested means every input correct: A missing equality case can hide a wrong comparison.</w:t>
+      <w:pPr>
+        <w:spacing w:line="336" w:lineRule="auto" w:after="180"/>
+      </w:pPr>
+      <w:r>
+        <w:rPr>
+          <w:b/>
+        </w:rPr>
+        <w:t>Indentation</w:t>
+      </w:r>
+      <w:r>
+        <w:rPr>
+          <w:b w:val="0"/>
+        </w:rPr>
+        <w:t xml:space="preserve"> is cosmetic: Leading spaces define the </w:t>
+      </w:r>
+      <w:r>
+        <w:rPr>
+          <w:b/>
+        </w:rPr>
+        <w:t>branch</w:t>
+      </w:r>
+      <w:r>
+        <w:rPr>
+          <w:b w:val="0"/>
+        </w:rPr>
+        <w:t xml:space="preserve"> body.</w:t>
+      </w:r>
+    </w:p>
+    <w:p>
+      <w:pPr>
+        <w:spacing w:line="336" w:lineRule="auto" w:after="180"/>
+      </w:pPr>
+      <w:r>
+        <w:rPr>
+          <w:b w:val="0"/>
+        </w:rPr>
+        <w:t xml:space="preserve">Every </w:t>
+      </w:r>
+      <w:r>
+        <w:rPr>
+          <w:b/>
+        </w:rPr>
+        <w:t>branch</w:t>
+      </w:r>
+      <w:r>
+        <w:rPr>
+          <w:b w:val="0"/>
+        </w:rPr>
+        <w:t xml:space="preserve"> tested means every </w:t>
+      </w:r>
+      <w:r>
+        <w:rPr>
+          <w:b/>
+        </w:rPr>
+        <w:t>input</w:t>
+      </w:r>
+      <w:r>
+        <w:rPr>
+          <w:b w:val="0"/>
+        </w:rPr>
+        <w:t xml:space="preserve"> correct: A missing equality case can hide a wrong comparison.</w:t>
       </w:r>
     </w:p>
     <w:p>
@@ -2118,8 +3860,37 @@
       </w:tr>
     </w:tbl>
     <w:p>
-      <w:r>
-        <w:t>Offer an oral explanation, drawing, enlarged visual or fewer examples when that removes a reading/writing barrier. Keep the same reasoning goal. Stretch secure learners by changing a boundary or assumption and asking them to defend the effect, not simply by assigning more of the same questions.</w:t>
+      <w:pPr>
+        <w:spacing w:line="336" w:lineRule="auto" w:after="180"/>
+      </w:pPr>
+      <w:r>
+        <w:rPr>
+          <w:b w:val="0"/>
+        </w:rPr>
+        <w:t>Offer an oral explanation, drawing, enlarged visual or fewer examples when that removes a reading/writing barrier. Keep the same reasoning goal.</w:t>
+      </w:r>
+    </w:p>
+    <w:p>
+      <w:pPr>
+        <w:spacing w:line="336" w:lineRule="auto" w:after="180"/>
+      </w:pPr>
+      <w:r>
+        <w:rPr>
+          <w:b w:val="0"/>
+        </w:rPr>
+        <w:t xml:space="preserve">Stretch secure learners by changing a </w:t>
+      </w:r>
+      <w:r>
+        <w:rPr>
+          <w:b/>
+        </w:rPr>
+        <w:t>boundary</w:t>
+      </w:r>
+      <w:r>
+        <w:rPr>
+          <w:b w:val="0"/>
+        </w:rPr>
+        <w:t xml:space="preserve"> or assumption and asking them to defend the effect, not simply by assigning more of the same questions.</w:t>
       </w:r>
     </w:p>
     <w:p>
@@ -2131,11 +3902,16 @@
       </w:r>
     </w:p>
     <w:p>
+      <w:r>
+        <w:t>Use the Branching Logic questions, teacher keys and criteria after the relevant attempts. Previously discussed cases are practice; protect the separately selected independent task.</w:t>
+      </w:r>
+    </w:p>
+    <w:p>
       <w:pPr>
         <w:pStyle w:val="Heading3"/>
       </w:pPr>
       <w:r>
-        <w:t>Assess and explain the answers</w:t>
+        <w:t>Worked case answer</w:t>
       </w:r>
     </w:p>
     <w:p>
@@ -2143,12 +3919,43 @@
         <w:pStyle w:val="Heading3"/>
       </w:pPr>
       <w:r>
-        <w:t>Worked case answer</w:t>
-      </w:r>
-    </w:p>
-    <w:p>
-      <w:r>
-        <w:t>Short, Medium, Medium, Long. Strict and inclusive boundaries and branch order matter.</w:t>
+        <w:t>Teacher key · Worked case answer</w:t>
+      </w:r>
+    </w:p>
+    <w:p>
+      <w:pPr>
+        <w:spacing w:line="336" w:lineRule="auto" w:after="180"/>
+        <w:shd w:fill="F1F6FC"/>
+      </w:pPr>
+      <w:r>
+        <w:rPr>
+          <w:b w:val="0"/>
+        </w:rPr>
+        <w:t xml:space="preserve">Short, Medium, Medium, Long. Strict and inclusive boundaries and </w:t>
+      </w:r>
+      <w:r>
+        <w:rPr>
+          <w:b/>
+        </w:rPr>
+        <w:t>branch</w:t>
+      </w:r>
+      <w:r>
+        <w:rPr>
+          <w:b w:val="0"/>
+        </w:rPr>
+        <w:t xml:space="preserve"> </w:t>
+      </w:r>
+      <w:r>
+        <w:rPr>
+          <w:b/>
+        </w:rPr>
+        <w:t>order</w:t>
+      </w:r>
+      <w:r>
+        <w:rPr>
+          <w:b w:val="0"/>
+        </w:rPr>
+        <w:t xml:space="preserve"> matter.</w:t>
       </w:r>
     </w:p>
     <w:p>
@@ -2160,20 +3967,62 @@
       </w:r>
     </w:p>
     <w:p>
-      <w:r>
-        <w:t>If pages are at most 80, choose short; otherwise choose long. Classify books with 79, 80 and 81 pages and explain the boundary.</w:t>
-      </w:r>
-    </w:p>
-    <w:p>
       <w:pPr>
         <w:pStyle w:val="Heading3"/>
       </w:pPr>
       <w:r>
+        <w:t>Independent question · withhold the key</w:t>
+      </w:r>
+    </w:p>
+    <w:p>
+      <w:pPr>
+        <w:spacing w:line="336" w:lineRule="auto" w:after="180"/>
+        <w:shd w:fill="F5F1FB"/>
+      </w:pPr>
+      <w:r>
+        <w:rPr>
+          <w:b w:val="0"/>
+        </w:rPr>
+        <w:t xml:space="preserve">If pages are at most 80, choose short; otherwise choose long. Classify books with 79, 80 and 81 pages and explain the </w:t>
+      </w:r>
+      <w:r>
+        <w:rPr>
+          <w:b/>
+        </w:rPr>
+        <w:t>boundary</w:t>
+      </w:r>
+      <w:r>
+        <w:rPr>
+          <w:b w:val="0"/>
+        </w:rPr>
+        <w:t>.</w:t>
+      </w:r>
+    </w:p>
+    <w:p>
+      <w:pPr>
+        <w:pStyle w:val="Heading3"/>
+      </w:pPr>
+      <w:r>
         <w:t>Expected independent answer</w:t>
       </w:r>
     </w:p>
     <w:p>
-      <w:r>
+      <w:pPr>
+        <w:pStyle w:val="Heading3"/>
+      </w:pPr>
+      <w:r>
+        <w:t>Teacher key · Expected independent answer</w:t>
+      </w:r>
+    </w:p>
+    <w:p>
+      <w:pPr>
+        <w:spacing w:line="336" w:lineRule="auto" w:after="180"/>
+        <w:shd w:fill="F1F6FC"/>
+      </w:pPr>
+      <w:r>
+        <w:rPr>
+          <w:b w:val="0"/>
+        </w:rPr>
         <w:t>79 and 80 are short; 81 is long. At most 80 includes 80.</w:t>
       </w:r>
     </w:p>
@@ -2412,8 +4261,25 @@
       </w:tr>
     </w:tbl>
     <w:p>
-      <w:r>
-        <w:t>Use 6/8 as a classroom checkpoint, with 2 required for both Result and Reasoning. This is a proposed teaching rule, not a validated certification threshold. Do not count a coached answer as independent mastery; correct unsafe or unsupported claims regardless of total.</w:t>
+      <w:pPr>
+        <w:spacing w:line="336" w:lineRule="auto" w:after="180"/>
+      </w:pPr>
+      <w:r>
+        <w:rPr>
+          <w:b w:val="0"/>
+        </w:rPr>
+        <w:t>Use 6/8 as a classroom checkpoint, with 2 required for both Result and Reasoning. This is a proposed teaching rule, not a validated certification threshold.</w:t>
+      </w:r>
+    </w:p>
+    <w:p>
+      <w:pPr>
+        <w:spacing w:line="336" w:lineRule="auto" w:after="180"/>
+      </w:pPr>
+      <w:r>
+        <w:rPr>
+          <w:b w:val="0"/>
+        </w:rPr>
+        <w:t>Do not count a coached answer as independent mastery; correct unsafe or unsupported claims regardless of total.</w:t>
       </w:r>
     </w:p>
     <w:p>
@@ -2425,8 +4291,26 @@
       </w:r>
     </w:p>
     <w:p>
-      <w:r>
-        <w:t>Ask the learner to find the evidence that challenges this claim: “At most 80 excludes 80.” Keep the first attempt and an uncoached retry separate.</w:t>
+      <w:pPr>
+        <w:spacing w:line="336" w:lineRule="auto" w:after="180"/>
+      </w:pPr>
+      <w:r>
+        <w:rPr>
+          <w:b w:val="0"/>
+        </w:rPr>
+        <w:t xml:space="preserve">Ask the learner to find the </w:t>
+      </w:r>
+      <w:r>
+        <w:rPr>
+          <w:b/>
+        </w:rPr>
+        <w:t>evidence</w:t>
+      </w:r>
+      <w:r>
+        <w:rPr>
+          <w:b w:val="0"/>
+        </w:rPr>
+        <w:t xml:space="preserve"> that challenges this claim: “At most 80 excludes 80.” Keep the first attempt and an uncoached retry separate.</w:t>
       </w:r>
     </w:p>
     <w:p>
@@ -2438,15 +4322,54 @@
       </w:r>
     </w:p>
     <w:p>
-      <w:r>
-        <w:t>Original results are Short, Medium, Medium, Long. With &lt;=160 first, 79 is incorrectly routed to Medium and the Short branch becomes unreachable for nonnegative short books. Check values just below, at and above each boundary.</w:t>
-      </w:r>
-    </w:p>
-    <w:p>
       <w:pPr>
         <w:pStyle w:val="Heading3"/>
       </w:pPr>
       <w:r>
+        <w:t>Teacher key · Original transfer answer</w:t>
+      </w:r>
+    </w:p>
+    <w:p>
+      <w:pPr>
+        <w:spacing w:line="336" w:lineRule="auto" w:after="180"/>
+        <w:shd w:fill="F1F6FC"/>
+      </w:pPr>
+      <w:r>
+        <w:rPr>
+          <w:b w:val="0"/>
+        </w:rPr>
+        <w:t xml:space="preserve">Original results are Short, Medium, Medium, Long. With &lt;=160 first, 79 is incorrectly routed to Medium and the Short </w:t>
+      </w:r>
+      <w:r>
+        <w:rPr>
+          <w:b/>
+        </w:rPr>
+        <w:t>branch</w:t>
+      </w:r>
+      <w:r>
+        <w:rPr>
+          <w:b w:val="0"/>
+        </w:rPr>
+        <w:t xml:space="preserve"> becomes unreachable for nonnegative short books. Check values just below, at and above each </w:t>
+      </w:r>
+      <w:r>
+        <w:rPr>
+          <w:b/>
+        </w:rPr>
+        <w:t>boundary</w:t>
+      </w:r>
+      <w:r>
+        <w:rPr>
+          <w:b w:val="0"/>
+        </w:rPr>
+        <w:t>.</w:t>
+      </w:r>
+    </w:p>
+    <w:p>
+      <w:pPr>
+        <w:pStyle w:val="Heading3"/>
+      </w:pPr>
+      <w:r>
         <w:t>Explanations for the additional workbook examples</w:t>
       </w:r>
     </w:p>
@@ -2459,30 +4382,138 @@
       </w:r>
     </w:p>
     <w:p>
-      <w:r>
-        <w:t>Describe the purpose of if, elif and else in the worked duration sorter. Explain why print(label) is outside the indented branches.</w:t>
-      </w:r>
-    </w:p>
-    <w:p>
-      <w:r>
-        <w:t>if tests negative first; elif checks &lt;= 12 only after that fails; else handles the rest. Unindented print runs after any selected branch, whose assignment gives label a value.</w:t>
-      </w:r>
-    </w:p>
-    <w:p>
       <w:pPr>
         <w:pStyle w:val="Heading3"/>
       </w:pPr>
       <w:r>
+        <w:t>Workbook question · W1</w:t>
+      </w:r>
+    </w:p>
+    <w:p>
+      <w:pPr>
+        <w:spacing w:line="336" w:lineRule="auto" w:after="180"/>
+        <w:shd w:fill="F5F1FB"/>
+      </w:pPr>
+      <w:r>
+        <w:rPr>
+          <w:b w:val="0"/>
+        </w:rPr>
+        <w:t xml:space="preserve">Describe the purpose of if, elif and else in the worked duration sorter. Explain why print(label) is outside the indented </w:t>
+      </w:r>
+      <w:r>
+        <w:rPr>
+          <w:b/>
+        </w:rPr>
+        <w:t>branch</w:t>
+      </w:r>
+      <w:r>
+        <w:rPr>
+          <w:b w:val="0"/>
+        </w:rPr>
+        <w:t>es.</w:t>
+      </w:r>
+    </w:p>
+    <w:p>
+      <w:pPr>
+        <w:pStyle w:val="Heading3"/>
+      </w:pPr>
+      <w:r>
+        <w:t>Teacher reasoning · W1</w:t>
+      </w:r>
+    </w:p>
+    <w:p>
+      <w:pPr>
+        <w:spacing w:line="336" w:lineRule="auto" w:after="180"/>
+        <w:shd w:fill="F1F6FC"/>
+      </w:pPr>
+      <w:r>
+        <w:rPr>
+          <w:b w:val="0"/>
+        </w:rPr>
+        <w:t xml:space="preserve">if tests negative first; elif checks &lt;= 12 only after that fails; else handles the rest. Unindented print runs after any selected </w:t>
+      </w:r>
+      <w:r>
+        <w:rPr>
+          <w:b/>
+        </w:rPr>
+        <w:t>branch</w:t>
+      </w:r>
+      <w:r>
+        <w:rPr>
+          <w:b w:val="0"/>
+        </w:rPr>
+        <w:t>, whose assignment gives label a value.</w:t>
+      </w:r>
+    </w:p>
+    <w:p>
+      <w:pPr>
+        <w:pStyle w:val="Heading3"/>
+      </w:pPr>
+      <w:r>
         <w:t>W2 Trace the tested path</w:t>
       </w:r>
     </w:p>
     <w:p>
-      <w:r>
-        <w:t>For -1, 12 and 13, record checked conditions, skipped conditions and the final label. Run each as a fresh script after predicting.</w:t>
-      </w:r>
-    </w:p>
-    <w:p>
-      <w:r>
+      <w:pPr>
+        <w:pStyle w:val="Heading3"/>
+      </w:pPr>
+      <w:r>
+        <w:t>Workbook question · W2</w:t>
+      </w:r>
+    </w:p>
+    <w:p>
+      <w:pPr>
+        <w:spacing w:line="336" w:lineRule="auto" w:after="180"/>
+        <w:shd w:fill="F5F1FB"/>
+      </w:pPr>
+      <w:r>
+        <w:rPr>
+          <w:b w:val="0"/>
+        </w:rPr>
+        <w:t xml:space="preserve">For -1, 12 and 13, record checked </w:t>
+      </w:r>
+      <w:r>
+        <w:rPr>
+          <w:b/>
+        </w:rPr>
+        <w:t>condition</w:t>
+      </w:r>
+      <w:r>
+        <w:rPr>
+          <w:b w:val="0"/>
+        </w:rPr>
+        <w:t xml:space="preserve">s, skipped </w:t>
+      </w:r>
+      <w:r>
+        <w:rPr>
+          <w:b/>
+        </w:rPr>
+        <w:t>condition</w:t>
+      </w:r>
+      <w:r>
+        <w:rPr>
+          <w:b w:val="0"/>
+        </w:rPr>
+        <w:t>s and the final label. Run each as a fresh script after predicting.</w:t>
+      </w:r>
+    </w:p>
+    <w:p>
+      <w:pPr>
+        <w:pStyle w:val="Heading3"/>
+      </w:pPr>
+      <w:r>
+        <w:t>Teacher reasoning · W2</w:t>
+      </w:r>
+    </w:p>
+    <w:p>
+      <w:pPr>
+        <w:spacing w:line="336" w:lineRule="auto" w:after="180"/>
+        <w:shd w:fill="F1F6FC"/>
+      </w:pPr>
+      <w:r>
+        <w:rPr>
+          <w:b w:val="0"/>
+        </w:rPr>
         <w:t>-1: first True, second skipped, Invalid. 12: first False, second True, Short. 13: both False, else selected, Long. Retain observed results separately.</w:t>
       </w:r>
     </w:p>
@@ -2495,75 +4526,315 @@
       </w:r>
     </w:p>
     <w:p>
-      <w:r>
+      <w:pPr>
+        <w:pStyle w:val="Heading3"/>
+      </w:pPr>
+      <w:r>
+        <w:t>Workbook question · W3</w:t>
+      </w:r>
+    </w:p>
+    <w:p>
+      <w:pPr>
+        <w:spacing w:line="336" w:lineRule="auto" w:after="180"/>
+        <w:shd w:fill="F5F1FB"/>
+      </w:pPr>
+      <w:r>
+        <w:rPr>
+          <w:b w:val="0"/>
+        </w:rPr>
         <w:t>Trace the two-independent-if example for -1. Identify which assignment overwrites the earlier label and make the smallest repair.</w:t>
       </w:r>
     </w:p>
     <w:p>
-      <w:r>
-        <w:t>The first assignment sets Invalid; the second if also succeeds and changes label to Short. Replace the second if with elif. The repaired output is Invalid.</w:t>
-      </w:r>
-    </w:p>
-    <w:p>
       <w:pPr>
         <w:pStyle w:val="Heading3"/>
       </w:pPr>
       <w:r>
+        <w:t>Teacher reasoning · W3</w:t>
+      </w:r>
+    </w:p>
+    <w:p>
+      <w:pPr>
+        <w:spacing w:line="336" w:lineRule="auto" w:after="180"/>
+        <w:shd w:fill="F1F6FC"/>
+      </w:pPr>
+      <w:r>
+        <w:rPr>
+          <w:b w:val="0"/>
+        </w:rPr>
+        <w:t xml:space="preserve">The first assignment sets Invalid; the second if also succeeds and changes label to Short. Replace the second if with elif. The repaired </w:t>
+      </w:r>
+      <w:r>
+        <w:rPr>
+          <w:b/>
+        </w:rPr>
+        <w:t>output</w:t>
+      </w:r>
+      <w:r>
+        <w:rPr>
+          <w:b w:val="0"/>
+        </w:rPr>
+        <w:t xml:space="preserve"> is Invalid.</w:t>
+      </w:r>
+    </w:p>
+    <w:p>
+      <w:pPr>
+        <w:pStyle w:val="Heading3"/>
+      </w:pPr>
+      <w:r>
         <w:t>W4 Build a new sorter independently</w:t>
       </w:r>
     </w:p>
     <w:p>
-      <w:r>
-        <w:t>Use an integer tiles count. Label a negative value Invalid, zero Empty, 1 through 6 Small and values above 6 Large. Write an ordered if elif else script and predict -1, 0, 1, 6 and 7. Include one print after the chain.</w:t>
-      </w:r>
-    </w:p>
-    <w:p>
-      <w:r>
-        <w:t>Use if tiles &lt; 0, elif tiles == 0, elif tiles &lt;= 6, else, assigning the respective labels and printing after the chain. Outputs Invalid, Empty, Small, Small, Large. Zero must be handled before the &lt;= 6 branch.</w:t>
-      </w:r>
-    </w:p>
-    <w:p>
       <w:pPr>
         <w:pStyle w:val="Heading3"/>
       </w:pPr>
       <w:r>
+        <w:t>Workbook question · W4</w:t>
+      </w:r>
+    </w:p>
+    <w:p>
+      <w:pPr>
+        <w:spacing w:line="336" w:lineRule="auto" w:after="180"/>
+        <w:shd w:fill="F5F1FB"/>
+      </w:pPr>
+      <w:r>
+        <w:rPr>
+          <w:b w:val="0"/>
+        </w:rPr>
+        <w:t xml:space="preserve">Use an integer tiles count. Label a negative value Invalid, zero Empty, 1 through 6 Small and values above 6 Large. Write an </w:t>
+      </w:r>
+      <w:r>
+        <w:rPr>
+          <w:b/>
+        </w:rPr>
+        <w:t>order</w:t>
+      </w:r>
+      <w:r>
+        <w:rPr>
+          <w:b w:val="0"/>
+        </w:rPr>
+        <w:t>ed if elif else script and predict -1, 0, 1, 6 and 7. Include one print after the chain.</w:t>
+      </w:r>
+    </w:p>
+    <w:p>
+      <w:pPr>
+        <w:pStyle w:val="Heading3"/>
+      </w:pPr>
+      <w:r>
+        <w:t>Teacher reasoning · W4</w:t>
+      </w:r>
+    </w:p>
+    <w:p>
+      <w:pPr>
+        <w:spacing w:line="336" w:lineRule="auto" w:after="180"/>
+        <w:shd w:fill="F1F6FC"/>
+      </w:pPr>
+      <w:r>
+        <w:rPr>
+          <w:b w:val="0"/>
+        </w:rPr>
+        <w:t xml:space="preserve">Use if tiles &lt; 0, elif tiles == 0, elif tiles &lt;= 6, else, assigning the respective labels and printing after the chain. </w:t>
+      </w:r>
+      <w:r>
+        <w:rPr>
+          <w:b/>
+        </w:rPr>
+        <w:t>Output</w:t>
+      </w:r>
+      <w:r>
+        <w:rPr>
+          <w:b w:val="0"/>
+        </w:rPr>
+        <w:t xml:space="preserve">s Invalid, Empty, Small, Small, Large. Zero must be handled before the &lt;= 6 </w:t>
+      </w:r>
+      <w:r>
+        <w:rPr>
+          <w:b/>
+        </w:rPr>
+        <w:t>branch</w:t>
+      </w:r>
+      <w:r>
+        <w:rPr>
+          <w:b w:val="0"/>
+        </w:rPr>
+        <w:t>.</w:t>
+      </w:r>
+    </w:p>
+    <w:p>
+      <w:pPr>
+        <w:pStyle w:val="Heading3"/>
+      </w:pPr>
+      <w:r>
         <w:t>W5 Choose revealing regression tests</w:t>
       </w:r>
     </w:p>
     <w:p>
-      <w:r>
-        <w:t>A repair changes the small-count condition from &lt; 6 to &lt;= 6. Name the case that exposes the original error and two different kinds of earlier cases to rerun.</w:t>
-      </w:r>
-    </w:p>
-    <w:p>
-      <w:r>
-        <w:t>6 exposes the original wrong Large label. Rerun zero for Empty and a negative count for Invalid, or 7 for Large. Passing only 6 does not check earlier branches.</w:t>
-      </w:r>
-    </w:p>
-    <w:p>
       <w:pPr>
         <w:pStyle w:val="Heading3"/>
       </w:pPr>
       <w:r>
+        <w:t>Workbook question · W5</w:t>
+      </w:r>
+    </w:p>
+    <w:p>
+      <w:pPr>
+        <w:spacing w:line="336" w:lineRule="auto" w:after="180"/>
+        <w:shd w:fill="F5F1FB"/>
+      </w:pPr>
+      <w:r>
+        <w:rPr>
+          <w:b w:val="0"/>
+        </w:rPr>
+        <w:t xml:space="preserve">A repair changes the small-count </w:t>
+      </w:r>
+      <w:r>
+        <w:rPr>
+          <w:b/>
+        </w:rPr>
+        <w:t>condition</w:t>
+      </w:r>
+      <w:r>
+        <w:rPr>
+          <w:b w:val="0"/>
+        </w:rPr>
+        <w:t xml:space="preserve"> from &lt; 6 to &lt;= 6. Name the case that exposes the original error and two different kinds of earlier cases to rerun.</w:t>
+      </w:r>
+    </w:p>
+    <w:p>
+      <w:pPr>
+        <w:pStyle w:val="Heading3"/>
+      </w:pPr>
+      <w:r>
+        <w:t>Teacher reasoning · W5</w:t>
+      </w:r>
+    </w:p>
+    <w:p>
+      <w:pPr>
+        <w:spacing w:line="336" w:lineRule="auto" w:after="180"/>
+        <w:shd w:fill="F1F6FC"/>
+      </w:pPr>
+      <w:r>
+        <w:rPr>
+          <w:b w:val="0"/>
+        </w:rPr>
+        <w:t xml:space="preserve">6 exposes the original wrong Large label. Rerun zero for Empty and a negative count for Invalid, or 7 for Large. Passing only 6 does not check earlier </w:t>
+      </w:r>
+      <w:r>
+        <w:rPr>
+          <w:b/>
+        </w:rPr>
+        <w:t>branch</w:t>
+      </w:r>
+      <w:r>
+        <w:rPr>
+          <w:b w:val="0"/>
+        </w:rPr>
+        <w:t>es.</w:t>
+      </w:r>
+    </w:p>
+    <w:p>
+      <w:pPr>
+        <w:pStyle w:val="Heading3"/>
+      </w:pPr>
+      <w:r>
         <w:t>Assess independent transfer</w:t>
       </w:r>
     </w:p>
     <w:p>
-      <w:r>
-        <w:t>Selected case: Use an integer tiles count. Label a negative value Invalid, zero Empty, 1 through 6 Small and values above 6 Large. Write an ordered if elif else script and predict -1, 0, 1, 6 and 7. Include one print after the chain.</w:t>
-      </w:r>
-    </w:p>
-    <w:p>
       <w:pPr>
         <w:pStyle w:val="Heading3"/>
       </w:pPr>
       <w:r>
+        <w:t>Independent question · withhold the key</w:t>
+      </w:r>
+    </w:p>
+    <w:p>
+      <w:pPr>
+        <w:spacing w:line="336" w:lineRule="auto" w:after="180"/>
+        <w:shd w:fill="F5F1FB"/>
+      </w:pPr>
+      <w:r>
+        <w:rPr>
+          <w:b w:val="0"/>
+        </w:rPr>
+        <w:t xml:space="preserve">Selected case: Use an integer tiles count. Label a negative value Invalid, zero Empty, 1 through 6 Small and values above 6 Large. Write an </w:t>
+      </w:r>
+      <w:r>
+        <w:rPr>
+          <w:b/>
+        </w:rPr>
+        <w:t>order</w:t>
+      </w:r>
+      <w:r>
+        <w:rPr>
+          <w:b w:val="0"/>
+        </w:rPr>
+        <w:t>ed if elif else script and predict -1, 0, 1, 6 and 7.</w:t>
+      </w:r>
+    </w:p>
+    <w:p>
+      <w:pPr>
+        <w:spacing w:line="336" w:lineRule="auto" w:after="180"/>
+        <w:shd w:fill="F5F1FB"/>
+      </w:pPr>
+      <w:r>
+        <w:rPr>
+          <w:b w:val="0"/>
+        </w:rPr>
+        <w:t>Include one print after the chain.</w:t>
+      </w:r>
+    </w:p>
+    <w:p>
+      <w:pPr>
+        <w:pStyle w:val="Heading3"/>
+      </w:pPr>
+      <w:r>
         <w:t>Selected case answer</w:t>
       </w:r>
     </w:p>
     <w:p>
-      <w:r>
-        <w:t>Use if tiles &lt; 0, elif tiles == 0, elif tiles &lt;= 6, else, assigning the respective labels and printing after the chain. Outputs Invalid, Empty, Small, Small, Large. Zero must be handled before the &lt;= 6 branch.</w:t>
+      <w:pPr>
+        <w:pStyle w:val="Heading3"/>
+      </w:pPr>
+      <w:r>
+        <w:t>Teacher key · Selected case answer</w:t>
+      </w:r>
+    </w:p>
+    <w:p>
+      <w:pPr>
+        <w:spacing w:line="336" w:lineRule="auto" w:after="180"/>
+        <w:shd w:fill="F1F6FC"/>
+      </w:pPr>
+      <w:r>
+        <w:rPr>
+          <w:b w:val="0"/>
+        </w:rPr>
+        <w:t xml:space="preserve">Use if tiles &lt; 0, elif tiles == 0, elif tiles &lt;= 6, else, assigning the respective labels and printing after the chain. </w:t>
+      </w:r>
+      <w:r>
+        <w:rPr>
+          <w:b/>
+        </w:rPr>
+        <w:t>Output</w:t>
+      </w:r>
+      <w:r>
+        <w:rPr>
+          <w:b w:val="0"/>
+        </w:rPr>
+        <w:t xml:space="preserve">s Invalid, Empty, Small, Small, Large. Zero must be handled before the &lt;= 6 </w:t>
+      </w:r>
+      <w:r>
+        <w:rPr>
+          <w:b/>
+        </w:rPr>
+        <w:t>branch</w:t>
+      </w:r>
+      <w:r>
+        <w:rPr>
+          <w:b w:val="0"/>
+        </w:rPr>
+        <w:t>.</w:t>
       </w:r>
     </w:p>
     <w:tbl>
@@ -2669,21 +4940,77 @@
       </w:tr>
     </w:tbl>
     <w:p>
-      <w:r>
-        <w:t>Record each dimension as not yet, with support, or independent. Accept a valid alternative procedure with a defensible trace. Do not penalise an honestly recorded model failure if the learner correctly explains its evidence and limits.</w:t>
-      </w:r>
-    </w:p>
-    <w:p>
       <w:pPr>
         <w:pStyle w:val="Heading3"/>
       </w:pPr>
       <w:r>
+        <w:t>Teacher key · Selected case answer</w:t>
+      </w:r>
+    </w:p>
+    <w:p>
+      <w:pPr>
+        <w:spacing w:line="336" w:lineRule="auto" w:after="180"/>
+        <w:shd w:fill="F1F6FC"/>
+      </w:pPr>
+      <w:r>
+        <w:rPr>
+          <w:b w:val="0"/>
+        </w:rPr>
+        <w:t>Record each dimension as not yet, with support, or independent. Accept a valid alternative procedure with a defensible trace.</w:t>
+      </w:r>
+    </w:p>
+    <w:p>
+      <w:pPr>
+        <w:spacing w:line="336" w:lineRule="auto" w:after="180"/>
+        <w:shd w:fill="F1F6FC"/>
+      </w:pPr>
+      <w:r>
+        <w:rPr>
+          <w:b w:val="0"/>
+        </w:rPr>
+        <w:t xml:space="preserve">Do not penalise an honestly recorded model failure if the learner correctly explains its </w:t>
+      </w:r>
+      <w:r>
+        <w:rPr>
+          <w:b/>
+        </w:rPr>
+        <w:t>evidence</w:t>
+      </w:r>
+      <w:r>
+        <w:rPr>
+          <w:b w:val="0"/>
+        </w:rPr>
+        <w:t xml:space="preserve"> and limits.</w:t>
+      </w:r>
+    </w:p>
+    <w:p>
+      <w:pPr>
+        <w:pStyle w:val="Heading3"/>
+      </w:pPr>
+      <w:r>
         <w:t>Feedback that the learner uses</w:t>
       </w:r>
     </w:p>
     <w:p>
-      <w:r>
-        <w:t>Name the earliest unsupported step and give one action to repair it. Have the learner make that repair now and explain why. Then assess the relevant skill on a fresh, fully specified case. Confirm it was not previously practised with feedback; solve and check the new case before assigning it. A follow-up design prompt is a starting brief, not automatically an equivalent test.</w:t>
+      <w:pPr>
+        <w:spacing w:line="336" w:lineRule="auto" w:after="180"/>
+      </w:pPr>
+      <w:r>
+        <w:rPr>
+          <w:b w:val="0"/>
+        </w:rPr>
+        <w:t>Name the earliest unsupported step and give one action to repair it. Have the learner make that repair now and explain why. Then assess the relevant skill on a fresh, fully specified case.</w:t>
+      </w:r>
+    </w:p>
+    <w:p>
+      <w:pPr>
+        <w:spacing w:line="336" w:lineRule="auto" w:after="180"/>
+      </w:pPr>
+      <w:r>
+        <w:rPr>
+          <w:b w:val="0"/>
+        </w:rPr>
+        <w:t>Confirm it was not previously practised with feedback; solve and check the new case before assigning it. A follow-up design prompt is a starting brief, not automatically an equivalent test.</w:t>
       </w:r>
     </w:p>
     <w:p>
@@ -2695,11 +5022,68 @@
       </w:r>
     </w:p>
     <w:p>
+      <w:r>
+        <w:t>Connect Branching Logic to Transparent Book Recommender, adapt support and plan a later changed-case check.</w:t>
+      </w:r>
+    </w:p>
+    <w:p>
       <w:pPr>
         <w:pStyle w:val="Heading3"/>
       </w:pPr>
       <w:r>
-        <w:t>Connect and extend learning</w:t>
+        <w:t>Transparent Book Recommender</w:t>
+      </w:r>
+    </w:p>
+    <w:p>
+      <w:pPr>
+        <w:spacing w:line="336" w:lineRule="auto" w:after="180"/>
+      </w:pPr>
+      <w:r>
+        <w:rPr>
+          <w:b/>
+        </w:rPr>
+        <w:t>Branch</w:t>
+      </w:r>
+      <w:r>
+        <w:rPr>
+          <w:b w:val="0"/>
+        </w:rPr>
+        <w:t xml:space="preserve"> when a reader has a hard constraint such as language, format, or maximum length.</w:t>
+      </w:r>
+    </w:p>
+    <w:p>
+      <w:pPr>
+        <w:spacing w:line="336" w:lineRule="auto" w:after="180"/>
+      </w:pPr>
+      <w:r>
+        <w:rPr>
+          <w:b w:val="0"/>
+        </w:rPr>
+        <w:t xml:space="preserve">Keep the decision, </w:t>
+      </w:r>
+      <w:r>
+        <w:rPr>
+          <w:b/>
+        </w:rPr>
+        <w:t>input</w:t>
+      </w:r>
+      <w:r>
+        <w:rPr>
+          <w:b w:val="0"/>
+        </w:rPr>
+        <w:t xml:space="preserve">, result, explanation and remaining limitation in the project </w:t>
+      </w:r>
+      <w:r>
+        <w:rPr>
+          <w:b/>
+        </w:rPr>
+        <w:t>evidence</w:t>
+      </w:r>
+      <w:r>
+        <w:rPr>
+          <w:b w:val="0"/>
+        </w:rPr>
+        <w:t xml:space="preserve"> record. Retrieve this record next week rather than restarting the project.</w:t>
       </w:r>
     </w:p>
     <w:p>
@@ -2707,17 +5091,42 @@
         <w:pStyle w:val="Heading3"/>
       </w:pPr>
       <w:r>
-        <w:t>Transparent Book Recommender</w:t>
-      </w:r>
-    </w:p>
-    <w:p>
-      <w:r>
-        <w:t>Branch when a reader has a hard constraint such as language, format, or maximum length.</w:t>
-      </w:r>
-    </w:p>
-    <w:p>
-      <w:r>
-        <w:t>Keep the decision, input, result, explanation and remaining limitation in the project evidence record. Retrieve this record next week rather than restarting the project.</w:t>
+        <w:t>Support and stretch</w:t>
+      </w:r>
+    </w:p>
+    <w:p>
+      <w:pPr>
+        <w:spacing w:line="336" w:lineRule="auto" w:after="180"/>
+      </w:pPr>
+      <w:r>
+        <w:rPr>
+          <w:b w:val="0"/>
+        </w:rPr>
+        <w:t xml:space="preserve">Trace one record or </w:t>
+      </w:r>
+      <w:r>
+        <w:rPr>
+          <w:b/>
+        </w:rPr>
+        <w:t>condition</w:t>
+      </w:r>
+      <w:r>
+        <w:rPr>
+          <w:b w:val="0"/>
+        </w:rPr>
+        <w:t xml:space="preserve"> at a time with counters and labelled columns. Stretch: introduce a tie, </w:t>
+      </w:r>
+      <w:r>
+        <w:rPr>
+          <w:b/>
+        </w:rPr>
+        <w:t>boundary</w:t>
+      </w:r>
+      <w:r>
+        <w:rPr>
+          <w:b w:val="0"/>
+        </w:rPr>
+        <w:t xml:space="preserve"> or missing field and declare its handling policy before rerunning.</w:t>
       </w:r>
     </w:p>
     <w:p>
@@ -2725,12 +5134,30 @@
         <w:pStyle w:val="Heading3"/>
       </w:pPr>
       <w:r>
-        <w:t>Support and stretch</w:t>
-      </w:r>
-    </w:p>
-    <w:p>
-      <w:r>
-        <w:t>Trace one record or condition at a time with counters and labelled columns. Stretch: introduce a tie, boundary or missing field and declare its handling policy before rerunning.</w:t>
+        <w:t>Exit reflection</w:t>
+      </w:r>
+    </w:p>
+    <w:p>
+      <w:pPr>
+        <w:spacing w:line="336" w:lineRule="auto" w:after="180"/>
+      </w:pPr>
+      <w:r>
+        <w:rPr>
+          <w:b w:val="0"/>
+        </w:rPr>
+        <w:t xml:space="preserve">Ask for one decision the learner can now justify and one situation requiring more </w:t>
+      </w:r>
+      <w:r>
+        <w:rPr>
+          <w:b/>
+        </w:rPr>
+        <w:t>evidence</w:t>
+      </w:r>
+      <w:r>
+        <w:rPr>
+          <w:b w:val="0"/>
+        </w:rPr>
+        <w:t xml:space="preserve"> or human review. Confidence ratings are separate from correct independent performance.</w:t>
       </w:r>
     </w:p>
     <w:p>
@@ -2738,12 +5165,30 @@
         <w:pStyle w:val="Heading3"/>
       </w:pPr>
       <w:r>
-        <w:t>Exit reflection</w:t>
-      </w:r>
-    </w:p>
-    <w:p>
-      <w:r>
-        <w:t>Ask for one decision the learner can now justify and one situation requiring more evidence or human review. Confidence ratings are separate from correct independent performance.</w:t>
+        <w:t>Bridge to the next week</w:t>
+      </w:r>
+    </w:p>
+    <w:p>
+      <w:pPr>
+        <w:spacing w:line="336" w:lineRule="auto" w:after="180"/>
+      </w:pPr>
+      <w:r>
+        <w:rPr>
+          <w:b w:val="0"/>
+        </w:rPr>
+        <w:t xml:space="preserve">Next: Week 4: Trace Tables. Retrieve today’s </w:t>
+      </w:r>
+      <w:r>
+        <w:rPr>
+          <w:b/>
+        </w:rPr>
+        <w:t>evidence</w:t>
+      </w:r>
+      <w:r>
+        <w:rPr>
+          <w:b w:val="0"/>
+        </w:rPr>
+        <w:t xml:space="preserve"> and identify what carries forward and what is new.</w:t>
       </w:r>
     </w:p>
     <w:p>
@@ -2751,12 +5196,98 @@
         <w:pStyle w:val="Heading3"/>
       </w:pPr>
       <w:r>
-        <w:t>Bridge to the next week</w:t>
-      </w:r>
-    </w:p>
-    <w:p>
-      <w:r>
-        <w:t>Next: Week 4: Trace Tables. Retrieve today’s evidence and identify what carries forward and what is new.</w:t>
+        <w:t>Support and fresh reassessment</w:t>
+      </w:r>
+    </w:p>
+    <w:p>
+      <w:pPr>
+        <w:spacing w:line="336" w:lineRule="auto" w:after="180"/>
+      </w:pPr>
+      <w:r>
+        <w:rPr>
+          <w:b w:val="0"/>
+        </w:rPr>
+        <w:t xml:space="preserve">Provide movable </w:t>
+      </w:r>
+      <w:r>
+        <w:rPr>
+          <w:b/>
+        </w:rPr>
+        <w:t>branch</w:t>
+      </w:r>
+      <w:r>
+        <w:rPr>
+          <w:b w:val="0"/>
+        </w:rPr>
+        <w:t xml:space="preserve"> cards and align the four-space blocks on a ruled page. Permit an oral trace alongside the script and record help.</w:t>
+      </w:r>
+    </w:p>
+    <w:p>
+      <w:pPr>
+        <w:spacing w:line="336" w:lineRule="auto" w:after="180"/>
+      </w:pPr>
+      <w:r>
+        <w:rPr>
+          <w:b w:val="0"/>
+        </w:rPr>
+        <w:t>Extension: swap the zero and &lt;= 6 checks and find the smallest nonnegative counterexample.</w:t>
+      </w:r>
+    </w:p>
+    <w:p>
+      <w:pPr>
+        <w:spacing w:line="336" w:lineRule="auto" w:after="180"/>
+      </w:pPr>
+      <w:r>
+        <w:rPr>
+          <w:b w:val="0"/>
+        </w:rPr>
+        <w:t xml:space="preserve">W4 must assign one correct label on all five cases and explain zero before the small </w:t>
+      </w:r>
+      <w:r>
+        <w:rPr>
+          <w:b/>
+        </w:rPr>
+        <w:t>branch</w:t>
+      </w:r>
+      <w:r>
+        <w:rPr>
+          <w:b w:val="0"/>
+        </w:rPr>
+        <w:t>. After support, retry a shelf-count sorter with Empty at zero, Few for 1 through 4, Many above 4 and Invalid below zero.</w:t>
+      </w:r>
+    </w:p>
+    <w:p>
+      <w:pPr>
+        <w:spacing w:line="336" w:lineRule="auto" w:after="180"/>
+      </w:pPr>
+      <w:r>
+        <w:rPr>
+          <w:b w:val="0"/>
+        </w:rPr>
+        <w:t xml:space="preserve">Expected </w:t>
+      </w:r>
+      <w:r>
+        <w:rPr>
+          <w:b/>
+        </w:rPr>
+        <w:t>output</w:t>
+      </w:r>
+      <w:r>
+        <w:rPr>
+          <w:b w:val="0"/>
+        </w:rPr>
+        <w:t>s at -1, 0, 4, 5 are Invalid, Empty, Few, Many.</w:t>
+      </w:r>
+    </w:p>
+    <w:p>
+      <w:pPr>
+        <w:spacing w:line="336" w:lineRule="auto" w:after="180"/>
+      </w:pPr>
+      <w:r>
+        <w:rPr>
+          <w:b w:val="0"/>
+        </w:rPr>
+        <w:t>Week 6 repeats a block with loops and records each change in state.</w:t>
       </w:r>
     </w:p>
     <w:p>
@@ -2764,40 +5295,40 @@
         <w:pStyle w:val="Heading3"/>
       </w:pPr>
       <w:r>
-        <w:t>Support and fresh reassessment</w:t>
-      </w:r>
-    </w:p>
-    <w:p>
-      <w:r>
-        <w:t>Provide movable branch cards and align the four-space blocks on a ruled page. Permit an oral trace alongside the script and record help. Extension: swap the zero and &lt;= 6 checks and find the smallest nonnegative counterexample.</w:t>
-      </w:r>
-    </w:p>
-    <w:p>
-      <w:r>
-        <w:t>W4 must assign one correct label on all five cases and explain zero before the small branch. After support, retry a shelf-count sorter with Empty at zero, Few for 1 through 4, Many above 4 and Invalid below zero. Expected outputs at -1, 0, 4, 5 are Invalid, Empty, Few, Many.</w:t>
-      </w:r>
-    </w:p>
-    <w:p>
-      <w:r>
-        <w:t>Week 6 repeats a block with loops and records each change in state.</w:t>
-      </w:r>
-    </w:p>
-    <w:p>
-      <w:pPr>
-        <w:pStyle w:val="Heading3"/>
-      </w:pPr>
-      <w:r>
         <w:t>Plan the delayed return</w:t>
       </w:r>
     </w:p>
     <w:p>
-      <w:r>
+      <w:pPr>
+        <w:spacing w:line="336" w:lineRule="auto" w:after="180"/>
+      </w:pPr>
+      <w:r>
+        <w:rPr>
+          <w:b w:val="0"/>
+        </w:rPr>
         <w:t>Suggested return points in this level: ai-2/4, ai-2/6, ai-2/9. Use actual classroom dates, adjusting for holidays and gaps. One, three and six teaching weeks are scheduling choices, not a claimed optimal spacing.</w:t>
       </w:r>
     </w:p>
     <w:p>
-      <w:r>
-        <w:t>At a delayed check, ask for the idea from memory and a changed application. Compare with the earlier independent response and record support used. For a new level, revisit the previous capstone before checking the new prerequisites.</w:t>
+      <w:pPr>
+        <w:spacing w:line="336" w:lineRule="auto" w:after="180"/>
+      </w:pPr>
+      <w:r>
+        <w:rPr>
+          <w:b w:val="0"/>
+        </w:rPr>
+        <w:t>At a delayed check, ask for the idea from memory and a changed application. Compare with the earlier independent response and record support used.</w:t>
+      </w:r>
+    </w:p>
+    <w:p>
+      <w:pPr>
+        <w:spacing w:line="336" w:lineRule="auto" w:after="180"/>
+      </w:pPr>
+      <w:r>
+        <w:rPr>
+          <w:b w:val="0"/>
+        </w:rPr>
+        <w:t>For a new level, revisit the previous capstone before checking the new prerequisites.</w:t>
       </w:r>
     </w:p>
     <w:tbl>
@@ -2957,8 +5488,26 @@
       </w:tr>
     </w:tbl>
     <w:p>
-      <w:r>
-        <w:t>Use the evidence to choose reteaching or the next step. A completed page, confidence rating or attractive project does not by itself demonstrate understanding.</w:t>
+      <w:pPr>
+        <w:spacing w:line="336" w:lineRule="auto" w:after="180"/>
+      </w:pPr>
+      <w:r>
+        <w:rPr>
+          <w:b w:val="0"/>
+        </w:rPr>
+        <w:t xml:space="preserve">Use the </w:t>
+      </w:r>
+      <w:r>
+        <w:rPr>
+          <w:b/>
+        </w:rPr>
+        <w:t>evidence</w:t>
+      </w:r>
+      <w:r>
+        <w:rPr>
+          <w:b w:val="0"/>
+        </w:rPr>
+        <w:t xml:space="preserve"> to choose reteaching or the next step. A completed page, confidence rating or attractive project does not by itself demonstrate understanding.</w:t>
       </w:r>
     </w:p>
     <w:p>
@@ -2970,7 +5519,13 @@
       </w:r>
     </w:p>
     <w:p>
-      <w:r>
+      <w:pPr>
+        <w:spacing w:line="336" w:lineRule="auto" w:after="180"/>
+      </w:pPr>
+      <w:r>
+        <w:rPr>
+          <w:b w:val="0"/>
+        </w:rPr>
         <w:t>Validate recommender requests before ranking items, retaining explicit labels for missing or invalid cases.</w:t>
       </w:r>
     </w:p>
@@ -2984,12 +5539,62 @@
     </w:p>
     <w:p>
       <w:r>
-        <w:t>Teaching target: Trace the selected branch in an if elif else chain</w:t>
-      </w:r>
-    </w:p>
-    <w:p>
-      <w:r>
-        <w:t>Prepare the labelled worked-case picture, the matching workbook, fictional input cards and a place for individual responses. No paid AI account is required for the paper reasoning activities.</w:t>
+        <w:t>Use this preparation summary alongside the detailed Branching Logic lesson; it is a checklist rather than a replacement for the full sequence.</w:t>
+      </w:r>
+    </w:p>
+    <w:p>
+      <w:pPr>
+        <w:pStyle w:val="Heading3"/>
+      </w:pPr>
+      <w:r>
+        <w:t>Teaching target</w:t>
+      </w:r>
+    </w:p>
+    <w:p>
+      <w:pPr>
+        <w:spacing w:line="336" w:lineRule="auto" w:after="180"/>
+        <w:shd w:fill="EDF7F3"/>
+      </w:pPr>
+      <w:r>
+        <w:rPr>
+          <w:b w:val="0"/>
+        </w:rPr>
+        <w:t xml:space="preserve">Teaching target: Trace the selected </w:t>
+      </w:r>
+      <w:r>
+        <w:rPr>
+          <w:b/>
+        </w:rPr>
+        <w:t>branch</w:t>
+      </w:r>
+      <w:r>
+        <w:rPr>
+          <w:b w:val="0"/>
+        </w:rPr>
+        <w:t xml:space="preserve"> in an if elif else chain</w:t>
+      </w:r>
+    </w:p>
+    <w:p>
+      <w:pPr>
+        <w:spacing w:line="336" w:lineRule="auto" w:after="180"/>
+      </w:pPr>
+      <w:r>
+        <w:rPr>
+          <w:b w:val="0"/>
+        </w:rPr>
+        <w:t xml:space="preserve">Prepare the labelled worked-case picture, the matching workbook, fictional </w:t>
+      </w:r>
+      <w:r>
+        <w:rPr>
+          <w:b/>
+        </w:rPr>
+        <w:t>input</w:t>
+      </w:r>
+      <w:r>
+        <w:rPr>
+          <w:b w:val="0"/>
+        </w:rPr>
+        <w:t xml:space="preserve"> cards and a place for individual responses. No paid AI account is required for the paper reasoning activities.</w:t>
       </w:r>
     </w:p>
     <w:tbl>
@@ -3136,37 +5741,255 @@
       </w:tr>
     </w:tbl>
     <w:p>
-      <w:r>
-        <w:t>Before class, solve the supported practice: For -1, 12 and 13, record checked conditions, skipped conditions and the final label. Run each as a fresh script after predicting.</w:t>
-      </w:r>
-    </w:p>
-    <w:p>
-      <w:r>
+      <w:pPr>
+        <w:spacing w:line="336" w:lineRule="auto" w:after="180"/>
+      </w:pPr>
+      <w:r>
+        <w:rPr>
+          <w:b w:val="0"/>
+        </w:rPr>
+        <w:t xml:space="preserve">Before class, solve the supported practice: For -1, 12 and 13, record checked </w:t>
+      </w:r>
+      <w:r>
+        <w:rPr>
+          <w:b/>
+        </w:rPr>
+        <w:t>condition</w:t>
+      </w:r>
+      <w:r>
+        <w:rPr>
+          <w:b w:val="0"/>
+        </w:rPr>
+        <w:t xml:space="preserve">s, skipped </w:t>
+      </w:r>
+      <w:r>
+        <w:rPr>
+          <w:b/>
+        </w:rPr>
+        <w:t>condition</w:t>
+      </w:r>
+      <w:r>
+        <w:rPr>
+          <w:b w:val="0"/>
+        </w:rPr>
+        <w:t>s and the final label. Run each as a fresh script after predicting.</w:t>
+      </w:r>
+    </w:p>
+    <w:p>
+      <w:pPr>
+        <w:pStyle w:val="Heading3"/>
+      </w:pPr>
+      <w:r>
+        <w:t>Supported practice answer</w:t>
+      </w:r>
+    </w:p>
+    <w:p>
+      <w:pPr>
+        <w:spacing w:line="336" w:lineRule="auto" w:after="180"/>
+        <w:shd w:fill="F1F6FC"/>
+      </w:pPr>
+      <w:r>
+        <w:rPr>
+          <w:b w:val="0"/>
+        </w:rPr>
         <w:t>Reasoned practice answer: -1: first True, second skipped, Invalid. 12: first False, second True, Short. 13: both False, else selected, Long. Retain observed results separately.</w:t>
       </w:r>
     </w:p>
     <w:p>
-      <w:r>
-        <w:t>Check every learner before discussion: Use the worked case for Branching and boundary tests. Proposed explanation: “Every condition in the chain always runs”. Decide whether this explanation is supported. Point to the step or supplied fact that decides; explain your repair if needed.</w:t>
-      </w:r>
-    </w:p>
-    <w:p>
-      <w:r>
-        <w:t>Misconception repair: Once one condition succeeds, later alternatives are skipped.</w:t>
-      </w:r>
-    </w:p>
-    <w:p>
-      <w:r>
-        <w:t>Support: read the exact case aloud, enlarge the labelled picture, supply input cards and model only the first deciding step. Accept a spoken explanation or drawing; retain the reasoning goal.</w:t>
-      </w:r>
-    </w:p>
-    <w:p>
-      <w:r>
-        <w:t>Extension: Move minutes&lt;=10 to the first branch. Require a prediction and a reason before comparing. Expected result: −1 and 0 wrongly receive Short. Reason: Both satisfy the earlier comparison before their intended checks are reached.</w:t>
-      </w:r>
-    </w:p>
-    <w:p>
-      <w:r>
+      <w:pPr>
+        <w:spacing w:line="336" w:lineRule="auto" w:after="180"/>
+      </w:pPr>
+      <w:r>
+        <w:rPr>
+          <w:b w:val="0"/>
+        </w:rPr>
+        <w:t xml:space="preserve">Check every learner before discussion: Use the worked case for </w:t>
+      </w:r>
+      <w:r>
+        <w:rPr>
+          <w:b/>
+        </w:rPr>
+        <w:t>Branch</w:t>
+      </w:r>
+      <w:r>
+        <w:rPr>
+          <w:b w:val="0"/>
+        </w:rPr>
+        <w:t xml:space="preserve">ing and </w:t>
+      </w:r>
+      <w:r>
+        <w:rPr>
+          <w:b/>
+        </w:rPr>
+        <w:t>boundary</w:t>
+      </w:r>
+      <w:r>
+        <w:rPr>
+          <w:b w:val="0"/>
+        </w:rPr>
+        <w:t xml:space="preserve"> tests. Proposed explanation: “Every </w:t>
+      </w:r>
+      <w:r>
+        <w:rPr>
+          <w:b/>
+        </w:rPr>
+        <w:t>condition</w:t>
+      </w:r>
+      <w:r>
+        <w:rPr>
+          <w:b w:val="0"/>
+        </w:rPr>
+        <w:t xml:space="preserve"> in the chain always runs”. Decide whether this explanation is supported.</w:t>
+      </w:r>
+    </w:p>
+    <w:p>
+      <w:pPr>
+        <w:spacing w:line="336" w:lineRule="auto" w:after="180"/>
+      </w:pPr>
+      <w:r>
+        <w:rPr>
+          <w:b w:val="0"/>
+        </w:rPr>
+        <w:t>Point to the step or supplied fact that decides; explain your repair if needed.</w:t>
+      </w:r>
+    </w:p>
+    <w:p>
+      <w:pPr>
+        <w:pStyle w:val="Heading3"/>
+      </w:pPr>
+      <w:r>
+        <w:t>Repair the misconception</w:t>
+      </w:r>
+    </w:p>
+    <w:p>
+      <w:pPr>
+        <w:spacing w:line="336" w:lineRule="auto" w:after="180"/>
+        <w:shd w:fill="FFF5E6"/>
+      </w:pPr>
+      <w:r>
+        <w:rPr>
+          <w:b w:val="0"/>
+        </w:rPr>
+        <w:t xml:space="preserve">Misconception repair: Once one </w:t>
+      </w:r>
+      <w:r>
+        <w:rPr>
+          <w:b/>
+        </w:rPr>
+        <w:t>condition</w:t>
+      </w:r>
+      <w:r>
+        <w:rPr>
+          <w:b w:val="0"/>
+        </w:rPr>
+        <w:t xml:space="preserve"> succeeds, later alternatives are skipped.</w:t>
+      </w:r>
+    </w:p>
+    <w:p>
+      <w:pPr>
+        <w:pStyle w:val="Heading3"/>
+      </w:pPr>
+      <w:r>
+        <w:t>Support without giving away the answer</w:t>
+      </w:r>
+    </w:p>
+    <w:p>
+      <w:pPr>
+        <w:spacing w:line="336" w:lineRule="auto" w:after="180"/>
+        <w:shd w:fill="F1F6F8"/>
+      </w:pPr>
+      <w:r>
+        <w:rPr>
+          <w:b w:val="0"/>
+        </w:rPr>
+        <w:t xml:space="preserve">Support: read the exact case aloud, enlarge the labelled picture, supply </w:t>
+      </w:r>
+      <w:r>
+        <w:rPr>
+          <w:b/>
+        </w:rPr>
+        <w:t>input</w:t>
+      </w:r>
+      <w:r>
+        <w:rPr>
+          <w:b w:val="0"/>
+        </w:rPr>
+        <w:t xml:space="preserve"> cards and model only the first deciding step. Accept a spoken explanation or drawing; retain the reasoning goal.</w:t>
+      </w:r>
+    </w:p>
+    <w:p>
+      <w:pPr>
+        <w:pStyle w:val="Heading3"/>
+      </w:pPr>
+      <w:r>
+        <w:t>Extend the reasoning</w:t>
+      </w:r>
+    </w:p>
+    <w:p>
+      <w:pPr>
+        <w:spacing w:line="336" w:lineRule="auto" w:after="180"/>
+        <w:shd w:fill="F5F1FB"/>
+      </w:pPr>
+      <w:r>
+        <w:rPr>
+          <w:b w:val="0"/>
+        </w:rPr>
+        <w:t xml:space="preserve">Extension: Move minutes&lt;=10 to the first </w:t>
+      </w:r>
+      <w:r>
+        <w:rPr>
+          <w:b/>
+        </w:rPr>
+        <w:t>branch</w:t>
+      </w:r>
+      <w:r>
+        <w:rPr>
+          <w:b w:val="0"/>
+        </w:rPr>
+        <w:t xml:space="preserve">. Require a </w:t>
+      </w:r>
+      <w:r>
+        <w:rPr>
+          <w:b/>
+        </w:rPr>
+        <w:t>prediction</w:t>
+      </w:r>
+      <w:r>
+        <w:rPr>
+          <w:b w:val="0"/>
+        </w:rPr>
+        <w:t xml:space="preserve"> and a reason before comparing. Expected result: −1 and 0 wrongly receive Short.</w:t>
+      </w:r>
+    </w:p>
+    <w:p>
+      <w:pPr>
+        <w:spacing w:line="336" w:lineRule="auto" w:after="180"/>
+        <w:shd w:fill="F5F1FB"/>
+      </w:pPr>
+      <w:r>
+        <w:rPr>
+          <w:b w:val="0"/>
+        </w:rPr>
+        <w:t>Reason: Both satisfy the earlier comparison before their intended checks are reached.</w:t>
+      </w:r>
+    </w:p>
+    <w:p>
+      <w:pPr>
+        <w:pStyle w:val="Heading3"/>
+      </w:pPr>
+      <w:r>
+        <w:t>Protect the independent attempt</w:t>
+      </w:r>
+    </w:p>
+    <w:p>
+      <w:pPr>
+        <w:spacing w:line="336" w:lineRule="auto" w:after="180"/>
+        <w:shd w:fill="FFF5E6"/>
+      </w:pPr>
+      <w:r>
+        <w:rPr>
+          <w:b w:val="0"/>
+        </w:rPr>
         <w:t>Independent assessment: withhold the reserved answer until the learner has attempted the new case. Record support separately from correctness.</w:t>
       </w:r>
     </w:p>
@@ -3355,13 +6178,58 @@
       </w:tr>
     </w:tbl>
     <w:p>
-      <w:r>
-        <w:t>Project checkpoint: Frame the need. Name the user, the problem, allowed inputs and a safe simple starting method.</w:t>
-      </w:r>
-    </w:p>
-    <w:p>
-      <w:r>
-        <w:t>Use the weekly teacher answer for topic-specific reasoning. A saved progress tick is an activity record; judge mastery from the learner’s explanation and evidence.</w:t>
+      <w:pPr>
+        <w:pStyle w:val="Heading3"/>
+      </w:pPr>
+      <w:r>
+        <w:t>Project checkpoint</w:t>
+      </w:r>
+    </w:p>
+    <w:p>
+      <w:pPr>
+        <w:spacing w:line="336" w:lineRule="auto" w:after="180"/>
+        <w:shd w:fill="EDF7F3"/>
+      </w:pPr>
+      <w:r>
+        <w:rPr>
+          <w:b w:val="0"/>
+        </w:rPr>
+        <w:t xml:space="preserve">Project checkpoint: Frame the need. Name the user, the problem, allowed </w:t>
+      </w:r>
+      <w:r>
+        <w:rPr>
+          <w:b/>
+        </w:rPr>
+        <w:t>input</w:t>
+      </w:r>
+      <w:r>
+        <w:rPr>
+          <w:b w:val="0"/>
+        </w:rPr>
+        <w:t>s and a safe simple starting method.</w:t>
+      </w:r>
+    </w:p>
+    <w:p>
+      <w:pPr>
+        <w:spacing w:line="336" w:lineRule="auto" w:after="180"/>
+      </w:pPr>
+      <w:r>
+        <w:rPr>
+          <w:b w:val="0"/>
+        </w:rPr>
+        <w:t xml:space="preserve">Use the weekly teacher answer for topic-specific reasoning. A saved progress tick is an activity record; judge mastery from the learner’s explanation and </w:t>
+      </w:r>
+      <w:r>
+        <w:rPr>
+          <w:b/>
+        </w:rPr>
+        <w:t>evidence</w:t>
+      </w:r>
+      <w:r>
+        <w:rPr>
+          <w:b w:val="0"/>
+        </w:rPr>
+        <w:t>.</w:t>
       </w:r>
     </w:p>
     <w:p>
@@ -3374,27 +6242,1011 @@
     </w:p>
     <w:p>
       <w:r>
-        <w:t>Use the two formative questions as supported practice, not as independent mastery scores. Discuss the deciding evidence rather than accepting a guessed selection.</w:t>
-      </w:r>
-    </w:p>
-    <w:p>
-      <w:r>
+        <w:t>Use feedback, earlier review and portfolios purposefully. Apply the coding routine only when this lesson has an executable lab.</w:t>
+      </w:r>
+    </w:p>
+    <w:p>
+      <w:pPr>
+        <w:spacing w:line="336" w:lineRule="auto" w:after="180"/>
+      </w:pPr>
+      <w:r>
+        <w:rPr>
+          <w:b w:val="0"/>
+        </w:rPr>
+        <w:t xml:space="preserve">Use the two formative questions as supported practice, not as independent mastery scores. Discuss the deciding </w:t>
+      </w:r>
+      <w:r>
+        <w:rPr>
+          <w:b/>
+        </w:rPr>
+        <w:t>evidence</w:t>
+      </w:r>
+      <w:r>
+        <w:rPr>
+          <w:b w:val="0"/>
+        </w:rPr>
+        <w:t xml:space="preserve"> rather than accepting a guessed selection.</w:t>
+      </w:r>
+    </w:p>
+    <w:p>
+      <w:pPr>
+        <w:spacing w:line="336" w:lineRule="auto" w:after="180"/>
+      </w:pPr>
+      <w:r>
+        <w:rPr>
+          <w:b w:val="0"/>
+        </w:rPr>
         <w:t>The feedback comes from the reviewed public worked case. Do not reveal the separately reserved independent teacher answer until the learner has attempted that case.</w:t>
       </w:r>
     </w:p>
     <w:p>
-      <w:r>
-        <w:t>Ask students to predict before running code. Preserve errors and actual outputs; collect a changed test and an explanation. The branch-boundary and indexing lessons deliberately include failure cases.</w:t>
-      </w:r>
-    </w:p>
-    <w:p>
-      <w:r>
+      <w:pPr>
+        <w:spacing w:line="336" w:lineRule="auto" w:after="180"/>
+      </w:pPr>
+      <w:r>
+        <w:rPr>
+          <w:b w:val="0"/>
+        </w:rPr>
+        <w:t xml:space="preserve">Ask students to predict before running code. Preserve errors and actual </w:t>
+      </w:r>
+      <w:r>
+        <w:rPr>
+          <w:b/>
+        </w:rPr>
+        <w:t>output</w:t>
+      </w:r>
+      <w:r>
+        <w:rPr>
+          <w:b w:val="0"/>
+        </w:rPr>
+        <w:t xml:space="preserve">s; collect a changed test and an explanation. The </w:t>
+      </w:r>
+      <w:r>
+        <w:rPr>
+          <w:b/>
+        </w:rPr>
+        <w:t>branch</w:t>
+      </w:r>
+      <w:r>
+        <w:rPr>
+          <w:b w:val="0"/>
+        </w:rPr>
+        <w:t>-</w:t>
+      </w:r>
+      <w:r>
+        <w:rPr>
+          <w:b/>
+        </w:rPr>
+        <w:t>boundary</w:t>
+      </w:r>
+      <w:r>
+        <w:rPr>
+          <w:b w:val="0"/>
+        </w:rPr>
+        <w:t xml:space="preserve"> and indexing lessons deliberately include failure cases.</w:t>
+      </w:r>
+    </w:p>
+    <w:p>
+      <w:pPr>
+        <w:spacing w:line="336" w:lineRule="auto" w:after="180"/>
+      </w:pPr>
+      <w:r>
+        <w:rPr>
+          <w:b w:val="0"/>
+        </w:rPr>
         <w:t>Use the earlier worked-explanation links to address a specific missing building block, then return to the current question. Adapt this suggestion after observing the learner; it is not an automatic diagnosis.</w:t>
       </w:r>
     </w:p>
     <w:p>
-      <w:r>
-        <w:t>Collect the completed-work portfolio as evidence. Record support separately from correctness, and assess explanation, trace/test and limitations. Progress ticks and quiz selections alone do not establish mastery.</w:t>
+      <w:pPr>
+        <w:spacing w:line="336" w:lineRule="auto" w:after="180"/>
+      </w:pPr>
+      <w:r>
+        <w:rPr>
+          <w:b w:val="0"/>
+        </w:rPr>
+        <w:t xml:space="preserve">Collect the completed-work portfolio as </w:t>
+      </w:r>
+      <w:r>
+        <w:rPr>
+          <w:b/>
+        </w:rPr>
+        <w:t>evidence</w:t>
+      </w:r>
+      <w:r>
+        <w:rPr>
+          <w:b w:val="0"/>
+        </w:rPr>
+        <w:t>. Record support separately from correctness, and assess explanation, trace/test and limitations. Progress ticks and quiz selections alone do not establish mastery.</w:t>
+      </w:r>
+    </w:p>
+    <w:p>
+      <w:pPr>
+        <w:pStyle w:val="Heading1"/>
+      </w:pPr>
+      <w:r>
+        <w:t>09. Visual concept journey</w:t>
+      </w:r>
+    </w:p>
+    <w:p>
+      <w:r>
+        <w:t>Show one Branching Logic graphic at a time, request a prediction and discuss its trace before the independent assessment.</w:t>
+      </w:r>
+    </w:p>
+    <w:p>
+      <w:pPr>
+        <w:spacing w:line="336" w:lineRule="auto" w:after="180"/>
+      </w:pPr>
+      <w:r>
+        <w:rPr>
+          <w:b w:val="0"/>
+        </w:rPr>
+        <w:t xml:space="preserve">Use one picture at a time. Hide a worked result before asking for a </w:t>
+      </w:r>
+      <w:r>
+        <w:rPr>
+          <w:b/>
+        </w:rPr>
+        <w:t>prediction</w:t>
+      </w:r>
+      <w:r>
+        <w:rPr>
+          <w:b w:val="0"/>
+        </w:rPr>
+        <w:t>, then reveal it for feedback. These are supported teaching cases; retain the separate independent assessment for a fresh first attempt.</w:t>
+      </w:r>
+    </w:p>
+    <w:p>
+      <w:pPr>
+        <w:pStyle w:val="Heading3"/>
+      </w:pPr>
+      <w:r>
+        <w:t>01. Branching Logic: the case</w:t>
+      </w:r>
+    </w:p>
+    <w:p>
+      <w:r>
+        <w:drawing>
+          <wp:inline xmlns:a="http://schemas.openxmlformats.org/drawingml/2006/main" xmlns:pic="http://schemas.openxmlformats.org/drawingml/2006/picture">
+            <wp:extent cx="5486400" cy="2840736"/>
+            <wp:docPr id="2" name="Picture 2" descr="A fictional reading-time labeler uses one Python if/elif/else chain. Supplied facts: Whole minutes below 0: Invalid; 0: Empty; 1–10: Short; above 10: Long. Order checks as minutes&lt;0, minutes==0, minutes&lt;=10, otherwise. Print the assigned label once."/>
+            <wp:cNvGraphicFramePr>
+              <a:graphicFrameLocks noChangeAspect="1"/>
+            </wp:cNvGraphicFramePr>
+            <a:graphic>
+              <a:graphicData uri="http://schemas.openxmlformats.org/drawingml/2006/picture">
+                <pic:pic>
+                  <pic:nvPicPr>
+                    <pic:cNvPr id="0" name="academy-story-ai-2-3-01.png"/>
+                    <pic:cNvPicPr/>
+                  </pic:nvPicPr>
+                  <pic:blipFill>
+                    <a:blip r:embed="rId10"/>
+                    <a:stretch>
+                      <a:fillRect/>
+                    </a:stretch>
+                  </pic:blipFill>
+                  <pic:spPr>
+                    <a:xfrm>
+                      <a:off x="0" y="0"/>
+                      <a:ext cx="5486400" cy="2840736"/>
+                    </a:xfrm>
+                    <a:prstGeom prst="rect"/>
+                  </pic:spPr>
+                </pic:pic>
+              </a:graphicData>
+            </a:graphic>
+          </wp:inline>
+        </w:drawing>
+      </w:r>
+    </w:p>
+    <w:p>
+      <w:pPr>
+        <w:spacing w:line="336" w:lineRule="auto" w:after="180"/>
+      </w:pPr>
+      <w:r>
+        <w:rPr>
+          <w:b w:val="0"/>
+        </w:rPr>
+        <w:t>A fictional reading-time labeler uses one Python if/el</w:t>
+      </w:r>
+      <w:r>
+        <w:rPr>
+          <w:b/>
+        </w:rPr>
+        <w:t>if/else</w:t>
+      </w:r>
+      <w:r>
+        <w:rPr>
+          <w:b w:val="0"/>
+        </w:rPr>
+        <w:t xml:space="preserve"> chain. Supplied facts: Whole minutes below 0: Invalid; 0: Empty; 1–10: Short; above 10: Long. </w:t>
+      </w:r>
+      <w:r>
+        <w:rPr>
+          <w:b/>
+        </w:rPr>
+        <w:t>Order</w:t>
+      </w:r>
+      <w:r>
+        <w:rPr>
+          <w:b w:val="0"/>
+        </w:rPr>
+        <w:t xml:space="preserve"> checks as minutes&lt;0, minutes==0, minutes&lt;=10, otherwise.</w:t>
+      </w:r>
+    </w:p>
+    <w:p>
+      <w:pPr>
+        <w:spacing w:line="336" w:lineRule="auto" w:after="180"/>
+      </w:pPr>
+      <w:r>
+        <w:rPr>
+          <w:b w:val="0"/>
+        </w:rPr>
+        <w:t>Print the assigned label once.</w:t>
+      </w:r>
+    </w:p>
+    <w:p>
+      <w:pPr>
+        <w:spacing w:line="336" w:lineRule="auto" w:after="180"/>
+        <w:shd w:fill="F5F1FB"/>
+      </w:pPr>
+      <w:r>
+        <w:rPr>
+          <w:b w:val="0"/>
+        </w:rPr>
+        <w:t>Point to the given fact that matters most. Explain why it matters.</w:t>
+      </w:r>
+    </w:p>
+    <w:p>
+      <w:pPr>
+        <w:pStyle w:val="Heading3"/>
+      </w:pPr>
+      <w:r>
+        <w:t>Discuss while showing the picture</w:t>
+      </w:r>
+    </w:p>
+    <w:p>
+      <w:pPr>
+        <w:spacing w:line="336" w:lineRule="auto" w:after="180"/>
+        <w:shd w:fill="F1F6F8"/>
+      </w:pPr>
+      <w:r>
+        <w:rPr>
+          <w:b w:val="0"/>
+        </w:rPr>
+        <w:t>Teacher prompt: Point to the given fact that matters most. Explain why it matters. Ask learners to describe one label or arrow in ordinary words. Use the adjacent transcript if the image is difficult to see.</w:t>
+      </w:r>
+    </w:p>
+    <w:p>
+      <w:pPr>
+        <w:pStyle w:val="Heading3"/>
+      </w:pPr>
+      <w:r>
+        <w:t>02. Follow the deciding steps</w:t>
+      </w:r>
+    </w:p>
+    <w:p>
+      <w:r>
+        <w:drawing>
+          <wp:inline xmlns:a="http://schemas.openxmlformats.org/drawingml/2006/main" xmlns:pic="http://schemas.openxmlformats.org/drawingml/2006/picture">
+            <wp:extent cx="5486400" cy="4005072"/>
+            <wp:docPr id="3" name="Picture 3" descr="Negative check: −1 takes Invalid and skips later branches. → Zero check: 0 takes Empty, not Short. → Inclusive short range: 1 and 10 take Short. → Remaining inputs: 11 takes Long; only the selected branch assigns the label."/>
+            <wp:cNvGraphicFramePr>
+              <a:graphicFrameLocks noChangeAspect="1"/>
+            </wp:cNvGraphicFramePr>
+            <a:graphic>
+              <a:graphicData uri="http://schemas.openxmlformats.org/drawingml/2006/picture">
+                <pic:pic>
+                  <pic:nvPicPr>
+                    <pic:cNvPr id="0" name="academy-story-ai-2-3-02.png"/>
+                    <pic:cNvPicPr/>
+                  </pic:nvPicPr>
+                  <pic:blipFill>
+                    <a:blip r:embed="rId11"/>
+                    <a:stretch>
+                      <a:fillRect/>
+                    </a:stretch>
+                  </pic:blipFill>
+                  <pic:spPr>
+                    <a:xfrm>
+                      <a:off x="0" y="0"/>
+                      <a:ext cx="5486400" cy="4005072"/>
+                    </a:xfrm>
+                    <a:prstGeom prst="rect"/>
+                  </pic:spPr>
+                </pic:pic>
+              </a:graphicData>
+            </a:graphic>
+          </wp:inline>
+        </w:drawing>
+      </w:r>
+    </w:p>
+    <w:p>
+      <w:pPr>
+        <w:spacing w:line="336" w:lineRule="auto" w:after="180"/>
+      </w:pPr>
+      <w:r>
+        <w:rPr>
+          <w:b w:val="0"/>
+        </w:rPr>
+        <w:t xml:space="preserve">Negative check: −1 takes Invalid and skips later </w:t>
+      </w:r>
+      <w:r>
+        <w:rPr>
+          <w:b/>
+        </w:rPr>
+        <w:t>branch</w:t>
+      </w:r>
+      <w:r>
+        <w:rPr>
+          <w:b w:val="0"/>
+        </w:rPr>
+        <w:t xml:space="preserve">es. → Zero check: 0 takes Empty, not Short. → Inclusive short range: 1 and 10 take Short. → Remaining </w:t>
+      </w:r>
+      <w:r>
+        <w:rPr>
+          <w:b/>
+        </w:rPr>
+        <w:t>input</w:t>
+      </w:r>
+      <w:r>
+        <w:rPr>
+          <w:b w:val="0"/>
+        </w:rPr>
+        <w:t xml:space="preserve">s: 11 takes Long; only the selected </w:t>
+      </w:r>
+      <w:r>
+        <w:rPr>
+          <w:b/>
+        </w:rPr>
+        <w:t>branch</w:t>
+      </w:r>
+      <w:r>
+        <w:rPr>
+          <w:b w:val="0"/>
+        </w:rPr>
+        <w:t xml:space="preserve"> assigns the label.</w:t>
+      </w:r>
+    </w:p>
+    <w:p>
+      <w:pPr>
+        <w:spacing w:line="336" w:lineRule="auto" w:after="180"/>
+        <w:shd w:fill="F5F1FB"/>
+      </w:pPr>
+      <w:r>
+        <w:rPr>
+          <w:b w:val="0"/>
+        </w:rPr>
+        <w:t xml:space="preserve">Point to each numbered stage and explain which recorded </w:t>
+      </w:r>
+      <w:r>
+        <w:rPr>
+          <w:b/>
+        </w:rPr>
+        <w:t>input</w:t>
+      </w:r>
+      <w:r>
+        <w:rPr>
+          <w:b w:val="0"/>
+        </w:rPr>
+        <w:t xml:space="preserve"> it uses.</w:t>
+      </w:r>
+    </w:p>
+    <w:p>
+      <w:pPr>
+        <w:pStyle w:val="Heading3"/>
+      </w:pPr>
+      <w:r>
+        <w:t>Discuss while showing the picture</w:t>
+      </w:r>
+    </w:p>
+    <w:p>
+      <w:pPr>
+        <w:spacing w:line="336" w:lineRule="auto" w:after="180"/>
+        <w:shd w:fill="F1F6F8"/>
+      </w:pPr>
+      <w:r>
+        <w:rPr>
+          <w:b w:val="0"/>
+        </w:rPr>
+        <w:t xml:space="preserve">Teacher prompt: Point to each numbered stage and explain which recorded </w:t>
+      </w:r>
+      <w:r>
+        <w:rPr>
+          <w:b/>
+        </w:rPr>
+        <w:t>input</w:t>
+      </w:r>
+      <w:r>
+        <w:rPr>
+          <w:b w:val="0"/>
+        </w:rPr>
+        <w:t xml:space="preserve"> it uses. Ask learners to describe one label or arrow in ordinary words. Use the adjacent transcript if the image is difficult to see.</w:t>
+      </w:r>
+    </w:p>
+    <w:p>
+      <w:pPr>
+        <w:pStyle w:val="Heading3"/>
+      </w:pPr>
+      <w:r>
+        <w:t>03. One chain chooses one label</w:t>
+      </w:r>
+    </w:p>
+    <w:p>
+      <w:r>
+        <w:drawing>
+          <wp:inline xmlns:a="http://schemas.openxmlformats.org/drawingml/2006/main" xmlns:pic="http://schemas.openxmlformats.org/drawingml/2006/picture">
+            <wp:extent cx="5486400" cy="2834640"/>
+            <wp:docPr id="4" name="Picture 4" descr="One chain chooses one label. -1 | Below zero is True | Invalid. 12 | Below zero False; &lt;= 12 True | Short. 13 | Both checks False | Long"/>
+            <wp:cNvGraphicFramePr>
+              <a:graphicFrameLocks noChangeAspect="1"/>
+            </wp:cNvGraphicFramePr>
+            <a:graphic>
+              <a:graphicData uri="http://schemas.openxmlformats.org/drawingml/2006/picture">
+                <pic:pic>
+                  <pic:nvPicPr>
+                    <pic:cNvPr id="0" name="academy-story-ai-2-3-03.png"/>
+                    <pic:cNvPicPr/>
+                  </pic:nvPicPr>
+                  <pic:blipFill>
+                    <a:blip r:embed="rId12"/>
+                    <a:stretch>
+                      <a:fillRect/>
+                    </a:stretch>
+                  </pic:blipFill>
+                  <pic:spPr>
+                    <a:xfrm>
+                      <a:off x="0" y="0"/>
+                      <a:ext cx="5486400" cy="2834640"/>
+                    </a:xfrm>
+                    <a:prstGeom prst="rect"/>
+                  </pic:spPr>
+                </pic:pic>
+              </a:graphicData>
+            </a:graphic>
+          </wp:inline>
+        </w:drawing>
+      </w:r>
+    </w:p>
+    <w:p>
+      <w:pPr>
+        <w:spacing w:line="336" w:lineRule="auto" w:after="180"/>
+      </w:pPr>
+      <w:r>
+        <w:rPr>
+          <w:b w:val="0"/>
+        </w:rPr>
+        <w:t>One chain chooses one label. -1 | Below zero is True | Invalid. 12 | Below zero False; &lt;= 12 True | Short. 13 | Both checks False | Long</w:t>
+      </w:r>
+    </w:p>
+    <w:p>
+      <w:pPr>
+        <w:spacing w:line="336" w:lineRule="auto" w:after="180"/>
+        <w:shd w:fill="F5F1FB"/>
+      </w:pPr>
+      <w:r>
+        <w:rPr>
+          <w:b w:val="0"/>
+        </w:rPr>
+        <w:t>Read the labels and values. Explain the relationship the model shows.</w:t>
+      </w:r>
+    </w:p>
+    <w:p>
+      <w:pPr>
+        <w:pStyle w:val="Heading3"/>
+      </w:pPr>
+      <w:r>
+        <w:t>Discuss while showing the picture</w:t>
+      </w:r>
+    </w:p>
+    <w:p>
+      <w:pPr>
+        <w:spacing w:line="336" w:lineRule="auto" w:after="180"/>
+        <w:shd w:fill="F1F6F8"/>
+      </w:pPr>
+      <w:r>
+        <w:rPr>
+          <w:b w:val="0"/>
+        </w:rPr>
+        <w:t>Teacher prompt: Read the labels and values. Explain the relationship the model shows. Ask learners to describe one label or arrow in ordinary words. Use the adjacent transcript if the image is difficult to see.</w:t>
+      </w:r>
+    </w:p>
+    <w:p>
+      <w:pPr>
+        <w:pStyle w:val="Heading3"/>
+      </w:pPr>
+      <w:r>
+        <w:t>04. Change one thing. Trace what follows.</w:t>
+      </w:r>
+    </w:p>
+    <w:p>
+      <w:r>
+        <w:drawing>
+          <wp:inline xmlns:a="http://schemas.openxmlformats.org/drawingml/2006/main" xmlns:pic="http://schemas.openxmlformats.org/drawingml/2006/picture">
+            <wp:extent cx="5486400" cy="3026664"/>
+            <wp:docPr id="5" name="Picture 5" descr="Original case: 11 takes Long; only the selected branch assigns the label. Changed condition: Move minutes&lt;=10 to the first branch. Expected result: −1 and 0 wrongly receive Short. Reason: Both satisfy the earlier comparison before their intended checks are reached."/>
+            <wp:cNvGraphicFramePr>
+              <a:graphicFrameLocks noChangeAspect="1"/>
+            </wp:cNvGraphicFramePr>
+            <a:graphic>
+              <a:graphicData uri="http://schemas.openxmlformats.org/drawingml/2006/picture">
+                <pic:pic>
+                  <pic:nvPicPr>
+                    <pic:cNvPr id="0" name="academy-story-ai-2-3-04.png"/>
+                    <pic:cNvPicPr/>
+                  </pic:nvPicPr>
+                  <pic:blipFill>
+                    <a:blip r:embed="rId13"/>
+                    <a:stretch>
+                      <a:fillRect/>
+                    </a:stretch>
+                  </pic:blipFill>
+                  <pic:spPr>
+                    <a:xfrm>
+                      <a:off x="0" y="0"/>
+                      <a:ext cx="5486400" cy="3026664"/>
+                    </a:xfrm>
+                    <a:prstGeom prst="rect"/>
+                  </pic:spPr>
+                </pic:pic>
+              </a:graphicData>
+            </a:graphic>
+          </wp:inline>
+        </w:drawing>
+      </w:r>
+    </w:p>
+    <w:p>
+      <w:pPr>
+        <w:spacing w:line="336" w:lineRule="auto" w:after="180"/>
+      </w:pPr>
+      <w:r>
+        <w:rPr>
+          <w:b w:val="0"/>
+        </w:rPr>
+        <w:t xml:space="preserve">Original case: 11 takes Long; only the selected </w:t>
+      </w:r>
+      <w:r>
+        <w:rPr>
+          <w:b/>
+        </w:rPr>
+        <w:t>branch</w:t>
+      </w:r>
+      <w:r>
+        <w:rPr>
+          <w:b w:val="0"/>
+        </w:rPr>
+        <w:t xml:space="preserve"> assigns the label. Changed </w:t>
+      </w:r>
+      <w:r>
+        <w:rPr>
+          <w:b/>
+        </w:rPr>
+        <w:t>condition</w:t>
+      </w:r>
+      <w:r>
+        <w:rPr>
+          <w:b w:val="0"/>
+        </w:rPr>
+        <w:t xml:space="preserve">: Move minutes&lt;=10 to the first </w:t>
+      </w:r>
+      <w:r>
+        <w:rPr>
+          <w:b/>
+        </w:rPr>
+        <w:t>branch</w:t>
+      </w:r>
+      <w:r>
+        <w:rPr>
+          <w:b w:val="0"/>
+        </w:rPr>
+        <w:t>. Expected result: −1 and 0 wrongly receive Short.</w:t>
+      </w:r>
+    </w:p>
+    <w:p>
+      <w:pPr>
+        <w:spacing w:line="336" w:lineRule="auto" w:after="180"/>
+      </w:pPr>
+      <w:r>
+        <w:rPr>
+          <w:b w:val="0"/>
+        </w:rPr>
+        <w:t>Reason: Both satisfy the earlier comparison before their intended checks are reached.</w:t>
+      </w:r>
+    </w:p>
+    <w:p>
+      <w:pPr>
+        <w:spacing w:line="336" w:lineRule="auto" w:after="180"/>
+        <w:shd w:fill="F5F1FB"/>
+      </w:pPr>
+      <w:r>
+        <w:rPr>
+          <w:b w:val="0"/>
+        </w:rPr>
+        <w:t>Predict before checking the worked changed-case result. Name what changed and what the supplied facts allow you to conclude.</w:t>
+      </w:r>
+    </w:p>
+    <w:p>
+      <w:pPr>
+        <w:pStyle w:val="Heading3"/>
+      </w:pPr>
+      <w:r>
+        <w:t>Discuss while showing the picture</w:t>
+      </w:r>
+    </w:p>
+    <w:p>
+      <w:pPr>
+        <w:spacing w:line="336" w:lineRule="auto" w:after="180"/>
+        <w:shd w:fill="F1F6F8"/>
+      </w:pPr>
+      <w:r>
+        <w:rPr>
+          <w:b w:val="0"/>
+        </w:rPr>
+        <w:t>Teacher prompt: Predict before checking the worked changed-case result. Name what changed and what the supplied facts allow you to conclude. Ask learners to describe one label or arrow in ordinary words.</w:t>
+      </w:r>
+    </w:p>
+    <w:p>
+      <w:pPr>
+        <w:spacing w:line="336" w:lineRule="auto" w:after="180"/>
+        <w:shd w:fill="F1F6F8"/>
+      </w:pPr>
+      <w:r>
+        <w:rPr>
+          <w:b w:val="0"/>
+        </w:rPr>
+        <w:t>Use the adjacent transcript if the image is difficult to see. Changed-case reasoning: Both satisfy the earlier comparison before their intended checks are reached.</w:t>
+      </w:r>
+    </w:p>
+    <w:p>
+      <w:pPr>
+        <w:pStyle w:val="Heading3"/>
+      </w:pPr>
+      <w:r>
+        <w:t>05. Connect the explanation to its limit</w:t>
+      </w:r>
+    </w:p>
+    <w:p>
+      <w:r>
+        <w:drawing>
+          <wp:inline xmlns:a="http://schemas.openxmlformats.org/drawingml/2006/main" xmlns:pic="http://schemas.openxmlformats.org/drawingml/2006/picture">
+            <wp:extent cx="5486400" cy="2834640"/>
+            <wp:docPr id="6" name="Picture 6" descr="The third comparison alone would include negative values and zero, but earlier branches already handle them. An elif chain selects its first true branch. Multiple independent if statements would have different behavior and could overwrite an earlier label. Boundary traces show why order belongs to the specification. Limit: The example assumes whole numeric minutes; strings, missing values and fractional values need a separate declared input contract."/>
+            <wp:cNvGraphicFramePr>
+              <a:graphicFrameLocks noChangeAspect="1"/>
+            </wp:cNvGraphicFramePr>
+            <a:graphic>
+              <a:graphicData uri="http://schemas.openxmlformats.org/drawingml/2006/picture">
+                <pic:pic>
+                  <pic:nvPicPr>
+                    <pic:cNvPr id="0" name="academy-story-ai-2-3-05.png"/>
+                    <pic:cNvPicPr/>
+                  </pic:nvPicPr>
+                  <pic:blipFill>
+                    <a:blip r:embed="rId14"/>
+                    <a:stretch>
+                      <a:fillRect/>
+                    </a:stretch>
+                  </pic:blipFill>
+                  <pic:spPr>
+                    <a:xfrm>
+                      <a:off x="0" y="0"/>
+                      <a:ext cx="5486400" cy="2834640"/>
+                    </a:xfrm>
+                    <a:prstGeom prst="rect"/>
+                  </pic:spPr>
+                </pic:pic>
+              </a:graphicData>
+            </a:graphic>
+          </wp:inline>
+        </w:drawing>
+      </w:r>
+    </w:p>
+    <w:p>
+      <w:pPr>
+        <w:spacing w:line="336" w:lineRule="auto" w:after="180"/>
+      </w:pPr>
+      <w:r>
+        <w:rPr>
+          <w:b w:val="0"/>
+        </w:rPr>
+        <w:t xml:space="preserve">The third comparison alone would include negative values and zero, but earlier </w:t>
+      </w:r>
+      <w:r>
+        <w:rPr>
+          <w:b/>
+        </w:rPr>
+        <w:t>branch</w:t>
+      </w:r>
+      <w:r>
+        <w:rPr>
+          <w:b w:val="0"/>
+        </w:rPr>
+        <w:t xml:space="preserve">es already handle them. An elif chain selects its first true </w:t>
+      </w:r>
+      <w:r>
+        <w:rPr>
+          <w:b/>
+        </w:rPr>
+        <w:t>branch</w:t>
+      </w:r>
+      <w:r>
+        <w:rPr>
+          <w:b w:val="0"/>
+        </w:rPr>
+        <w:t>.</w:t>
+      </w:r>
+    </w:p>
+    <w:p>
+      <w:pPr>
+        <w:spacing w:line="336" w:lineRule="auto" w:after="180"/>
+      </w:pPr>
+      <w:r>
+        <w:rPr>
+          <w:b w:val="0"/>
+        </w:rPr>
+        <w:t xml:space="preserve">Multiple independent if statements would have different behavior and could overwrite an earlier label. </w:t>
+      </w:r>
+      <w:r>
+        <w:rPr>
+          <w:b/>
+        </w:rPr>
+        <w:t>Boundary</w:t>
+      </w:r>
+      <w:r>
+        <w:rPr>
+          <w:b w:val="0"/>
+        </w:rPr>
+        <w:t xml:space="preserve"> traces show why </w:t>
+      </w:r>
+      <w:r>
+        <w:rPr>
+          <w:b/>
+        </w:rPr>
+        <w:t>order</w:t>
+      </w:r>
+      <w:r>
+        <w:rPr>
+          <w:b w:val="0"/>
+        </w:rPr>
+        <w:t xml:space="preserve"> belongs to the specification.</w:t>
+      </w:r>
+    </w:p>
+    <w:p>
+      <w:pPr>
+        <w:spacing w:line="336" w:lineRule="auto" w:after="180"/>
+      </w:pPr>
+      <w:r>
+        <w:rPr>
+          <w:b w:val="0"/>
+        </w:rPr>
+        <w:t xml:space="preserve">Limit: The example assumes whole numeric minutes; strings, missing values and fractional values need a separate declared </w:t>
+      </w:r>
+      <w:r>
+        <w:rPr>
+          <w:b/>
+        </w:rPr>
+        <w:t>input</w:t>
+      </w:r>
+      <w:r>
+        <w:rPr>
+          <w:b w:val="0"/>
+        </w:rPr>
+        <w:t xml:space="preserve"> contract.</w:t>
+      </w:r>
+    </w:p>
+    <w:p>
+      <w:pPr>
+        <w:spacing w:line="336" w:lineRule="auto" w:after="180"/>
+        <w:shd w:fill="F5F1FB"/>
+      </w:pPr>
+      <w:r>
+        <w:rPr>
+          <w:b w:val="0"/>
+        </w:rPr>
+        <w:t>Explain the case, then point to a limit on the claim.</w:t>
+      </w:r>
+    </w:p>
+    <w:p>
+      <w:pPr>
+        <w:pStyle w:val="Heading3"/>
+      </w:pPr>
+      <w:r>
+        <w:t>Discuss while showing the picture</w:t>
+      </w:r>
+    </w:p>
+    <w:p>
+      <w:pPr>
+        <w:spacing w:line="336" w:lineRule="auto" w:after="180"/>
+        <w:shd w:fill="F1F6F8"/>
+      </w:pPr>
+      <w:r>
+        <w:rPr>
+          <w:b w:val="0"/>
+        </w:rPr>
+        <w:t>Teacher prompt: Explain the case, then point to a limit on the claim. Ask learners to describe one label or arrow in ordinary words. Use the adjacent transcript if the image is difficult to see.</w:t>
+      </w:r>
+    </w:p>
+    <w:p>
+      <w:pPr>
+        <w:spacing w:line="336" w:lineRule="auto" w:after="180"/>
+        <w:shd w:fill="F1F6F8"/>
+      </w:pPr>
+      <w:r>
+        <w:rPr>
+          <w:b w:val="0"/>
+        </w:rPr>
+        <w:t xml:space="preserve">Keep the stated scope: The example assumes whole numeric minutes; strings, missing values and fractional values need a separate declared </w:t>
+      </w:r>
+      <w:r>
+        <w:rPr>
+          <w:b/>
+        </w:rPr>
+        <w:t>input</w:t>
+      </w:r>
+      <w:r>
+        <w:rPr>
+          <w:b w:val="0"/>
+        </w:rPr>
+        <w:t xml:space="preserve"> contract.</w:t>
+      </w:r>
+    </w:p>
+    <w:p>
+      <w:pPr>
+        <w:pStyle w:val="Heading3"/>
+      </w:pPr>
+      <w:r>
+        <w:t>06. Make the idea visible in your project</w:t>
+      </w:r>
+    </w:p>
+    <w:p>
+      <w:r>
+        <w:drawing>
+          <wp:inline xmlns:a="http://schemas.openxmlformats.org/drawingml/2006/main" xmlns:pic="http://schemas.openxmlformats.org/drawingml/2006/picture">
+            <wp:extent cx="5486400" cy="3380232"/>
+            <wp:docPr id="7" name="Picture 7" descr="Validate recommender requests before ranking items, retaining explicit labels for missing or invalid cases. Draw your input, deciding step, result and limit. Supported question: Give expected labels for −1,0,10,11 and identify the equality boundary for Short."/>
+            <wp:cNvGraphicFramePr>
+              <a:graphicFrameLocks noChangeAspect="1"/>
+            </wp:cNvGraphicFramePr>
+            <a:graphic>
+              <a:graphicData uri="http://schemas.openxmlformats.org/drawingml/2006/picture">
+                <pic:pic>
+                  <pic:nvPicPr>
+                    <pic:cNvPr id="0" name="academy-story-ai-2-3-06.png"/>
+                    <pic:cNvPicPr/>
+                  </pic:nvPicPr>
+                  <pic:blipFill>
+                    <a:blip r:embed="rId15"/>
+                    <a:stretch>
+                      <a:fillRect/>
+                    </a:stretch>
+                  </pic:blipFill>
+                  <pic:spPr>
+                    <a:xfrm>
+                      <a:off x="0" y="0"/>
+                      <a:ext cx="5486400" cy="3380232"/>
+                    </a:xfrm>
+                    <a:prstGeom prst="rect"/>
+                  </pic:spPr>
+                </pic:pic>
+              </a:graphicData>
+            </a:graphic>
+          </wp:inline>
+        </w:drawing>
+      </w:r>
+    </w:p>
+    <w:p>
+      <w:pPr>
+        <w:spacing w:line="336" w:lineRule="auto" w:after="180"/>
+      </w:pPr>
+      <w:r>
+        <w:rPr>
+          <w:b w:val="0"/>
+        </w:rPr>
+        <w:t xml:space="preserve">Validate recommender requests before ranking items, retaining explicit labels for missing or invalid cases. Draw your </w:t>
+      </w:r>
+      <w:r>
+        <w:rPr>
+          <w:b/>
+        </w:rPr>
+        <w:t>input</w:t>
+      </w:r>
+      <w:r>
+        <w:rPr>
+          <w:b w:val="0"/>
+        </w:rPr>
+        <w:t>, deciding step, result and limit.</w:t>
+      </w:r>
+    </w:p>
+    <w:p>
+      <w:pPr>
+        <w:spacing w:line="336" w:lineRule="auto" w:after="180"/>
+      </w:pPr>
+      <w:r>
+        <w:rPr>
+          <w:b w:val="0"/>
+        </w:rPr>
+        <w:t xml:space="preserve">Supported question: Give expected labels for −1,0,10,11 and identify the equality </w:t>
+      </w:r>
+      <w:r>
+        <w:rPr>
+          <w:b/>
+        </w:rPr>
+        <w:t>boundary</w:t>
+      </w:r>
+      <w:r>
+        <w:rPr>
+          <w:b w:val="0"/>
+        </w:rPr>
+        <w:t xml:space="preserve"> for Short.</w:t>
+      </w:r>
+    </w:p>
+    <w:p>
+      <w:pPr>
+        <w:spacing w:line="336" w:lineRule="auto" w:after="180"/>
+        <w:shd w:fill="F5F1FB"/>
+      </w:pPr>
+      <w:r>
+        <w:rPr>
+          <w:b w:val="0"/>
+        </w:rPr>
+        <w:t xml:space="preserve">Draw your project trace and justify the deciding step using </w:t>
+      </w:r>
+      <w:r>
+        <w:rPr>
+          <w:b/>
+        </w:rPr>
+        <w:t>evidence</w:t>
+      </w:r>
+      <w:r>
+        <w:rPr>
+          <w:b w:val="0"/>
+        </w:rPr>
+        <w:t>.</w:t>
+      </w:r>
+    </w:p>
+    <w:p>
+      <w:pPr>
+        <w:pStyle w:val="Heading3"/>
+      </w:pPr>
+      <w:r>
+        <w:t>Discuss while showing the picture</w:t>
+      </w:r>
+    </w:p>
+    <w:p>
+      <w:pPr>
+        <w:spacing w:line="336" w:lineRule="auto" w:after="180"/>
+        <w:shd w:fill="F1F6F8"/>
+      </w:pPr>
+      <w:r>
+        <w:rPr>
+          <w:b w:val="0"/>
+        </w:rPr>
+        <w:t xml:space="preserve">Teacher prompt: Draw your project trace and justify the deciding step using </w:t>
+      </w:r>
+      <w:r>
+        <w:rPr>
+          <w:b/>
+        </w:rPr>
+        <w:t>evidence</w:t>
+      </w:r>
+      <w:r>
+        <w:rPr>
+          <w:b w:val="0"/>
+        </w:rPr>
+        <w:t>. Ask learners to describe one label or arrow in ordinary words. Use the adjacent transcript if the image is difficult to see.</w:t>
+      </w:r>
+    </w:p>
+    <w:p>
+      <w:pPr>
+        <w:spacing w:line="336" w:lineRule="auto" w:after="180"/>
+        <w:shd w:fill="F1F6F8"/>
+      </w:pPr>
+      <w:r>
+        <w:rPr>
+          <w:b w:val="0"/>
+        </w:rPr>
+        <w:t>Supported practice key: Invalid, Empty, Short, Long. Ten is included in Short because the comparison uses &lt;=.</w:t>
       </w:r>
     </w:p>
     <w:sectPr>

--- a/downloads/teacher/ai-2-week-03.docx
+++ b/downloads/teacher/ai-2-week-03.docx
@@ -137,7 +137,7 @@
           </w:tcPr>
           <w:p>
             <w:r>
-              <w:t>Sections 1–6; record the brief recall in the workbook.</w:t>
+              <w:t>Use Your mission, Notice the evidence, See how it works, Compare the cases, Words that unlock the idea and Follow a worked example; record the brief recall in the workbook.</w:t>
             </w:r>
           </w:p>
         </w:tc>
@@ -169,7 +169,7 @@
           </w:tcPr>
           <w:p>
             <w:r>
-              <w:t>Sections 7–10; use the matching workbook W2 and misconception check.</w:t>
+              <w:t>Use Find and repair a mistake, Practise together, Run the investigation and Build your understanding; use the matching workbook W2 and misconception check.</w:t>
             </w:r>
           </w:p>
         </w:tc>
@@ -201,7 +201,7 @@
           </w:tcPr>
           <w:p>
             <w:r>
-              <w:t>Sections 9 and 11–14. Give extra time to finish the full task set; use Section 15 when the week includes a coding lab.</w:t>
+              <w:t>Use Run the investigation, Connect your project, Show what you know, Study a complete case and Try a new case independently. Allow extra time for the full task set. Use a coding lab only when this week actually provides one; Your lesson route is the planning section.</w:t>
             </w:r>
           </w:p>
         </w:tc>
@@ -5670,7 +5670,7 @@
           </w:tcPr>
           <w:p>
             <w:r>
-              <w:t>Sections 1–6; record the brief recall in the workbook.</w:t>
+              <w:t>Use Your mission, Notice the evidence, See how it works, Compare the cases, Words that unlock the idea and Follow a worked example; record the brief recall in the workbook.</w:t>
             </w:r>
           </w:p>
         </w:tc>
@@ -5702,7 +5702,7 @@
           </w:tcPr>
           <w:p>
             <w:r>
-              <w:t>Sections 7–10; use the matching workbook W2 and misconception check.</w:t>
+              <w:t>Use Find and repair a mistake, Practise together, Run the investigation and Build your understanding; use the matching workbook W2 and misconception check.</w:t>
             </w:r>
           </w:p>
         </w:tc>
@@ -5734,7 +5734,7 @@
           </w:tcPr>
           <w:p>
             <w:r>
-              <w:t>Sections 9 and 11–14. Give extra time to finish the full task set; use Section 15 when the week includes a coding lab.</w:t>
+              <w:t>Use Run the investigation, Connect your project, Show what you know, Study a complete case and Try a new case independently. Allow extra time for the full task set. Use a coding lab only when this week actually provides one; Your lesson route is the planning section.</w:t>
             </w:r>
           </w:p>
         </w:tc>

--- a/downloads/teacher/ai-2-week-03.docx
+++ b/downloads/teacher/ai-2-week-03.docx
@@ -25,20 +25,38 @@
         <w:pStyle w:val="Heading1"/>
       </w:pPr>
       <w:r>
-        <w:t>01. Branching Logic</w:t>
-      </w:r>
-    </w:p>
-    <w:p>
-      <w:r>
-        <w:t>Prepare Branching Logic: check the target, prerequisites, resources and adaptable teaching schedule.</w:t>
-      </w:r>
-    </w:p>
-    <w:p>
-      <w:pPr>
-        <w:pStyle w:val="Heading3"/>
-      </w:pPr>
-      <w:r>
-        <w:t>Teach the learning cycle</w:t>
+        <w:t>Teach branch order with visible assignments and skipped checks.</w:t>
+      </w:r>
+    </w:p>
+    <w:p>
+      <w:r>
+        <w:t>Provide executable correct/faulty scripts and distinguish each example’s boundary before independent transfer.</w:t>
+      </w:r>
+    </w:p>
+    <w:p>
+      <w:r>
+        <w:t>Look for the first true branch, correct indentation and a revealing equality test.</w:t>
+      </w:r>
+    </w:p>
+    <w:p>
+      <w:pPr>
+        <w:pStyle w:val="Heading1"/>
+      </w:pPr>
+      <w:r>
+        <w:t>01. Prepare this connected week</w:t>
+      </w:r>
+    </w:p>
+    <w:p>
+      <w:r>
+        <w:t>Use one main plan and keep practice separate from the independent first attempt.</w:t>
+      </w:r>
+    </w:p>
+    <w:p>
+      <w:pPr>
+        <w:pStyle w:val="Heading2"/>
+      </w:pPr>
+      <w:r>
+        <w:t>Learning goal and precision</w:t>
       </w:r>
     </w:p>
     <w:p>
@@ -62,6 +80,191 @@
           <w:b w:val="0"/>
         </w:rPr>
         <w:t xml:space="preserve"> in an if elif else chain</w:t>
+      </w:r>
+    </w:p>
+    <w:p>
+      <w:pPr>
+        <w:spacing w:line="336" w:lineRule="auto" w:after="180"/>
+      </w:pPr>
+      <w:r>
+        <w:rPr>
+          <w:b w:val="0"/>
+        </w:rPr>
+        <w:t xml:space="preserve">Teach </w:t>
+      </w:r>
+      <w:r>
+        <w:rPr>
+          <w:b/>
+        </w:rPr>
+        <w:t>order</w:t>
+      </w:r>
+      <w:r>
+        <w:rPr>
+          <w:b w:val="0"/>
+        </w:rPr>
+        <w:t xml:space="preserve">ed selection and </w:t>
+      </w:r>
+      <w:r>
+        <w:rPr>
+          <w:b/>
+        </w:rPr>
+        <w:t>indentation</w:t>
+      </w:r>
+      <w:r>
+        <w:rPr>
+          <w:b w:val="0"/>
+        </w:rPr>
+        <w:t xml:space="preserve"> using a written </w:t>
+      </w:r>
+      <w:r>
+        <w:rPr>
+          <w:b/>
+        </w:rPr>
+        <w:t>input</w:t>
+      </w:r>
+      <w:r>
+        <w:rPr>
+          <w:b w:val="0"/>
+        </w:rPr>
+        <w:t xml:space="preserve"> contract. A script can cover all </w:t>
+      </w:r>
+      <w:r>
+        <w:rPr>
+          <w:b/>
+        </w:rPr>
+        <w:t>branch</w:t>
+      </w:r>
+      <w:r>
+        <w:rPr>
+          <w:b w:val="0"/>
+        </w:rPr>
+        <w:t>es while missing an equality bug. Reference: https://docs.python.org/3/tutorial/controlflow.html#if-statements.</w:t>
+      </w:r>
+    </w:p>
+    <w:p>
+      <w:pPr>
+        <w:spacing w:line="336" w:lineRule="auto" w:after="180"/>
+      </w:pPr>
+      <w:r>
+        <w:rPr>
+          <w:b w:val="0"/>
+        </w:rPr>
+        <w:t xml:space="preserve">The new task requires one four-way chain; independently correct equivalent </w:t>
+      </w:r>
+      <w:r>
+        <w:rPr>
+          <w:b/>
+        </w:rPr>
+        <w:t>condition</w:t>
+      </w:r>
+      <w:r>
+        <w:rPr>
+          <w:b w:val="0"/>
+        </w:rPr>
+        <w:t>s are acceptable.</w:t>
+      </w:r>
+    </w:p>
+    <w:p>
+      <w:pPr>
+        <w:spacing w:line="336" w:lineRule="auto" w:after="180"/>
+      </w:pPr>
+      <w:r>
+        <w:rPr>
+          <w:b w:val="0"/>
+        </w:rPr>
+        <w:t xml:space="preserve">By the end, I can </w:t>
+      </w:r>
+      <w:r>
+        <w:rPr>
+          <w:b/>
+        </w:rPr>
+        <w:t>order</w:t>
+      </w:r>
+      <w:r>
+        <w:rPr>
+          <w:b w:val="0"/>
+        </w:rPr>
+        <w:t xml:space="preserve"> </w:t>
+      </w:r>
+      <w:r>
+        <w:rPr>
+          <w:b/>
+        </w:rPr>
+        <w:t>branch</w:t>
+      </w:r>
+      <w:r>
+        <w:rPr>
+          <w:b w:val="0"/>
+        </w:rPr>
+        <w:t xml:space="preserve">es so each </w:t>
+      </w:r>
+      <w:r>
+        <w:rPr>
+          <w:b/>
+        </w:rPr>
+        <w:t>input</w:t>
+      </w:r>
+      <w:r>
+        <w:rPr>
+          <w:b w:val="0"/>
+        </w:rPr>
+        <w:t xml:space="preserve"> receives exactly its intended category.</w:t>
+      </w:r>
+    </w:p>
+    <w:p>
+      <w:pPr>
+        <w:pStyle w:val="Heading2"/>
+      </w:pPr>
+      <w:r>
+        <w:t>What to prepare</w:t>
+      </w:r>
+    </w:p>
+    <w:p>
+      <w:pPr>
+        <w:pStyle w:val="ListBullet"/>
+      </w:pPr>
+      <w:r>
+        <w:t>Use the supplied scenario, student illustrations and blank paper. For numeric work, offer counters or a calculator after learners show the setup. Fictional records are supplied; personal data and paid accounts are unnecessary.</w:t>
+      </w:r>
+    </w:p>
+    <w:p>
+      <w:pPr>
+        <w:pStyle w:val="ListBullet"/>
+      </w:pPr>
+      <w:r>
+        <w:t>Case exposure check: this source example appears in ai-2/3, python-bridge/5. Reuse a familiar case for recall or modelling; verify that the case used to assess transfer has not already received feedback.</w:t>
+      </w:r>
+    </w:p>
+    <w:p>
+      <w:pPr>
+        <w:pStyle w:val="ListBullet"/>
+      </w:pPr>
+      <w:r>
+        <w:t>Python 3 editor and branches.py</w:t>
+      </w:r>
+    </w:p>
+    <w:p>
+      <w:pPr>
+        <w:pStyle w:val="ListBullet"/>
+      </w:pPr>
+      <w:r>
+        <w:t>The written duration rule and boundary case cards</w:t>
+      </w:r>
+    </w:p>
+    <w:p>
+      <w:pPr>
+        <w:pStyle w:val="ListBullet"/>
+      </w:pPr>
+      <w:r>
+        <w:t>Blank trace table with a skipped marker</w:t>
+      </w:r>
+    </w:p>
+    <w:p>
+      <w:pPr>
+        <w:pStyle w:val="Heading2"/>
+      </w:pPr>
+      <w:r>
+        <w:t>Main teaching plan</w:t>
       </w:r>
     </w:p>
     <w:tbl>
@@ -243,13 +446,74 @@
     </w:p>
     <w:p>
       <w:pPr>
+        <w:pStyle w:val="Heading2"/>
+      </w:pPr>
+      <w:r>
+        <w:t>Opening retrieval and readiness</w:t>
+      </w:r>
+    </w:p>
+    <w:p>
+      <w:pPr>
         <w:spacing w:line="336" w:lineRule="auto" w:after="180"/>
       </w:pPr>
       <w:r>
         <w:rPr>
           <w:b w:val="0"/>
         </w:rPr>
-        <w:t>Case exposure check: this source example appears in ai-2/3, python-bridge/5. Reuse a familiar case for recall or modelling; verify that the case used to assess transfer has not already received feedback.</w:t>
+        <w:t>Without opening the old lesson, explain one key idea from Decompose a Goal. Give an example and a mistake that the idea helps you avoid.</w:t>
+      </w:r>
+    </w:p>
+    <w:p>
+      <w:pPr>
+        <w:spacing w:line="336" w:lineRule="auto" w:after="180"/>
+      </w:pPr>
+      <w:r>
+        <w:rPr>
+          <w:b w:val="0"/>
+        </w:rPr>
+        <w:t>Look for: Distinguish a function definition from a function call</w:t>
+      </w:r>
+    </w:p>
+    <w:p>
+      <w:pPr>
+        <w:spacing w:line="336" w:lineRule="auto" w:after="180"/>
+      </w:pPr>
+      <w:r>
+        <w:rPr>
+          <w:b w:val="0"/>
+        </w:rPr>
+        <w:t>Reference example, not the only acceptable wording: Name show_remaining; parameters capacity and used. Arguments 15 and 6 match capacity = 15 and used = 6. Expected printed result 9.</w:t>
+      </w:r>
+    </w:p>
+    <w:p>
+      <w:pPr>
+        <w:spacing w:line="336" w:lineRule="auto" w:after="180"/>
+      </w:pPr>
+      <w:r>
+        <w:rPr>
+          <w:b w:val="0"/>
+        </w:rPr>
+        <w:t xml:space="preserve">&lt;= accepts equality; &lt; excludes it. At 12 the two </w:t>
+      </w:r>
+      <w:r>
+        <w:rPr>
+          <w:b/>
+        </w:rPr>
+        <w:t>condition</w:t>
+      </w:r>
+      <w:r>
+        <w:rPr>
+          <w:b w:val="0"/>
+        </w:rPr>
+        <w:t>s produce different Boolean values.</w:t>
+      </w:r>
+    </w:p>
+    <w:p>
+      <w:pPr>
+        <w:pStyle w:val="Heading2"/>
+      </w:pPr>
+      <w:r>
+        <w:t>Earlier wording, alternatives and picture transcripts · reference / check after trying</w:t>
       </w:r>
     </w:p>
     <w:p>
@@ -257,6 +521,14 @@
         <w:pStyle w:val="Heading3"/>
       </w:pPr>
       <w:r>
+        <w:t>Teach the learning cycle</w:t>
+      </w:r>
+    </w:p>
+    <w:p>
+      <w:pPr>
+        <w:pStyle w:val="Heading3"/>
+      </w:pPr>
+      <w:r>
         <w:t>Retrieval answer guidance</w:t>
       </w:r>
     </w:p>
@@ -276,54 +548,20 @@
         <w:rPr>
           <w:b w:val="0"/>
         </w:rPr>
-        <w:t>Without opening the old lesson, explain one key idea from Decompose a Goal. Give an example and a mistake that the idea helps you avoid.</w:t>
+        <w:t>Use the student module and workbook section with this exact week title. The worked case, independent question and answers below form one aligned lesson sequence.</w:t>
+      </w:r>
+    </w:p>
+    <w:p>
+      <w:pPr>
+        <w:pStyle w:val="Heading3"/>
+      </w:pPr>
+      <w:r>
+        <w:t>What the learner must demonstrate</w:t>
       </w:r>
     </w:p>
     <w:p>
       <w:pPr>
         <w:spacing w:line="336" w:lineRule="auto" w:after="180"/>
-      </w:pPr>
-      <w:r>
-        <w:rPr>
-          <w:b w:val="0"/>
-        </w:rPr>
-        <w:t>Look for: Distinguish a function definition from a function call</w:t>
-      </w:r>
-    </w:p>
-    <w:p>
-      <w:pPr>
-        <w:spacing w:line="336" w:lineRule="auto" w:after="180"/>
-      </w:pPr>
-      <w:r>
-        <w:rPr>
-          <w:b w:val="0"/>
-        </w:rPr>
-        <w:t>Reference example, not the only acceptable wording: Name show_remaining; parameters capacity and used. Arguments 15 and 6 match capacity = 15 and used = 6. Expected printed result 9.</w:t>
-      </w:r>
-    </w:p>
-    <w:p>
-      <w:pPr>
-        <w:spacing w:line="336" w:lineRule="auto" w:after="180"/>
-      </w:pPr>
-      <w:r>
-        <w:rPr>
-          <w:b w:val="0"/>
-        </w:rPr>
-        <w:t>Use the student module and workbook section with this exact week title. The worked case, independent question and answers below form one aligned lesson sequence.</w:t>
-      </w:r>
-    </w:p>
-    <w:p>
-      <w:pPr>
-        <w:pStyle w:val="Heading3"/>
-      </w:pPr>
-      <w:r>
-        <w:t>What the learner must demonstrate</w:t>
-      </w:r>
-    </w:p>
-    <w:p>
-      <w:pPr>
-        <w:spacing w:line="336" w:lineRule="auto" w:after="180"/>
-        <w:shd w:fill="F5F1FB"/>
       </w:pPr>
       <w:r>
         <w:rPr>
@@ -514,6 +752,11 @@
       </w:r>
     </w:p>
     <w:p>
+      <w:r>
+        <w:t>This compact option is not the full-week schedule. Use the main teaching cycle and allow extra sessions for the investigation, independent work and project.</w:t>
+      </w:r>
+    </w:p>
+    <w:p>
       <w:pPr>
         <w:spacing w:line="336" w:lineRule="auto" w:after="180"/>
       </w:pPr>
@@ -521,7 +764,7 @@
         <w:rPr>
           <w:b w:val="0"/>
         </w:rPr>
-        <w:t>Use the supplied scenario, student illustrations and blank paper. For numeric work, offer counters or a calculator after learners show the setup. Fictional records are supplied; personal data and paid accounts are unnecessary.</w:t>
+        <w:t>Allow 80 minutes: recall 8; explanation 12; worked demonstration 15; guided practice 20; independent assessment 15; project and reflection 10. Extend the lab into a second session when needed.</w:t>
       </w:r>
     </w:p>
     <w:p>
@@ -529,32 +772,55 @@
         <w:pStyle w:val="Heading3"/>
       </w:pPr>
       <w:r>
-        <w:t>Alternative compact allocation</w:t>
-      </w:r>
-    </w:p>
-    <w:p>
-      <w:r>
-        <w:t>This compact option is not the full-week schedule. Use the main teaching cycle and allow extra sessions for the investigation, independent work and project.</w:t>
+        <w:t>Preparation for the connected explanation</w:t>
+      </w:r>
+    </w:p>
+    <w:p>
+      <w:pPr>
+        <w:pStyle w:val="Heading3"/>
+      </w:pPr>
+      <w:r>
+        <w:t>Readiness answer</w:t>
+      </w:r>
+    </w:p>
+    <w:p>
+      <w:pPr>
+        <w:pStyle w:val="Heading3"/>
+      </w:pPr>
+      <w:r>
+        <w:t>End goal for the pictorial case</w:t>
       </w:r>
     </w:p>
     <w:p>
       <w:pPr>
         <w:spacing w:line="336" w:lineRule="auto" w:after="180"/>
-        <w:shd w:fill="F1F6F8"/>
       </w:pPr>
       <w:r>
         <w:rPr>
           <w:b w:val="0"/>
         </w:rPr>
-        <w:t>Allow 80 minutes: recall 8; explanation 12; worked demonstration 15; guided practice 20; independent assessment 15; project and reflection 10. Extend the lab into a second session when needed.</w:t>
-      </w:r>
-    </w:p>
-    <w:p>
-      <w:pPr>
-        <w:pStyle w:val="Heading3"/>
-      </w:pPr>
-      <w:r>
-        <w:t>Preparation for the connected explanation</w:t>
+        <w:t>This added worked case illustrates the week’s main idea. Retain all original and connected topics; schedule its practice within the teaching cycle.</w:t>
+      </w:r>
+    </w:p>
+    <w:p>
+      <w:pPr>
+        <w:pStyle w:val="Heading1"/>
+      </w:pPr>
+      <w:r>
+        <w:t>02. Teach branch order through the complete script and exact boundaries</w:t>
+      </w:r>
+    </w:p>
+    <w:p>
+      <w:r>
+        <w:t>Keep the main twelve-minute rule, separate ten-minute rule and independent tile rule labelled.</w:t>
+      </w:r>
+    </w:p>
+    <w:p>
+      <w:pPr>
+        <w:pStyle w:val="Heading2"/>
+      </w:pPr>
+      <w:r>
+        <w:t>State the main rule and Python syntax</w:t>
       </w:r>
     </w:p>
     <w:p>
@@ -565,43 +831,76 @@
         <w:rPr>
           <w:b w:val="0"/>
         </w:rPr>
-        <w:t xml:space="preserve">Teach </w:t>
+        <w:t>A fictional activity sorter labels a supplied integer duration. Negative values are Invalid; values from zero through 12 are Short; larger values are Long. The labels describe duration only.</w:t>
+      </w:r>
+    </w:p>
+    <w:p>
+      <w:pPr>
+        <w:spacing w:line="336" w:lineRule="auto" w:after="180"/>
+      </w:pPr>
+      <w:r>
+        <w:rPr>
+          <w:b w:val="0"/>
+        </w:rPr>
+        <w:t>Write this requirement before the program so that a test has an expected answer independent of the code.</w:t>
+      </w:r>
+    </w:p>
+    <w:p>
+      <w:pPr>
+        <w:spacing w:line="336" w:lineRule="auto" w:after="180"/>
+      </w:pPr>
+      <w:r>
+        <w:rPr>
+          <w:b w:val="0"/>
+        </w:rPr>
+        <w:t xml:space="preserve">An if statement selects a block when its </w:t>
       </w:r>
       <w:r>
         <w:rPr>
           <w:b/>
         </w:rPr>
-        <w:t>order</w:t>
+        <w:t>condition</w:t>
       </w:r>
       <w:r>
         <w:rPr>
           <w:b w:val="0"/>
         </w:rPr>
-        <w:t xml:space="preserve">ed selection and </w:t>
+        <w:t xml:space="preserve"> is true. An elif is considered only if earlier </w:t>
       </w:r>
       <w:r>
         <w:rPr>
           <w:b/>
         </w:rPr>
-        <w:t>indentation</w:t>
+        <w:t>condition</w:t>
       </w:r>
       <w:r>
         <w:rPr>
           <w:b w:val="0"/>
         </w:rPr>
-        <w:t xml:space="preserve"> using a written </w:t>
+        <w:t xml:space="preserve">s in the same chain were false. An else handles the remaining cases. Colons end the </w:t>
       </w:r>
       <w:r>
         <w:rPr>
           <w:b/>
         </w:rPr>
-        <w:t>input</w:t>
+        <w:t>condition</w:t>
       </w:r>
       <w:r>
         <w:rPr>
           <w:b w:val="0"/>
         </w:rPr>
-        <w:t xml:space="preserve"> contract. A script can cover all </w:t>
+        <w:t xml:space="preserve"> lines.</w:t>
+      </w:r>
+    </w:p>
+    <w:p>
+      <w:pPr>
+        <w:spacing w:line="336" w:lineRule="auto" w:after="180"/>
+      </w:pPr>
+      <w:r>
+        <w:rPr>
+          <w:b w:val="0"/>
+        </w:rPr>
+        <w:t xml:space="preserve">Use four spaces for the indented statements and keep related </w:t>
       </w:r>
       <w:r>
         <w:rPr>
@@ -613,7 +912,46 @@
         <w:rPr>
           <w:b w:val="0"/>
         </w:rPr>
-        <w:t>es while missing an equality bug. Reference: https://docs.python.org/3/tutorial/controlflow.html#if-statements.</w:t>
+        <w:t>es aligned.</w:t>
+      </w:r>
+    </w:p>
+    <w:p>
+      <w:pPr>
+        <w:pStyle w:val="Heading2"/>
+      </w:pPr>
+      <w:r>
+        <w:t>Read the complete executable script</w:t>
+      </w:r>
+    </w:p>
+    <w:p>
+      <w:r>
+        <w:rPr>
+          <w:rFonts w:ascii="Courier New" w:hAnsi="Courier New"/>
+          <w:sz w:val="18"/>
+        </w:rPr>
+        <w:t>minutes = 12</w:t>
+        <w:br/>
+        <w:t>if minutes &lt; 0:</w:t>
+        <w:br/>
+        <w:t xml:space="preserve">    label = "Invalid"</w:t>
+        <w:br/>
+        <w:t>elif minutes &lt;= 12:</w:t>
+        <w:br/>
+        <w:t xml:space="preserve">    label = "Short"</w:t>
+        <w:br/>
+        <w:t>else:</w:t>
+        <w:br/>
+        <w:t xml:space="preserve">    label = "Long"</w:t>
+        <w:br/>
+        <w:t>print(label)</w:t>
+      </w:r>
+    </w:p>
+    <w:p>
+      <w:pPr>
+        <w:pStyle w:val="Heading2"/>
+      </w:pPr>
+      <w:r>
+        <w:t>Trace selected and skipped paths</w:t>
       </w:r>
     </w:p>
     <w:p>
@@ -624,27 +962,43 @@
         <w:rPr>
           <w:b w:val="0"/>
         </w:rPr>
-        <w:t xml:space="preserve">The new task requires one four-way chain; independently correct equivalent </w:t>
+        <w:t xml:space="preserve">The </w:t>
       </w:r>
       <w:r>
         <w:rPr>
           <w:b/>
         </w:rPr>
+        <w:t>output</w:t>
+      </w:r>
+      <w:r>
+        <w:rPr>
+          <w:b w:val="0"/>
+        </w:rPr>
+        <w:t xml:space="preserve"> is Short. For 12, the first </w:t>
+      </w:r>
+      <w:r>
+        <w:rPr>
+          <w:b/>
+        </w:rPr>
         <w:t>condition</w:t>
       </w:r>
       <w:r>
         <w:rPr>
           <w:b w:val="0"/>
         </w:rPr>
-        <w:t>s are acceptable.</w:t>
-      </w:r>
-    </w:p>
-    <w:p>
-      <w:pPr>
-        <w:pStyle w:val="Heading3"/>
-      </w:pPr>
-      <w:r>
-        <w:t>Readiness answer</w:t>
+        <w:t xml:space="preserve"> is false and the second is true. The else block is skipped. print(label) is not indented, so it runs after the selected </w:t>
+      </w:r>
+      <w:r>
+        <w:rPr>
+          <w:b/>
+        </w:rPr>
+        <w:t>branch</w:t>
+      </w:r>
+      <w:r>
+        <w:rPr>
+          <w:b w:val="0"/>
+        </w:rPr>
+        <w:t>.</w:t>
       </w:r>
     </w:p>
     <w:p>
@@ -655,812 +1009,7 @@
         <w:rPr>
           <w:b w:val="0"/>
         </w:rPr>
-        <w:t xml:space="preserve">&lt;= accepts equality; &lt; excludes it. At 12 the two </w:t>
-      </w:r>
-      <w:r>
-        <w:rPr>
-          <w:b/>
-        </w:rPr>
-        <w:t>condition</w:t>
-      </w:r>
-      <w:r>
-        <w:rPr>
-          <w:b w:val="0"/>
-        </w:rPr>
-        <w:t>s produce different Boolean values.</w:t>
-      </w:r>
-    </w:p>
-    <w:p>
-      <w:pPr>
-        <w:spacing w:line="336" w:lineRule="auto" w:after="180"/>
-      </w:pPr>
-      <w:r>
-        <w:rPr>
-          <w:b w:val="0"/>
-        </w:rPr>
-        <w:t xml:space="preserve">Python 3 editor and </w:t>
-      </w:r>
-      <w:r>
-        <w:rPr>
-          <w:b/>
-        </w:rPr>
-        <w:t>branch</w:t>
-      </w:r>
-      <w:r>
-        <w:rPr>
-          <w:b w:val="0"/>
-        </w:rPr>
-        <w:t>es.py</w:t>
-      </w:r>
-    </w:p>
-    <w:p>
-      <w:pPr>
-        <w:spacing w:line="336" w:lineRule="auto" w:after="180"/>
-      </w:pPr>
-      <w:r>
-        <w:rPr>
-          <w:b w:val="0"/>
-        </w:rPr>
-        <w:t xml:space="preserve">The written duration rule and </w:t>
-      </w:r>
-      <w:r>
-        <w:rPr>
-          <w:b/>
-        </w:rPr>
-        <w:t>boundary</w:t>
-      </w:r>
-      <w:r>
-        <w:rPr>
-          <w:b w:val="0"/>
-        </w:rPr>
-        <w:t xml:space="preserve"> case cards</w:t>
-      </w:r>
-    </w:p>
-    <w:p>
-      <w:pPr>
-        <w:spacing w:line="336" w:lineRule="auto" w:after="180"/>
-      </w:pPr>
-      <w:r>
-        <w:rPr>
-          <w:b w:val="0"/>
-        </w:rPr>
-        <w:t>Blank trace table with a skipped marker</w:t>
-      </w:r>
-    </w:p>
-    <w:p>
-      <w:pPr>
-        <w:pStyle w:val="Heading3"/>
-      </w:pPr>
-      <w:r>
-        <w:t>End goal for the pictorial case</w:t>
-      </w:r>
-    </w:p>
-    <w:p>
-      <w:pPr>
-        <w:spacing w:line="336" w:lineRule="auto" w:after="180"/>
-      </w:pPr>
-      <w:r>
-        <w:rPr>
-          <w:b w:val="0"/>
-        </w:rPr>
-        <w:t xml:space="preserve">By the end, I can </w:t>
-      </w:r>
-      <w:r>
-        <w:rPr>
-          <w:b/>
-        </w:rPr>
-        <w:t>order</w:t>
-      </w:r>
-      <w:r>
-        <w:rPr>
-          <w:b w:val="0"/>
-        </w:rPr>
-        <w:t xml:space="preserve"> </w:t>
-      </w:r>
-      <w:r>
-        <w:rPr>
-          <w:b/>
-        </w:rPr>
-        <w:t>branch</w:t>
-      </w:r>
-      <w:r>
-        <w:rPr>
-          <w:b w:val="0"/>
-        </w:rPr>
-        <w:t xml:space="preserve">es so each </w:t>
-      </w:r>
-      <w:r>
-        <w:rPr>
-          <w:b/>
-        </w:rPr>
-        <w:t>input</w:t>
-      </w:r>
-      <w:r>
-        <w:rPr>
-          <w:b w:val="0"/>
-        </w:rPr>
-        <w:t xml:space="preserve"> receives exactly its intended category.</w:t>
-      </w:r>
-    </w:p>
-    <w:p>
-      <w:pPr>
-        <w:spacing w:line="336" w:lineRule="auto" w:after="180"/>
-      </w:pPr>
-      <w:r>
-        <w:rPr>
-          <w:b w:val="0"/>
-        </w:rPr>
-        <w:t>This added worked case illustrates the week’s main idea. Retain all original and connected topics; schedule its practice within the teaching cycle.</w:t>
-      </w:r>
-    </w:p>
-    <w:p>
-      <w:pPr>
-        <w:pStyle w:val="Heading1"/>
-      </w:pPr>
-      <w:r>
-        <w:t>02. Explain the mechanism</w:t>
-      </w:r>
-    </w:p>
-    <w:p>
-      <w:r>
-        <w:t>Model Branching Logic using the supplied case, labelled mechanism and reasoning. Make the scope of each conclusion explicit.</w:t>
-      </w:r>
-    </w:p>
-    <w:p>
-      <w:pPr>
-        <w:spacing w:line="336" w:lineRule="auto" w:after="180"/>
-      </w:pPr>
-      <w:r>
-        <w:rPr>
-          <w:b/>
-        </w:rPr>
-        <w:t>Input</w:t>
-      </w:r>
-      <w:r>
-        <w:rPr>
-          <w:b w:val="0"/>
-        </w:rPr>
-        <w:t xml:space="preserve"> → </w:t>
-      </w:r>
-      <w:r>
-        <w:rPr>
-          <w:b/>
-        </w:rPr>
-        <w:t>Process</w:t>
-      </w:r>
-      <w:r>
-        <w:rPr>
-          <w:b w:val="0"/>
-        </w:rPr>
-        <w:t xml:space="preserve"> → </w:t>
-      </w:r>
-      <w:r>
-        <w:rPr>
-          <w:b/>
-        </w:rPr>
-        <w:t>Output</w:t>
-      </w:r>
-    </w:p>
-    <w:p>
-      <w:pPr>
-        <w:spacing w:line="336" w:lineRule="auto" w:after="180"/>
-      </w:pPr>
-      <w:r>
-        <w:rPr>
-          <w:b w:val="0"/>
-        </w:rPr>
-        <w:t>Trace the information. At each stage, ask what changed and how you could test it.</w:t>
-      </w:r>
-    </w:p>
-    <w:p>
-      <w:pPr>
-        <w:spacing w:line="336" w:lineRule="auto" w:after="180"/>
-      </w:pPr>
-      <w:r>
-        <w:rPr>
-          <w:b w:val="0"/>
-        </w:rPr>
-        <w:t>Which stage could fail even when the other two are correct? Explain:</w:t>
-      </w:r>
-    </w:p>
-    <w:p>
-      <w:pPr>
-        <w:spacing w:line="336" w:lineRule="auto" w:after="180"/>
-      </w:pPr>
-      <w:r>
-        <w:rPr>
-          <w:b w:val="0"/>
-        </w:rPr>
-        <w:t xml:space="preserve">Predict first. Then check each step. A correct answer without visible reasoning is incomplete </w:t>
-      </w:r>
-      <w:r>
-        <w:rPr>
-          <w:b/>
-        </w:rPr>
-        <w:t>evidence</w:t>
-      </w:r>
-      <w:r>
-        <w:rPr>
-          <w:b w:val="0"/>
-        </w:rPr>
-        <w:t>.</w:t>
-      </w:r>
-    </w:p>
-    <w:p>
-      <w:pPr>
-        <w:spacing w:line="336" w:lineRule="auto" w:after="180"/>
-        <w:shd w:fill="F4F9FC"/>
-      </w:pPr>
-      <w:r>
-        <w:rPr>
-          <w:b w:val="0"/>
-        </w:rPr>
-        <w:t>1. IF pet is hungry → feed.</w:t>
-      </w:r>
-    </w:p>
-    <w:p>
-      <w:pPr>
-        <w:spacing w:line="336" w:lineRule="auto" w:after="180"/>
-        <w:shd w:fill="F4F9FC"/>
-      </w:pPr>
-      <w:r>
-        <w:rPr>
-          <w:b w:val="0"/>
-        </w:rPr>
-        <w:t>2. ELSE IF pet needs exercise → walk or play.</w:t>
-      </w:r>
-    </w:p>
-    <w:p>
-      <w:pPr>
-        <w:spacing w:line="336" w:lineRule="auto" w:after="180"/>
-        <w:shd w:fill="F4F9FC"/>
-      </w:pPr>
-      <w:r>
-        <w:rPr>
-          <w:b w:val="0"/>
-        </w:rPr>
-        <w:t>3. ELSE → provide a quiet rest space.</w:t>
-      </w:r>
-    </w:p>
-    <w:p>
-      <w:pPr>
-        <w:spacing w:line="336" w:lineRule="auto" w:after="180"/>
-        <w:shd w:fill="F4F9FC"/>
-      </w:pPr>
-      <w:r>
-        <w:rPr>
-          <w:b w:val="0"/>
-        </w:rPr>
-        <w:t xml:space="preserve">4. </w:t>
-      </w:r>
-      <w:r>
-        <w:rPr>
-          <w:b/>
-        </w:rPr>
-        <w:t>Boundary</w:t>
-      </w:r>
-      <w:r>
-        <w:rPr>
-          <w:b w:val="0"/>
-        </w:rPr>
-        <w:t xml:space="preserve"> test: what if hungry and needs exercise? The first true </w:t>
-      </w:r>
-      <w:r>
-        <w:rPr>
-          <w:b/>
-        </w:rPr>
-        <w:t>branch</w:t>
-      </w:r>
-      <w:r>
-        <w:rPr>
-          <w:b w:val="0"/>
-        </w:rPr>
-        <w:t xml:space="preserve"> wins.</w:t>
-      </w:r>
-    </w:p>
-    <w:p>
-      <w:pPr>
-        <w:spacing w:line="336" w:lineRule="auto" w:after="180"/>
-      </w:pPr>
-      <w:r>
-        <w:rPr>
-          <w:b w:val="0"/>
-        </w:rPr>
-        <w:t>Recalculate, retrace, or restate the reasoning in your own representation:</w:t>
-      </w:r>
-    </w:p>
-    <w:p>
-      <w:pPr>
-        <w:spacing w:line="336" w:lineRule="auto" w:after="180"/>
-        <w:shd w:fill="F5F1FB"/>
-      </w:pPr>
-      <w:r>
-        <w:rPr>
-          <w:b w:val="0"/>
-        </w:rPr>
-        <w:t xml:space="preserve">CHECK Did the </w:t>
-      </w:r>
-      <w:r>
-        <w:rPr>
-          <w:b/>
-        </w:rPr>
-        <w:t>evidence</w:t>
-      </w:r>
-      <w:r>
-        <w:rPr>
-          <w:b w:val="0"/>
-        </w:rPr>
-        <w:t xml:space="preserve"> answer the exact question? Did the total, path, or source record stay consistent?</w:t>
-      </w:r>
-    </w:p>
-    <w:p>
-      <w:pPr>
-        <w:pStyle w:val="Heading3"/>
-      </w:pPr>
-      <w:r>
-        <w:t>Concrete teaching case</w:t>
-      </w:r>
-    </w:p>
-    <w:p>
-      <w:pPr>
-        <w:pStyle w:val="Heading3"/>
-      </w:pPr>
-      <w:r>
-        <w:t>The teaching case</w:t>
-      </w:r>
-    </w:p>
-    <w:p>
-      <w:pPr>
-        <w:spacing w:line="336" w:lineRule="auto" w:after="180"/>
-        <w:shd w:fill="F1F6FC"/>
-      </w:pPr>
-      <w:r>
-        <w:rPr>
-          <w:b w:val="0"/>
-        </w:rPr>
-        <w:t>If pages&lt;100 choose Short; otherwise if pages&lt;=200 choose Medium; otherwise Long.</w:t>
-      </w:r>
-    </w:p>
-    <w:p>
-      <w:pPr>
-        <w:pStyle w:val="Heading3"/>
-      </w:pPr>
-      <w:r>
-        <w:t>The teaching case</w:t>
-      </w:r>
-    </w:p>
-    <w:p>
-      <w:pPr>
-        <w:spacing w:line="336" w:lineRule="auto" w:after="180"/>
-        <w:shd w:fill="F1F6FC"/>
-      </w:pPr>
-      <w:r>
-        <w:rPr>
-          <w:b w:val="0"/>
-        </w:rPr>
-        <w:t>Classify 99,100,200,201 pages.</w:t>
-      </w:r>
-    </w:p>
-    <w:p>
-      <w:pPr>
-        <w:pStyle w:val="Heading3"/>
-      </w:pPr>
-      <w:r>
-        <w:t>Exact explanation to model</w:t>
-      </w:r>
-    </w:p>
-    <w:p>
-      <w:pPr>
-        <w:pStyle w:val="Heading3"/>
-      </w:pPr>
-      <w:r>
-        <w:t>Why the result follows</w:t>
-      </w:r>
-    </w:p>
-    <w:p>
-      <w:pPr>
-        <w:spacing w:line="336" w:lineRule="auto" w:after="180"/>
-        <w:shd w:fill="F1F6FC"/>
-      </w:pPr>
-      <w:r>
-        <w:rPr>
-          <w:b w:val="0"/>
-        </w:rPr>
-        <w:t xml:space="preserve">Short, Medium, Medium, Long. Strict and inclusive boundaries and </w:t>
-      </w:r>
-      <w:r>
-        <w:rPr>
-          <w:b/>
-        </w:rPr>
-        <w:t>branch</w:t>
-      </w:r>
-      <w:r>
-        <w:rPr>
-          <w:b w:val="0"/>
-        </w:rPr>
-        <w:t xml:space="preserve"> </w:t>
-      </w:r>
-      <w:r>
-        <w:rPr>
-          <w:b/>
-        </w:rPr>
-        <w:t>order</w:t>
-      </w:r>
-      <w:r>
-        <w:rPr>
-          <w:b w:val="0"/>
-        </w:rPr>
-        <w:t xml:space="preserve"> matter.</w:t>
-      </w:r>
-    </w:p>
-    <w:p>
-      <w:pPr>
-        <w:pStyle w:val="Heading3"/>
-      </w:pPr>
-      <w:r>
-        <w:t>Explain the added worked example</w:t>
-      </w:r>
-    </w:p>
-    <w:p>
-      <w:pPr>
-        <w:pStyle w:val="Heading3"/>
-      </w:pPr>
-      <w:r>
-        <w:t>Explain the added worked example · 1</w:t>
-      </w:r>
-    </w:p>
-    <w:p>
-      <w:pPr>
-        <w:spacing w:line="336" w:lineRule="auto" w:after="180"/>
-      </w:pPr>
-      <w:r>
-        <w:rPr>
-          <w:b w:val="0"/>
-        </w:rPr>
-        <w:t>A fictional activity sorter labels a supplied integer duration. Negative values are Invalid; values from zero through 12 are Short; larger values are Long. The labels describe duration only.</w:t>
-      </w:r>
-    </w:p>
-    <w:p>
-      <w:pPr>
-        <w:spacing w:line="336" w:lineRule="auto" w:after="180"/>
-      </w:pPr>
-      <w:r>
-        <w:rPr>
-          <w:b w:val="0"/>
-        </w:rPr>
-        <w:t>Write this requirement before the program so that a test has an expected answer independent of the code.</w:t>
-      </w:r>
-    </w:p>
-    <w:p>
-      <w:pPr>
-        <w:pStyle w:val="Heading3"/>
-      </w:pPr>
-      <w:r>
-        <w:t>Explain the added worked example · 2</w:t>
-      </w:r>
-    </w:p>
-    <w:p>
-      <w:pPr>
-        <w:spacing w:line="336" w:lineRule="auto" w:after="180"/>
-      </w:pPr>
-      <w:r>
-        <w:rPr>
-          <w:b w:val="0"/>
-        </w:rPr>
-        <w:t xml:space="preserve">An if statement selects a block when its </w:t>
-      </w:r>
-      <w:r>
-        <w:rPr>
-          <w:b/>
-        </w:rPr>
-        <w:t>condition</w:t>
-      </w:r>
-      <w:r>
-        <w:rPr>
-          <w:b w:val="0"/>
-        </w:rPr>
-        <w:t xml:space="preserve"> is true. An elif is considered only if earlier </w:t>
-      </w:r>
-      <w:r>
-        <w:rPr>
-          <w:b/>
-        </w:rPr>
-        <w:t>condition</w:t>
-      </w:r>
-      <w:r>
-        <w:rPr>
-          <w:b w:val="0"/>
-        </w:rPr>
-        <w:t xml:space="preserve">s in the same chain were false. An else handles the remaining cases. Colons end the </w:t>
-      </w:r>
-      <w:r>
-        <w:rPr>
-          <w:b/>
-        </w:rPr>
-        <w:t>condition</w:t>
-      </w:r>
-      <w:r>
-        <w:rPr>
-          <w:b w:val="0"/>
-        </w:rPr>
-        <w:t xml:space="preserve"> lines.</w:t>
-      </w:r>
-    </w:p>
-    <w:p>
-      <w:pPr>
-        <w:spacing w:line="336" w:lineRule="auto" w:after="180"/>
-      </w:pPr>
-      <w:r>
-        <w:rPr>
-          <w:b w:val="0"/>
-        </w:rPr>
-        <w:t xml:space="preserve">Use four spaces for the indented statements and keep related </w:t>
-      </w:r>
-      <w:r>
-        <w:rPr>
-          <w:b/>
-        </w:rPr>
-        <w:t>branch</w:t>
-      </w:r>
-      <w:r>
-        <w:rPr>
-          <w:b w:val="0"/>
-        </w:rPr>
-        <w:t>es aligned.</w:t>
-      </w:r>
-    </w:p>
-    <w:p>
-      <w:pPr>
-        <w:spacing w:line="336" w:lineRule="auto" w:after="180"/>
-      </w:pPr>
-      <w:r>
-        <w:rPr>
-          <w:b w:val="0"/>
-        </w:rPr>
-        <w:t xml:space="preserve">The </w:t>
-      </w:r>
-      <w:r>
-        <w:rPr>
-          <w:b/>
-        </w:rPr>
-        <w:t>output</w:t>
-      </w:r>
-      <w:r>
-        <w:rPr>
-          <w:b w:val="0"/>
-        </w:rPr>
-        <w:t xml:space="preserve"> is Short. For 12, the first </w:t>
-      </w:r>
-      <w:r>
-        <w:rPr>
-          <w:b/>
-        </w:rPr>
-        <w:t>condition</w:t>
-      </w:r>
-      <w:r>
-        <w:rPr>
-          <w:b w:val="0"/>
-        </w:rPr>
-        <w:t xml:space="preserve"> is false and the second is true. The else block is skipped. print(label) is not indented, so it runs after the selected </w:t>
-      </w:r>
-      <w:r>
-        <w:rPr>
-          <w:b/>
-        </w:rPr>
-        <w:t>branch</w:t>
-      </w:r>
-      <w:r>
-        <w:rPr>
-          <w:b w:val="0"/>
-        </w:rPr>
-        <w:t>.</w:t>
-      </w:r>
-    </w:p>
-    <w:p>
-      <w:pPr>
-        <w:spacing w:line="336" w:lineRule="auto" w:after="180"/>
-      </w:pPr>
-      <w:r>
-        <w:rPr>
-          <w:b w:val="0"/>
-        </w:rPr>
         <w:t>Each path assigns label before this line reads it. Change only minutes and save before each fresh run.</w:t>
-      </w:r>
-    </w:p>
-    <w:p>
-      <w:pPr>
-        <w:pStyle w:val="Heading3"/>
-      </w:pPr>
-      <w:r>
-        <w:t>Key terms</w:t>
-      </w:r>
-    </w:p>
-    <w:tbl>
-      <w:tblPr>
-        <w:tblStyle w:val="LightShading-Accent1"/>
-        <w:tblW w:type="auto" w:w="0"/>
-        <w:tblLook w:firstColumn="1" w:firstRow="1" w:lastColumn="0" w:lastRow="0" w:noHBand="0" w:noVBand="1" w:val="04A0"/>
-      </w:tblPr>
-      <w:tblGrid>
-        <w:gridCol w:w="5112"/>
-        <w:gridCol w:w="5112"/>
-      </w:tblGrid>
-      <w:tr>
-        <w:trPr>
-          <w:tblHeader/>
-        </w:trPr>
-        <w:tc>
-          <w:tcPr>
-            <w:tcW w:type="dxa" w:w="5112"/>
-          </w:tcPr>
-          <w:p>
-            <w:r>
-              <w:t>Term</w:t>
-            </w:r>
-          </w:p>
-        </w:tc>
-        <w:tc>
-          <w:tcPr>
-            <w:tcW w:type="dxa" w:w="5112"/>
-          </w:tcPr>
-          <w:p>
-            <w:r>
-              <w:t>Meaning</w:t>
-            </w:r>
-          </w:p>
-        </w:tc>
-      </w:tr>
-      <w:tr>
-        <w:tc>
-          <w:tcPr>
-            <w:tcW w:type="dxa" w:w="5112"/>
-          </w:tcPr>
-          <w:p>
-            <w:r>
-              <w:t>Branch</w:t>
-            </w:r>
-          </w:p>
-        </w:tc>
-        <w:tc>
-          <w:tcPr>
-            <w:tcW w:type="dxa" w:w="5112"/>
-          </w:tcPr>
-          <w:p>
-            <w:r>
-              <w:t>A possible path through a program</w:t>
-            </w:r>
-          </w:p>
-        </w:tc>
-      </w:tr>
-      <w:tr>
-        <w:tc>
-          <w:tcPr>
-            <w:tcW w:type="dxa" w:w="5112"/>
-          </w:tcPr>
-          <w:p>
-            <w:r>
-              <w:t>Condition</w:t>
-            </w:r>
-          </w:p>
-        </w:tc>
-        <w:tc>
-          <w:tcPr>
-            <w:tcW w:type="dxa" w:w="5112"/>
-          </w:tcPr>
-          <w:p>
-            <w:r>
-              <w:t>An expression used to decide which path to take</w:t>
-            </w:r>
-          </w:p>
-        </w:tc>
-      </w:tr>
-      <w:tr>
-        <w:tc>
-          <w:tcPr>
-            <w:tcW w:type="dxa" w:w="5112"/>
-          </w:tcPr>
-          <w:p>
-            <w:r>
-              <w:t>Indentation</w:t>
-            </w:r>
-          </w:p>
-        </w:tc>
-        <w:tc>
-          <w:tcPr>
-            <w:tcW w:type="dxa" w:w="5112"/>
-          </w:tcPr>
-          <w:p>
-            <w:r>
-              <w:t>Leading spaces that identify a Python code block</w:t>
-            </w:r>
-          </w:p>
-        </w:tc>
-      </w:tr>
-      <w:tr>
-        <w:tc>
-          <w:tcPr>
-            <w:tcW w:type="dxa" w:w="5112"/>
-          </w:tcPr>
-          <w:p>
-            <w:r>
-              <w:t>Boundary</w:t>
-            </w:r>
-          </w:p>
-        </w:tc>
-        <w:tc>
-          <w:tcPr>
-            <w:tcW w:type="dxa" w:w="5112"/>
-          </w:tcPr>
-          <w:p>
-            <w:r>
-              <w:t>A value where a classification may change</w:t>
-            </w:r>
-          </w:p>
-        </w:tc>
-      </w:tr>
-      <w:tr>
-        <w:tc>
-          <w:tcPr>
-            <w:tcW w:type="dxa" w:w="5112"/>
-          </w:tcPr>
-          <w:p>
-            <w:r>
-              <w:t>Regression check</w:t>
-            </w:r>
-          </w:p>
-        </w:tc>
-        <w:tc>
-          <w:tcPr>
-            <w:tcW w:type="dxa" w:w="5112"/>
-          </w:tcPr>
-          <w:p>
-            <w:r>
-              <w:t>A previous test rerun after an edit to detect a new failure</w:t>
-            </w:r>
-          </w:p>
-        </w:tc>
-      </w:tr>
-    </w:tbl>
-    <w:p>
-      <w:pPr>
-        <w:pStyle w:val="Heading3"/>
-      </w:pPr>
-      <w:r>
-        <w:t>Model the reasoning aloud</w:t>
-      </w:r>
-    </w:p>
-    <w:p>
-      <w:pPr>
-        <w:spacing w:line="336" w:lineRule="auto" w:after="180"/>
-      </w:pPr>
-      <w:r>
-        <w:rPr>
-          <w:b w:val="0"/>
-        </w:rPr>
-        <w:t xml:space="preserve">Use the complete worked example below before asking learners to complete W2. Reveal a small part, invite a </w:t>
-      </w:r>
-      <w:r>
-        <w:rPr>
-          <w:b/>
-        </w:rPr>
-        <w:t>prediction</w:t>
-      </w:r>
-      <w:r>
-        <w:rPr>
-          <w:b w:val="0"/>
-        </w:rPr>
-        <w:t>, then explain the deciding step.</w:t>
-      </w:r>
-    </w:p>
-    <w:p>
-      <w:pPr>
-        <w:spacing w:line="336" w:lineRule="auto" w:after="180"/>
-      </w:pPr>
-      <w:r>
-        <w:rPr>
-          <w:b w:val="0"/>
-        </w:rPr>
-        <w:t>These teacher notes contain solutions; do not reveal the independent case answer during modelling.</w:t>
       </w:r>
     </w:p>
     <w:tbl>
@@ -1767,210 +1316,12 @@
         <w:t>________________________________________________________________</w:t>
       </w:r>
     </w:p>
-    <w:tbl>
-      <w:tblPr>
-        <w:tblStyle w:val="LightShading-Accent1"/>
-        <w:tblW w:type="auto" w:w="0"/>
-        <w:tblLook w:firstColumn="1" w:firstRow="1" w:lastColumn="0" w:lastRow="0" w:noHBand="0" w:noVBand="1" w:val="04A0"/>
-      </w:tblPr>
-      <w:tblGrid>
-        <w:gridCol w:w="5112"/>
-        <w:gridCol w:w="5112"/>
-      </w:tblGrid>
-      <w:tr>
-        <w:trPr>
-          <w:tblHeader/>
-        </w:trPr>
-        <w:tc>
-          <w:tcPr>
-            <w:tcW w:type="dxa" w:w="5112"/>
-          </w:tcPr>
-          <w:p>
-            <w:r>
-              <w:t>Thinking move</w:t>
-            </w:r>
-          </w:p>
-        </w:tc>
-        <w:tc>
-          <w:tcPr>
-            <w:tcW w:type="dxa" w:w="5112"/>
-          </w:tcPr>
-          <w:p>
-            <w:r>
-              <w:t>Teacher prompt</w:t>
-            </w:r>
-          </w:p>
-        </w:tc>
-      </w:tr>
-      <w:tr>
-        <w:tc>
-          <w:tcPr>
-            <w:tcW w:type="dxa" w:w="5112"/>
-          </w:tcPr>
-          <w:p>
-            <w:r>
-              <w:t>Plan</w:t>
-            </w:r>
-          </w:p>
-        </w:tc>
-        <w:tc>
-          <w:tcPr>
-            <w:tcW w:type="dxa" w:w="5112"/>
-          </w:tcPr>
-          <w:p>
-            <w:r>
-              <w:t>What is given? What is the question? Which procedure fits these facts?</w:t>
-            </w:r>
-          </w:p>
-        </w:tc>
-      </w:tr>
-      <w:tr>
-        <w:tc>
-          <w:tcPr>
-            <w:tcW w:type="dxa" w:w="5112"/>
-          </w:tcPr>
-          <w:p>
-            <w:r>
-              <w:t>Do</w:t>
-            </w:r>
-          </w:p>
-        </w:tc>
-        <w:tc>
-          <w:tcPr>
-            <w:tcW w:type="dxa" w:w="5112"/>
-          </w:tcPr>
-          <w:p>
-            <w:r>
-              <w:t>Point to each input and intermediate step in the worked trace. Name the rule that allows the next step.</w:t>
-            </w:r>
-          </w:p>
-        </w:tc>
-      </w:tr>
-      <w:tr>
-        <w:tc>
-          <w:tcPr>
-            <w:tcW w:type="dxa" w:w="5112"/>
-          </w:tcPr>
-          <w:p>
-            <w:r>
-              <w:t>Check</w:t>
-            </w:r>
-          </w:p>
-        </w:tc>
-        <w:tc>
-          <w:tcPr>
-            <w:tcW w:type="dxa" w:w="5112"/>
-          </w:tcPr>
-          <w:p>
-            <w:r>
-              <w:t>Does the output answer the question? Which assumption or limitation prevents a larger claim?</w:t>
-            </w:r>
-          </w:p>
-        </w:tc>
-      </w:tr>
-    </w:tbl>
-    <w:p>
-      <w:pPr>
-        <w:spacing w:line="336" w:lineRule="auto" w:after="180"/>
-      </w:pPr>
-      <w:r>
-        <w:rPr>
-          <w:b w:val="0"/>
-        </w:rPr>
-        <w:t>Use the diagram and verbal explanation together. Ask learners to match a sentence to a specific visual step; do not assign learners fixed visual or auditory learning styles.</w:t>
-      </w:r>
-    </w:p>
-    <w:p>
-      <w:pPr>
-        <w:pStyle w:val="Heading3"/>
-      </w:pPr>
-      <w:r>
-        <w:t>A pictorial worked case: Branching Logic</w:t>
-      </w:r>
-    </w:p>
-    <w:p>
-      <w:pPr>
-        <w:spacing w:line="336" w:lineRule="auto" w:after="180"/>
-      </w:pPr>
-      <w:r>
-        <w:rPr>
-          <w:b w:val="0"/>
-        </w:rPr>
-        <w:t>A fictional reading-time labeler uses one Python if/el</w:t>
-      </w:r>
-      <w:r>
-        <w:rPr>
-          <w:b/>
-        </w:rPr>
-        <w:t>if/else</w:t>
-      </w:r>
-      <w:r>
-        <w:rPr>
-          <w:b w:val="0"/>
-        </w:rPr>
-        <w:t xml:space="preserve"> chain.</w:t>
-      </w:r>
-    </w:p>
-    <w:p>
-      <w:pPr>
-        <w:pStyle w:val="Heading3"/>
-      </w:pPr>
-      <w:r>
-        <w:t>The facts we will use</w:t>
-      </w:r>
-    </w:p>
-    <w:p>
-      <w:pPr>
-        <w:pStyle w:val="Heading3"/>
-      </w:pPr>
-      <w:r>
-        <w:t>Supplied facts</w:t>
-      </w:r>
-    </w:p>
-    <w:p>
-      <w:pPr>
-        <w:spacing w:line="336" w:lineRule="auto" w:after="180"/>
-        <w:shd w:fill="F1F6FC"/>
-      </w:pPr>
-      <w:r>
-        <w:rPr>
-          <w:b w:val="0"/>
-        </w:rPr>
-        <w:t>Whole minutes below 0: Invalid; 0: Empty; 1–10: Short; above 10: Long.</w:t>
-      </w:r>
-    </w:p>
-    <w:p>
-      <w:pPr>
-        <w:pStyle w:val="Heading3"/>
-      </w:pPr>
-      <w:r>
-        <w:t>Supplied facts</w:t>
-      </w:r>
-    </w:p>
-    <w:p>
-      <w:pPr>
-        <w:spacing w:line="336" w:lineRule="auto" w:after="180"/>
-        <w:shd w:fill="F1F6FC"/>
-      </w:pPr>
-      <w:r>
-        <w:rPr>
-          <w:b/>
-        </w:rPr>
-        <w:t>Order</w:t>
-      </w:r>
-      <w:r>
-        <w:rPr>
-          <w:b w:val="0"/>
-        </w:rPr>
-        <w:t xml:space="preserve"> checks as minutes&lt;0, minutes==0, minutes&lt;=10, otherwise. Print the assigned label once.</w:t>
-      </w:r>
-    </w:p>
     <w:p>
       <w:r>
         <w:drawing>
           <wp:inline xmlns:a="http://schemas.openxmlformats.org/drawingml/2006/main" xmlns:pic="http://schemas.openxmlformats.org/drawingml/2006/picture">
-            <wp:extent cx="5381271" cy="5943599"/>
-            <wp:docPr id="1" name="Picture 1" descr="Branching Logic. Negative check: −1 takes Invalid and skips later branches.. Zero check: 0 takes Empty, not Short.. Inclusive short range: 1 and 10 take Short.. Remaining inputs: 11 takes Long; only the selected branch assigns the label."/>
+            <wp:extent cx="5486400" cy="2834640"/>
+            <wp:docPr id="1" name="Picture 1" descr="One chain chooses one label. -1 | Below zero is True | Invalid. 12 | Below zero False; &lt;= 12 True | Short. 13 | Both checks False | Long"/>
             <wp:cNvGraphicFramePr>
               <a:graphicFrameLocks noChangeAspect="1"/>
             </wp:cNvGraphicFramePr>
@@ -1978,7 +1329,7 @@
               <a:graphicData uri="http://schemas.openxmlformats.org/drawingml/2006/picture">
                 <pic:pic>
                   <pic:nvPicPr>
-                    <pic:cNvPr id="0" name="academy-visual-ai-2-3.png"/>
+                    <pic:cNvPr id="0" name="academy-story-ai-2-3-03.png"/>
                     <pic:cNvPicPr/>
                   </pic:nvPicPr>
                   <pic:blipFill>
@@ -1990,7 +1341,137 @@
                   <pic:spPr>
                     <a:xfrm>
                       <a:off x="0" y="0"/>
-                      <a:ext cx="5381271" cy="5943599"/>
+                      <a:ext cx="5486400" cy="2834640"/>
+                    </a:xfrm>
+                    <a:prstGeom prst="rect"/>
+                  </pic:spPr>
+                </pic:pic>
+              </a:graphicData>
+            </a:graphic>
+          </wp:inline>
+        </w:drawing>
+      </w:r>
+    </w:p>
+    <w:p>
+      <w:pPr>
+        <w:pStyle w:val="Heading2"/>
+      </w:pPr>
+      <w:r>
+        <w:t>Introduce the separate reading-time rule</w:t>
+      </w:r>
+    </w:p>
+    <w:p>
+      <w:pPr>
+        <w:spacing w:line="336" w:lineRule="auto" w:after="180"/>
+      </w:pPr>
+      <w:r>
+        <w:rPr>
+          <w:b w:val="0"/>
+        </w:rPr>
+        <w:t>A fictional reading-time labeler uses one Python if/el</w:t>
+      </w:r>
+      <w:r>
+        <w:rPr>
+          <w:b/>
+        </w:rPr>
+        <w:t>if/else</w:t>
+      </w:r>
+      <w:r>
+        <w:rPr>
+          <w:b w:val="0"/>
+        </w:rPr>
+        <w:t xml:space="preserve"> chain.</w:t>
+      </w:r>
+    </w:p>
+    <w:p>
+      <w:pPr>
+        <w:spacing w:line="336" w:lineRule="auto" w:after="180"/>
+      </w:pPr>
+      <w:r>
+        <w:rPr>
+          <w:b w:val="0"/>
+        </w:rPr>
+        <w:t>Whole minutes below 0: Invalid; 0: Empty; 1–10: Short; above 10: Long.</w:t>
+      </w:r>
+    </w:p>
+    <w:p>
+      <w:pPr>
+        <w:spacing w:line="336" w:lineRule="auto" w:after="180"/>
+      </w:pPr>
+      <w:r>
+        <w:rPr>
+          <w:b/>
+        </w:rPr>
+        <w:t>Order</w:t>
+      </w:r>
+      <w:r>
+        <w:rPr>
+          <w:b w:val="0"/>
+        </w:rPr>
+        <w:t xml:space="preserve"> checks as minutes&lt;0, minutes==0, minutes&lt;=10, otherwise. Print the assigned label once.</w:t>
+      </w:r>
+    </w:p>
+    <w:p>
+      <w:r>
+        <w:rPr>
+          <w:rFonts w:ascii="Courier New" w:hAnsi="Courier New"/>
+          <w:sz w:val="18"/>
+        </w:rPr>
+        <w:t>minutes = 0</w:t>
+        <w:br/>
+        <w:t>if minutes &lt; 0:</w:t>
+        <w:br/>
+        <w:t xml:space="preserve">    label = "Invalid"</w:t>
+        <w:br/>
+        <w:t>elif minutes == 0:</w:t>
+        <w:br/>
+        <w:t xml:space="preserve">    label = "Empty"</w:t>
+        <w:br/>
+        <w:t>elif minutes &lt;= 10:</w:t>
+        <w:br/>
+        <w:t xml:space="preserve">    label = "Short"</w:t>
+        <w:br/>
+        <w:t>else:</w:t>
+        <w:br/>
+        <w:t xml:space="preserve">    label = "Long"</w:t>
+        <w:br/>
+        <w:t>print(label)</w:t>
+      </w:r>
+    </w:p>
+    <w:p>
+      <w:pPr>
+        <w:pStyle w:val="Heading2"/>
+      </w:pPr>
+      <w:r>
+        <w:t>Trace branch precedence and category coverage</w:t>
+      </w:r>
+    </w:p>
+    <w:p>
+      <w:r>
+        <w:drawing>
+          <wp:inline xmlns:a="http://schemas.openxmlformats.org/drawingml/2006/main" xmlns:pic="http://schemas.openxmlformats.org/drawingml/2006/picture">
+            <wp:extent cx="5486400" cy="4005072"/>
+            <wp:docPr id="2" name="Picture 2" descr="Negative check: −1 takes Invalid and skips later branches. → Zero check: 0 takes Empty, not Short. → Inclusive short range: 1 and 10 take Short. → Remaining inputs: 11 takes Long; only the selected branch assigns the label."/>
+            <wp:cNvGraphicFramePr>
+              <a:graphicFrameLocks noChangeAspect="1"/>
+            </wp:cNvGraphicFramePr>
+            <a:graphic>
+              <a:graphicData uri="http://schemas.openxmlformats.org/drawingml/2006/picture">
+                <pic:pic>
+                  <pic:nvPicPr>
+                    <pic:cNvPr id="0" name="academy-story-ai-2-3-02.png"/>
+                    <pic:cNvPicPr/>
+                  </pic:nvPicPr>
+                  <pic:blipFill>
+                    <a:blip r:embed="rId10"/>
+                    <a:stretch>
+                      <a:fillRect/>
+                    </a:stretch>
+                  </pic:blipFill>
+                  <pic:spPr>
+                    <a:xfrm>
+                      <a:off x="0" y="0"/>
+                      <a:ext cx="5486400" cy="4005072"/>
                     </a:xfrm>
                     <a:prstGeom prst="rect"/>
                   </pic:spPr>
@@ -2140,9 +1621,878 @@
     </w:p>
     <w:p>
       <w:pPr>
+        <w:spacing w:line="336" w:lineRule="auto" w:after="180"/>
+      </w:pPr>
+      <w:r>
+        <w:rPr>
+          <w:b w:val="0"/>
+        </w:rPr>
+        <w:t xml:space="preserve">The third comparison alone would include negative values and zero, but earlier </w:t>
+      </w:r>
+      <w:r>
+        <w:rPr>
+          <w:b/>
+        </w:rPr>
+        <w:t>branch</w:t>
+      </w:r>
+      <w:r>
+        <w:rPr>
+          <w:b w:val="0"/>
+        </w:rPr>
+        <w:t xml:space="preserve">es already handle them. An elif chain selects its first true </w:t>
+      </w:r>
+      <w:r>
+        <w:rPr>
+          <w:b/>
+        </w:rPr>
+        <w:t>branch</w:t>
+      </w:r>
+      <w:r>
+        <w:rPr>
+          <w:b w:val="0"/>
+        </w:rPr>
+        <w:t>.</w:t>
+      </w:r>
+    </w:p>
+    <w:p>
+      <w:pPr>
+        <w:spacing w:line="336" w:lineRule="auto" w:after="180"/>
+      </w:pPr>
+      <w:r>
+        <w:rPr>
+          <w:b w:val="0"/>
+        </w:rPr>
+        <w:t xml:space="preserve">Multiple independent if statements would have different behavior and could overwrite an earlier label. </w:t>
+      </w:r>
+      <w:r>
+        <w:rPr>
+          <w:b/>
+        </w:rPr>
+        <w:t>Boundary</w:t>
+      </w:r>
+      <w:r>
+        <w:rPr>
+          <w:b w:val="0"/>
+        </w:rPr>
+        <w:t xml:space="preserve"> traces show why </w:t>
+      </w:r>
+      <w:r>
+        <w:rPr>
+          <w:b/>
+        </w:rPr>
+        <w:t>order</w:t>
+      </w:r>
+      <w:r>
+        <w:rPr>
+          <w:b w:val="0"/>
+        </w:rPr>
+        <w:t xml:space="preserve"> belongs to the specification.</w:t>
+      </w:r>
+    </w:p>
+    <w:p>
+      <w:pPr>
+        <w:pStyle w:val="Heading2"/>
+      </w:pPr>
+      <w:r>
+        <w:t>Keep the input-type limit explicit</w:t>
+      </w:r>
+    </w:p>
+    <w:p>
+      <w:pPr>
+        <w:spacing w:line="336" w:lineRule="auto" w:after="180"/>
+      </w:pPr>
+      <w:r>
+        <w:rPr>
+          <w:b w:val="0"/>
+        </w:rPr>
+        <w:t xml:space="preserve">The example assumes whole numeric minutes; strings, missing values and fractional values need a separate declared </w:t>
+      </w:r>
+      <w:r>
+        <w:rPr>
+          <w:b/>
+        </w:rPr>
+        <w:t>input</w:t>
+      </w:r>
+      <w:r>
+        <w:rPr>
+          <w:b w:val="0"/>
+        </w:rPr>
+        <w:t xml:space="preserve"> contract.</w:t>
+      </w:r>
+    </w:p>
+    <w:p>
+      <w:pPr>
+        <w:pStyle w:val="Heading2"/>
+      </w:pPr>
+      <w:r>
+        <w:t>Move the broad condition first</w:t>
+      </w:r>
+    </w:p>
+    <w:p>
+      <w:pPr>
+        <w:spacing w:line="336" w:lineRule="auto" w:after="180"/>
+      </w:pPr>
+      <w:r>
+        <w:rPr>
+          <w:b w:val="0"/>
+        </w:rPr>
+        <w:t xml:space="preserve">Change: Move minutes&lt;=10 to the first </w:t>
+      </w:r>
+      <w:r>
+        <w:rPr>
+          <w:b/>
+        </w:rPr>
+        <w:t>branch</w:t>
+      </w:r>
+      <w:r>
+        <w:rPr>
+          <w:b w:val="0"/>
+        </w:rPr>
+        <w:t>.</w:t>
+      </w:r>
+    </w:p>
+    <w:p>
+      <w:pPr>
+        <w:spacing w:line="336" w:lineRule="auto" w:after="180"/>
+      </w:pPr>
+      <w:r>
+        <w:rPr>
+          <w:b/>
+        </w:rPr>
+        <w:t>Prediction</w:t>
+      </w:r>
+      <w:r>
+        <w:rPr>
+          <w:b w:val="0"/>
+        </w:rPr>
+        <w:t>: −1 and 0 wrongly receive Short.</w:t>
+      </w:r>
+    </w:p>
+    <w:p>
+      <w:pPr>
+        <w:spacing w:line="336" w:lineRule="auto" w:after="180"/>
+      </w:pPr>
+      <w:r>
+        <w:rPr>
+          <w:b w:val="0"/>
+        </w:rPr>
+        <w:t>Reason: Both satisfy the earlier comparison before their intended checks are reached.</w:t>
+      </w:r>
+    </w:p>
+    <w:p>
+      <w:pPr>
+        <w:pStyle w:val="Heading2"/>
+      </w:pPr>
+      <w:r>
+        <w:t>Use pictures to elicit deciding evidence</w:t>
+      </w:r>
+    </w:p>
+    <w:p>
+      <w:pPr>
+        <w:spacing w:line="336" w:lineRule="auto" w:after="180"/>
+      </w:pPr>
+      <w:r>
+        <w:rPr>
+          <w:b w:val="0"/>
+        </w:rPr>
+        <w:t>Use the diagram and verbal explanation together. Ask learners to match a sentence to a specific visual step; do not assign learners fixed visual or auditory learning styles.</w:t>
+      </w:r>
+    </w:p>
+    <w:p>
+      <w:pPr>
+        <w:spacing w:line="336" w:lineRule="auto" w:after="180"/>
+      </w:pPr>
+      <w:r>
+        <w:rPr>
+          <w:b w:val="0"/>
+        </w:rPr>
+        <w:t xml:space="preserve">Cover the result. Ask learners to name the </w:t>
+      </w:r>
+      <w:r>
+        <w:rPr>
+          <w:b/>
+        </w:rPr>
+        <w:t>input</w:t>
+      </w:r>
+      <w:r>
+        <w:rPr>
+          <w:b w:val="0"/>
+        </w:rPr>
+        <w:t xml:space="preserve">s and predict the next step. Uncover one step, connect the icon to the actual procedure, and explain its </w:t>
+      </w:r>
+      <w:r>
+        <w:rPr>
+          <w:b/>
+        </w:rPr>
+        <w:t>evidence</w:t>
+      </w:r>
+      <w:r>
+        <w:rPr>
+          <w:b w:val="0"/>
+        </w:rPr>
+        <w:t xml:space="preserve">. Then change the supplied </w:t>
+      </w:r>
+      <w:r>
+        <w:rPr>
+          <w:b/>
+        </w:rPr>
+        <w:t>condition</w:t>
+      </w:r>
+      <w:r>
+        <w:rPr>
+          <w:b w:val="0"/>
+        </w:rPr>
+        <w:t xml:space="preserve"> and compare.</w:t>
+      </w:r>
+    </w:p>
+    <w:p>
+      <w:pPr>
+        <w:spacing w:line="336" w:lineRule="auto" w:after="180"/>
+      </w:pPr>
+      <w:r>
+        <w:rPr>
+          <w:b w:val="0"/>
+        </w:rPr>
+        <w:t>The picture is a representation; it does not document execution of a real AI model.</w:t>
+      </w:r>
+    </w:p>
+    <w:p>
+      <w:pPr>
+        <w:pStyle w:val="Heading2"/>
+      </w:pPr>
+      <w:r>
+        <w:t>Earlier wording, alternatives and picture transcripts · reference / check after trying</w:t>
+      </w:r>
+    </w:p>
+    <w:p>
+      <w:pPr>
+        <w:spacing w:line="336" w:lineRule="auto" w:after="180"/>
+      </w:pPr>
+      <w:r>
+        <w:rPr>
+          <w:b w:val="0"/>
+        </w:rPr>
+        <w:t>Explain the mechanism</w:t>
+      </w:r>
+    </w:p>
+    <w:p>
+      <w:pPr>
+        <w:spacing w:line="336" w:lineRule="auto" w:after="180"/>
+      </w:pPr>
+      <w:r>
+        <w:rPr>
+          <w:b/>
+        </w:rPr>
+        <w:t>Input</w:t>
+      </w:r>
+      <w:r>
+        <w:rPr>
+          <w:b w:val="0"/>
+        </w:rPr>
+        <w:t xml:space="preserve"> → </w:t>
+      </w:r>
+      <w:r>
+        <w:rPr>
+          <w:b/>
+        </w:rPr>
+        <w:t>Process</w:t>
+      </w:r>
+      <w:r>
+        <w:rPr>
+          <w:b w:val="0"/>
+        </w:rPr>
+        <w:t xml:space="preserve"> → </w:t>
+      </w:r>
+      <w:r>
+        <w:rPr>
+          <w:b/>
+        </w:rPr>
+        <w:t>Output</w:t>
+      </w:r>
+    </w:p>
+    <w:p>
+      <w:pPr>
+        <w:spacing w:line="336" w:lineRule="auto" w:after="180"/>
+      </w:pPr>
+      <w:r>
+        <w:rPr>
+          <w:b w:val="0"/>
+        </w:rPr>
+        <w:t>Trace the information. At each stage, ask what changed and how you could test it.</w:t>
+      </w:r>
+    </w:p>
+    <w:p>
+      <w:pPr>
+        <w:spacing w:line="336" w:lineRule="auto" w:after="180"/>
+      </w:pPr>
+      <w:r>
+        <w:rPr>
+          <w:b w:val="0"/>
+        </w:rPr>
+        <w:t>Which stage could fail even when the other two are correct? Explain:</w:t>
+      </w:r>
+    </w:p>
+    <w:p>
+      <w:pPr>
+        <w:spacing w:line="336" w:lineRule="auto" w:after="180"/>
+      </w:pPr>
+      <w:r>
+        <w:rPr>
+          <w:b w:val="0"/>
+        </w:rPr>
+        <w:t xml:space="preserve">Predict first. Then check each step. A correct answer without visible reasoning is incomplete </w:t>
+      </w:r>
+      <w:r>
+        <w:rPr>
+          <w:b/>
+        </w:rPr>
+        <w:t>evidence</w:t>
+      </w:r>
+      <w:r>
+        <w:rPr>
+          <w:b w:val="0"/>
+        </w:rPr>
+        <w:t>.</w:t>
+      </w:r>
+    </w:p>
+    <w:p>
+      <w:pPr>
+        <w:spacing w:line="336" w:lineRule="auto" w:after="180"/>
+      </w:pPr>
+      <w:r>
+        <w:rPr>
+          <w:b w:val="0"/>
+        </w:rPr>
+        <w:t>1. IF pet is hungry → feed.</w:t>
+      </w:r>
+    </w:p>
+    <w:p>
+      <w:pPr>
+        <w:spacing w:line="336" w:lineRule="auto" w:after="180"/>
+      </w:pPr>
+      <w:r>
+        <w:rPr>
+          <w:b w:val="0"/>
+        </w:rPr>
+        <w:t>2. ELSE IF pet needs exercise → walk or play.</w:t>
+      </w:r>
+    </w:p>
+    <w:p>
+      <w:pPr>
+        <w:spacing w:line="336" w:lineRule="auto" w:after="180"/>
+      </w:pPr>
+      <w:r>
+        <w:rPr>
+          <w:b w:val="0"/>
+        </w:rPr>
+        <w:t>3. ELSE → provide a quiet rest space.</w:t>
+      </w:r>
+    </w:p>
+    <w:p>
+      <w:pPr>
+        <w:spacing w:line="336" w:lineRule="auto" w:after="180"/>
+      </w:pPr>
+      <w:r>
+        <w:rPr>
+          <w:b w:val="0"/>
+        </w:rPr>
+        <w:t xml:space="preserve">4. </w:t>
+      </w:r>
+      <w:r>
+        <w:rPr>
+          <w:b/>
+        </w:rPr>
+        <w:t>Boundary</w:t>
+      </w:r>
+      <w:r>
+        <w:rPr>
+          <w:b w:val="0"/>
+        </w:rPr>
+        <w:t xml:space="preserve"> test: what if hungry and needs exercise? The first true </w:t>
+      </w:r>
+      <w:r>
+        <w:rPr>
+          <w:b/>
+        </w:rPr>
+        <w:t>branch</w:t>
+      </w:r>
+      <w:r>
+        <w:rPr>
+          <w:b w:val="0"/>
+        </w:rPr>
+        <w:t xml:space="preserve"> wins.</w:t>
+      </w:r>
+    </w:p>
+    <w:p>
+      <w:pPr>
+        <w:spacing w:line="336" w:lineRule="auto" w:after="180"/>
+      </w:pPr>
+      <w:r>
+        <w:rPr>
+          <w:b w:val="0"/>
+        </w:rPr>
+        <w:t>Recalculate, retrace, or restate the reasoning in your own representation:</w:t>
+      </w:r>
+    </w:p>
+    <w:p>
+      <w:pPr>
+        <w:spacing w:line="336" w:lineRule="auto" w:after="180"/>
+      </w:pPr>
+      <w:r>
+        <w:rPr>
+          <w:b w:val="0"/>
+        </w:rPr>
+        <w:t xml:space="preserve">CHECK Did the </w:t>
+      </w:r>
+      <w:r>
+        <w:rPr>
+          <w:b/>
+        </w:rPr>
+        <w:t>evidence</w:t>
+      </w:r>
+      <w:r>
+        <w:rPr>
+          <w:b w:val="0"/>
+        </w:rPr>
+        <w:t xml:space="preserve"> answer the exact question? Did the total, path, or source record stay consistent?</w:t>
+      </w:r>
+    </w:p>
+    <w:p>
+      <w:pPr>
         <w:pStyle w:val="Heading3"/>
       </w:pPr>
       <w:r>
+        <w:t>Concrete teaching case</w:t>
+      </w:r>
+    </w:p>
+    <w:p>
+      <w:pPr>
+        <w:spacing w:line="336" w:lineRule="auto" w:after="180"/>
+      </w:pPr>
+      <w:r>
+        <w:rPr>
+          <w:b w:val="0"/>
+        </w:rPr>
+        <w:t>If pages&lt;100 choose Short; otherwise if pages&lt;=200 choose Medium; otherwise Long.</w:t>
+      </w:r>
+    </w:p>
+    <w:p>
+      <w:pPr>
+        <w:spacing w:line="336" w:lineRule="auto" w:after="180"/>
+      </w:pPr>
+      <w:r>
+        <w:rPr>
+          <w:b w:val="0"/>
+        </w:rPr>
+        <w:t>Classify 99,100,200,201 pages.</w:t>
+      </w:r>
+    </w:p>
+    <w:p>
+      <w:pPr>
+        <w:pStyle w:val="Heading3"/>
+      </w:pPr>
+      <w:r>
+        <w:t>Exact explanation to model</w:t>
+      </w:r>
+    </w:p>
+    <w:p>
+      <w:pPr>
+        <w:spacing w:line="336" w:lineRule="auto" w:after="180"/>
+      </w:pPr>
+      <w:r>
+        <w:rPr>
+          <w:b w:val="0"/>
+        </w:rPr>
+        <w:t xml:space="preserve">Short, Medium, Medium, Long. Strict and inclusive boundaries and </w:t>
+      </w:r>
+      <w:r>
+        <w:rPr>
+          <w:b/>
+        </w:rPr>
+        <w:t>branch</w:t>
+      </w:r>
+      <w:r>
+        <w:rPr>
+          <w:b w:val="0"/>
+        </w:rPr>
+        <w:t xml:space="preserve"> </w:t>
+      </w:r>
+      <w:r>
+        <w:rPr>
+          <w:b/>
+        </w:rPr>
+        <w:t>order</w:t>
+      </w:r>
+      <w:r>
+        <w:rPr>
+          <w:b w:val="0"/>
+        </w:rPr>
+        <w:t xml:space="preserve"> matter.</w:t>
+      </w:r>
+    </w:p>
+    <w:p>
+      <w:pPr>
+        <w:pStyle w:val="Heading3"/>
+      </w:pPr>
+      <w:r>
+        <w:t>Explain the added worked example</w:t>
+      </w:r>
+    </w:p>
+    <w:p>
+      <w:pPr>
+        <w:pStyle w:val="Heading3"/>
+      </w:pPr>
+      <w:r>
+        <w:t>Key terms</w:t>
+      </w:r>
+    </w:p>
+    <w:tbl>
+      <w:tblPr>
+        <w:tblStyle w:val="LightShading-Accent1"/>
+        <w:tblW w:type="auto" w:w="0"/>
+        <w:tblLook w:firstColumn="1" w:firstRow="1" w:lastColumn="0" w:lastRow="0" w:noHBand="0" w:noVBand="1" w:val="04A0"/>
+      </w:tblPr>
+      <w:tblGrid>
+        <w:gridCol w:w="5112"/>
+        <w:gridCol w:w="5112"/>
+      </w:tblGrid>
+      <w:tr>
+        <w:trPr>
+          <w:tblHeader/>
+        </w:trPr>
+        <w:tc>
+          <w:tcPr>
+            <w:tcW w:type="dxa" w:w="5112"/>
+          </w:tcPr>
+          <w:p>
+            <w:r>
+              <w:t>Term</w:t>
+            </w:r>
+          </w:p>
+        </w:tc>
+        <w:tc>
+          <w:tcPr>
+            <w:tcW w:type="dxa" w:w="5112"/>
+          </w:tcPr>
+          <w:p>
+            <w:r>
+              <w:t>Meaning</w:t>
+            </w:r>
+          </w:p>
+        </w:tc>
+      </w:tr>
+      <w:tr>
+        <w:tc>
+          <w:tcPr>
+            <w:tcW w:type="dxa" w:w="5112"/>
+          </w:tcPr>
+          <w:p>
+            <w:r>
+              <w:t>Branch</w:t>
+            </w:r>
+          </w:p>
+        </w:tc>
+        <w:tc>
+          <w:tcPr>
+            <w:tcW w:type="dxa" w:w="5112"/>
+          </w:tcPr>
+          <w:p>
+            <w:r>
+              <w:t>A possible path through a program</w:t>
+            </w:r>
+          </w:p>
+        </w:tc>
+      </w:tr>
+      <w:tr>
+        <w:tc>
+          <w:tcPr>
+            <w:tcW w:type="dxa" w:w="5112"/>
+          </w:tcPr>
+          <w:p>
+            <w:r>
+              <w:t>Condition</w:t>
+            </w:r>
+          </w:p>
+        </w:tc>
+        <w:tc>
+          <w:tcPr>
+            <w:tcW w:type="dxa" w:w="5112"/>
+          </w:tcPr>
+          <w:p>
+            <w:r>
+              <w:t>An expression used to decide which path to take</w:t>
+            </w:r>
+          </w:p>
+        </w:tc>
+      </w:tr>
+      <w:tr>
+        <w:tc>
+          <w:tcPr>
+            <w:tcW w:type="dxa" w:w="5112"/>
+          </w:tcPr>
+          <w:p>
+            <w:r>
+              <w:t>Indentation</w:t>
+            </w:r>
+          </w:p>
+        </w:tc>
+        <w:tc>
+          <w:tcPr>
+            <w:tcW w:type="dxa" w:w="5112"/>
+          </w:tcPr>
+          <w:p>
+            <w:r>
+              <w:t>Leading spaces that identify a Python code block</w:t>
+            </w:r>
+          </w:p>
+        </w:tc>
+      </w:tr>
+      <w:tr>
+        <w:tc>
+          <w:tcPr>
+            <w:tcW w:type="dxa" w:w="5112"/>
+          </w:tcPr>
+          <w:p>
+            <w:r>
+              <w:t>Boundary</w:t>
+            </w:r>
+          </w:p>
+        </w:tc>
+        <w:tc>
+          <w:tcPr>
+            <w:tcW w:type="dxa" w:w="5112"/>
+          </w:tcPr>
+          <w:p>
+            <w:r>
+              <w:t>A value where a classification may change</w:t>
+            </w:r>
+          </w:p>
+        </w:tc>
+      </w:tr>
+      <w:tr>
+        <w:tc>
+          <w:tcPr>
+            <w:tcW w:type="dxa" w:w="5112"/>
+          </w:tcPr>
+          <w:p>
+            <w:r>
+              <w:t>Regression check</w:t>
+            </w:r>
+          </w:p>
+        </w:tc>
+        <w:tc>
+          <w:tcPr>
+            <w:tcW w:type="dxa" w:w="5112"/>
+          </w:tcPr>
+          <w:p>
+            <w:r>
+              <w:t>A previous test rerun after an edit to detect a new failure</w:t>
+            </w:r>
+          </w:p>
+        </w:tc>
+      </w:tr>
+    </w:tbl>
+    <w:p>
+      <w:pPr>
+        <w:pStyle w:val="Heading3"/>
+      </w:pPr>
+      <w:r>
+        <w:t>Model the reasoning aloud</w:t>
+      </w:r>
+    </w:p>
+    <w:p>
+      <w:pPr>
+        <w:spacing w:line="336" w:lineRule="auto" w:after="180"/>
+      </w:pPr>
+      <w:r>
+        <w:rPr>
+          <w:b w:val="0"/>
+        </w:rPr>
+        <w:t xml:space="preserve">Use the complete worked example below before asking learners to complete W2. Reveal a small part, invite a </w:t>
+      </w:r>
+      <w:r>
+        <w:rPr>
+          <w:b/>
+        </w:rPr>
+        <w:t>prediction</w:t>
+      </w:r>
+      <w:r>
+        <w:rPr>
+          <w:b w:val="0"/>
+        </w:rPr>
+        <w:t>, then explain the deciding step.</w:t>
+      </w:r>
+    </w:p>
+    <w:p>
+      <w:pPr>
+        <w:spacing w:line="336" w:lineRule="auto" w:after="180"/>
+      </w:pPr>
+      <w:r>
+        <w:rPr>
+          <w:b w:val="0"/>
+        </w:rPr>
+        <w:t>These teacher notes contain solutions; do not reveal the independent case answer during modelling.</w:t>
+      </w:r>
+    </w:p>
+    <w:tbl>
+      <w:tblPr>
+        <w:tblStyle w:val="LightShading-Accent1"/>
+        <w:tblW w:type="auto" w:w="0"/>
+        <w:tblLook w:firstColumn="1" w:firstRow="1" w:lastColumn="0" w:lastRow="0" w:noHBand="0" w:noVBand="1" w:val="04A0"/>
+      </w:tblPr>
+      <w:tblGrid>
+        <w:gridCol w:w="5112"/>
+        <w:gridCol w:w="5112"/>
+      </w:tblGrid>
+      <w:tr>
+        <w:trPr>
+          <w:tblHeader/>
+        </w:trPr>
+        <w:tc>
+          <w:tcPr>
+            <w:tcW w:type="dxa" w:w="5112"/>
+          </w:tcPr>
+          <w:p>
+            <w:r>
+              <w:t>Thinking move</w:t>
+            </w:r>
+          </w:p>
+        </w:tc>
+        <w:tc>
+          <w:tcPr>
+            <w:tcW w:type="dxa" w:w="5112"/>
+          </w:tcPr>
+          <w:p>
+            <w:r>
+              <w:t>Teacher prompt</w:t>
+            </w:r>
+          </w:p>
+        </w:tc>
+      </w:tr>
+      <w:tr>
+        <w:tc>
+          <w:tcPr>
+            <w:tcW w:type="dxa" w:w="5112"/>
+          </w:tcPr>
+          <w:p>
+            <w:r>
+              <w:t>Plan</w:t>
+            </w:r>
+          </w:p>
+        </w:tc>
+        <w:tc>
+          <w:tcPr>
+            <w:tcW w:type="dxa" w:w="5112"/>
+          </w:tcPr>
+          <w:p>
+            <w:r>
+              <w:t>What is given? What is the question? Which procedure fits these facts?</w:t>
+            </w:r>
+          </w:p>
+        </w:tc>
+      </w:tr>
+      <w:tr>
+        <w:tc>
+          <w:tcPr>
+            <w:tcW w:type="dxa" w:w="5112"/>
+          </w:tcPr>
+          <w:p>
+            <w:r>
+              <w:t>Do</w:t>
+            </w:r>
+          </w:p>
+        </w:tc>
+        <w:tc>
+          <w:tcPr>
+            <w:tcW w:type="dxa" w:w="5112"/>
+          </w:tcPr>
+          <w:p>
+            <w:r>
+              <w:t>Point to each input and intermediate step in the worked trace. Name the rule that allows the next step.</w:t>
+            </w:r>
+          </w:p>
+        </w:tc>
+      </w:tr>
+      <w:tr>
+        <w:tc>
+          <w:tcPr>
+            <w:tcW w:type="dxa" w:w="5112"/>
+          </w:tcPr>
+          <w:p>
+            <w:r>
+              <w:t>Check</w:t>
+            </w:r>
+          </w:p>
+        </w:tc>
+        <w:tc>
+          <w:tcPr>
+            <w:tcW w:type="dxa" w:w="5112"/>
+          </w:tcPr>
+          <w:p>
+            <w:r>
+              <w:t>Does the output answer the question? Which assumption or limitation prevents a larger claim?</w:t>
+            </w:r>
+          </w:p>
+        </w:tc>
+      </w:tr>
+    </w:tbl>
+    <w:p>
+      <w:pPr>
+        <w:pStyle w:val="Heading3"/>
+      </w:pPr>
+      <w:r>
+        <w:t>A pictorial worked case: Branching Logic</w:t>
+      </w:r>
+    </w:p>
+    <w:p>
+      <w:pPr>
+        <w:pStyle w:val="Heading3"/>
+      </w:pPr>
+      <w:r>
+        <w:t>The facts we will use</w:t>
+      </w:r>
+    </w:p>
+    <w:p>
+      <w:r>
+        <w:drawing>
+          <wp:inline xmlns:a="http://schemas.openxmlformats.org/drawingml/2006/main" xmlns:pic="http://schemas.openxmlformats.org/drawingml/2006/picture">
+            <wp:extent cx="5381271" cy="5943599"/>
+            <wp:docPr id="3" name="Picture 3" descr="Branching Logic. Negative check: −1 takes Invalid and skips later branches.. Zero check: 0 takes Empty, not Short.. Inclusive short range: 1 and 10 take Short.. Remaining inputs: 11 takes Long; only the selected branch assigns the label."/>
+            <wp:cNvGraphicFramePr>
+              <a:graphicFrameLocks noChangeAspect="1"/>
+            </wp:cNvGraphicFramePr>
+            <a:graphic>
+              <a:graphicData uri="http://schemas.openxmlformats.org/drawingml/2006/picture">
+                <pic:pic>
+                  <pic:nvPicPr>
+                    <pic:cNvPr id="0" name="academy-visual-ai-2-3.png"/>
+                    <pic:cNvPicPr/>
+                  </pic:nvPicPr>
+                  <pic:blipFill>
+                    <a:blip r:embed="rId11"/>
+                    <a:stretch>
+                      <a:fillRect/>
+                    </a:stretch>
+                  </pic:blipFill>
+                  <pic:spPr>
+                    <a:xfrm>
+                      <a:off x="0" y="0"/>
+                      <a:ext cx="5381271" cy="5943599"/>
+                    </a:xfrm>
+                    <a:prstGeom prst="rect"/>
+                  </pic:spPr>
+                </pic:pic>
+              </a:graphicData>
+            </a:graphic>
+          </wp:inline>
+        </w:drawing>
+      </w:r>
+    </w:p>
+    <w:p>
+      <w:pPr>
+        <w:pStyle w:val="Heading3"/>
+      </w:pPr>
+      <w:r>
         <w:t>Why this result follows</w:t>
       </w:r>
     </w:p>
@@ -2151,522 +2501,501 @@
         <w:pStyle w:val="Heading3"/>
       </w:pPr>
       <w:r>
-        <w:t>Why the result follows</w:t>
+        <w:t>What this example does not establish</w:t>
+      </w:r>
+    </w:p>
+    <w:p>
+      <w:pPr>
+        <w:pStyle w:val="Heading3"/>
+      </w:pPr>
+      <w:r>
+        <w:t>Change one thing in the pictured case</w:t>
+      </w:r>
+    </w:p>
+    <w:p>
+      <w:pPr>
+        <w:pStyle w:val="Heading3"/>
+      </w:pPr>
+      <w:r>
+        <w:t>Ask while showing the picture</w:t>
+      </w:r>
+    </w:p>
+    <w:p>
+      <w:pPr>
+        <w:pStyle w:val="Heading1"/>
+      </w:pPr>
+      <w:r>
+        <w:t>03. Guide the reasoning, then remove help</w:t>
+      </w:r>
+    </w:p>
+    <w:p>
+      <w:r>
+        <w:t>Collect a response from each learner before discussing the worked key.</w:t>
+      </w:r>
+    </w:p>
+    <w:p>
+      <w:pPr>
+        <w:pStyle w:val="Heading2"/>
+      </w:pPr>
+      <w:r>
+        <w:t>Prompt before revealing</w:t>
       </w:r>
     </w:p>
     <w:p>
       <w:pPr>
         <w:spacing w:line="336" w:lineRule="auto" w:after="180"/>
-        <w:shd w:fill="F1F6FC"/>
       </w:pPr>
       <w:r>
         <w:rPr>
           <w:b w:val="0"/>
         </w:rPr>
-        <w:t xml:space="preserve">The third comparison alone would include negative values and zero, but earlier </w:t>
+        <w:t xml:space="preserve">Completion task: For -1, 12 and 13, record checked </w:t>
       </w:r>
       <w:r>
         <w:rPr>
           <w:b/>
         </w:rPr>
+        <w:t>condition</w:t>
+      </w:r>
+      <w:r>
+        <w:rPr>
+          <w:b w:val="0"/>
+        </w:rPr>
+        <w:t xml:space="preserve">s, skipped </w:t>
+      </w:r>
+      <w:r>
+        <w:rPr>
+          <w:b/>
+        </w:rPr>
+        <w:t>condition</w:t>
+      </w:r>
+      <w:r>
+        <w:rPr>
+          <w:b w:val="0"/>
+        </w:rPr>
+        <w:t>s and the final label. Run each as a fresh script after predicting.</w:t>
+      </w:r>
+    </w:p>
+    <w:p>
+      <w:pPr>
+        <w:pStyle w:val="Heading2"/>
+      </w:pPr>
+      <w:r>
+        <w:t>Expected reasoning and fading help</w:t>
+      </w:r>
+    </w:p>
+    <w:p>
+      <w:pPr>
+        <w:spacing w:line="336" w:lineRule="auto" w:after="180"/>
+      </w:pPr>
+      <w:r>
+        <w:rPr>
+          <w:b w:val="0"/>
+        </w:rPr>
+        <w:t>Teacher check: -1: first True, second skipped, Invalid. 12: first False, second True, Short. 13: both False, else selected, Long. Retain observed results separately.</w:t>
+      </w:r>
+    </w:p>
+    <w:p>
+      <w:pPr>
+        <w:spacing w:line="336" w:lineRule="auto" w:after="180"/>
+      </w:pPr>
+      <w:r>
+        <w:rPr>
+          <w:b w:val="0"/>
+        </w:rPr>
+        <w:t xml:space="preserve">Start by identifying the given </w:t>
+      </w:r>
+      <w:r>
+        <w:rPr>
+          <w:b/>
+        </w:rPr>
+        <w:t>input</w:t>
+      </w:r>
+      <w:r>
+        <w:rPr>
+          <w:b w:val="0"/>
+        </w:rPr>
+        <w:t>s together. Leave the intermediate steps blank. If needed, model one step, then withdraw that help on the next step. Move to a full trace only when the partial trace is understood.</w:t>
+      </w:r>
+    </w:p>
+    <w:p>
+      <w:pPr>
+        <w:spacing w:line="336" w:lineRule="auto" w:after="180"/>
+      </w:pPr>
+      <w:r>
+        <w:rPr>
+          <w:b w:val="0"/>
+        </w:rPr>
+        <w:t>For partners, alternate explainer and checker; collect a response from every learner before discussion.</w:t>
+      </w:r>
+    </w:p>
+    <w:p>
+      <w:pPr>
+        <w:pStyle w:val="Heading2"/>
+      </w:pPr>
+      <w:r>
+        <w:t>Check the misconception before discussion</w:t>
+      </w:r>
+    </w:p>
+    <w:p>
+      <w:pPr>
+        <w:spacing w:line="336" w:lineRule="auto" w:after="180"/>
+      </w:pPr>
+      <w:r>
+        <w:rPr>
+          <w:b w:val="0"/>
+        </w:rPr>
+        <w:t xml:space="preserve">Use the worked case for </w:t>
+      </w:r>
+      <w:r>
+        <w:rPr>
+          <w:b/>
+        </w:rPr>
+        <w:t>Branch</w:t>
+      </w:r>
+      <w:r>
+        <w:rPr>
+          <w:b w:val="0"/>
+        </w:rPr>
+        <w:t xml:space="preserve">ing and </w:t>
+      </w:r>
+      <w:r>
+        <w:rPr>
+          <w:b/>
+        </w:rPr>
+        <w:t>boundary</w:t>
+      </w:r>
+      <w:r>
+        <w:rPr>
+          <w:b w:val="0"/>
+        </w:rPr>
+        <w:t xml:space="preserve"> tests. Proposed explanation: “Every </w:t>
+      </w:r>
+      <w:r>
+        <w:rPr>
+          <w:b/>
+        </w:rPr>
+        <w:t>condition</w:t>
+      </w:r>
+      <w:r>
+        <w:rPr>
+          <w:b w:val="0"/>
+        </w:rPr>
+        <w:t xml:space="preserve"> in the chain always runs”. Decide whether this explanation is supported.</w:t>
+      </w:r>
+    </w:p>
+    <w:p>
+      <w:pPr>
+        <w:spacing w:line="336" w:lineRule="auto" w:after="180"/>
+      </w:pPr>
+      <w:r>
+        <w:rPr>
+          <w:b w:val="0"/>
+        </w:rPr>
+        <w:t>Point to the step or supplied fact that decides; explain your repair if needed.</w:t>
+      </w:r>
+    </w:p>
+    <w:p>
+      <w:pPr>
+        <w:spacing w:line="336" w:lineRule="auto" w:after="180"/>
+      </w:pPr>
+      <w:r>
+        <w:rPr>
+          <w:b w:val="0"/>
+        </w:rPr>
+        <w:t xml:space="preserve">Expected correction: Once one </w:t>
+      </w:r>
+      <w:r>
+        <w:rPr>
+          <w:b/>
+        </w:rPr>
+        <w:t>condition</w:t>
+      </w:r>
+      <w:r>
+        <w:rPr>
+          <w:b w:val="0"/>
+        </w:rPr>
+        <w:t xml:space="preserve"> succeeds, later alternatives are skipped.</w:t>
+      </w:r>
+    </w:p>
+    <w:p>
+      <w:pPr>
+        <w:spacing w:line="336" w:lineRule="auto" w:after="180"/>
+      </w:pPr>
+      <w:r>
+        <w:rPr>
+          <w:b w:val="0"/>
+        </w:rPr>
+        <w:t>Collect explanations, not only yes/no votes. If a misunderstanding is common, re-model the relevant step for the class.</w:t>
+      </w:r>
+    </w:p>
+    <w:p>
+      <w:pPr>
+        <w:spacing w:line="336" w:lineRule="auto" w:after="180"/>
+      </w:pPr>
+      <w:r>
+        <w:rPr>
+          <w:b w:val="0"/>
+        </w:rPr>
+        <w:t>If it affects a few learners, give a short targeted group explanation while others solve a more demanding variation.</w:t>
+      </w:r>
+    </w:p>
+    <w:p>
+      <w:pPr>
+        <w:pStyle w:val="Heading2"/>
+      </w:pPr>
+      <w:r>
+        <w:t>Use the pictorial check</w:t>
+      </w:r>
+    </w:p>
+    <w:p>
+      <w:pPr>
+        <w:spacing w:line="336" w:lineRule="auto" w:after="180"/>
+      </w:pPr>
+      <w:r>
+        <w:rPr>
+          <w:b w:val="0"/>
+        </w:rPr>
+        <w:t xml:space="preserve">Give expected labels for −1,0,10,11 and identify the equality </w:t>
+      </w:r>
+      <w:r>
+        <w:rPr>
+          <w:b/>
+        </w:rPr>
+        <w:t>boundary</w:t>
+      </w:r>
+      <w:r>
+        <w:rPr>
+          <w:b w:val="0"/>
+        </w:rPr>
+        <w:t xml:space="preserve"> for Short.</w:t>
+      </w:r>
+    </w:p>
+    <w:p>
+      <w:pPr>
+        <w:spacing w:line="336" w:lineRule="auto" w:after="180"/>
+      </w:pPr>
+      <w:r>
+        <w:rPr>
+          <w:b w:val="0"/>
+        </w:rPr>
+        <w:t>Invalid, Empty, Short, Long. Ten is included in Short because the comparison uses &lt;=.</w:t>
+      </w:r>
+    </w:p>
+    <w:p>
+      <w:pPr>
+        <w:spacing w:line="336" w:lineRule="auto" w:after="180"/>
+      </w:pPr>
+      <w:r>
+        <w:rPr>
+          <w:b w:val="0"/>
+        </w:rPr>
+        <w:t>Changed-case reasoning: −1 and 0 wrongly receive Short. Both satisfy the earlier comparison before their intended checks are reached.</w:t>
+      </w:r>
+    </w:p>
+    <w:p>
+      <w:pPr>
+        <w:spacing w:line="336" w:lineRule="auto" w:after="180"/>
+      </w:pPr>
+      <w:r>
+        <w:rPr>
+          <w:b w:val="0"/>
+        </w:rPr>
+        <w:t xml:space="preserve">Collect each learner’s explanation before discussion. Use the first missing connection between </w:t>
+      </w:r>
+      <w:r>
+        <w:rPr>
+          <w:b/>
+        </w:rPr>
+        <w:t>input</w:t>
+      </w:r>
+      <w:r>
+        <w:rPr>
+          <w:b w:val="0"/>
+        </w:rPr>
+        <w:t xml:space="preserve">, deciding step and result to choose support. This question is worked-case practice, not fresh mastery </w:t>
+      </w:r>
+      <w:r>
+        <w:rPr>
+          <w:b/>
+        </w:rPr>
+        <w:t>evidence</w:t>
+      </w:r>
+      <w:r>
+        <w:rPr>
+          <w:b w:val="0"/>
+        </w:rPr>
+        <w:t>.</w:t>
+      </w:r>
+    </w:p>
+    <w:p>
+      <w:pPr>
+        <w:pStyle w:val="Heading2"/>
+      </w:pPr>
+      <w:r>
+        <w:t>Keep each learner explaining</w:t>
+      </w:r>
+    </w:p>
+    <w:p>
+      <w:pPr>
+        <w:pStyle w:val="ListBullet"/>
+      </w:pPr>
+      <w:r>
+        <w:t>Ask: Which facts are given, and which would we have to assume? Learners mark relevant details before discussing answers.</w:t>
+      </w:r>
+    </w:p>
+    <w:p>
+      <w:pPr>
+        <w:pStyle w:val="ListBullet"/>
+      </w:pPr>
+      <w:r>
+        <w:t>Say: Predict first. Show the rule, information path or calculation that would produce the result. A correct guess is not yet an explanation.</w:t>
+      </w:r>
+    </w:p>
+    <w:p>
+      <w:pPr>
+        <w:pStyle w:val="ListBullet"/>
+      </w:pPr>
+      <w:r>
+        <w:t>In pairs, one learner solves while the other checks evidence; exchange roles. Remove the worked answer before independent assessment.</w:t>
+      </w:r>
+    </w:p>
+    <w:p>
+      <w:pPr>
+        <w:pStyle w:val="Heading2"/>
+      </w:pPr>
+      <w:r>
+        <w:t>Earlier wording, alternatives and picture transcripts · reference / check after trying</w:t>
+      </w:r>
+    </w:p>
+    <w:p>
+      <w:pPr>
+        <w:spacing w:line="336" w:lineRule="auto" w:after="180"/>
+      </w:pPr>
+      <w:r>
+        <w:rPr>
+          <w:b w:val="0"/>
+        </w:rPr>
+        <w:t>Demonstrate and guide practice</w:t>
+      </w:r>
+    </w:p>
+    <w:p>
+      <w:pPr>
+        <w:pStyle w:val="Heading3"/>
+      </w:pPr>
+      <w:r>
+        <w:t>Board sequence</w:t>
+      </w:r>
+    </w:p>
+    <w:p>
+      <w:pPr>
+        <w:spacing w:line="336" w:lineRule="auto" w:after="180"/>
+      </w:pPr>
+      <w:r>
+        <w:rPr>
+          <w:b w:val="0"/>
+        </w:rPr>
+        <w:t>Write the given facts: If pages&lt;100 choose Short; otherwise if pages&lt;=200 choose Medium; otherwise Long.</w:t>
+      </w:r>
+    </w:p>
+    <w:p>
+      <w:pPr>
+        <w:spacing w:line="336" w:lineRule="auto" w:after="180"/>
+      </w:pPr>
+      <w:r>
+        <w:rPr>
+          <w:b w:val="0"/>
+        </w:rPr>
+        <w:t>Write the question to explain: Classify 99,100,200,201 pages.</w:t>
+      </w:r>
+    </w:p>
+    <w:p>
+      <w:pPr>
+        <w:spacing w:line="336" w:lineRule="auto" w:after="180"/>
+      </w:pPr>
+      <w:r>
+        <w:rPr>
+          <w:b w:val="0"/>
+        </w:rPr>
+        <w:t xml:space="preserve">Reveal after </w:t>
+      </w:r>
+      <w:r>
+        <w:rPr>
+          <w:b/>
+        </w:rPr>
+        <w:t>prediction</w:t>
+      </w:r>
+      <w:r>
+        <w:rPr>
+          <w:b w:val="0"/>
+        </w:rPr>
+        <w:t xml:space="preserve">s: Short, Medium, Medium, Long. Strict and inclusive boundaries and </w:t>
+      </w:r>
+      <w:r>
+        <w:rPr>
+          <w:b/>
+        </w:rPr>
         <w:t>branch</w:t>
       </w:r>
       <w:r>
         <w:rPr>
           <w:b w:val="0"/>
         </w:rPr>
-        <w:t xml:space="preserve">es already handle them. An elif chain selects its first true </w:t>
+        <w:t xml:space="preserve"> </w:t>
       </w:r>
       <w:r>
         <w:rPr>
           <w:b/>
         </w:rPr>
-        <w:t>branch</w:t>
+        <w:t>order</w:t>
       </w:r>
       <w:r>
         <w:rPr>
           <w:b w:val="0"/>
         </w:rPr>
-        <w:t>.</w:t>
+        <w:t xml:space="preserve"> matter.</w:t>
       </w:r>
     </w:p>
     <w:p>
       <w:pPr>
         <w:spacing w:line="336" w:lineRule="auto" w:after="180"/>
-        <w:shd w:fill="F1F6FC"/>
       </w:pPr>
       <w:r>
         <w:rPr>
           <w:b w:val="0"/>
         </w:rPr>
-        <w:t xml:space="preserve">Multiple independent if statements would have different behavior and could overwrite an earlier label. </w:t>
+        <w:t>Use the earlier changed question as optional later practice. Reserve Build a new sorter independently for the first independent attempt before hints or feedback.</w:t>
+      </w:r>
+    </w:p>
+    <w:p>
+      <w:pPr>
+        <w:pStyle w:val="Heading3"/>
+      </w:pPr>
+      <w:r>
+        <w:t>Classroom dialogue</w:t>
+      </w:r>
+    </w:p>
+    <w:p>
+      <w:pPr>
+        <w:spacing w:line="336" w:lineRule="auto" w:after="180"/>
+      </w:pPr>
+      <w:r>
+        <w:rPr>
+          <w:b w:val="0"/>
+        </w:rPr>
+        <w:t xml:space="preserve">Reveal reasoning one step at a time. Explain why a tempting alternative fails. Write units and denominators for arithmetic, trace </w:t>
       </w:r>
       <w:r>
         <w:rPr>
           <w:b/>
         </w:rPr>
-        <w:t>Boundary</w:t>
+        <w:t>condition</w:t>
       </w:r>
       <w:r>
         <w:rPr>
           <w:b w:val="0"/>
         </w:rPr>
-        <w:t xml:space="preserve"> traces show why </w:t>
-      </w:r>
-      <w:r>
-        <w:rPr>
-          <w:b/>
-        </w:rPr>
-        <w:t>order</w:t>
-      </w:r>
-      <w:r>
-        <w:rPr>
-          <w:b w:val="0"/>
-        </w:rPr>
-        <w:t xml:space="preserve"> belongs to the specification.</w:t>
-      </w:r>
-    </w:p>
-    <w:p>
-      <w:pPr>
-        <w:pStyle w:val="Heading3"/>
-      </w:pPr>
-      <w:r>
-        <w:t>What this example does not establish</w:t>
-      </w:r>
-    </w:p>
-    <w:p>
-      <w:pPr>
-        <w:pStyle w:val="Heading3"/>
-      </w:pPr>
-      <w:r>
-        <w:t>Keep the stated limit</w:t>
-      </w:r>
-    </w:p>
-    <w:p>
-      <w:pPr>
-        <w:spacing w:line="336" w:lineRule="auto" w:after="180"/>
-        <w:shd w:fill="FFF5E6"/>
-      </w:pPr>
-      <w:r>
-        <w:rPr>
-          <w:b w:val="0"/>
-        </w:rPr>
-        <w:t xml:space="preserve">The example assumes whole numeric minutes; strings, missing values and fractional values need a separate declared </w:t>
-      </w:r>
-      <w:r>
-        <w:rPr>
-          <w:b/>
-        </w:rPr>
-        <w:t>input</w:t>
-      </w:r>
-      <w:r>
-        <w:rPr>
-          <w:b w:val="0"/>
-        </w:rPr>
-        <w:t xml:space="preserve"> contract.</w:t>
-      </w:r>
-    </w:p>
-    <w:p>
-      <w:pPr>
-        <w:pStyle w:val="Heading3"/>
-      </w:pPr>
-      <w:r>
-        <w:t>Change one thing in the pictured case</w:t>
-      </w:r>
-    </w:p>
-    <w:p>
-      <w:pPr>
-        <w:pStyle w:val="Heading3"/>
-      </w:pPr>
-      <w:r>
-        <w:t>Change one thing</w:t>
-      </w:r>
-    </w:p>
-    <w:p>
-      <w:pPr>
-        <w:spacing w:line="336" w:lineRule="auto" w:after="180"/>
-        <w:shd w:fill="F5F1FB"/>
-      </w:pPr>
-      <w:r>
-        <w:rPr>
-          <w:b w:val="0"/>
-        </w:rPr>
-        <w:t xml:space="preserve">Change: Move minutes&lt;=10 to the first </w:t>
-      </w:r>
-      <w:r>
-        <w:rPr>
-          <w:b/>
-        </w:rPr>
-        <w:t>branch</w:t>
-      </w:r>
-      <w:r>
-        <w:rPr>
-          <w:b w:val="0"/>
-        </w:rPr>
-        <w:t>.</w:t>
-      </w:r>
-    </w:p>
-    <w:p>
-      <w:pPr>
-        <w:pStyle w:val="Heading3"/>
-      </w:pPr>
-      <w:r>
-        <w:t>Predicted result</w:t>
-      </w:r>
-    </w:p>
-    <w:p>
-      <w:pPr>
-        <w:spacing w:line="336" w:lineRule="auto" w:after="180"/>
-        <w:shd w:fill="F1F6FC"/>
-      </w:pPr>
-      <w:r>
-        <w:rPr>
-          <w:b/>
-        </w:rPr>
-        <w:t>Prediction</w:t>
-      </w:r>
-      <w:r>
-        <w:rPr>
-          <w:b w:val="0"/>
-        </w:rPr>
-        <w:t>: −1 and 0 wrongly receive Short.</w:t>
-      </w:r>
-    </w:p>
-    <w:p>
-      <w:pPr>
-        <w:pStyle w:val="Heading3"/>
-      </w:pPr>
-      <w:r>
-        <w:t>Why the result follows</w:t>
-      </w:r>
-    </w:p>
-    <w:p>
-      <w:pPr>
-        <w:spacing w:line="336" w:lineRule="auto" w:after="180"/>
-        <w:shd w:fill="F1F6FC"/>
-      </w:pPr>
-      <w:r>
-        <w:rPr>
-          <w:b w:val="0"/>
-        </w:rPr>
-        <w:t>Reason: Both satisfy the earlier comparison before their intended checks are reached.</w:t>
-      </w:r>
-    </w:p>
-    <w:p>
-      <w:pPr>
-        <w:pStyle w:val="Heading3"/>
-      </w:pPr>
-      <w:r>
-        <w:t>Ask while showing the picture</w:t>
-      </w:r>
-    </w:p>
-    <w:p>
-      <w:pPr>
-        <w:pStyle w:val="Heading3"/>
-      </w:pPr>
-      <w:r>
-        <w:t>Ask while showing the picture · 3</w:t>
-      </w:r>
-    </w:p>
-    <w:p>
-      <w:pPr>
-        <w:spacing w:line="336" w:lineRule="auto" w:after="180"/>
-      </w:pPr>
-      <w:r>
-        <w:rPr>
-          <w:b w:val="0"/>
-        </w:rPr>
-        <w:t xml:space="preserve">Cover the result. Ask learners to name the </w:t>
-      </w:r>
-      <w:r>
-        <w:rPr>
-          <w:b/>
-        </w:rPr>
-        <w:t>input</w:t>
-      </w:r>
-      <w:r>
-        <w:rPr>
-          <w:b w:val="0"/>
-        </w:rPr>
-        <w:t xml:space="preserve">s and predict the next step. Uncover one step, connect the icon to the actual procedure, and explain its </w:t>
-      </w:r>
-      <w:r>
-        <w:rPr>
-          <w:b/>
-        </w:rPr>
-        <w:t>evidence</w:t>
-      </w:r>
-      <w:r>
-        <w:rPr>
-          <w:b w:val="0"/>
-        </w:rPr>
-        <w:t xml:space="preserve">. Then change the supplied </w:t>
-      </w:r>
-      <w:r>
-        <w:rPr>
-          <w:b/>
-        </w:rPr>
-        <w:t>condition</w:t>
-      </w:r>
-      <w:r>
-        <w:rPr>
-          <w:b w:val="0"/>
-        </w:rPr>
-        <w:t xml:space="preserve"> and compare.</w:t>
-      </w:r>
-    </w:p>
-    <w:p>
-      <w:pPr>
-        <w:spacing w:line="336" w:lineRule="auto" w:after="180"/>
-      </w:pPr>
-      <w:r>
-        <w:rPr>
-          <w:b w:val="0"/>
-        </w:rPr>
-        <w:t>The picture is a representation; it does not document execution of a real AI model.</w:t>
-      </w:r>
-    </w:p>
-    <w:p>
-      <w:pPr>
-        <w:pStyle w:val="Heading1"/>
-      </w:pPr>
-      <w:r>
-        <w:t>03. Demonstrate and guide practice</w:t>
-      </w:r>
-    </w:p>
-    <w:p>
-      <w:r>
-        <w:t>Demonstrate Branching Logic, reduce support deliberately and check individual reasoning before discussing answers.</w:t>
-      </w:r>
-    </w:p>
-    <w:p>
-      <w:pPr>
-        <w:pStyle w:val="Heading3"/>
-      </w:pPr>
-      <w:r>
-        <w:t>Board sequence</w:t>
-      </w:r>
-    </w:p>
-    <w:p>
-      <w:pPr>
-        <w:pStyle w:val="Heading3"/>
-      </w:pPr>
-      <w:r>
-        <w:t>1. Put the facts on the board</w:t>
-      </w:r>
-    </w:p>
-    <w:p>
-      <w:pPr>
-        <w:spacing w:line="336" w:lineRule="auto" w:after="180"/>
-        <w:shd w:fill="F4F9FC"/>
-      </w:pPr>
-      <w:r>
-        <w:rPr>
-          <w:b w:val="0"/>
-        </w:rPr>
-        <w:t>Write the given facts: If pages&lt;100 choose Short; otherwise if pages&lt;=200 choose Medium; otherwise Long.</w:t>
-      </w:r>
-    </w:p>
-    <w:p>
-      <w:pPr>
-        <w:pStyle w:val="Heading3"/>
-      </w:pPr>
-      <w:r>
-        <w:t>2. State the decision to explain</w:t>
-      </w:r>
-    </w:p>
-    <w:p>
-      <w:pPr>
-        <w:spacing w:line="336" w:lineRule="auto" w:after="180"/>
-        <w:shd w:fill="F4F9FC"/>
-      </w:pPr>
-      <w:r>
-        <w:rPr>
-          <w:b w:val="0"/>
-        </w:rPr>
-        <w:t>Write the question to explain: Classify 99,100,200,201 pages.</w:t>
-      </w:r>
-    </w:p>
-    <w:p>
-      <w:pPr>
-        <w:pStyle w:val="Heading3"/>
-      </w:pPr>
-      <w:r>
-        <w:t>3. Reveal the worked reasoning</w:t>
-      </w:r>
-    </w:p>
-    <w:p>
-      <w:pPr>
-        <w:spacing w:line="336" w:lineRule="auto" w:after="180"/>
-        <w:shd w:fill="F1F6FC"/>
-      </w:pPr>
-      <w:r>
-        <w:rPr>
-          <w:b w:val="0"/>
-        </w:rPr>
-        <w:t xml:space="preserve">Reveal after </w:t>
-      </w:r>
-      <w:r>
-        <w:rPr>
-          <w:b/>
-        </w:rPr>
-        <w:t>prediction</w:t>
-      </w:r>
-      <w:r>
-        <w:rPr>
-          <w:b w:val="0"/>
-        </w:rPr>
-        <w:t xml:space="preserve">s: Short, Medium, Medium, Long. Strict and inclusive boundaries and </w:t>
-      </w:r>
-      <w:r>
-        <w:rPr>
-          <w:b/>
-        </w:rPr>
-        <w:t>branch</w:t>
-      </w:r>
-      <w:r>
-        <w:rPr>
-          <w:b w:val="0"/>
-        </w:rPr>
-        <w:t xml:space="preserve"> </w:t>
-      </w:r>
-      <w:r>
-        <w:rPr>
-          <w:b/>
-        </w:rPr>
-        <w:t>order</w:t>
-      </w:r>
-      <w:r>
-        <w:rPr>
-          <w:b w:val="0"/>
-        </w:rPr>
-        <w:t xml:space="preserve"> matter.</w:t>
-      </w:r>
-    </w:p>
-    <w:p>
-      <w:pPr>
-        <w:pStyle w:val="Heading3"/>
-      </w:pPr>
-      <w:r>
-        <w:t>Hold back the independent task</w:t>
-      </w:r>
-    </w:p>
-    <w:p>
-      <w:pPr>
-        <w:spacing w:line="336" w:lineRule="auto" w:after="180"/>
-        <w:shd w:fill="FFF5E6"/>
-      </w:pPr>
-      <w:r>
-        <w:rPr>
-          <w:b w:val="0"/>
-        </w:rPr>
-        <w:t xml:space="preserve">Keep for an independent attempt: If pages are at most 80, choose short; otherwise choose long. Classify books with 79, 80 and 81 pages and explain the </w:t>
-      </w:r>
-      <w:r>
-        <w:rPr>
-          <w:b/>
-        </w:rPr>
-        <w:t>boundary</w:t>
-      </w:r>
-      <w:r>
-        <w:rPr>
-          <w:b w:val="0"/>
-        </w:rPr>
-        <w:t>.</w:t>
-      </w:r>
-    </w:p>
-    <w:p>
-      <w:pPr>
-        <w:pStyle w:val="Heading3"/>
-      </w:pPr>
-      <w:r>
-        <w:t>Classroom dialogue</w:t>
-      </w:r>
-    </w:p>
-    <w:p>
-      <w:pPr>
-        <w:pStyle w:val="Heading3"/>
-      </w:pPr>
-      <w:r>
-        <w:t>Ask the class</w:t>
-      </w:r>
-    </w:p>
-    <w:p>
-      <w:pPr>
-        <w:spacing w:line="336" w:lineRule="auto" w:after="180"/>
-        <w:shd w:fill="F5F1FB"/>
-      </w:pPr>
-      <w:r>
-        <w:rPr>
-          <w:b w:val="0"/>
-        </w:rPr>
-        <w:t>Ask: Which facts are given, and which would we have to assume? Learners mark relevant details before discussing answers.</w:t>
-      </w:r>
-    </w:p>
-    <w:p>
-      <w:pPr>
-        <w:pStyle w:val="Heading3"/>
-      </w:pPr>
-      <w:r>
-        <w:t>Language to model</w:t>
-      </w:r>
-    </w:p>
-    <w:p>
-      <w:pPr>
-        <w:spacing w:line="336" w:lineRule="auto" w:after="180"/>
-        <w:shd w:fill="F1F6F8"/>
-      </w:pPr>
-      <w:r>
-        <w:rPr>
-          <w:b w:val="0"/>
-        </w:rPr>
-        <w:t>Say: Predict first. Show the rule, information path or calculation that would produce the result. A correct guess is not yet an explanation.</w:t>
-      </w:r>
-    </w:p>
-    <w:p>
-      <w:pPr>
-        <w:spacing w:line="336" w:lineRule="auto" w:after="180"/>
-      </w:pPr>
-      <w:r>
-        <w:rPr>
-          <w:b w:val="0"/>
-        </w:rPr>
-        <w:t xml:space="preserve">Reveal reasoning one step at a time. Explain why a tempting alternative fails. Write units and denominators for arithmetic, trace </w:t>
-      </w:r>
-      <w:r>
-        <w:rPr>
-          <w:b/>
-        </w:rPr>
-        <w:t>condition</w:t>
-      </w:r>
-      <w:r>
-        <w:rPr>
-          <w:b w:val="0"/>
-        </w:rPr>
         <w:t>s for decisions, and identify supporting sources for claims.</w:t>
-      </w:r>
-    </w:p>
-    <w:p>
-      <w:pPr>
-        <w:spacing w:line="336" w:lineRule="auto" w:after="180"/>
-      </w:pPr>
-      <w:r>
-        <w:rPr>
-          <w:b w:val="0"/>
-        </w:rPr>
-        <w:t xml:space="preserve">In pairs, one learner solves while the other checks </w:t>
-      </w:r>
-      <w:r>
-        <w:rPr>
-          <w:b/>
-        </w:rPr>
-        <w:t>evidence</w:t>
-      </w:r>
-      <w:r>
-        <w:rPr>
-          <w:b w:val="0"/>
-        </w:rPr>
-        <w:t>; exchange roles. Remove the worked answer before independent assessment.</w:t>
       </w:r>
     </w:p>
     <w:p>
@@ -2944,471 +3273,103 @@
         <w:pStyle w:val="Heading3"/>
       </w:pPr>
       <w:r>
-        <w:t>Completion practice</w:t>
+        <w:t>Individual reasoning check</w:t>
+      </w:r>
+    </w:p>
+    <w:p>
+      <w:pPr>
+        <w:pStyle w:val="Heading3"/>
+      </w:pPr>
+      <w:r>
+        <w:t>Pictorial practice question</w:t>
+      </w:r>
+    </w:p>
+    <w:p>
+      <w:pPr>
+        <w:pStyle w:val="Heading3"/>
+      </w:pPr>
+      <w:r>
+        <w:t>Reasoned teacher answer</w:t>
+      </w:r>
+    </w:p>
+    <w:p>
+      <w:pPr>
+        <w:pStyle w:val="Heading1"/>
+      </w:pPr>
+      <w:r>
+        <w:t>04. Run the supplied investigation</w:t>
+      </w:r>
+    </w:p>
+    <w:p>
+      <w:r>
+        <w:t>Keep expected results, observed paper traces and remaining limits distinguishable.</w:t>
+      </w:r>
+    </w:p>
+    <w:p>
+      <w:pPr>
+        <w:pStyle w:val="Heading2"/>
+      </w:pPr>
+      <w:r>
+        <w:t>Supplied materials and answer guidance</w:t>
       </w:r>
     </w:p>
     <w:p>
       <w:pPr>
         <w:spacing w:line="336" w:lineRule="auto" w:after="180"/>
-        <w:shd w:fill="F5F1FB"/>
       </w:pPr>
       <w:r>
         <w:rPr>
           <w:b w:val="0"/>
         </w:rPr>
-        <w:t xml:space="preserve">Completion task: For -1, 12 and 13, record checked </w:t>
-      </w:r>
-      <w:r>
-        <w:rPr>
-          <w:b/>
-        </w:rPr>
-        <w:t>condition</w:t>
-      </w:r>
-      <w:r>
-        <w:rPr>
-          <w:b w:val="0"/>
-        </w:rPr>
-        <w:t xml:space="preserve">s, skipped </w:t>
-      </w:r>
-      <w:r>
-        <w:rPr>
-          <w:b/>
-        </w:rPr>
-        <w:t>condition</w:t>
-      </w:r>
-      <w:r>
-        <w:rPr>
-          <w:b w:val="0"/>
-        </w:rPr>
-        <w:t>s and the final label. Run each as a fresh script after predicting.</w:t>
-      </w:r>
-    </w:p>
-    <w:p>
-      <w:pPr>
-        <w:pStyle w:val="Heading3"/>
-      </w:pPr>
-      <w:r>
-        <w:t>Reasoning to listen for</w:t>
-      </w:r>
-    </w:p>
-    <w:p>
-      <w:pPr>
-        <w:spacing w:line="336" w:lineRule="auto" w:after="180"/>
-        <w:shd w:fill="F1F6FC"/>
-      </w:pPr>
-      <w:r>
-        <w:rPr>
-          <w:b w:val="0"/>
-        </w:rPr>
-        <w:t>Teacher check: -1: first True, second skipped, Invalid. 12: first False, second True, Short. 13: both False, else selected, Long. Retain observed results separately.</w:t>
-      </w:r>
-    </w:p>
-    <w:p>
-      <w:pPr>
-        <w:spacing w:line="336" w:lineRule="auto" w:after="180"/>
-      </w:pPr>
-      <w:r>
-        <w:rPr>
-          <w:b w:val="0"/>
-        </w:rPr>
-        <w:t xml:space="preserve">Start by identifying the given </w:t>
-      </w:r>
-      <w:r>
-        <w:rPr>
-          <w:b/>
-        </w:rPr>
-        <w:t>input</w:t>
-      </w:r>
-      <w:r>
-        <w:rPr>
-          <w:b w:val="0"/>
-        </w:rPr>
-        <w:t>s together. Leave the intermediate steps blank. If needed, model one step, then withdraw that help on the next step. Move to a full trace only when the partial trace is understood.</w:t>
-      </w:r>
-    </w:p>
-    <w:p>
-      <w:pPr>
-        <w:spacing w:line="336" w:lineRule="auto" w:after="180"/>
-      </w:pPr>
-      <w:r>
-        <w:rPr>
-          <w:b w:val="0"/>
-        </w:rPr>
-        <w:t>For partners, alternate explainer and checker; collect a response from every learner before discussion.</w:t>
-      </w:r>
-    </w:p>
-    <w:p>
-      <w:pPr>
-        <w:pStyle w:val="Heading3"/>
-      </w:pPr>
-      <w:r>
-        <w:t>Individual reasoning check</w:t>
-      </w:r>
-    </w:p>
-    <w:p>
-      <w:pPr>
-        <w:spacing w:line="336" w:lineRule="auto" w:after="180"/>
-      </w:pPr>
-      <w:r>
-        <w:rPr>
-          <w:b w:val="0"/>
-        </w:rPr>
-        <w:t xml:space="preserve">Use the worked case for </w:t>
-      </w:r>
-      <w:r>
-        <w:rPr>
-          <w:b/>
-        </w:rPr>
-        <w:t>Branch</w:t>
-      </w:r>
-      <w:r>
-        <w:rPr>
-          <w:b w:val="0"/>
-        </w:rPr>
-        <w:t xml:space="preserve">ing and </w:t>
-      </w:r>
-      <w:r>
-        <w:rPr>
-          <w:b/>
-        </w:rPr>
-        <w:t>boundary</w:t>
-      </w:r>
-      <w:r>
-        <w:rPr>
-          <w:b w:val="0"/>
-        </w:rPr>
-        <w:t xml:space="preserve"> tests. Proposed explanation: “Every </w:t>
-      </w:r>
-      <w:r>
-        <w:rPr>
-          <w:b/>
-        </w:rPr>
-        <w:t>condition</w:t>
-      </w:r>
-      <w:r>
-        <w:rPr>
-          <w:b w:val="0"/>
-        </w:rPr>
-        <w:t xml:space="preserve"> in the chain always runs”. Decide whether this explanation is supported.</w:t>
-      </w:r>
-    </w:p>
-    <w:p>
-      <w:pPr>
-        <w:spacing w:line="336" w:lineRule="auto" w:after="180"/>
-      </w:pPr>
-      <w:r>
-        <w:rPr>
-          <w:b w:val="0"/>
-        </w:rPr>
-        <w:t>Point to the step or supplied fact that decides; explain your repair if needed.</w:t>
-      </w:r>
-    </w:p>
-    <w:p>
-      <w:pPr>
-        <w:pStyle w:val="Heading3"/>
-      </w:pPr>
-      <w:r>
-        <w:t>Expected repair</w:t>
-      </w:r>
-    </w:p>
-    <w:p>
-      <w:pPr>
-        <w:spacing w:line="336" w:lineRule="auto" w:after="180"/>
-        <w:shd w:fill="F1F6FC"/>
-      </w:pPr>
-      <w:r>
-        <w:rPr>
-          <w:b w:val="0"/>
-        </w:rPr>
-        <w:t xml:space="preserve">Expected correction: Once one </w:t>
-      </w:r>
-      <w:r>
-        <w:rPr>
-          <w:b/>
-        </w:rPr>
-        <w:t>condition</w:t>
-      </w:r>
-      <w:r>
-        <w:rPr>
-          <w:b w:val="0"/>
-        </w:rPr>
-        <w:t xml:space="preserve"> succeeds, later alternatives are skipped.</w:t>
-      </w:r>
-    </w:p>
-    <w:p>
-      <w:pPr>
-        <w:spacing w:line="336" w:lineRule="auto" w:after="180"/>
-      </w:pPr>
-      <w:r>
-        <w:rPr>
-          <w:b w:val="0"/>
-        </w:rPr>
-        <w:t>Collect explanations, not only yes/no votes. If a misunderstanding is common, re-model the relevant step for the class.</w:t>
-      </w:r>
-    </w:p>
-    <w:p>
-      <w:pPr>
-        <w:spacing w:line="336" w:lineRule="auto" w:after="180"/>
-      </w:pPr>
-      <w:r>
-        <w:rPr>
-          <w:b w:val="0"/>
-        </w:rPr>
-        <w:t>If it affects a few learners, give a short targeted group explanation while others solve a more demanding variation.</w:t>
-      </w:r>
-    </w:p>
-    <w:p>
-      <w:pPr>
-        <w:pStyle w:val="Heading3"/>
-      </w:pPr>
-      <w:r>
-        <w:t>Pictorial practice question</w:t>
-      </w:r>
-    </w:p>
-    <w:p>
-      <w:pPr>
-        <w:spacing w:line="336" w:lineRule="auto" w:after="180"/>
-      </w:pPr>
-      <w:r>
-        <w:rPr>
-          <w:b w:val="0"/>
-        </w:rPr>
-        <w:t xml:space="preserve">Give expected labels for −1,0,10,11 and identify the equality </w:t>
-      </w:r>
-      <w:r>
-        <w:rPr>
-          <w:b/>
-        </w:rPr>
-        <w:t>boundary</w:t>
-      </w:r>
-      <w:r>
-        <w:rPr>
-          <w:b w:val="0"/>
-        </w:rPr>
-        <w:t xml:space="preserve"> for Short.</w:t>
-      </w:r>
-    </w:p>
-    <w:p>
-      <w:pPr>
-        <w:pStyle w:val="Heading3"/>
-      </w:pPr>
-      <w:r>
-        <w:t>Reasoned teacher answer</w:t>
-      </w:r>
-    </w:p>
-    <w:p>
-      <w:pPr>
-        <w:spacing w:line="336" w:lineRule="auto" w:after="180"/>
-      </w:pPr>
-      <w:r>
-        <w:rPr>
-          <w:b w:val="0"/>
-        </w:rPr>
-        <w:t>Invalid, Empty, Short, Long. Ten is included in Short because the comparison uses &lt;=.</w:t>
-      </w:r>
-    </w:p>
-    <w:p>
-      <w:pPr>
-        <w:spacing w:line="336" w:lineRule="auto" w:after="180"/>
-      </w:pPr>
-      <w:r>
-        <w:rPr>
-          <w:b w:val="0"/>
-        </w:rPr>
-        <w:t>Changed-case reasoning: −1 and 0 wrongly receive Short. Both satisfy the earlier comparison before their intended checks are reached.</w:t>
-      </w:r>
-    </w:p>
-    <w:p>
-      <w:pPr>
-        <w:spacing w:line="336" w:lineRule="auto" w:after="180"/>
-      </w:pPr>
-      <w:r>
-        <w:rPr>
-          <w:b w:val="0"/>
-        </w:rPr>
-        <w:t xml:space="preserve">Collect each learner’s explanation before discussion. Use the first missing connection between </w:t>
-      </w:r>
-      <w:r>
-        <w:rPr>
-          <w:b/>
-        </w:rPr>
-        <w:t>input</w:t>
-      </w:r>
-      <w:r>
-        <w:rPr>
-          <w:b w:val="0"/>
-        </w:rPr>
-        <w:t xml:space="preserve">, deciding step and result to choose support. This question is worked-case practice, not fresh mastery </w:t>
-      </w:r>
-      <w:r>
-        <w:rPr>
-          <w:b/>
-        </w:rPr>
-        <w:t>evidence</w:t>
-      </w:r>
-      <w:r>
-        <w:rPr>
-          <w:b w:val="0"/>
-        </w:rPr>
-        <w:t>.</w:t>
-      </w:r>
-    </w:p>
-    <w:p>
-      <w:pPr>
-        <w:pStyle w:val="Heading1"/>
-      </w:pPr>
-      <w:r>
-        <w:t>04. Run the weekly evidence lab</w:t>
-      </w:r>
-    </w:p>
-    <w:p>
-      <w:r>
-        <w:t>Run the Branching Logic investigation and use the first unsupported step to choose a teaching response.</w:t>
-      </w:r>
-    </w:p>
-    <w:p>
-      <w:pPr>
-        <w:spacing w:line="336" w:lineRule="auto" w:after="180"/>
-      </w:pPr>
-      <w:r>
-        <w:rPr>
-          <w:b w:val="0"/>
-        </w:rPr>
-        <w:t>Words You Can Use to Reason</w:t>
-      </w:r>
-    </w:p>
-    <w:p>
-      <w:pPr>
-        <w:spacing w:line="336" w:lineRule="auto" w:after="180"/>
-      </w:pPr>
-      <w:r>
-        <w:rPr>
-          <w:b w:val="0"/>
-        </w:rPr>
-        <w:t>A definition matters when you can recognize the idea, use it, and contrast it with a near-miss.</w:t>
-      </w:r>
-    </w:p>
-    <w:p>
-      <w:pPr>
-        <w:spacing w:line="336" w:lineRule="auto" w:after="180"/>
-      </w:pPr>
-      <w:r>
-        <w:rPr>
-          <w:b w:val="0"/>
-        </w:rPr>
+        <w:t>For the fictional pet-token cards, hungry-first gives Feed,Feed,Play,Rest,Feed,Play. Play-first changes A and E to Play; other tokens stay the same. These are paper algorithm outcomes, not animal-care advice. Main duration outputs for -1,0,11,12,13 are Invalid,Short,Short,Short,Long. The two-if version overwrites Invalid with Short at -1; restore elif and retain the failed trace. A strict &lt;12 version fails exactly 12. Actual runs must be recorded rather than copied from expectations. Reserve Build a new sorter independently for the tile-category assessment.</w:t>
+      </w:r>
+    </w:p>
+    <w:p>
+      <w:pPr>
+        <w:pStyle w:val="Heading2"/>
+      </w:pPr>
+      <w:r>
+        <w:t>Run and record</w:t>
+      </w:r>
+    </w:p>
+    <w:p>
+      <w:pPr>
+        <w:pStyle w:val="ListNumber"/>
+      </w:pPr>
+      <w:r>
         <w:t>Predict → Test → Record → Explain</w:t>
       </w:r>
     </w:p>
     <w:p>
       <w:pPr>
-        <w:spacing w:line="336" w:lineRule="auto" w:after="180"/>
-      </w:pPr>
-      <w:r>
-        <w:rPr>
-          <w:b w:val="0"/>
-        </w:rPr>
+        <w:pStyle w:val="ListNumber"/>
+      </w:pPr>
+      <w:r>
         <w:t>Keep expected and actual results separate. Surprises are useful data when recorded honestly.</w:t>
       </w:r>
     </w:p>
     <w:p>
       <w:pPr>
-        <w:spacing w:line="336" w:lineRule="auto" w:after="180"/>
-      </w:pPr>
-      <w:r>
-        <w:rPr>
-          <w:b w:val="0"/>
-        </w:rPr>
-        <w:t xml:space="preserve">Trace six pet cards through the same </w:t>
-      </w:r>
-      <w:r>
-        <w:rPr>
-          <w:b/>
-        </w:rPr>
-        <w:t>order</w:t>
-      </w:r>
-      <w:r>
-        <w:rPr>
-          <w:b w:val="0"/>
-        </w:rPr>
-        <w:t xml:space="preserve">ed rules. Change only the rule </w:t>
-      </w:r>
-      <w:r>
-        <w:rPr>
-          <w:b/>
-        </w:rPr>
-        <w:t>order</w:t>
-      </w:r>
-      <w:r>
-        <w:rPr>
-          <w:b w:val="0"/>
-        </w:rPr>
-        <w:t xml:space="preserve"> and compare </w:t>
-      </w:r>
-      <w:r>
-        <w:rPr>
-          <w:b/>
-        </w:rPr>
-        <w:t>output</w:t>
-      </w:r>
-      <w:r>
-        <w:rPr>
-          <w:b w:val="0"/>
-        </w:rPr>
-        <w:t>s.</w:t>
-      </w:r>
-    </w:p>
-    <w:p>
-      <w:pPr>
-        <w:spacing w:line="336" w:lineRule="auto" w:after="180"/>
-        <w:shd w:fill="F5F1FB"/>
-      </w:pPr>
-      <w:r>
-        <w:rPr>
-          <w:b w:val="0"/>
-        </w:rPr>
+        <w:pStyle w:val="ListNumber"/>
+      </w:pPr>
+      <w:r>
+        <w:t>Trace six pet cards through the same ordered rules. Change only the rule order and compare outputs.</w:t>
+      </w:r>
+    </w:p>
+    <w:p>
+      <w:pPr>
+        <w:pStyle w:val="ListNumber"/>
+      </w:pPr>
+      <w:r>
         <w:t>What did the hardest test teach you that the normal test did not?</w:t>
       </w:r>
     </w:p>
     <w:p>
       <w:pPr>
-        <w:pStyle w:val="Heading3"/>
-      </w:pPr>
-      <w:r>
-        <w:t>Make the lab runnable</w:t>
-      </w:r>
-    </w:p>
-    <w:p>
-      <w:pPr>
-        <w:spacing w:line="336" w:lineRule="auto" w:after="180"/>
-      </w:pPr>
-      <w:r>
-        <w:rPr>
-          <w:b w:val="0"/>
-        </w:rPr>
-        <w:t xml:space="preserve">Use the concrete case as the shared normal case and the independent question as a second case. Each pair creates a </w:t>
-      </w:r>
-      <w:r>
-        <w:rPr>
-          <w:b/>
-        </w:rPr>
-        <w:t>boundary</w:t>
-      </w:r>
-      <w:r>
-        <w:rPr>
-          <w:b w:val="0"/>
-        </w:rPr>
-        <w:t xml:space="preserve"> or missing-information case and predicts its result before testing.</w:t>
-      </w:r>
-    </w:p>
-    <w:p>
-      <w:pPr>
-        <w:spacing w:line="336" w:lineRule="auto" w:after="180"/>
-      </w:pPr>
-      <w:r>
-        <w:rPr>
-          <w:b w:val="0"/>
-        </w:rPr>
-        <w:t>Keep the expected result separate from an observed mistake.</w:t>
+        <w:pStyle w:val="Heading2"/>
+      </w:pPr>
+      <w:r>
+        <w:t>Keep an inspectable record</w:t>
       </w:r>
     </w:p>
     <w:tbl>
@@ -3559,10 +3520,10 @@
     </w:tbl>
     <w:p>
       <w:pPr>
-        <w:pStyle w:val="Heading3"/>
-      </w:pPr>
-      <w:r>
-        <w:t>Diagnose and reteach</w:t>
+        <w:pStyle w:val="Heading2"/>
+      </w:pPr>
+      <w:r>
+        <w:t>Diagnose the first misunderstanding</w:t>
       </w:r>
     </w:p>
     <w:p>
@@ -3573,7 +3534,31 @@
         <w:rPr>
           <w:b w:val="0"/>
         </w:rPr>
-        <w:t>For guessing, return to given facts and request a trace. For vocabulary without application, use one example and one non-example. For arithmetic errors, check the setup before the calculation.</w:t>
+        <w:t xml:space="preserve">Every </w:t>
+      </w:r>
+      <w:r>
+        <w:rPr>
+          <w:b/>
+        </w:rPr>
+        <w:t>condition</w:t>
+      </w:r>
+      <w:r>
+        <w:rPr>
+          <w:b w:val="0"/>
+        </w:rPr>
+        <w:t xml:space="preserve"> in the chain always runs: Once one </w:t>
+      </w:r>
+      <w:r>
+        <w:rPr>
+          <w:b/>
+        </w:rPr>
+        <w:t>condition</w:t>
+      </w:r>
+      <w:r>
+        <w:rPr>
+          <w:b w:val="0"/>
+        </w:rPr>
+        <w:t xml:space="preserve"> succeeds, later alternatives are skipped.</w:t>
       </w:r>
     </w:p>
     <w:p>
@@ -3584,15 +3569,7 @@
         <w:rPr>
           <w:b w:val="0"/>
         </w:rPr>
-        <w:t>Finish with a different uncoached case before recording mastery.</w:t>
-      </w:r>
-    </w:p>
-    <w:p>
-      <w:pPr>
-        <w:pStyle w:val="Heading3"/>
-      </w:pPr>
-      <w:r>
-        <w:t>Address these additional misconceptions</w:t>
+        <w:t>Two if statements behave like if then elif: Independent if statements can both run and overwrite a result.</w:t>
       </w:r>
     </w:p>
     <w:p>
@@ -3601,116 +3578,70 @@
       </w:pPr>
       <w:r>
         <w:rPr>
+          <w:b/>
+        </w:rPr>
+        <w:t>Indentation</w:t>
+      </w:r>
+      <w:r>
+        <w:rPr>
           <w:b w:val="0"/>
         </w:rPr>
+        <w:t xml:space="preserve"> is cosmetic: Leading spaces define the </w:t>
+      </w:r>
+      <w:r>
+        <w:rPr>
+          <w:b/>
+        </w:rPr>
+        <w:t>branch</w:t>
+      </w:r>
+      <w:r>
+        <w:rPr>
+          <w:b w:val="0"/>
+        </w:rPr>
+        <w:t xml:space="preserve"> body.</w:t>
+      </w:r>
+    </w:p>
+    <w:p>
+      <w:pPr>
+        <w:spacing w:line="336" w:lineRule="auto" w:after="180"/>
+      </w:pPr>
+      <w:r>
+        <w:rPr>
+          <w:b w:val="0"/>
+        </w:rPr>
         <w:t xml:space="preserve">Every </w:t>
       </w:r>
       <w:r>
         <w:rPr>
           <w:b/>
         </w:rPr>
-        <w:t>condition</w:t>
+        <w:t>branch</w:t>
       </w:r>
       <w:r>
         <w:rPr>
           <w:b w:val="0"/>
         </w:rPr>
-        <w:t xml:space="preserve"> in the chain always runs: Once one </w:t>
+        <w:t xml:space="preserve"> tested means every </w:t>
       </w:r>
       <w:r>
         <w:rPr>
           <w:b/>
         </w:rPr>
-        <w:t>condition</w:t>
+        <w:t>input</w:t>
       </w:r>
       <w:r>
         <w:rPr>
           <w:b w:val="0"/>
         </w:rPr>
-        <w:t xml:space="preserve"> succeeds, later alternatives are skipped.</w:t>
-      </w:r>
-    </w:p>
-    <w:p>
-      <w:pPr>
-        <w:spacing w:line="336" w:lineRule="auto" w:after="180"/>
-      </w:pPr>
-      <w:r>
-        <w:rPr>
-          <w:b w:val="0"/>
-        </w:rPr>
-        <w:t>Two if statements behave like if then elif: Independent if statements can both run and overwrite a result.</w:t>
-      </w:r>
-    </w:p>
-    <w:p>
-      <w:pPr>
-        <w:spacing w:line="336" w:lineRule="auto" w:after="180"/>
-      </w:pPr>
-      <w:r>
-        <w:rPr>
-          <w:b/>
-        </w:rPr>
-        <w:t>Indentation</w:t>
-      </w:r>
-      <w:r>
-        <w:rPr>
-          <w:b w:val="0"/>
-        </w:rPr>
-        <w:t xml:space="preserve"> is cosmetic: Leading spaces define the </w:t>
-      </w:r>
-      <w:r>
-        <w:rPr>
-          <w:b/>
-        </w:rPr>
-        <w:t>branch</w:t>
-      </w:r>
-      <w:r>
-        <w:rPr>
-          <w:b w:val="0"/>
-        </w:rPr>
-        <w:t xml:space="preserve"> body.</w:t>
-      </w:r>
-    </w:p>
-    <w:p>
-      <w:pPr>
-        <w:spacing w:line="336" w:lineRule="auto" w:after="180"/>
-      </w:pPr>
-      <w:r>
-        <w:rPr>
-          <w:b w:val="0"/>
-        </w:rPr>
-        <w:t xml:space="preserve">Every </w:t>
-      </w:r>
-      <w:r>
-        <w:rPr>
-          <w:b/>
-        </w:rPr>
-        <w:t>branch</w:t>
-      </w:r>
-      <w:r>
-        <w:rPr>
-          <w:b w:val="0"/>
-        </w:rPr>
-        <w:t xml:space="preserve"> tested means every </w:t>
-      </w:r>
-      <w:r>
-        <w:rPr>
-          <w:b/>
-        </w:rPr>
-        <w:t>input</w:t>
-      </w:r>
-      <w:r>
-        <w:rPr>
-          <w:b w:val="0"/>
-        </w:rPr>
         <w:t xml:space="preserve"> correct: A missing equality case can hide a wrong comparison.</w:t>
       </w:r>
     </w:p>
     <w:p>
       <w:pPr>
-        <w:pStyle w:val="Heading3"/>
-      </w:pPr>
-      <w:r>
-        <w:t>Match the support to the first error</w:t>
+        <w:pStyle w:val="Heading2"/>
+      </w:pPr>
+      <w:r>
+        <w:t>Choose support from the response</w:t>
       </w:r>
     </w:p>
     <w:tbl>
@@ -3895,15 +3826,595 @@
     </w:p>
     <w:p>
       <w:pPr>
+        <w:pStyle w:val="Heading2"/>
+      </w:pPr>
+      <w:r>
+        <w:t>Earlier wording, alternatives and picture transcripts · reference / check after trying</w:t>
+      </w:r>
+    </w:p>
+    <w:p>
+      <w:pPr>
+        <w:spacing w:line="336" w:lineRule="auto" w:after="180"/>
+      </w:pPr>
+      <w:r>
+        <w:rPr>
+          <w:b w:val="0"/>
+        </w:rPr>
+        <w:t>Run the weekly evidence lab</w:t>
+      </w:r>
+    </w:p>
+    <w:p>
+      <w:pPr>
+        <w:spacing w:line="336" w:lineRule="auto" w:after="180"/>
+      </w:pPr>
+      <w:r>
+        <w:rPr>
+          <w:b w:val="0"/>
+        </w:rPr>
+        <w:t>Words You Can Use to Reason</w:t>
+      </w:r>
+    </w:p>
+    <w:p>
+      <w:pPr>
+        <w:spacing w:line="336" w:lineRule="auto" w:after="180"/>
+      </w:pPr>
+      <w:r>
+        <w:rPr>
+          <w:b w:val="0"/>
+        </w:rPr>
+        <w:t>A definition matters when you can recognize the idea, use it, and contrast it with a near-miss.</w:t>
+      </w:r>
+    </w:p>
+    <w:p>
+      <w:pPr>
+        <w:pStyle w:val="Heading3"/>
+      </w:pPr>
+      <w:r>
+        <w:t>Make the lab runnable</w:t>
+      </w:r>
+    </w:p>
+    <w:p>
+      <w:pPr>
+        <w:spacing w:line="336" w:lineRule="auto" w:after="180"/>
+      </w:pPr>
+      <w:r>
+        <w:rPr>
+          <w:b w:val="0"/>
+        </w:rPr>
+        <w:t>Use the supplied investigation for shared practice. Keep predictions and observed paper-trace results separate. Reserve Build a new sorter independently for the individual first attempt before feedback; do not use the reserved case as a paired lab task.</w:t>
+      </w:r>
+    </w:p>
+    <w:p>
+      <w:pPr>
+        <w:pStyle w:val="Heading3"/>
+      </w:pPr>
+      <w:r>
+        <w:t>Diagnose and reteach</w:t>
+      </w:r>
+    </w:p>
+    <w:p>
+      <w:pPr>
+        <w:spacing w:line="336" w:lineRule="auto" w:after="180"/>
+      </w:pPr>
+      <w:r>
+        <w:rPr>
+          <w:b w:val="0"/>
+        </w:rPr>
+        <w:t>For guessing, return to given facts and request a trace. For vocabulary without application, use one example and one non-example. For arithmetic errors, check the setup before the calculation.</w:t>
+      </w:r>
+    </w:p>
+    <w:p>
+      <w:pPr>
+        <w:spacing w:line="336" w:lineRule="auto" w:after="180"/>
+      </w:pPr>
+      <w:r>
+        <w:rPr>
+          <w:b w:val="0"/>
+        </w:rPr>
+        <w:t>Finish with a different uncoached case before recording mastery.</w:t>
+      </w:r>
+    </w:p>
+    <w:p>
+      <w:pPr>
+        <w:pStyle w:val="Heading3"/>
+      </w:pPr>
+      <w:r>
+        <w:t>Address these additional misconceptions</w:t>
+      </w:r>
+    </w:p>
+    <w:p>
+      <w:pPr>
+        <w:pStyle w:val="Heading3"/>
+      </w:pPr>
+      <w:r>
+        <w:t>Match the support to the first error</w:t>
+      </w:r>
+    </w:p>
+    <w:p>
+      <w:pPr>
         <w:pStyle w:val="Heading1"/>
       </w:pPr>
       <w:r>
-        <w:t>05. Assess and explain the answers</w:t>
-      </w:r>
-    </w:p>
-    <w:p>
-      <w:r>
-        <w:t>Use the Branching Logic questions, teacher keys and criteria after the relevant attempts. Previously discussed cases are practice; protect the separately selected independent task.</w:t>
+        <w:t>05. Assess the selected new case</w:t>
+      </w:r>
+    </w:p>
+    <w:p>
+      <w:r>
+        <w:t>Keep this key until after the first attempt; accept valid alternatives with defensible reasoning.</w:t>
+      </w:r>
+    </w:p>
+    <w:p>
+      <w:pPr>
+        <w:pStyle w:val="Heading2"/>
+      </w:pPr>
+      <w:r>
+        <w:t>Selected independent question and key</w:t>
+      </w:r>
+    </w:p>
+    <w:p>
+      <w:pPr>
+        <w:spacing w:line="336" w:lineRule="auto" w:after="180"/>
+      </w:pPr>
+      <w:r>
+        <w:rPr>
+          <w:b w:val="0"/>
+        </w:rPr>
+        <w:t xml:space="preserve">Selected case: Use an integer tiles count. Label a negative value Invalid, zero Empty, 1 through 6 Small and values above 6 Large. Write an </w:t>
+      </w:r>
+      <w:r>
+        <w:rPr>
+          <w:b/>
+        </w:rPr>
+        <w:t>order</w:t>
+      </w:r>
+      <w:r>
+        <w:rPr>
+          <w:b w:val="0"/>
+        </w:rPr>
+        <w:t>ed if elif else script and predict -1, 0, 1, 6 and 7.</w:t>
+      </w:r>
+    </w:p>
+    <w:p>
+      <w:pPr>
+        <w:spacing w:line="336" w:lineRule="auto" w:after="180"/>
+      </w:pPr>
+      <w:r>
+        <w:rPr>
+          <w:b w:val="0"/>
+        </w:rPr>
+        <w:t>Include one print after the chain.</w:t>
+      </w:r>
+    </w:p>
+    <w:p>
+      <w:pPr>
+        <w:spacing w:line="336" w:lineRule="auto" w:after="180"/>
+      </w:pPr>
+      <w:r>
+        <w:rPr>
+          <w:b w:val="0"/>
+        </w:rPr>
+        <w:t xml:space="preserve">Use if tiles &lt; 0, elif tiles == 0, elif tiles &lt;= 6, else, assigning the respective labels and printing after the chain. </w:t>
+      </w:r>
+      <w:r>
+        <w:rPr>
+          <w:b/>
+        </w:rPr>
+        <w:t>Output</w:t>
+      </w:r>
+      <w:r>
+        <w:rPr>
+          <w:b w:val="0"/>
+        </w:rPr>
+        <w:t xml:space="preserve">s Invalid, Empty, Small, Small, Large. Zero must be handled before the &lt;= 6 </w:t>
+      </w:r>
+      <w:r>
+        <w:rPr>
+          <w:b/>
+        </w:rPr>
+        <w:t>branch</w:t>
+      </w:r>
+      <w:r>
+        <w:rPr>
+          <w:b w:val="0"/>
+        </w:rPr>
+        <w:t>.</w:t>
+      </w:r>
+    </w:p>
+    <w:p>
+      <w:pPr>
+        <w:pStyle w:val="Heading2"/>
+      </w:pPr>
+      <w:r>
+        <w:t>Judge explanation, trace and limits</w:t>
+      </w:r>
+    </w:p>
+    <w:tbl>
+      <w:tblPr>
+        <w:tblStyle w:val="LightShading-Accent1"/>
+        <w:tblW w:type="auto" w:w="0"/>
+        <w:tblLook w:firstColumn="1" w:firstRow="1" w:lastColumn="0" w:lastRow="0" w:noHBand="0" w:noVBand="1" w:val="04A0"/>
+      </w:tblPr>
+      <w:tblGrid>
+        <w:gridCol w:w="5112"/>
+        <w:gridCol w:w="5112"/>
+      </w:tblGrid>
+      <w:tr>
+        <w:trPr>
+          <w:tblHeader/>
+        </w:trPr>
+        <w:tc>
+          <w:tcPr>
+            <w:tcW w:type="dxa" w:w="5112"/>
+          </w:tcPr>
+          <w:p>
+            <w:r>
+              <w:t>Dimension</w:t>
+            </w:r>
+          </w:p>
+        </w:tc>
+        <w:tc>
+          <w:tcPr>
+            <w:tcW w:type="dxa" w:w="5112"/>
+          </w:tcPr>
+          <w:p>
+            <w:r>
+              <w:t>Evidence required</w:t>
+            </w:r>
+          </w:p>
+        </w:tc>
+      </w:tr>
+      <w:tr>
+        <w:tc>
+          <w:tcPr>
+            <w:tcW w:type="dxa" w:w="5112"/>
+          </w:tcPr>
+          <w:p>
+            <w:r>
+              <w:t>Explanation</w:t>
+            </w:r>
+          </w:p>
+        </w:tc>
+        <w:tc>
+          <w:tcPr>
+            <w:tcW w:type="dxa" w:w="5112"/>
+          </w:tcPr>
+          <w:p>
+            <w:r>
+              <w:t>Names the applicable idea or procedure and ties it to the supplied facts.</w:t>
+            </w:r>
+          </w:p>
+        </w:tc>
+      </w:tr>
+      <w:tr>
+        <w:tc>
+          <w:tcPr>
+            <w:tcW w:type="dxa" w:w="5112"/>
+          </w:tcPr>
+          <w:p>
+            <w:r>
+              <w:t>Trace and result</w:t>
+            </w:r>
+          </w:p>
+        </w:tc>
+        <w:tc>
+          <w:tcPr>
+            <w:tcW w:type="dxa" w:w="5112"/>
+          </w:tcPr>
+          <w:p>
+            <w:r>
+              <w:t>Preserves the given inputs and shows the relevant intermediate steps; distinguishes a prediction from an observed execution.</w:t>
+            </w:r>
+          </w:p>
+        </w:tc>
+      </w:tr>
+      <w:tr>
+        <w:tc>
+          <w:tcPr>
+            <w:tcW w:type="dxa" w:w="5112"/>
+          </w:tcPr>
+          <w:p>
+            <w:r>
+              <w:t>Limits</w:t>
+            </w:r>
+          </w:p>
+        </w:tc>
+        <w:tc>
+          <w:tcPr>
+            <w:tcW w:type="dxa" w:w="5112"/>
+          </w:tcPr>
+          <w:p>
+            <w:r>
+              <w:t>States the assumptions, missing evidence or conditions under which the result would change.</w:t>
+            </w:r>
+          </w:p>
+        </w:tc>
+      </w:tr>
+    </w:tbl>
+    <w:p>
+      <w:pPr>
+        <w:spacing w:line="336" w:lineRule="auto" w:after="180"/>
+      </w:pPr>
+      <w:r>
+        <w:rPr>
+          <w:b w:val="0"/>
+        </w:rPr>
+        <w:t>Record each dimension as not yet, with support, or independent. Accept a valid alternative procedure with a defensible trace.</w:t>
+      </w:r>
+    </w:p>
+    <w:p>
+      <w:pPr>
+        <w:spacing w:line="336" w:lineRule="auto" w:after="180"/>
+      </w:pPr>
+      <w:r>
+        <w:rPr>
+          <w:b w:val="0"/>
+        </w:rPr>
+        <w:t xml:space="preserve">Do not penalise an honestly recorded model failure if the learner correctly explains its </w:t>
+      </w:r>
+      <w:r>
+        <w:rPr>
+          <w:b/>
+        </w:rPr>
+        <w:t>evidence</w:t>
+      </w:r>
+      <w:r>
+        <w:rPr>
+          <w:b w:val="0"/>
+        </w:rPr>
+        <w:t xml:space="preserve"> and limits.</w:t>
+      </w:r>
+    </w:p>
+    <w:p>
+      <w:pPr>
+        <w:pStyle w:val="Heading2"/>
+      </w:pPr>
+      <w:r>
+        <w:t>Give one usable repair action</w:t>
+      </w:r>
+    </w:p>
+    <w:p>
+      <w:pPr>
+        <w:spacing w:line="336" w:lineRule="auto" w:after="180"/>
+      </w:pPr>
+      <w:r>
+        <w:rPr>
+          <w:b w:val="0"/>
+        </w:rPr>
+        <w:t>Name the earliest unsupported step and give one action to repair it. Have the learner make that repair now and explain why. Then assess the relevant skill on a fresh, fully specified case.</w:t>
+      </w:r>
+    </w:p>
+    <w:p>
+      <w:pPr>
+        <w:spacing w:line="336" w:lineRule="auto" w:after="180"/>
+      </w:pPr>
+      <w:r>
+        <w:rPr>
+          <w:b w:val="0"/>
+        </w:rPr>
+        <w:t>Confirm it was not previously practised with feedback; solve and check the new case before assigning it. A follow-up design prompt is a starting brief, not automatically an equivalent test.</w:t>
+      </w:r>
+    </w:p>
+    <w:p>
+      <w:pPr>
+        <w:pStyle w:val="Heading2"/>
+      </w:pPr>
+      <w:r>
+        <w:t>W1 Explain the chain</w:t>
+      </w:r>
+    </w:p>
+    <w:p>
+      <w:pPr>
+        <w:spacing w:line="336" w:lineRule="auto" w:after="180"/>
+      </w:pPr>
+      <w:r>
+        <w:rPr>
+          <w:b w:val="0"/>
+        </w:rPr>
+        <w:t xml:space="preserve">Describe the purpose of if, elif and else in the worked duration sorter. Explain why print(label) is outside the indented </w:t>
+      </w:r>
+      <w:r>
+        <w:rPr>
+          <w:b/>
+        </w:rPr>
+        <w:t>branch</w:t>
+      </w:r>
+      <w:r>
+        <w:rPr>
+          <w:b w:val="0"/>
+        </w:rPr>
+        <w:t>es.</w:t>
+      </w:r>
+    </w:p>
+    <w:p>
+      <w:pPr>
+        <w:spacing w:line="336" w:lineRule="auto" w:after="180"/>
+      </w:pPr>
+      <w:r>
+        <w:rPr>
+          <w:b w:val="0"/>
+        </w:rPr>
+        <w:t xml:space="preserve">if tests negative first; elif checks &lt;= 12 only after that fails; else handles the rest. Unindented print runs after any selected </w:t>
+      </w:r>
+      <w:r>
+        <w:rPr>
+          <w:b/>
+        </w:rPr>
+        <w:t>branch</w:t>
+      </w:r>
+      <w:r>
+        <w:rPr>
+          <w:b w:val="0"/>
+        </w:rPr>
+        <w:t>, whose assignment gives label a value.</w:t>
+      </w:r>
+    </w:p>
+    <w:p>
+      <w:pPr>
+        <w:pStyle w:val="Heading2"/>
+      </w:pPr>
+      <w:r>
+        <w:t>W2 Trace the tested path</w:t>
+      </w:r>
+    </w:p>
+    <w:p>
+      <w:pPr>
+        <w:spacing w:line="336" w:lineRule="auto" w:after="180"/>
+      </w:pPr>
+      <w:r>
+        <w:rPr>
+          <w:b w:val="0"/>
+        </w:rPr>
+        <w:t xml:space="preserve">For -1, 12 and 13, record checked </w:t>
+      </w:r>
+      <w:r>
+        <w:rPr>
+          <w:b/>
+        </w:rPr>
+        <w:t>condition</w:t>
+      </w:r>
+      <w:r>
+        <w:rPr>
+          <w:b w:val="0"/>
+        </w:rPr>
+        <w:t xml:space="preserve">s, skipped </w:t>
+      </w:r>
+      <w:r>
+        <w:rPr>
+          <w:b/>
+        </w:rPr>
+        <w:t>condition</w:t>
+      </w:r>
+      <w:r>
+        <w:rPr>
+          <w:b w:val="0"/>
+        </w:rPr>
+        <w:t>s and the final label. Run each as a fresh script after predicting.</w:t>
+      </w:r>
+    </w:p>
+    <w:p>
+      <w:pPr>
+        <w:spacing w:line="336" w:lineRule="auto" w:after="180"/>
+      </w:pPr>
+      <w:r>
+        <w:rPr>
+          <w:b w:val="0"/>
+        </w:rPr>
+        <w:t>-1: first True, second skipped, Invalid. 12: first False, second True, Short. 13: both False, else selected, Long. Retain observed results separately.</w:t>
+      </w:r>
+    </w:p>
+    <w:p>
+      <w:pPr>
+        <w:pStyle w:val="Heading2"/>
+      </w:pPr>
+      <w:r>
+        <w:t>W3 Repair the overwritten result</w:t>
+      </w:r>
+    </w:p>
+    <w:p>
+      <w:pPr>
+        <w:spacing w:line="336" w:lineRule="auto" w:after="180"/>
+      </w:pPr>
+      <w:r>
+        <w:rPr>
+          <w:b w:val="0"/>
+        </w:rPr>
+        <w:t>Trace the two-independent-if example for -1. Identify which assignment overwrites the earlier label and make the smallest repair.</w:t>
+      </w:r>
+    </w:p>
+    <w:p>
+      <w:pPr>
+        <w:spacing w:line="336" w:lineRule="auto" w:after="180"/>
+      </w:pPr>
+      <w:r>
+        <w:rPr>
+          <w:b w:val="0"/>
+        </w:rPr>
+        <w:t xml:space="preserve">The first assignment sets Invalid; the second if also succeeds and changes label to Short. Replace the second if with elif. The repaired </w:t>
+      </w:r>
+      <w:r>
+        <w:rPr>
+          <w:b/>
+        </w:rPr>
+        <w:t>output</w:t>
+      </w:r>
+      <w:r>
+        <w:rPr>
+          <w:b w:val="0"/>
+        </w:rPr>
+        <w:t xml:space="preserve"> is Invalid.</w:t>
+      </w:r>
+    </w:p>
+    <w:p>
+      <w:pPr>
+        <w:pStyle w:val="Heading2"/>
+      </w:pPr>
+      <w:r>
+        <w:t>W5 Choose revealing regression tests</w:t>
+      </w:r>
+    </w:p>
+    <w:p>
+      <w:pPr>
+        <w:spacing w:line="336" w:lineRule="auto" w:after="180"/>
+      </w:pPr>
+      <w:r>
+        <w:rPr>
+          <w:b w:val="0"/>
+        </w:rPr>
+        <w:t xml:space="preserve">A repair changes the small-count </w:t>
+      </w:r>
+      <w:r>
+        <w:rPr>
+          <w:b/>
+        </w:rPr>
+        <w:t>condition</w:t>
+      </w:r>
+      <w:r>
+        <w:rPr>
+          <w:b w:val="0"/>
+        </w:rPr>
+        <w:t xml:space="preserve"> from &lt; 6 to &lt;= 6. Name the case that exposes the original error and two different kinds of earlier cases to rerun.</w:t>
+      </w:r>
+    </w:p>
+    <w:p>
+      <w:pPr>
+        <w:spacing w:line="336" w:lineRule="auto" w:after="180"/>
+      </w:pPr>
+      <w:r>
+        <w:rPr>
+          <w:b w:val="0"/>
+        </w:rPr>
+        <w:t xml:space="preserve">6 exposes the original wrong Large label. Rerun zero for Empty and a negative count for Invalid, or 7 for Large. Passing only 6 does not check earlier </w:t>
+      </w:r>
+      <w:r>
+        <w:rPr>
+          <w:b/>
+        </w:rPr>
+        <w:t>branch</w:t>
+      </w:r>
+      <w:r>
+        <w:rPr>
+          <w:b w:val="0"/>
+        </w:rPr>
+        <w:t>es.</w:t>
+      </w:r>
+    </w:p>
+    <w:p>
+      <w:pPr>
+        <w:pStyle w:val="Heading2"/>
+      </w:pPr>
+      <w:r>
+        <w:t>Earlier wording, alternatives and picture transcripts · reference / check after trying</w:t>
+      </w:r>
+    </w:p>
+    <w:p>
+      <w:pPr>
+        <w:spacing w:line="336" w:lineRule="auto" w:after="180"/>
+      </w:pPr>
+      <w:r>
+        <w:rPr>
+          <w:b w:val="0"/>
+        </w:rPr>
+        <w:t>Assess and explain the answers</w:t>
       </w:r>
     </w:p>
     <w:p>
@@ -3916,46 +4427,68 @@
     </w:p>
     <w:p>
       <w:pPr>
+        <w:spacing w:line="336" w:lineRule="auto" w:after="180"/>
+      </w:pPr>
+      <w:r>
+        <w:rPr>
+          <w:b w:val="0"/>
+        </w:rPr>
+        <w:t xml:space="preserve">Short, Medium, Medium, Long. Strict and inclusive boundaries and </w:t>
+      </w:r>
+      <w:r>
+        <w:rPr>
+          <w:b/>
+        </w:rPr>
+        <w:t>branch</w:t>
+      </w:r>
+      <w:r>
+        <w:rPr>
+          <w:b w:val="0"/>
+        </w:rPr>
+        <w:t xml:space="preserve"> </w:t>
+      </w:r>
+      <w:r>
+        <w:rPr>
+          <w:b/>
+        </w:rPr>
+        <w:t>order</w:t>
+      </w:r>
+      <w:r>
+        <w:rPr>
+          <w:b w:val="0"/>
+        </w:rPr>
+        <w:t xml:space="preserve"> matter.</w:t>
+      </w:r>
+    </w:p>
+    <w:p>
+      <w:pPr>
         <w:pStyle w:val="Heading3"/>
       </w:pPr>
       <w:r>
-        <w:t>Teacher key · Worked case answer</w:t>
+        <w:t>Additional transfer practice question</w:t>
       </w:r>
     </w:p>
     <w:p>
       <w:pPr>
         <w:spacing w:line="336" w:lineRule="auto" w:after="180"/>
-        <w:shd w:fill="F1F6FC"/>
       </w:pPr>
       <w:r>
         <w:rPr>
           <w:b w:val="0"/>
         </w:rPr>
-        <w:t xml:space="preserve">Short, Medium, Medium, Long. Strict and inclusive boundaries and </w:t>
+        <w:t xml:space="preserve">If pages are at most 80, choose short; otherwise choose long. Classify books with 79, 80 and 81 pages and explain the </w:t>
       </w:r>
       <w:r>
         <w:rPr>
           <w:b/>
         </w:rPr>
-        <w:t>branch</w:t>
+        <w:t>boundary</w:t>
       </w:r>
       <w:r>
         <w:rPr>
           <w:b w:val="0"/>
         </w:rPr>
-        <w:t xml:space="preserve"> </w:t>
-      </w:r>
-      <w:r>
-        <w:rPr>
-          <w:b/>
-        </w:rPr>
-        <w:t>order</w:t>
-      </w:r>
-      <w:r>
-        <w:rPr>
-          <w:b w:val="0"/>
-        </w:rPr>
-        <w:t xml:space="preserve"> matter.</w:t>
+        <w:t>.</w:t>
       </w:r>
     </w:p>
     <w:p>
@@ -3963,61 +4496,12 @@
         <w:pStyle w:val="Heading3"/>
       </w:pPr>
       <w:r>
-        <w:t>Independent question</w:t>
-      </w:r>
-    </w:p>
-    <w:p>
-      <w:pPr>
-        <w:pStyle w:val="Heading3"/>
-      </w:pPr>
-      <w:r>
-        <w:t>Independent question · withhold the key</w:t>
+        <w:t>Reasoned practice answer</w:t>
       </w:r>
     </w:p>
     <w:p>
       <w:pPr>
         <w:spacing w:line="336" w:lineRule="auto" w:after="180"/>
-        <w:shd w:fill="F5F1FB"/>
-      </w:pPr>
-      <w:r>
-        <w:rPr>
-          <w:b w:val="0"/>
-        </w:rPr>
-        <w:t xml:space="preserve">If pages are at most 80, choose short; otherwise choose long. Classify books with 79, 80 and 81 pages and explain the </w:t>
-      </w:r>
-      <w:r>
-        <w:rPr>
-          <w:b/>
-        </w:rPr>
-        <w:t>boundary</w:t>
-      </w:r>
-      <w:r>
-        <w:rPr>
-          <w:b w:val="0"/>
-        </w:rPr>
-        <w:t>.</w:t>
-      </w:r>
-    </w:p>
-    <w:p>
-      <w:pPr>
-        <w:pStyle w:val="Heading3"/>
-      </w:pPr>
-      <w:r>
-        <w:t>Expected independent answer</w:t>
-      </w:r>
-    </w:p>
-    <w:p>
-      <w:pPr>
-        <w:pStyle w:val="Heading3"/>
-      </w:pPr>
-      <w:r>
-        <w:t>Teacher key · Expected independent answer</w:t>
-      </w:r>
-    </w:p>
-    <w:p>
-      <w:pPr>
-        <w:spacing w:line="336" w:lineRule="auto" w:after="180"/>
-        <w:shd w:fill="F1F6FC"/>
       </w:pPr>
       <w:r>
         <w:rPr>
@@ -4323,82 +4807,305 @@
     </w:p>
     <w:p>
       <w:pPr>
+        <w:spacing w:line="336" w:lineRule="auto" w:after="180"/>
+      </w:pPr>
+      <w:r>
+        <w:rPr>
+          <w:b w:val="0"/>
+        </w:rPr>
+        <w:t xml:space="preserve">Original results are Short, Medium, Medium, Long. With &lt;=160 first, 79 is incorrectly routed to Medium and the Short </w:t>
+      </w:r>
+      <w:r>
+        <w:rPr>
+          <w:b/>
+        </w:rPr>
+        <w:t>branch</w:t>
+      </w:r>
+      <w:r>
+        <w:rPr>
+          <w:b w:val="0"/>
+        </w:rPr>
+        <w:t xml:space="preserve"> becomes unreachable for nonnegative short books. Check values just below, at and above each </w:t>
+      </w:r>
+      <w:r>
+        <w:rPr>
+          <w:b/>
+        </w:rPr>
+        <w:t>boundary</w:t>
+      </w:r>
+      <w:r>
+        <w:rPr>
+          <w:b w:val="0"/>
+        </w:rPr>
+        <w:t>.</w:t>
+      </w:r>
+    </w:p>
+    <w:p>
+      <w:pPr>
         <w:pStyle w:val="Heading3"/>
       </w:pPr>
       <w:r>
-        <w:t>Teacher key · Original transfer answer</w:t>
+        <w:t>Explanations for the additional workbook examples</w:t>
+      </w:r>
+    </w:p>
+    <w:p>
+      <w:pPr>
+        <w:pStyle w:val="Heading3"/>
+      </w:pPr>
+      <w:r>
+        <w:t>W1 Explain the chain</w:t>
+      </w:r>
+    </w:p>
+    <w:p>
+      <w:pPr>
+        <w:pStyle w:val="Heading3"/>
+      </w:pPr>
+      <w:r>
+        <w:t>W2 Trace the tested path</w:t>
+      </w:r>
+    </w:p>
+    <w:p>
+      <w:pPr>
+        <w:pStyle w:val="Heading3"/>
+      </w:pPr>
+      <w:r>
+        <w:t>W3 Repair the overwritten result</w:t>
+      </w:r>
+    </w:p>
+    <w:p>
+      <w:pPr>
+        <w:pStyle w:val="Heading3"/>
+      </w:pPr>
+      <w:r>
+        <w:t>W4 Build a new sorter independently</w:t>
       </w:r>
     </w:p>
     <w:p>
       <w:pPr>
         <w:spacing w:line="336" w:lineRule="auto" w:after="180"/>
-        <w:shd w:fill="F1F6FC"/>
       </w:pPr>
       <w:r>
         <w:rPr>
           <w:b w:val="0"/>
         </w:rPr>
-        <w:t xml:space="preserve">Original results are Short, Medium, Medium, Long. With &lt;=160 first, 79 is incorrectly routed to Medium and the Short </w:t>
+        <w:t xml:space="preserve">Use an integer tiles count. Label a negative value Invalid, zero Empty, 1 through 6 Small and values above 6 Large. Write an </w:t>
       </w:r>
       <w:r>
         <w:rPr>
           <w:b/>
         </w:rPr>
+        <w:t>order</w:t>
+      </w:r>
+      <w:r>
+        <w:rPr>
+          <w:b w:val="0"/>
+        </w:rPr>
+        <w:t>ed if elif else script and predict -1, 0, 1, 6 and 7. Include one print after the chain.</w:t>
+      </w:r>
+    </w:p>
+    <w:p>
+      <w:pPr>
+        <w:spacing w:line="336" w:lineRule="auto" w:after="180"/>
+      </w:pPr>
+      <w:r>
+        <w:rPr>
+          <w:b w:val="0"/>
+        </w:rPr>
+        <w:t xml:space="preserve">Use if tiles &lt; 0, elif tiles == 0, elif tiles &lt;= 6, else, assigning the respective labels and printing after the chain. </w:t>
+      </w:r>
+      <w:r>
+        <w:rPr>
+          <w:b/>
+        </w:rPr>
+        <w:t>Output</w:t>
+      </w:r>
+      <w:r>
+        <w:rPr>
+          <w:b w:val="0"/>
+        </w:rPr>
+        <w:t xml:space="preserve">s Invalid, Empty, Small, Small, Large. Zero must be handled before the &lt;= 6 </w:t>
+      </w:r>
+      <w:r>
+        <w:rPr>
+          <w:b/>
+        </w:rPr>
         <w:t>branch</w:t>
       </w:r>
       <w:r>
         <w:rPr>
           <w:b w:val="0"/>
         </w:rPr>
-        <w:t xml:space="preserve"> becomes unreachable for nonnegative short books. Check values just below, at and above each </w:t>
-      </w:r>
+        <w:t>.</w:t>
+      </w:r>
+    </w:p>
+    <w:p>
+      <w:pPr>
+        <w:pStyle w:val="Heading3"/>
+      </w:pPr>
+      <w:r>
+        <w:t>W5 Choose revealing regression tests</w:t>
+      </w:r>
+    </w:p>
+    <w:p>
+      <w:pPr>
+        <w:pStyle w:val="Heading3"/>
+      </w:pPr>
+      <w:r>
+        <w:t>Assess independent transfer</w:t>
+      </w:r>
+    </w:p>
+    <w:p>
+      <w:pPr>
+        <w:pStyle w:val="Heading3"/>
+      </w:pPr>
+      <w:r>
+        <w:t>Selected case answer</w:t>
+      </w:r>
+    </w:p>
+    <w:p>
+      <w:pPr>
+        <w:pStyle w:val="Heading3"/>
+      </w:pPr>
+      <w:r>
+        <w:t>Feedback that the learner uses</w:t>
+      </w:r>
+    </w:p>
+    <w:p>
+      <w:pPr>
+        <w:pStyle w:val="Heading1"/>
+      </w:pPr>
+      <w:r>
+        <w:t>06. Connect, adapt and return</w:t>
+      </w:r>
+    </w:p>
+    <w:p>
+      <w:r>
+        <w:t>Retain the project evidence and revisit the reasoning on a changed case.</w:t>
+      </w:r>
+    </w:p>
+    <w:p>
+      <w:pPr>
+        <w:pStyle w:val="Heading2"/>
+      </w:pPr>
+      <w:r>
+        <w:t>Project evidence to keep</w:t>
+      </w:r>
+    </w:p>
+    <w:p>
+      <w:pPr>
+        <w:spacing w:line="336" w:lineRule="auto" w:after="180"/>
+      </w:pPr>
       <w:r>
         <w:rPr>
           <w:b/>
         </w:rPr>
+        <w:t>Branch</w:t>
+      </w:r>
+      <w:r>
+        <w:rPr>
+          <w:b w:val="0"/>
+        </w:rPr>
+        <w:t xml:space="preserve"> when a reader has a hard constraint such as language, format, or maximum length.</w:t>
+      </w:r>
+    </w:p>
+    <w:p>
+      <w:pPr>
+        <w:spacing w:line="336" w:lineRule="auto" w:after="180"/>
+      </w:pPr>
+      <w:r>
+        <w:rPr>
+          <w:b w:val="0"/>
+        </w:rPr>
+        <w:t xml:space="preserve">Keep the decision, </w:t>
+      </w:r>
+      <w:r>
+        <w:rPr>
+          <w:b/>
+        </w:rPr>
+        <w:t>input</w:t>
+      </w:r>
+      <w:r>
+        <w:rPr>
+          <w:b w:val="0"/>
+        </w:rPr>
+        <w:t xml:space="preserve">, result, explanation and remaining limitation in the project </w:t>
+      </w:r>
+      <w:r>
+        <w:rPr>
+          <w:b/>
+        </w:rPr>
+        <w:t>evidence</w:t>
+      </w:r>
+      <w:r>
+        <w:rPr>
+          <w:b w:val="0"/>
+        </w:rPr>
+        <w:t xml:space="preserve"> record. Retrieve this record next week rather than restarting the project.</w:t>
+      </w:r>
+    </w:p>
+    <w:p>
+      <w:pPr>
+        <w:spacing w:line="336" w:lineRule="auto" w:after="180"/>
+      </w:pPr>
+      <w:r>
+        <w:rPr>
+          <w:b w:val="0"/>
+        </w:rPr>
+        <w:t>Validate recommender requests before ranking items, retaining explicit labels for missing or invalid cases.</w:t>
+      </w:r>
+    </w:p>
+    <w:p>
+      <w:pPr>
+        <w:pStyle w:val="Heading2"/>
+      </w:pPr>
+      <w:r>
+        <w:t>Support while preserving the reasoning goal</w:t>
+      </w:r>
+    </w:p>
+    <w:p>
+      <w:pPr>
+        <w:spacing w:line="336" w:lineRule="auto" w:after="180"/>
+      </w:pPr>
+      <w:r>
+        <w:rPr>
+          <w:b w:val="0"/>
+        </w:rPr>
+        <w:t xml:space="preserve">Trace one record or </w:t>
+      </w:r>
+      <w:r>
+        <w:rPr>
+          <w:b/>
+        </w:rPr>
+        <w:t>condition</w:t>
+      </w:r>
+      <w:r>
+        <w:rPr>
+          <w:b w:val="0"/>
+        </w:rPr>
+        <w:t xml:space="preserve"> at a time with counters and labelled columns. Stretch: introduce a tie, </w:t>
+      </w:r>
+      <w:r>
+        <w:rPr>
+          <w:b/>
+        </w:rPr>
         <w:t>boundary</w:t>
       </w:r>
       <w:r>
         <w:rPr>
           <w:b w:val="0"/>
         </w:rPr>
-        <w:t>.</w:t>
-      </w:r>
-    </w:p>
-    <w:p>
-      <w:pPr>
-        <w:pStyle w:val="Heading3"/>
-      </w:pPr>
-      <w:r>
-        <w:t>Explanations for the additional workbook examples</w:t>
-      </w:r>
-    </w:p>
-    <w:p>
-      <w:pPr>
-        <w:pStyle w:val="Heading3"/>
-      </w:pPr>
-      <w:r>
-        <w:t>W1 Explain the chain</w:t>
-      </w:r>
-    </w:p>
-    <w:p>
-      <w:pPr>
-        <w:pStyle w:val="Heading3"/>
-      </w:pPr>
-      <w:r>
-        <w:t>Workbook question · W1</w:t>
+        <w:t xml:space="preserve"> or missing field and declare its handling policy before rerunning.</w:t>
       </w:r>
     </w:p>
     <w:p>
       <w:pPr>
         <w:spacing w:line="336" w:lineRule="auto" w:after="180"/>
-        <w:shd w:fill="F5F1FB"/>
       </w:pPr>
       <w:r>
         <w:rPr>
           <w:b w:val="0"/>
         </w:rPr>
-        <w:t xml:space="preserve">Describe the purpose of if, elif and else in the worked duration sorter. Explain why print(label) is outside the indented </w:t>
+        <w:t xml:space="preserve">Provide movable </w:t>
       </w:r>
       <w:r>
         <w:rPr>
@@ -4410,27 +5117,29 @@
         <w:rPr>
           <w:b w:val="0"/>
         </w:rPr>
-        <w:t>es.</w:t>
-      </w:r>
-    </w:p>
-    <w:p>
-      <w:pPr>
-        <w:pStyle w:val="Heading3"/>
-      </w:pPr>
-      <w:r>
-        <w:t>Teacher reasoning · W1</w:t>
+        <w:t xml:space="preserve"> cards and align the four-space blocks on a ruled page. Permit an oral trace alongside the script and record help.</w:t>
       </w:r>
     </w:p>
     <w:p>
       <w:pPr>
         <w:spacing w:line="336" w:lineRule="auto" w:after="180"/>
-        <w:shd w:fill="F1F6FC"/>
       </w:pPr>
       <w:r>
         <w:rPr>
           <w:b w:val="0"/>
         </w:rPr>
-        <w:t xml:space="preserve">if tests negative first; elif checks &lt;= 12 only after that fails; else handles the rest. Unindented print runs after any selected </w:t>
+        <w:t>Extension: swap the zero and &lt;= 6 checks and find the smallest nonnegative counterexample.</w:t>
+      </w:r>
+    </w:p>
+    <w:p>
+      <w:pPr>
+        <w:spacing w:line="336" w:lineRule="auto" w:after="180"/>
+      </w:pPr>
+      <w:r>
+        <w:rPr>
+          <w:b w:val="0"/>
+        </w:rPr>
+        <w:t xml:space="preserve">W4 must assign one correct label on all five cases and explain zero before the small </w:t>
       </w:r>
       <w:r>
         <w:rPr>
@@ -4442,860 +5151,38 @@
         <w:rPr>
           <w:b w:val="0"/>
         </w:rPr>
-        <w:t>, whose assignment gives label a value.</w:t>
-      </w:r>
-    </w:p>
-    <w:p>
-      <w:pPr>
-        <w:pStyle w:val="Heading3"/>
-      </w:pPr>
-      <w:r>
-        <w:t>W2 Trace the tested path</w:t>
-      </w:r>
-    </w:p>
-    <w:p>
-      <w:pPr>
-        <w:pStyle w:val="Heading3"/>
-      </w:pPr>
-      <w:r>
-        <w:t>Workbook question · W2</w:t>
+        <w:t>. After support, retry a shelf-count sorter with Empty at zero, Few for 1 through 4, Many above 4 and Invalid below zero.</w:t>
       </w:r>
     </w:p>
     <w:p>
       <w:pPr>
         <w:spacing w:line="336" w:lineRule="auto" w:after="180"/>
-        <w:shd w:fill="F5F1FB"/>
       </w:pPr>
       <w:r>
         <w:rPr>
           <w:b w:val="0"/>
         </w:rPr>
-        <w:t xml:space="preserve">For -1, 12 and 13, record checked </w:t>
+        <w:t xml:space="preserve">Expected </w:t>
       </w:r>
       <w:r>
         <w:rPr>
           <w:b/>
         </w:rPr>
-        <w:t>condition</w:t>
+        <w:t>output</w:t>
       </w:r>
       <w:r>
         <w:rPr>
           <w:b w:val="0"/>
         </w:rPr>
-        <w:t xml:space="preserve">s, skipped </w:t>
-      </w:r>
-      <w:r>
-        <w:rPr>
-          <w:b/>
-        </w:rPr>
-        <w:t>condition</w:t>
-      </w:r>
-      <w:r>
-        <w:rPr>
-          <w:b w:val="0"/>
-        </w:rPr>
-        <w:t>s and the final label. Run each as a fresh script after predicting.</w:t>
-      </w:r>
-    </w:p>
-    <w:p>
-      <w:pPr>
-        <w:pStyle w:val="Heading3"/>
-      </w:pPr>
-      <w:r>
-        <w:t>Teacher reasoning · W2</w:t>
-      </w:r>
-    </w:p>
-    <w:p>
-      <w:pPr>
-        <w:spacing w:line="336" w:lineRule="auto" w:after="180"/>
-        <w:shd w:fill="F1F6FC"/>
-      </w:pPr>
-      <w:r>
-        <w:rPr>
-          <w:b w:val="0"/>
-        </w:rPr>
-        <w:t>-1: first True, second skipped, Invalid. 12: first False, second True, Short. 13: both False, else selected, Long. Retain observed results separately.</w:t>
-      </w:r>
-    </w:p>
-    <w:p>
-      <w:pPr>
-        <w:pStyle w:val="Heading3"/>
-      </w:pPr>
-      <w:r>
-        <w:t>W3 Repair the overwritten result</w:t>
-      </w:r>
-    </w:p>
-    <w:p>
-      <w:pPr>
-        <w:pStyle w:val="Heading3"/>
-      </w:pPr>
-      <w:r>
-        <w:t>Workbook question · W3</w:t>
-      </w:r>
-    </w:p>
-    <w:p>
-      <w:pPr>
-        <w:spacing w:line="336" w:lineRule="auto" w:after="180"/>
-        <w:shd w:fill="F5F1FB"/>
-      </w:pPr>
-      <w:r>
-        <w:rPr>
-          <w:b w:val="0"/>
-        </w:rPr>
-        <w:t>Trace the two-independent-if example for -1. Identify which assignment overwrites the earlier label and make the smallest repair.</w:t>
-      </w:r>
-    </w:p>
-    <w:p>
-      <w:pPr>
-        <w:pStyle w:val="Heading3"/>
-      </w:pPr>
-      <w:r>
-        <w:t>Teacher reasoning · W3</w:t>
-      </w:r>
-    </w:p>
-    <w:p>
-      <w:pPr>
-        <w:spacing w:line="336" w:lineRule="auto" w:after="180"/>
-        <w:shd w:fill="F1F6FC"/>
-      </w:pPr>
-      <w:r>
-        <w:rPr>
-          <w:b w:val="0"/>
-        </w:rPr>
-        <w:t xml:space="preserve">The first assignment sets Invalid; the second if also succeeds and changes label to Short. Replace the second if with elif. The repaired </w:t>
-      </w:r>
-      <w:r>
-        <w:rPr>
-          <w:b/>
-        </w:rPr>
-        <w:t>output</w:t>
-      </w:r>
-      <w:r>
-        <w:rPr>
-          <w:b w:val="0"/>
-        </w:rPr>
-        <w:t xml:space="preserve"> is Invalid.</w:t>
-      </w:r>
-    </w:p>
-    <w:p>
-      <w:pPr>
-        <w:pStyle w:val="Heading3"/>
-      </w:pPr>
-      <w:r>
-        <w:t>W4 Build a new sorter independently</w:t>
-      </w:r>
-    </w:p>
-    <w:p>
-      <w:pPr>
-        <w:pStyle w:val="Heading3"/>
-      </w:pPr>
-      <w:r>
-        <w:t>Workbook question · W4</w:t>
-      </w:r>
-    </w:p>
-    <w:p>
-      <w:pPr>
-        <w:spacing w:line="336" w:lineRule="auto" w:after="180"/>
-        <w:shd w:fill="F5F1FB"/>
-      </w:pPr>
-      <w:r>
-        <w:rPr>
-          <w:b w:val="0"/>
-        </w:rPr>
-        <w:t xml:space="preserve">Use an integer tiles count. Label a negative value Invalid, zero Empty, 1 through 6 Small and values above 6 Large. Write an </w:t>
-      </w:r>
-      <w:r>
-        <w:rPr>
-          <w:b/>
-        </w:rPr>
-        <w:t>order</w:t>
-      </w:r>
-      <w:r>
-        <w:rPr>
-          <w:b w:val="0"/>
-        </w:rPr>
-        <w:t>ed if elif else script and predict -1, 0, 1, 6 and 7. Include one print after the chain.</w:t>
-      </w:r>
-    </w:p>
-    <w:p>
-      <w:pPr>
-        <w:pStyle w:val="Heading3"/>
-      </w:pPr>
-      <w:r>
-        <w:t>Teacher reasoning · W4</w:t>
-      </w:r>
-    </w:p>
-    <w:p>
-      <w:pPr>
-        <w:spacing w:line="336" w:lineRule="auto" w:after="180"/>
-        <w:shd w:fill="F1F6FC"/>
-      </w:pPr>
-      <w:r>
-        <w:rPr>
-          <w:b w:val="0"/>
-        </w:rPr>
-        <w:t xml:space="preserve">Use if tiles &lt; 0, elif tiles == 0, elif tiles &lt;= 6, else, assigning the respective labels and printing after the chain. </w:t>
-      </w:r>
-      <w:r>
-        <w:rPr>
-          <w:b/>
-        </w:rPr>
-        <w:t>Output</w:t>
-      </w:r>
-      <w:r>
-        <w:rPr>
-          <w:b w:val="0"/>
-        </w:rPr>
-        <w:t xml:space="preserve">s Invalid, Empty, Small, Small, Large. Zero must be handled before the &lt;= 6 </w:t>
-      </w:r>
-      <w:r>
-        <w:rPr>
-          <w:b/>
-        </w:rPr>
-        <w:t>branch</w:t>
-      </w:r>
-      <w:r>
-        <w:rPr>
-          <w:b w:val="0"/>
-        </w:rPr>
-        <w:t>.</w:t>
-      </w:r>
-    </w:p>
-    <w:p>
-      <w:pPr>
-        <w:pStyle w:val="Heading3"/>
-      </w:pPr>
-      <w:r>
-        <w:t>W5 Choose revealing regression tests</w:t>
-      </w:r>
-    </w:p>
-    <w:p>
-      <w:pPr>
-        <w:pStyle w:val="Heading3"/>
-      </w:pPr>
-      <w:r>
-        <w:t>Workbook question · W5</w:t>
-      </w:r>
-    </w:p>
-    <w:p>
-      <w:pPr>
-        <w:spacing w:line="336" w:lineRule="auto" w:after="180"/>
-        <w:shd w:fill="F5F1FB"/>
-      </w:pPr>
-      <w:r>
-        <w:rPr>
-          <w:b w:val="0"/>
-        </w:rPr>
-        <w:t xml:space="preserve">A repair changes the small-count </w:t>
-      </w:r>
-      <w:r>
-        <w:rPr>
-          <w:b/>
-        </w:rPr>
-        <w:t>condition</w:t>
-      </w:r>
-      <w:r>
-        <w:rPr>
-          <w:b w:val="0"/>
-        </w:rPr>
-        <w:t xml:space="preserve"> from &lt; 6 to &lt;= 6. Name the case that exposes the original error and two different kinds of earlier cases to rerun.</w:t>
-      </w:r>
-    </w:p>
-    <w:p>
-      <w:pPr>
-        <w:pStyle w:val="Heading3"/>
-      </w:pPr>
-      <w:r>
-        <w:t>Teacher reasoning · W5</w:t>
-      </w:r>
-    </w:p>
-    <w:p>
-      <w:pPr>
-        <w:spacing w:line="336" w:lineRule="auto" w:after="180"/>
-        <w:shd w:fill="F1F6FC"/>
-      </w:pPr>
-      <w:r>
-        <w:rPr>
-          <w:b w:val="0"/>
-        </w:rPr>
-        <w:t xml:space="preserve">6 exposes the original wrong Large label. Rerun zero for Empty and a negative count for Invalid, or 7 for Large. Passing only 6 does not check earlier </w:t>
-      </w:r>
-      <w:r>
-        <w:rPr>
-          <w:b/>
-        </w:rPr>
-        <w:t>branch</w:t>
-      </w:r>
-      <w:r>
-        <w:rPr>
-          <w:b w:val="0"/>
-        </w:rPr>
-        <w:t>es.</w:t>
-      </w:r>
-    </w:p>
-    <w:p>
-      <w:pPr>
-        <w:pStyle w:val="Heading3"/>
-      </w:pPr>
-      <w:r>
-        <w:t>Assess independent transfer</w:t>
-      </w:r>
-    </w:p>
-    <w:p>
-      <w:pPr>
-        <w:pStyle w:val="Heading3"/>
-      </w:pPr>
-      <w:r>
-        <w:t>Independent question · withhold the key</w:t>
-      </w:r>
-    </w:p>
-    <w:p>
-      <w:pPr>
-        <w:spacing w:line="336" w:lineRule="auto" w:after="180"/>
-        <w:shd w:fill="F5F1FB"/>
-      </w:pPr>
-      <w:r>
-        <w:rPr>
-          <w:b w:val="0"/>
-        </w:rPr>
-        <w:t xml:space="preserve">Selected case: Use an integer tiles count. Label a negative value Invalid, zero Empty, 1 through 6 Small and values above 6 Large. Write an </w:t>
-      </w:r>
-      <w:r>
-        <w:rPr>
-          <w:b/>
-        </w:rPr>
-        <w:t>order</w:t>
-      </w:r>
-      <w:r>
-        <w:rPr>
-          <w:b w:val="0"/>
-        </w:rPr>
-        <w:t>ed if elif else script and predict -1, 0, 1, 6 and 7.</w:t>
-      </w:r>
-    </w:p>
-    <w:p>
-      <w:pPr>
-        <w:spacing w:line="336" w:lineRule="auto" w:after="180"/>
-        <w:shd w:fill="F5F1FB"/>
-      </w:pPr>
-      <w:r>
-        <w:rPr>
-          <w:b w:val="0"/>
-        </w:rPr>
-        <w:t>Include one print after the chain.</w:t>
-      </w:r>
-    </w:p>
-    <w:p>
-      <w:pPr>
-        <w:pStyle w:val="Heading3"/>
-      </w:pPr>
-      <w:r>
-        <w:t>Selected case answer</w:t>
-      </w:r>
-    </w:p>
-    <w:p>
-      <w:pPr>
-        <w:pStyle w:val="Heading3"/>
-      </w:pPr>
-      <w:r>
-        <w:t>Teacher key · Selected case answer</w:t>
-      </w:r>
-    </w:p>
-    <w:p>
-      <w:pPr>
-        <w:spacing w:line="336" w:lineRule="auto" w:after="180"/>
-        <w:shd w:fill="F1F6FC"/>
-      </w:pPr>
-      <w:r>
-        <w:rPr>
-          <w:b w:val="0"/>
-        </w:rPr>
-        <w:t xml:space="preserve">Use if tiles &lt; 0, elif tiles == 0, elif tiles &lt;= 6, else, assigning the respective labels and printing after the chain. </w:t>
-      </w:r>
-      <w:r>
-        <w:rPr>
-          <w:b/>
-        </w:rPr>
-        <w:t>Output</w:t>
-      </w:r>
-      <w:r>
-        <w:rPr>
-          <w:b w:val="0"/>
-        </w:rPr>
-        <w:t xml:space="preserve">s Invalid, Empty, Small, Small, Large. Zero must be handled before the &lt;= 6 </w:t>
-      </w:r>
-      <w:r>
-        <w:rPr>
-          <w:b/>
-        </w:rPr>
-        <w:t>branch</w:t>
-      </w:r>
-      <w:r>
-        <w:rPr>
-          <w:b w:val="0"/>
-        </w:rPr>
-        <w:t>.</w:t>
-      </w:r>
-    </w:p>
-    <w:tbl>
-      <w:tblPr>
-        <w:tblStyle w:val="LightShading-Accent1"/>
-        <w:tblW w:type="auto" w:w="0"/>
-        <w:tblLook w:firstColumn="1" w:firstRow="1" w:lastColumn="0" w:lastRow="0" w:noHBand="0" w:noVBand="1" w:val="04A0"/>
-      </w:tblPr>
-      <w:tblGrid>
-        <w:gridCol w:w="5112"/>
-        <w:gridCol w:w="5112"/>
-      </w:tblGrid>
-      <w:tr>
-        <w:trPr>
-          <w:tblHeader/>
-        </w:trPr>
-        <w:tc>
-          <w:tcPr>
-            <w:tcW w:type="dxa" w:w="5112"/>
-          </w:tcPr>
-          <w:p>
-            <w:r>
-              <w:t>Dimension</w:t>
-            </w:r>
-          </w:p>
-        </w:tc>
-        <w:tc>
-          <w:tcPr>
-            <w:tcW w:type="dxa" w:w="5112"/>
-          </w:tcPr>
-          <w:p>
-            <w:r>
-              <w:t>Evidence required</w:t>
-            </w:r>
-          </w:p>
-        </w:tc>
-      </w:tr>
-      <w:tr>
-        <w:tc>
-          <w:tcPr>
-            <w:tcW w:type="dxa" w:w="5112"/>
-          </w:tcPr>
-          <w:p>
-            <w:r>
-              <w:t>Explanation</w:t>
-            </w:r>
-          </w:p>
-        </w:tc>
-        <w:tc>
-          <w:tcPr>
-            <w:tcW w:type="dxa" w:w="5112"/>
-          </w:tcPr>
-          <w:p>
-            <w:r>
-              <w:t>Names the applicable idea or procedure and ties it to the supplied facts.</w:t>
-            </w:r>
-          </w:p>
-        </w:tc>
-      </w:tr>
-      <w:tr>
-        <w:tc>
-          <w:tcPr>
-            <w:tcW w:type="dxa" w:w="5112"/>
-          </w:tcPr>
-          <w:p>
-            <w:r>
-              <w:t>Trace and result</w:t>
-            </w:r>
-          </w:p>
-        </w:tc>
-        <w:tc>
-          <w:tcPr>
-            <w:tcW w:type="dxa" w:w="5112"/>
-          </w:tcPr>
-          <w:p>
-            <w:r>
-              <w:t>Preserves the given inputs and shows the relevant intermediate steps; distinguishes a prediction from an observed execution.</w:t>
-            </w:r>
-          </w:p>
-        </w:tc>
-      </w:tr>
-      <w:tr>
-        <w:tc>
-          <w:tcPr>
-            <w:tcW w:type="dxa" w:w="5112"/>
-          </w:tcPr>
-          <w:p>
-            <w:r>
-              <w:t>Limits</w:t>
-            </w:r>
-          </w:p>
-        </w:tc>
-        <w:tc>
-          <w:tcPr>
-            <w:tcW w:type="dxa" w:w="5112"/>
-          </w:tcPr>
-          <w:p>
-            <w:r>
-              <w:t>States the assumptions, missing evidence or conditions under which the result would change.</w:t>
-            </w:r>
-          </w:p>
-        </w:tc>
-      </w:tr>
-    </w:tbl>
-    <w:p>
-      <w:pPr>
-        <w:pStyle w:val="Heading3"/>
-      </w:pPr>
-      <w:r>
-        <w:t>Teacher key · Selected case answer</w:t>
-      </w:r>
-    </w:p>
-    <w:p>
-      <w:pPr>
-        <w:spacing w:line="336" w:lineRule="auto" w:after="180"/>
-        <w:shd w:fill="F1F6FC"/>
-      </w:pPr>
-      <w:r>
-        <w:rPr>
-          <w:b w:val="0"/>
-        </w:rPr>
-        <w:t>Record each dimension as not yet, with support, or independent. Accept a valid alternative procedure with a defensible trace.</w:t>
-      </w:r>
-    </w:p>
-    <w:p>
-      <w:pPr>
-        <w:spacing w:line="336" w:lineRule="auto" w:after="180"/>
-        <w:shd w:fill="F1F6FC"/>
-      </w:pPr>
-      <w:r>
-        <w:rPr>
-          <w:b w:val="0"/>
-        </w:rPr>
-        <w:t xml:space="preserve">Do not penalise an honestly recorded model failure if the learner correctly explains its </w:t>
-      </w:r>
-      <w:r>
-        <w:rPr>
-          <w:b/>
-        </w:rPr>
-        <w:t>evidence</w:t>
-      </w:r>
-      <w:r>
-        <w:rPr>
-          <w:b w:val="0"/>
-        </w:rPr>
-        <w:t xml:space="preserve"> and limits.</w:t>
-      </w:r>
-    </w:p>
-    <w:p>
-      <w:pPr>
-        <w:pStyle w:val="Heading3"/>
-      </w:pPr>
-      <w:r>
-        <w:t>Feedback that the learner uses</w:t>
-      </w:r>
-    </w:p>
-    <w:p>
-      <w:pPr>
-        <w:spacing w:line="336" w:lineRule="auto" w:after="180"/>
-      </w:pPr>
-      <w:r>
-        <w:rPr>
-          <w:b w:val="0"/>
-        </w:rPr>
-        <w:t>Name the earliest unsupported step and give one action to repair it. Have the learner make that repair now and explain why. Then assess the relevant skill on a fresh, fully specified case.</w:t>
-      </w:r>
-    </w:p>
-    <w:p>
-      <w:pPr>
-        <w:spacing w:line="336" w:lineRule="auto" w:after="180"/>
-      </w:pPr>
-      <w:r>
-        <w:rPr>
-          <w:b w:val="0"/>
-        </w:rPr>
-        <w:t>Confirm it was not previously practised with feedback; solve and check the new case before assigning it. A follow-up design prompt is a starting brief, not automatically an equivalent test.</w:t>
-      </w:r>
-    </w:p>
-    <w:p>
-      <w:pPr>
-        <w:pStyle w:val="Heading1"/>
-      </w:pPr>
-      <w:r>
-        <w:t>06. Connect and extend learning</w:t>
-      </w:r>
-    </w:p>
-    <w:p>
-      <w:r>
-        <w:t>Connect Branching Logic to Transparent Book Recommender, adapt support and plan a later changed-case check.</w:t>
-      </w:r>
-    </w:p>
-    <w:p>
-      <w:pPr>
-        <w:pStyle w:val="Heading3"/>
-      </w:pPr>
-      <w:r>
-        <w:t>Transparent Book Recommender</w:t>
-      </w:r>
-    </w:p>
-    <w:p>
-      <w:pPr>
-        <w:spacing w:line="336" w:lineRule="auto" w:after="180"/>
-      </w:pPr>
-      <w:r>
-        <w:rPr>
-          <w:b/>
-        </w:rPr>
-        <w:t>Branch</w:t>
-      </w:r>
-      <w:r>
-        <w:rPr>
-          <w:b w:val="0"/>
-        </w:rPr>
-        <w:t xml:space="preserve"> when a reader has a hard constraint such as language, format, or maximum length.</w:t>
-      </w:r>
-    </w:p>
-    <w:p>
-      <w:pPr>
-        <w:spacing w:line="336" w:lineRule="auto" w:after="180"/>
-      </w:pPr>
-      <w:r>
-        <w:rPr>
-          <w:b w:val="0"/>
-        </w:rPr>
-        <w:t xml:space="preserve">Keep the decision, </w:t>
-      </w:r>
-      <w:r>
-        <w:rPr>
-          <w:b/>
-        </w:rPr>
-        <w:t>input</w:t>
-      </w:r>
-      <w:r>
-        <w:rPr>
-          <w:b w:val="0"/>
-        </w:rPr>
-        <w:t xml:space="preserve">, result, explanation and remaining limitation in the project </w:t>
-      </w:r>
-      <w:r>
-        <w:rPr>
-          <w:b/>
-        </w:rPr>
-        <w:t>evidence</w:t>
-      </w:r>
-      <w:r>
-        <w:rPr>
-          <w:b w:val="0"/>
-        </w:rPr>
-        <w:t xml:space="preserve"> record. Retrieve this record next week rather than restarting the project.</w:t>
-      </w:r>
-    </w:p>
-    <w:p>
-      <w:pPr>
-        <w:pStyle w:val="Heading3"/>
-      </w:pPr>
-      <w:r>
-        <w:t>Support and stretch</w:t>
-      </w:r>
-    </w:p>
-    <w:p>
-      <w:pPr>
-        <w:spacing w:line="336" w:lineRule="auto" w:after="180"/>
-      </w:pPr>
-      <w:r>
-        <w:rPr>
-          <w:b w:val="0"/>
-        </w:rPr>
-        <w:t xml:space="preserve">Trace one record or </w:t>
-      </w:r>
-      <w:r>
-        <w:rPr>
-          <w:b/>
-        </w:rPr>
-        <w:t>condition</w:t>
-      </w:r>
-      <w:r>
-        <w:rPr>
-          <w:b w:val="0"/>
-        </w:rPr>
-        <w:t xml:space="preserve"> at a time with counters and labelled columns. Stretch: introduce a tie, </w:t>
-      </w:r>
-      <w:r>
-        <w:rPr>
-          <w:b/>
-        </w:rPr>
-        <w:t>boundary</w:t>
-      </w:r>
-      <w:r>
-        <w:rPr>
-          <w:b w:val="0"/>
-        </w:rPr>
-        <w:t xml:space="preserve"> or missing field and declare its handling policy before rerunning.</w:t>
-      </w:r>
-    </w:p>
-    <w:p>
-      <w:pPr>
-        <w:pStyle w:val="Heading3"/>
-      </w:pPr>
-      <w:r>
-        <w:t>Exit reflection</w:t>
-      </w:r>
-    </w:p>
-    <w:p>
-      <w:pPr>
-        <w:spacing w:line="336" w:lineRule="auto" w:after="180"/>
-      </w:pPr>
-      <w:r>
-        <w:rPr>
-          <w:b w:val="0"/>
-        </w:rPr>
-        <w:t xml:space="preserve">Ask for one decision the learner can now justify and one situation requiring more </w:t>
-      </w:r>
-      <w:r>
-        <w:rPr>
-          <w:b/>
-        </w:rPr>
-        <w:t>evidence</w:t>
-      </w:r>
-      <w:r>
-        <w:rPr>
-          <w:b w:val="0"/>
-        </w:rPr>
-        <w:t xml:space="preserve"> or human review. Confidence ratings are separate from correct independent performance.</w:t>
-      </w:r>
-    </w:p>
-    <w:p>
-      <w:pPr>
-        <w:pStyle w:val="Heading3"/>
-      </w:pPr>
-      <w:r>
-        <w:t>Bridge to the next week</w:t>
-      </w:r>
-    </w:p>
-    <w:p>
-      <w:pPr>
-        <w:spacing w:line="336" w:lineRule="auto" w:after="180"/>
-      </w:pPr>
-      <w:r>
-        <w:rPr>
-          <w:b w:val="0"/>
-        </w:rPr>
-        <w:t xml:space="preserve">Next: Week 4: Trace Tables. Retrieve today’s </w:t>
-      </w:r>
-      <w:r>
-        <w:rPr>
-          <w:b/>
-        </w:rPr>
-        <w:t>evidence</w:t>
-      </w:r>
-      <w:r>
-        <w:rPr>
-          <w:b w:val="0"/>
-        </w:rPr>
-        <w:t xml:space="preserve"> and identify what carries forward and what is new.</w:t>
-      </w:r>
-    </w:p>
-    <w:p>
-      <w:pPr>
-        <w:pStyle w:val="Heading3"/>
-      </w:pPr>
-      <w:r>
-        <w:t>Support and fresh reassessment</w:t>
-      </w:r>
-    </w:p>
-    <w:p>
-      <w:pPr>
-        <w:spacing w:line="336" w:lineRule="auto" w:after="180"/>
-      </w:pPr>
-      <w:r>
-        <w:rPr>
-          <w:b w:val="0"/>
-        </w:rPr>
-        <w:t xml:space="preserve">Provide movable </w:t>
-      </w:r>
-      <w:r>
-        <w:rPr>
-          <w:b/>
-        </w:rPr>
-        <w:t>branch</w:t>
-      </w:r>
-      <w:r>
-        <w:rPr>
-          <w:b w:val="0"/>
-        </w:rPr>
-        <w:t xml:space="preserve"> cards and align the four-space blocks on a ruled page. Permit an oral trace alongside the script and record help.</w:t>
-      </w:r>
-    </w:p>
-    <w:p>
-      <w:pPr>
-        <w:spacing w:line="336" w:lineRule="auto" w:after="180"/>
-      </w:pPr>
-      <w:r>
-        <w:rPr>
-          <w:b w:val="0"/>
-        </w:rPr>
-        <w:t>Extension: swap the zero and &lt;= 6 checks and find the smallest nonnegative counterexample.</w:t>
-      </w:r>
-    </w:p>
-    <w:p>
-      <w:pPr>
-        <w:spacing w:line="336" w:lineRule="auto" w:after="180"/>
-      </w:pPr>
-      <w:r>
-        <w:rPr>
-          <w:b w:val="0"/>
-        </w:rPr>
-        <w:t xml:space="preserve">W4 must assign one correct label on all five cases and explain zero before the small </w:t>
-      </w:r>
-      <w:r>
-        <w:rPr>
-          <w:b/>
-        </w:rPr>
-        <w:t>branch</w:t>
-      </w:r>
-      <w:r>
-        <w:rPr>
-          <w:b w:val="0"/>
-        </w:rPr>
-        <w:t>. After support, retry a shelf-count sorter with Empty at zero, Few for 1 through 4, Many above 4 and Invalid below zero.</w:t>
-      </w:r>
-    </w:p>
-    <w:p>
-      <w:pPr>
-        <w:spacing w:line="336" w:lineRule="auto" w:after="180"/>
-      </w:pPr>
-      <w:r>
-        <w:rPr>
-          <w:b w:val="0"/>
-        </w:rPr>
-        <w:t xml:space="preserve">Expected </w:t>
-      </w:r>
-      <w:r>
-        <w:rPr>
-          <w:b/>
-        </w:rPr>
-        <w:t>output</w:t>
-      </w:r>
-      <w:r>
-        <w:rPr>
-          <w:b w:val="0"/>
-        </w:rPr>
         <w:t>s at -1, 0, 4, 5 are Invalid, Empty, Few, Many.</w:t>
       </w:r>
     </w:p>
     <w:p>
       <w:pPr>
-        <w:spacing w:line="336" w:lineRule="auto" w:after="180"/>
-      </w:pPr>
-      <w:r>
-        <w:rPr>
-          <w:b w:val="0"/>
-        </w:rPr>
-        <w:t>Week 6 repeats a block with loops and records each change in state.</w:t>
-      </w:r>
-    </w:p>
-    <w:p>
-      <w:pPr>
-        <w:pStyle w:val="Heading3"/>
-      </w:pPr>
-      <w:r>
-        <w:t>Plan the delayed return</w:t>
+        <w:pStyle w:val="Heading2"/>
+      </w:pPr>
+      <w:r>
+        <w:t>Plan the delayed check</w:t>
       </w:r>
     </w:p>
     <w:p>
@@ -5512,48 +5399,176 @@
     </w:p>
     <w:p>
       <w:pPr>
+        <w:pStyle w:val="Heading2"/>
+      </w:pPr>
+      <w:r>
+        <w:t>Bridge to next week</w:t>
+      </w:r>
+    </w:p>
+    <w:p>
+      <w:pPr>
+        <w:spacing w:line="336" w:lineRule="auto" w:after="180"/>
+      </w:pPr>
+      <w:r>
+        <w:rPr>
+          <w:b w:val="0"/>
+        </w:rPr>
+        <w:t xml:space="preserve">Ask for one decision the learner can now justify and one situation requiring more </w:t>
+      </w:r>
+      <w:r>
+        <w:rPr>
+          <w:b/>
+        </w:rPr>
+        <w:t>evidence</w:t>
+      </w:r>
+      <w:r>
+        <w:rPr>
+          <w:b w:val="0"/>
+        </w:rPr>
+        <w:t xml:space="preserve"> or human review. Confidence ratings are separate from correct independent performance.</w:t>
+      </w:r>
+    </w:p>
+    <w:p>
+      <w:pPr>
+        <w:spacing w:line="336" w:lineRule="auto" w:after="180"/>
+      </w:pPr>
+      <w:r>
+        <w:rPr>
+          <w:b w:val="0"/>
+        </w:rPr>
+        <w:t xml:space="preserve">Next: Week 4: Trace Tables. Retrieve today’s </w:t>
+      </w:r>
+      <w:r>
+        <w:rPr>
+          <w:b/>
+        </w:rPr>
+        <w:t>evidence</w:t>
+      </w:r>
+      <w:r>
+        <w:rPr>
+          <w:b w:val="0"/>
+        </w:rPr>
+        <w:t xml:space="preserve"> and identify what carries forward and what is new.</w:t>
+      </w:r>
+    </w:p>
+    <w:p>
+      <w:pPr>
+        <w:spacing w:line="336" w:lineRule="auto" w:after="180"/>
+      </w:pPr>
+      <w:r>
+        <w:rPr>
+          <w:b w:val="0"/>
+        </w:rPr>
+        <w:t>Weeks 4 and 5 trace repeated blocks, loop state and stopping.</w:t>
+      </w:r>
+    </w:p>
+    <w:p>
+      <w:pPr>
+        <w:pStyle w:val="Heading2"/>
+      </w:pPr>
+      <w:r>
+        <w:t>Earlier wording, alternatives and picture transcripts · reference / check after trying</w:t>
+      </w:r>
+    </w:p>
+    <w:p>
+      <w:pPr>
+        <w:spacing w:line="336" w:lineRule="auto" w:after="180"/>
+      </w:pPr>
+      <w:r>
+        <w:rPr>
+          <w:b w:val="0"/>
+        </w:rPr>
+        <w:t>Connect and extend learning</w:t>
+      </w:r>
+    </w:p>
+    <w:p>
+      <w:pPr>
         <w:pStyle w:val="Heading3"/>
       </w:pPr>
       <w:r>
+        <w:t>Transparent Book Recommender</w:t>
+      </w:r>
+    </w:p>
+    <w:p>
+      <w:pPr>
+        <w:pStyle w:val="Heading3"/>
+      </w:pPr>
+      <w:r>
+        <w:t>Support and stretch</w:t>
+      </w:r>
+    </w:p>
+    <w:p>
+      <w:pPr>
+        <w:pStyle w:val="Heading3"/>
+      </w:pPr>
+      <w:r>
+        <w:t>Exit reflection</w:t>
+      </w:r>
+    </w:p>
+    <w:p>
+      <w:pPr>
+        <w:pStyle w:val="Heading3"/>
+      </w:pPr>
+      <w:r>
+        <w:t>Bridge to the next week</w:t>
+      </w:r>
+    </w:p>
+    <w:p>
+      <w:pPr>
+        <w:pStyle w:val="Heading3"/>
+      </w:pPr>
+      <w:r>
+        <w:t>Support and fresh reassessment</w:t>
+      </w:r>
+    </w:p>
+    <w:p>
+      <w:pPr>
+        <w:pStyle w:val="Heading3"/>
+      </w:pPr>
+      <w:r>
+        <w:t>Plan the delayed return</w:t>
+      </w:r>
+    </w:p>
+    <w:p>
+      <w:pPr>
+        <w:pStyle w:val="Heading3"/>
+      </w:pPr>
+      <w:r>
         <w:t>Project evidence from this case</w:t>
       </w:r>
     </w:p>
     <w:p>
       <w:pPr>
+        <w:pStyle w:val="Heading1"/>
+      </w:pPr>
+      <w:r>
+        <w:t>Reference bank and extra practice</w:t>
+      </w:r>
+    </w:p>
+    <w:p>
+      <w:pPr>
+        <w:pStyle w:val="Heading1"/>
+      </w:pPr>
+      <w:r>
+        <w:t>07. Reference: alternative planning checklist</w:t>
+      </w:r>
+    </w:p>
+    <w:p>
+      <w:r>
+        <w:t>Use as a reminder alongside the main route rather than teaching the cycle twice.</w:t>
+      </w:r>
+    </w:p>
+    <w:p>
+      <w:pPr>
+        <w:pStyle w:val="Heading2"/>
+      </w:pPr>
+      <w:r>
+        <w:t>Preparation and schedule</w:t>
+      </w:r>
+    </w:p>
+    <w:p>
+      <w:pPr>
         <w:spacing w:line="336" w:lineRule="auto" w:after="180"/>
-      </w:pPr>
-      <w:r>
-        <w:rPr>
-          <w:b w:val="0"/>
-        </w:rPr>
-        <w:t>Validate recommender requests before ranking items, retaining explicit labels for missing or invalid cases.</w:t>
-      </w:r>
-    </w:p>
-    <w:p>
-      <w:pPr>
-        <w:pStyle w:val="Heading1"/>
-      </w:pPr>
-      <w:r>
-        <w:t>07. Prepare, teach and assess</w:t>
-      </w:r>
-    </w:p>
-    <w:p>
-      <w:r>
-        <w:t>Use this preparation summary alongside the detailed Branching Logic lesson; it is a checklist rather than a replacement for the full sequence.</w:t>
-      </w:r>
-    </w:p>
-    <w:p>
-      <w:pPr>
-        <w:pStyle w:val="Heading3"/>
-      </w:pPr>
-      <w:r>
-        <w:t>Teaching target</w:t>
-      </w:r>
-    </w:p>
-    <w:p>
-      <w:pPr>
-        <w:spacing w:line="336" w:lineRule="auto" w:after="180"/>
-        <w:shd w:fill="EDF7F3"/>
       </w:pPr>
       <w:r>
         <w:rPr>
@@ -5742,6 +5757,14 @@
     </w:tbl>
     <w:p>
       <w:pPr>
+        <w:pStyle w:val="Heading2"/>
+      </w:pPr>
+      <w:r>
+        <w:t>Practice and assessment reminders</w:t>
+      </w:r>
+    </w:p>
+    <w:p>
+      <w:pPr>
         <w:spacing w:line="336" w:lineRule="auto" w:after="180"/>
       </w:pPr>
       <w:r>
@@ -5777,16 +5800,7 @@
     </w:p>
     <w:p>
       <w:pPr>
-        <w:pStyle w:val="Heading3"/>
-      </w:pPr>
-      <w:r>
-        <w:t>Supported practice answer</w:t>
-      </w:r>
-    </w:p>
-    <w:p>
-      <w:pPr>
         <w:spacing w:line="336" w:lineRule="auto" w:after="180"/>
-        <w:shd w:fill="F1F6FC"/>
       </w:pPr>
       <w:r>
         <w:rPr>
@@ -5855,16 +5869,7 @@
     </w:p>
     <w:p>
       <w:pPr>
-        <w:pStyle w:val="Heading3"/>
-      </w:pPr>
-      <w:r>
-        <w:t>Repair the misconception</w:t>
-      </w:r>
-    </w:p>
-    <w:p>
-      <w:pPr>
         <w:spacing w:line="336" w:lineRule="auto" w:after="180"/>
-        <w:shd w:fill="FFF5E6"/>
       </w:pPr>
       <w:r>
         <w:rPr>
@@ -5887,16 +5892,7 @@
     </w:p>
     <w:p>
       <w:pPr>
-        <w:pStyle w:val="Heading3"/>
-      </w:pPr>
-      <w:r>
-        <w:t>Support without giving away the answer</w:t>
-      </w:r>
-    </w:p>
-    <w:p>
-      <w:pPr>
         <w:spacing w:line="336" w:lineRule="auto" w:after="180"/>
-        <w:shd w:fill="F1F6F8"/>
       </w:pPr>
       <w:r>
         <w:rPr>
@@ -5919,16 +5915,7 @@
     </w:p>
     <w:p>
       <w:pPr>
-        <w:pStyle w:val="Heading3"/>
-      </w:pPr>
-      <w:r>
-        <w:t>Extend the reasoning</w:t>
-      </w:r>
-    </w:p>
-    <w:p>
-      <w:pPr>
         <w:spacing w:line="336" w:lineRule="auto" w:after="180"/>
-        <w:shd w:fill="F5F1FB"/>
       </w:pPr>
       <w:r>
         <w:rPr>
@@ -5964,7 +5951,6 @@
     <w:p>
       <w:pPr>
         <w:spacing w:line="336" w:lineRule="auto" w:after="180"/>
-        <w:shd w:fill="F5F1FB"/>
       </w:pPr>
       <w:r>
         <w:rPr>
@@ -5975,16 +5961,7 @@
     </w:p>
     <w:p>
       <w:pPr>
-        <w:pStyle w:val="Heading3"/>
-      </w:pPr>
-      <w:r>
-        <w:t>Protect the independent attempt</w:t>
-      </w:r>
-    </w:p>
-    <w:p>
-      <w:pPr>
         <w:spacing w:line="336" w:lineRule="auto" w:after="180"/>
-        <w:shd w:fill="FFF5E6"/>
       </w:pPr>
       <w:r>
         <w:rPr>
@@ -6179,16 +6156,7 @@
     </w:tbl>
     <w:p>
       <w:pPr>
-        <w:pStyle w:val="Heading3"/>
-      </w:pPr>
-      <w:r>
-        <w:t>Project checkpoint</w:t>
-      </w:r>
-    </w:p>
-    <w:p>
-      <w:pPr>
         <w:spacing w:line="336" w:lineRule="auto" w:after="180"/>
-        <w:shd w:fill="EDF7F3"/>
       </w:pPr>
       <w:r>
         <w:rPr>
@@ -6237,12 +6205,20 @@
         <w:pStyle w:val="Heading1"/>
       </w:pPr>
       <w:r>
-        <w:t>08. Use feedback, labs and repair paths</w:t>
-      </w:r>
-    </w:p>
-    <w:p>
-      <w:r>
-        <w:t>Use feedback, earlier review and portfolios purposefully. Apply the coding routine only when this lesson has an executable lab.</w:t>
+        <w:t>08. Reference: feedback and records</w:t>
+      </w:r>
+    </w:p>
+    <w:p>
+      <w:r>
+        <w:t>Use digital tools where they help retain an explanation and its evidence.</w:t>
+      </w:r>
+    </w:p>
+    <w:p>
+      <w:pPr>
+        <w:pStyle w:val="Heading2"/>
+      </w:pPr>
+      <w:r>
+        <w:t>Keep practice and independent evidence separate</w:t>
       </w:r>
     </w:p>
     <w:p>
@@ -6281,12 +6257,62 @@
     </w:p>
     <w:p>
       <w:pPr>
+        <w:pStyle w:val="Heading2"/>
+      </w:pPr>
+      <w:r>
+        <w:t>Repair and portfolio records</w:t>
+      </w:r>
+    </w:p>
+    <w:p>
+      <w:pPr>
         <w:spacing w:line="336" w:lineRule="auto" w:after="180"/>
       </w:pPr>
       <w:r>
         <w:rPr>
           <w:b w:val="0"/>
         </w:rPr>
+        <w:t>Use the earlier worked-explanation links to address a specific missing building block, then return to the current question. Adapt this suggestion after observing the learner; it is not an automatic diagnosis.</w:t>
+      </w:r>
+    </w:p>
+    <w:p>
+      <w:pPr>
+        <w:spacing w:line="336" w:lineRule="auto" w:after="180"/>
+      </w:pPr>
+      <w:r>
+        <w:rPr>
+          <w:b w:val="0"/>
+        </w:rPr>
+        <w:t xml:space="preserve">Collect the completed-work portfolio as </w:t>
+      </w:r>
+      <w:r>
+        <w:rPr>
+          <w:b/>
+        </w:rPr>
+        <w:t>evidence</w:t>
+      </w:r>
+      <w:r>
+        <w:rPr>
+          <w:b w:val="0"/>
+        </w:rPr>
+        <w:t>. Record support separately from correctness, and assess explanation, trace/test and limitations. Progress ticks and quiz selections alone do not establish mastery.</w:t>
+      </w:r>
+    </w:p>
+    <w:p>
+      <w:pPr>
+        <w:pStyle w:val="Heading2"/>
+      </w:pPr>
+      <w:r>
+        <w:t>Earlier wording, alternatives and picture transcripts · reference / check after trying</w:t>
+      </w:r>
+    </w:p>
+    <w:p>
+      <w:pPr>
+        <w:spacing w:line="336" w:lineRule="auto" w:after="180"/>
+      </w:pPr>
+      <w:r>
+        <w:rPr>
+          <w:b w:val="0"/>
+        </w:rPr>
         <w:t xml:space="preserve">Ask students to predict before running code. Preserve errors and actual </w:t>
       </w:r>
       <w:r>
@@ -6328,77 +6354,20 @@
     </w:p>
     <w:p>
       <w:pPr>
-        <w:spacing w:line="336" w:lineRule="auto" w:after="180"/>
-      </w:pPr>
-      <w:r>
-        <w:rPr>
-          <w:b w:val="0"/>
-        </w:rPr>
-        <w:t>Use the earlier worked-explanation links to address a specific missing building block, then return to the current question. Adapt this suggestion after observing the learner; it is not an automatic diagnosis.</w:t>
-      </w:r>
-    </w:p>
-    <w:p>
-      <w:pPr>
-        <w:spacing w:line="336" w:lineRule="auto" w:after="180"/>
-      </w:pPr>
-      <w:r>
-        <w:rPr>
-          <w:b w:val="0"/>
-        </w:rPr>
-        <w:t xml:space="preserve">Collect the completed-work portfolio as </w:t>
-      </w:r>
-      <w:r>
-        <w:rPr>
-          <w:b/>
-        </w:rPr>
-        <w:t>evidence</w:t>
-      </w:r>
-      <w:r>
-        <w:rPr>
-          <w:b w:val="0"/>
-        </w:rPr>
-        <w:t>. Record support separately from correctness, and assess explanation, trace/test and limitations. Progress ticks and quiz selections alone do not establish mastery.</w:t>
-      </w:r>
-    </w:p>
-    <w:p>
-      <w:pPr>
         <w:pStyle w:val="Heading1"/>
       </w:pPr>
       <w:r>
-        <w:t>09. Visual concept journey</w:t>
-      </w:r>
-    </w:p>
-    <w:p>
-      <w:r>
-        <w:t>Show one Branching Logic graphic at a time, request a prediction and discuss its trace before the independent assessment.</w:t>
-      </w:r>
-    </w:p>
-    <w:p>
-      <w:pPr>
-        <w:spacing w:line="336" w:lineRule="auto" w:after="180"/>
-      </w:pPr>
-      <w:r>
-        <w:rPr>
-          <w:b w:val="0"/>
-        </w:rPr>
-        <w:t xml:space="preserve">Use one picture at a time. Hide a worked result before asking for a </w:t>
-      </w:r>
-      <w:r>
-        <w:rPr>
-          <w:b/>
-        </w:rPr>
-        <w:t>prediction</w:t>
-      </w:r>
-      <w:r>
-        <w:rPr>
-          <w:b w:val="0"/>
-        </w:rPr>
-        <w:t>, then reveal it for feedback. These are supported teaching cases; retain the separate independent assessment for a fresh first attempt.</w:t>
-      </w:r>
-    </w:p>
-    <w:p>
-      <w:pPr>
-        <w:pStyle w:val="Heading3"/>
+        <w:t>09. Reference: teach with the six pictures</w:t>
+      </w:r>
+    </w:p>
+    <w:p>
+      <w:r>
+        <w:t>Choose the picture for the teaching move and connect it to the explanation.</w:t>
+      </w:r>
+    </w:p>
+    <w:p>
+      <w:pPr>
+        <w:pStyle w:val="Heading2"/>
       </w:pPr>
       <w:r>
         <w:t>01. Branching Logic: the case</w:t>
@@ -6409,7 +6378,7 @@
         <w:drawing>
           <wp:inline xmlns:a="http://schemas.openxmlformats.org/drawingml/2006/main" xmlns:pic="http://schemas.openxmlformats.org/drawingml/2006/picture">
             <wp:extent cx="5486400" cy="2840736"/>
-            <wp:docPr id="2" name="Picture 2" descr="A fictional reading-time labeler uses one Python if/elif/else chain. Supplied facts: Whole minutes below 0: Invalid; 0: Empty; 1–10: Short; above 10: Long. Order checks as minutes&lt;0, minutes==0, minutes&lt;=10, otherwise. Print the assigned label once."/>
+            <wp:docPr id="4" name="Picture 4" descr="A fictional reading-time labeler uses one Python if/elif/else chain. Supplied facts: Whole minutes below 0: Invalid; 0: Empty; 1–10: Short; above 10: Long. Order checks as minutes&lt;0, minutes==0, minutes&lt;=10, otherwise. Print the assigned label once."/>
             <wp:cNvGraphicFramePr>
               <a:graphicFrameLocks noChangeAspect="1"/>
             </wp:cNvGraphicFramePr>
@@ -6421,7 +6390,7 @@
                     <pic:cNvPicPr/>
                   </pic:nvPicPr>
                   <pic:blipFill>
-                    <a:blip r:embed="rId10"/>
+                    <a:blip r:embed="rId12"/>
                     <a:stretch>
                       <a:fillRect/>
                     </a:stretch>
@@ -6489,7 +6458,6 @@
     <w:p>
       <w:pPr>
         <w:spacing w:line="336" w:lineRule="auto" w:after="180"/>
-        <w:shd w:fill="F5F1FB"/>
       </w:pPr>
       <w:r>
         <w:rPr>
@@ -6500,16 +6468,7 @@
     </w:p>
     <w:p>
       <w:pPr>
-        <w:pStyle w:val="Heading3"/>
-      </w:pPr>
-      <w:r>
-        <w:t>Discuss while showing the picture</w:t>
-      </w:r>
-    </w:p>
-    <w:p>
-      <w:pPr>
         <w:spacing w:line="336" w:lineRule="auto" w:after="180"/>
-        <w:shd w:fill="F1F6F8"/>
       </w:pPr>
       <w:r>
         <w:rPr>
@@ -6520,7 +6479,7 @@
     </w:p>
     <w:p>
       <w:pPr>
-        <w:pStyle w:val="Heading3"/>
+        <w:pStyle w:val="Heading2"/>
       </w:pPr>
       <w:r>
         <w:t>02. Follow the deciding steps</w:t>
@@ -6531,7 +6490,7 @@
         <w:drawing>
           <wp:inline xmlns:a="http://schemas.openxmlformats.org/drawingml/2006/main" xmlns:pic="http://schemas.openxmlformats.org/drawingml/2006/picture">
             <wp:extent cx="5486400" cy="4005072"/>
-            <wp:docPr id="3" name="Picture 3" descr="Negative check: −1 takes Invalid and skips later branches. → Zero check: 0 takes Empty, not Short. → Inclusive short range: 1 and 10 take Short. → Remaining inputs: 11 takes Long; only the selected branch assigns the label."/>
+            <wp:docPr id="5" name="Picture 5" descr="Negative check: −1 takes Invalid and skips later branches. → Zero check: 0 takes Empty, not Short. → Inclusive short range: 1 and 10 take Short. → Remaining inputs: 11 takes Long; only the selected branch assigns the label."/>
             <wp:cNvGraphicFramePr>
               <a:graphicFrameLocks noChangeAspect="1"/>
             </wp:cNvGraphicFramePr>
@@ -6543,7 +6502,7 @@
                     <pic:cNvPicPr/>
                   </pic:nvPicPr>
                   <pic:blipFill>
-                    <a:blip r:embed="rId11"/>
+                    <a:blip r:embed="rId10"/>
                     <a:stretch>
                       <a:fillRect/>
                     </a:stretch>
@@ -6612,7 +6571,6 @@
     <w:p>
       <w:pPr>
         <w:spacing w:line="336" w:lineRule="auto" w:after="180"/>
-        <w:shd w:fill="F5F1FB"/>
       </w:pPr>
       <w:r>
         <w:rPr>
@@ -6635,16 +6593,7 @@
     </w:p>
     <w:p>
       <w:pPr>
-        <w:pStyle w:val="Heading3"/>
-      </w:pPr>
-      <w:r>
-        <w:t>Discuss while showing the picture</w:t>
-      </w:r>
-    </w:p>
-    <w:p>
-      <w:pPr>
         <w:spacing w:line="336" w:lineRule="auto" w:after="180"/>
-        <w:shd w:fill="F1F6F8"/>
       </w:pPr>
       <w:r>
         <w:rPr>
@@ -6667,7 +6616,7 @@
     </w:p>
     <w:p>
       <w:pPr>
-        <w:pStyle w:val="Heading3"/>
+        <w:pStyle w:val="Heading2"/>
       </w:pPr>
       <w:r>
         <w:t>03. One chain chooses one label</w:t>
@@ -6678,7 +6627,7 @@
         <w:drawing>
           <wp:inline xmlns:a="http://schemas.openxmlformats.org/drawingml/2006/main" xmlns:pic="http://schemas.openxmlformats.org/drawingml/2006/picture">
             <wp:extent cx="5486400" cy="2834640"/>
-            <wp:docPr id="4" name="Picture 4" descr="One chain chooses one label. -1 | Below zero is True | Invalid. 12 | Below zero False; &lt;= 12 True | Short. 13 | Both checks False | Long"/>
+            <wp:docPr id="6" name="Picture 6" descr="One chain chooses one label. -1 | Below zero is True | Invalid. 12 | Below zero False; &lt;= 12 True | Short. 13 | Both checks False | Long"/>
             <wp:cNvGraphicFramePr>
               <a:graphicFrameLocks noChangeAspect="1"/>
             </wp:cNvGraphicFramePr>
@@ -6690,7 +6639,7 @@
                     <pic:cNvPicPr/>
                   </pic:nvPicPr>
                   <pic:blipFill>
-                    <a:blip r:embed="rId12"/>
+                    <a:blip r:embed="rId9"/>
                     <a:stretch>
                       <a:fillRect/>
                     </a:stretch>
@@ -6723,7 +6672,6 @@
     <w:p>
       <w:pPr>
         <w:spacing w:line="336" w:lineRule="auto" w:after="180"/>
-        <w:shd w:fill="F5F1FB"/>
       </w:pPr>
       <w:r>
         <w:rPr>
@@ -6734,16 +6682,7 @@
     </w:p>
     <w:p>
       <w:pPr>
-        <w:pStyle w:val="Heading3"/>
-      </w:pPr>
-      <w:r>
-        <w:t>Discuss while showing the picture</w:t>
-      </w:r>
-    </w:p>
-    <w:p>
-      <w:pPr>
         <w:spacing w:line="336" w:lineRule="auto" w:after="180"/>
-        <w:shd w:fill="F1F6F8"/>
       </w:pPr>
       <w:r>
         <w:rPr>
@@ -6754,7 +6693,7 @@
     </w:p>
     <w:p>
       <w:pPr>
-        <w:pStyle w:val="Heading3"/>
+        <w:pStyle w:val="Heading2"/>
       </w:pPr>
       <w:r>
         <w:t>04. Change one thing. Trace what follows.</w:t>
@@ -6765,7 +6704,7 @@
         <w:drawing>
           <wp:inline xmlns:a="http://schemas.openxmlformats.org/drawingml/2006/main" xmlns:pic="http://schemas.openxmlformats.org/drawingml/2006/picture">
             <wp:extent cx="5486400" cy="3026664"/>
-            <wp:docPr id="5" name="Picture 5" descr="Original case: 11 takes Long; only the selected branch assigns the label. Changed condition: Move minutes&lt;=10 to the first branch. Expected result: −1 and 0 wrongly receive Short. Reason: Both satisfy the earlier comparison before their intended checks are reached."/>
+            <wp:docPr id="7" name="Picture 7" descr="Original case: 11 takes Long; only the selected branch assigns the label. Changed condition: Move minutes&lt;=10 to the first branch. Expected result: −1 and 0 wrongly receive Short. Reason: Both satisfy the earlier comparison before their intended checks are reached."/>
             <wp:cNvGraphicFramePr>
               <a:graphicFrameLocks noChangeAspect="1"/>
             </wp:cNvGraphicFramePr>
@@ -6857,7 +6796,6 @@
     <w:p>
       <w:pPr>
         <w:spacing w:line="336" w:lineRule="auto" w:after="180"/>
-        <w:shd w:fill="F5F1FB"/>
       </w:pPr>
       <w:r>
         <w:rPr>
@@ -6868,16 +6806,7 @@
     </w:p>
     <w:p>
       <w:pPr>
-        <w:pStyle w:val="Heading3"/>
-      </w:pPr>
-      <w:r>
-        <w:t>Discuss while showing the picture</w:t>
-      </w:r>
-    </w:p>
-    <w:p>
-      <w:pPr>
         <w:spacing w:line="336" w:lineRule="auto" w:after="180"/>
-        <w:shd w:fill="F1F6F8"/>
       </w:pPr>
       <w:r>
         <w:rPr>
@@ -6889,7 +6818,6 @@
     <w:p>
       <w:pPr>
         <w:spacing w:line="336" w:lineRule="auto" w:after="180"/>
-        <w:shd w:fill="F1F6F8"/>
       </w:pPr>
       <w:r>
         <w:rPr>
@@ -6900,7 +6828,7 @@
     </w:p>
     <w:p>
       <w:pPr>
-        <w:pStyle w:val="Heading3"/>
+        <w:pStyle w:val="Heading2"/>
       </w:pPr>
       <w:r>
         <w:t>05. Connect the explanation to its limit</w:t>
@@ -6911,7 +6839,7 @@
         <w:drawing>
           <wp:inline xmlns:a="http://schemas.openxmlformats.org/drawingml/2006/main" xmlns:pic="http://schemas.openxmlformats.org/drawingml/2006/picture">
             <wp:extent cx="5486400" cy="2834640"/>
-            <wp:docPr id="6" name="Picture 6" descr="The third comparison alone would include negative values and zero, but earlier branches already handle them. An elif chain selects its first true branch. Multiple independent if statements would have different behavior and could overwrite an earlier label. Boundary traces show why order belongs to the specification. Limit: The example assumes whole numeric minutes; strings, missing values and fractional values need a separate declared input contract."/>
+            <wp:docPr id="8" name="Picture 8" descr="The third comparison alone would include negative values and zero, but earlier branches already handle them. An elif chain selects its first true branch. Multiple independent if statements would have different behavior and could overwrite an earlier label. Boundary traces show why order belongs to the specification. Limit: The example assumes whole numeric minutes; strings, missing values and fractional values need a separate declared input contract."/>
             <wp:cNvGraphicFramePr>
               <a:graphicFrameLocks noChangeAspect="1"/>
             </wp:cNvGraphicFramePr>
@@ -7038,7 +6966,6 @@
     <w:p>
       <w:pPr>
         <w:spacing w:line="336" w:lineRule="auto" w:after="180"/>
-        <w:shd w:fill="F5F1FB"/>
       </w:pPr>
       <w:r>
         <w:rPr>
@@ -7049,16 +6976,7 @@
     </w:p>
     <w:p>
       <w:pPr>
-        <w:pStyle w:val="Heading3"/>
-      </w:pPr>
-      <w:r>
-        <w:t>Discuss while showing the picture</w:t>
-      </w:r>
-    </w:p>
-    <w:p>
-      <w:pPr>
         <w:spacing w:line="336" w:lineRule="auto" w:after="180"/>
-        <w:shd w:fill="F1F6F8"/>
       </w:pPr>
       <w:r>
         <w:rPr>
@@ -7070,7 +6988,6 @@
     <w:p>
       <w:pPr>
         <w:spacing w:line="336" w:lineRule="auto" w:after="180"/>
-        <w:shd w:fill="F1F6F8"/>
       </w:pPr>
       <w:r>
         <w:rPr>
@@ -7093,7 +7010,7 @@
     </w:p>
     <w:p>
       <w:pPr>
-        <w:pStyle w:val="Heading3"/>
+        <w:pStyle w:val="Heading2"/>
       </w:pPr>
       <w:r>
         <w:t>06. Make the idea visible in your project</w:t>
@@ -7104,7 +7021,7 @@
         <w:drawing>
           <wp:inline xmlns:a="http://schemas.openxmlformats.org/drawingml/2006/main" xmlns:pic="http://schemas.openxmlformats.org/drawingml/2006/picture">
             <wp:extent cx="5486400" cy="3380232"/>
-            <wp:docPr id="7" name="Picture 7" descr="Validate recommender requests before ranking items, retaining explicit labels for missing or invalid cases. Draw your input, deciding step, result and limit. Supported question: Give expected labels for −1,0,10,11 and identify the equality boundary for Short."/>
+            <wp:docPr id="9" name="Picture 9" descr="Validate recommender requests before ranking items, retaining explicit labels for missing or invalid cases. Draw your input, deciding step, result and limit. Supported question: Give expected labels for −1,0,10,11 and identify the equality boundary for Short."/>
             <wp:cNvGraphicFramePr>
               <a:graphicFrameLocks noChangeAspect="1"/>
             </wp:cNvGraphicFramePr>
@@ -7184,7 +7101,6 @@
     <w:p>
       <w:pPr>
         <w:spacing w:line="336" w:lineRule="auto" w:after="180"/>
-        <w:shd w:fill="F5F1FB"/>
       </w:pPr>
       <w:r>
         <w:rPr>
@@ -7207,46 +7123,115 @@
     </w:p>
     <w:p>
       <w:pPr>
+        <w:spacing w:line="336" w:lineRule="auto" w:after="180"/>
+      </w:pPr>
+      <w:r>
+        <w:rPr>
+          <w:b w:val="0"/>
+        </w:rPr>
+        <w:t xml:space="preserve">Teacher prompt: Draw your project trace and justify the deciding step using </w:t>
+      </w:r>
+      <w:r>
+        <w:rPr>
+          <w:b/>
+        </w:rPr>
+        <w:t>evidence</w:t>
+      </w:r>
+      <w:r>
+        <w:rPr>
+          <w:b w:val="0"/>
+        </w:rPr>
+        <w:t>. Ask learners to describe one label or arrow in ordinary words. Use the adjacent transcript if the image is difficult to see.</w:t>
+      </w:r>
+    </w:p>
+    <w:p>
+      <w:pPr>
+        <w:spacing w:line="336" w:lineRule="auto" w:after="180"/>
+      </w:pPr>
+      <w:r>
+        <w:rPr>
+          <w:b w:val="0"/>
+        </w:rPr>
+        <w:t>Supported practice key: Invalid, Empty, Short, Long. Ten is included in Short because the comparison uses &lt;=.</w:t>
+      </w:r>
+    </w:p>
+    <w:p>
+      <w:pPr>
+        <w:pStyle w:val="Heading2"/>
+      </w:pPr>
+      <w:r>
+        <w:t>Earlier wording, alternatives and picture transcripts · reference / check after trying</w:t>
+      </w:r>
+    </w:p>
+    <w:p>
+      <w:pPr>
+        <w:spacing w:line="336" w:lineRule="auto" w:after="180"/>
+      </w:pPr>
+      <w:r>
+        <w:rPr>
+          <w:b w:val="0"/>
+        </w:rPr>
+        <w:t xml:space="preserve">Use one picture at a time. Hide a worked result before asking for a </w:t>
+      </w:r>
+      <w:r>
+        <w:rPr>
+          <w:b/>
+        </w:rPr>
+        <w:t>prediction</w:t>
+      </w:r>
+      <w:r>
+        <w:rPr>
+          <w:b w:val="0"/>
+        </w:rPr>
+        <w:t>, then reveal it for feedback. These are supported teaching cases; retain the separate independent assessment for a fresh first attempt.</w:t>
+      </w:r>
+    </w:p>
+    <w:p>
+      <w:pPr>
         <w:pStyle w:val="Heading3"/>
       </w:pPr>
       <w:r>
-        <w:t>Discuss while showing the picture</w:t>
-      </w:r>
-    </w:p>
-    <w:p>
-      <w:pPr>
-        <w:spacing w:line="336" w:lineRule="auto" w:after="180"/>
-        <w:shd w:fill="F1F6F8"/>
-      </w:pPr>
-      <w:r>
-        <w:rPr>
-          <w:b w:val="0"/>
-        </w:rPr>
-        <w:t xml:space="preserve">Teacher prompt: Draw your project trace and justify the deciding step using </w:t>
-      </w:r>
-      <w:r>
-        <w:rPr>
-          <w:b/>
-        </w:rPr>
-        <w:t>evidence</w:t>
-      </w:r>
-      <w:r>
-        <w:rPr>
-          <w:b w:val="0"/>
-        </w:rPr>
-        <w:t>. Ask learners to describe one label or arrow in ordinary words. Use the adjacent transcript if the image is difficult to see.</w:t>
-      </w:r>
-    </w:p>
-    <w:p>
-      <w:pPr>
-        <w:spacing w:line="336" w:lineRule="auto" w:after="180"/>
-        <w:shd w:fill="F1F6F8"/>
-      </w:pPr>
-      <w:r>
-        <w:rPr>
-          <w:b w:val="0"/>
-        </w:rPr>
-        <w:t>Supported practice key: Invalid, Empty, Short, Long. Ten is included in Short because the comparison uses &lt;=.</w:t>
+        <w:t>01. Branching Logic: the case</w:t>
+      </w:r>
+    </w:p>
+    <w:p>
+      <w:pPr>
+        <w:pStyle w:val="Heading3"/>
+      </w:pPr>
+      <w:r>
+        <w:t>02. Follow the deciding steps</w:t>
+      </w:r>
+    </w:p>
+    <w:p>
+      <w:pPr>
+        <w:pStyle w:val="Heading3"/>
+      </w:pPr>
+      <w:r>
+        <w:t>03. One chain chooses one label</w:t>
+      </w:r>
+    </w:p>
+    <w:p>
+      <w:pPr>
+        <w:pStyle w:val="Heading3"/>
+      </w:pPr>
+      <w:r>
+        <w:t>04. Change one thing. Trace what follows.</w:t>
+      </w:r>
+    </w:p>
+    <w:p>
+      <w:pPr>
+        <w:pStyle w:val="Heading3"/>
+      </w:pPr>
+      <w:r>
+        <w:t>05. Connect the explanation to its limit</w:t>
+      </w:r>
+    </w:p>
+    <w:p>
+      <w:pPr>
+        <w:pStyle w:val="Heading3"/>
+      </w:pPr>
+      <w:r>
+        <w:t>06. Make the idea visible in your project</w:t>
       </w:r>
     </w:p>
     <w:sectPr>
